--- a/fuentes/CF4_524537_DU.docx
+++ b/fuentes/CF4_524537_DU.docx
@@ -444,7 +444,91 @@
         <w:rPr>
           <w:rStyle w:val="TablaCar"/>
         </w:rPr>
-        <w:t>Al finalizar todo el proceso de patronaje hasta el punto de prototipado se lleva a cabo el proceso de escalado, este se realiza después de la verificación y validación de los moldes que se quieren trabajar, el escalado se puede trabajar de manera digital o manual, en cualquiera de los dos casos siempre se debe tener como punto de partida el cuadro de tallas para poder hacer el análisis detallado de las prendas, cada empresa, marca o industria trabaja medidas, análisis y cuadros de tallas diferentes, lo que hace necesario el reconocimiento de estas.</w:t>
+        <w:t>Al finalizar todo el proceso de patronaje hasta el punto de prototipado</w:t>
+      </w:r>
+      <w:r>
+        <w:rPr>
+          <w:rStyle w:val="TablaCar"/>
+        </w:rPr>
+        <w:t>,</w:t>
+      </w:r>
+      <w:r>
+        <w:rPr>
+          <w:rStyle w:val="TablaCar"/>
+        </w:rPr>
+        <w:t xml:space="preserve"> se lleva a cabo el proceso de escalado</w:t>
+      </w:r>
+      <w:r>
+        <w:rPr>
+          <w:rStyle w:val="TablaCar"/>
+        </w:rPr>
+        <w:t>;</w:t>
+      </w:r>
+      <w:r>
+        <w:rPr>
+          <w:rStyle w:val="TablaCar"/>
+        </w:rPr>
+        <w:t xml:space="preserve"> este se realiza después de la verificación y validación de los moldes que se quieren trabajar</w:t>
+      </w:r>
+      <w:r>
+        <w:rPr>
+          <w:rStyle w:val="TablaCar"/>
+        </w:rPr>
+        <w:t>. E</w:t>
+      </w:r>
+      <w:r>
+        <w:rPr>
+          <w:rStyle w:val="TablaCar"/>
+        </w:rPr>
+        <w:t>l escalado se puede trabajar de manera digital o manual</w:t>
+      </w:r>
+      <w:r>
+        <w:rPr>
+          <w:rStyle w:val="TablaCar"/>
+        </w:rPr>
+        <w:t>;</w:t>
+      </w:r>
+      <w:r>
+        <w:rPr>
+          <w:rStyle w:val="TablaCar"/>
+        </w:rPr>
+        <w:t xml:space="preserve"> en cualquiera de los dos casos</w:t>
+      </w:r>
+      <w:r>
+        <w:rPr>
+          <w:rStyle w:val="TablaCar"/>
+        </w:rPr>
+        <w:t>,</w:t>
+      </w:r>
+      <w:r>
+        <w:rPr>
+          <w:rStyle w:val="TablaCar"/>
+        </w:rPr>
+        <w:t xml:space="preserve"> siempre se debe tener como punto de partida el cuadro de tallas para poder hacer el análisis detallado de las prendas</w:t>
+      </w:r>
+      <w:r>
+        <w:rPr>
+          <w:rStyle w:val="TablaCar"/>
+        </w:rPr>
+        <w:t>.</w:t>
+      </w:r>
+      <w:r>
+        <w:rPr>
+          <w:rStyle w:val="TablaCar"/>
+        </w:rPr>
+        <w:t xml:space="preserve"> </w:t>
+      </w:r>
+      <w:r>
+        <w:rPr>
+          <w:rStyle w:val="TablaCar"/>
+        </w:rPr>
+        <w:t>C</w:t>
+      </w:r>
+      <w:r>
+        <w:rPr>
+          <w:rStyle w:val="TablaCar"/>
+        </w:rPr>
+        <w:t>ada empresa, marca o industria trabaja medidas, análisis y cuadros de tallas diferentes, lo que hace necesario el reconocimiento de estas.</w:t>
       </w:r>
     </w:p>
     <w:p>
@@ -492,31 +576,36 @@
     <w:sdt>
       <w:sdtPr>
         <w:rPr>
-          <w:rFonts w:asciiTheme="minorHAnsi" w:eastAsiaTheme="minorEastAsia" w:hAnsiTheme="minorHAnsi" w:cstheme="minorBidi"/>
+          <w:rFonts w:asciiTheme="minorHAnsi" w:eastAsiaTheme="minorHAnsi" w:hAnsiTheme="minorHAnsi" w:cstheme="minorBidi"/>
           <w:b w:val="0"/>
           <w:color w:val="auto"/>
           <w:kern w:val="2"/>
           <w:sz w:val="28"/>
-          <w:szCs w:val="28"/>
-          <w:lang w:eastAsia="en-US"/>
+          <w:szCs w:val="22"/>
+          <w:lang w:val="es-ES" w:eastAsia="en-US"/>
           <w14:ligatures w14:val="standardContextual"/>
         </w:rPr>
-        <w:id w:val="-1852639233"/>
+        <w:id w:val="750775038"/>
         <w:docPartObj>
           <w:docPartGallery w:val="Table of Contents"/>
           <w:docPartUnique/>
         </w:docPartObj>
       </w:sdtPr>
+      <w:sdtEndPr>
+        <w:rPr>
+          <w:bCs/>
+        </w:rPr>
+      </w:sdtEndPr>
       <w:sdtContent>
         <w:p>
           <w:pPr>
             <w:pStyle w:val="TtuloTDC"/>
           </w:pPr>
           <w:r>
-            <w:t>Tabla de c</w:t>
-          </w:r>
-          <w:r>
-            <w:t>ontenido</w:t>
+            <w:rPr>
+              <w:lang w:val="es-ES"/>
+            </w:rPr>
+            <w:t>Contenido</w:t>
           </w:r>
         </w:p>
         <w:p>
@@ -537,12 +626,12 @@
             <w:fldChar w:fldCharType="begin"/>
           </w:r>
           <w:r>
-            <w:instrText xml:space="preserve"> TOC \o "1-2" \h \z \u </w:instrText>
+            <w:instrText xml:space="preserve"> TOC \o "1-3" \h \z \u </w:instrText>
           </w:r>
           <w:r>
             <w:fldChar w:fldCharType="separate"/>
           </w:r>
-          <w:hyperlink w:anchor="_Toc233108663" w:history="1">
+          <w:hyperlink w:anchor="_Toc233876971" w:history="1">
             <w:r>
               <w:rPr>
                 <w:rStyle w:val="Hipervnculo"/>
@@ -569,7 +658,7 @@
                 <w:noProof/>
                 <w:webHidden/>
               </w:rPr>
-              <w:instrText xml:space="preserve"> PAGEREF _Toc233108663 \h </w:instrText>
+              <w:instrText xml:space="preserve"> PAGEREF _Toc233876971 \h </w:instrText>
             </w:r>
             <w:r>
               <w:rPr>
@@ -615,7 +704,7 @@
               <w:lang w:eastAsia="es-CO"/>
             </w:rPr>
           </w:pPr>
-          <w:hyperlink w:anchor="_Toc233108664" w:history="1">
+          <w:hyperlink w:anchor="_Toc233876972" w:history="1">
             <w:r>
               <w:rPr>
                 <w:rStyle w:val="Hipervnculo"/>
@@ -659,7 +748,7 @@
                 <w:noProof/>
                 <w:webHidden/>
               </w:rPr>
-              <w:instrText xml:space="preserve"> PAGEREF _Toc233108664 \h </w:instrText>
+              <w:instrText xml:space="preserve"> PAGEREF _Toc233876972 \h </w:instrText>
             </w:r>
             <w:r>
               <w:rPr>
@@ -705,12 +794,11 @@
               <w:lang w:eastAsia="es-CO"/>
             </w:rPr>
           </w:pPr>
-          <w:hyperlink w:anchor="_Toc233108665" w:history="1">
+          <w:hyperlink w:anchor="_Toc233876973" w:history="1">
             <w:r>
               <w:rPr>
                 <w:rStyle w:val="Hipervnculo"/>
                 <w:noProof/>
-                <w:lang w:val="es-419"/>
               </w:rPr>
               <w:t>1.1.</w:t>
             </w:r>
@@ -728,7 +816,6 @@
               <w:rPr>
                 <w:rStyle w:val="Hipervnculo"/>
                 <w:noProof/>
-                <w:lang w:val="es-419"/>
               </w:rPr>
               <w:t>Escalado de falda</w:t>
             </w:r>
@@ -751,7 +838,7 @@
                 <w:noProof/>
                 <w:webHidden/>
               </w:rPr>
-              <w:instrText xml:space="preserve"> PAGEREF _Toc233108665 \h </w:instrText>
+              <w:instrText xml:space="preserve"> PAGEREF _Toc233876973 \h </w:instrText>
             </w:r>
             <w:r>
               <w:rPr>
@@ -771,7 +858,7 @@
                 <w:noProof/>
                 <w:webHidden/>
               </w:rPr>
-              <w:t>19</w:t>
+              <w:t>17</w:t>
             </w:r>
             <w:r>
               <w:rPr>
@@ -797,12 +884,11 @@
               <w:lang w:eastAsia="es-CO"/>
             </w:rPr>
           </w:pPr>
-          <w:hyperlink w:anchor="_Toc233108666" w:history="1">
+          <w:hyperlink w:anchor="_Toc233876974" w:history="1">
             <w:r>
               <w:rPr>
                 <w:rStyle w:val="Hipervnculo"/>
                 <w:noProof/>
-                <w:lang w:val="es-419"/>
               </w:rPr>
               <w:t>1.2.</w:t>
             </w:r>
@@ -820,9 +906,8 @@
               <w:rPr>
                 <w:rStyle w:val="Hipervnculo"/>
                 <w:noProof/>
-                <w:lang w:val="es-419"/>
-              </w:rPr>
-              <w:t>Escalado de base con pinzas - superior</w:t>
+              </w:rPr>
+              <w:t>Escalado de base con pinzas superior</w:t>
             </w:r>
             <w:r>
               <w:rPr>
@@ -843,7 +928,7 @@
                 <w:noProof/>
                 <w:webHidden/>
               </w:rPr>
-              <w:instrText xml:space="preserve"> PAGEREF _Toc233108666 \h </w:instrText>
+              <w:instrText xml:space="preserve"> PAGEREF _Toc233876974 \h </w:instrText>
             </w:r>
             <w:r>
               <w:rPr>
@@ -863,7 +948,7 @@
                 <w:noProof/>
                 <w:webHidden/>
               </w:rPr>
-              <w:t>22</w:t>
+              <w:t>20</w:t>
             </w:r>
             <w:r>
               <w:rPr>
@@ -889,14 +974,13 @@
               <w:lang w:eastAsia="es-CO"/>
             </w:rPr>
           </w:pPr>
-          <w:hyperlink w:anchor="_Toc233108667" w:history="1">
+          <w:hyperlink w:anchor="_Toc233876975" w:history="1">
             <w:r>
               <w:rPr>
                 <w:rStyle w:val="Hipervnculo"/>
                 <w:noProof/>
-                <w:lang w:val="es-419"/>
-              </w:rPr>
-              <w:t>1.3.</w:t>
+              </w:rPr>
+              <w:t>1.4.</w:t>
             </w:r>
             <w:r>
               <w:rPr>
@@ -912,9 +996,8 @@
               <w:rPr>
                 <w:rStyle w:val="Hipervnculo"/>
                 <w:noProof/>
-                <w:lang w:val="es-419"/>
-              </w:rPr>
-              <w:t>Escalado de básico de pantalón</w:t>
+              </w:rPr>
+              <w:t>Escalado básico de pantalón</w:t>
             </w:r>
             <w:r>
               <w:rPr>
@@ -935,7 +1018,7 @@
                 <w:noProof/>
                 <w:webHidden/>
               </w:rPr>
-              <w:instrText xml:space="preserve"> PAGEREF _Toc233108667 \h </w:instrText>
+              <w:instrText xml:space="preserve"> PAGEREF _Toc233876975 \h </w:instrText>
             </w:r>
             <w:r>
               <w:rPr>
@@ -955,7 +1038,7 @@
                 <w:noProof/>
                 <w:webHidden/>
               </w:rPr>
-              <w:t>26</w:t>
+              <w:t>23</w:t>
             </w:r>
             <w:r>
               <w:rPr>
@@ -981,14 +1064,13 @@
               <w:lang w:eastAsia="es-CO"/>
             </w:rPr>
           </w:pPr>
-          <w:hyperlink w:anchor="_Toc233108668" w:history="1">
+          <w:hyperlink w:anchor="_Toc233876976" w:history="1">
             <w:r>
               <w:rPr>
                 <w:rStyle w:val="Hipervnculo"/>
                 <w:noProof/>
-                <w:lang w:val="es-419"/>
-              </w:rPr>
-              <w:t>1.4.</w:t>
+              </w:rPr>
+              <w:t>1.5.</w:t>
             </w:r>
             <w:r>
               <w:rPr>
@@ -1004,9 +1086,8 @@
               <w:rPr>
                 <w:rStyle w:val="Hipervnculo"/>
                 <w:noProof/>
-                <w:lang w:val="es-419"/>
-              </w:rPr>
-              <w:t>Escalado cortes, manga, cuello</w:t>
+              </w:rPr>
+              <w:t>Escalado aplicado a cortes y piezas complementarias (manga y cuello)</w:t>
             </w:r>
             <w:r>
               <w:rPr>
@@ -1027,7 +1108,7 @@
                 <w:noProof/>
                 <w:webHidden/>
               </w:rPr>
-              <w:instrText xml:space="preserve"> PAGEREF _Toc233108668 \h </w:instrText>
+              <w:instrText xml:space="preserve"> PAGEREF _Toc233876976 \h </w:instrText>
             </w:r>
             <w:r>
               <w:rPr>
@@ -1047,7 +1128,7 @@
                 <w:noProof/>
                 <w:webHidden/>
               </w:rPr>
-              <w:t>30</w:t>
+              <w:t>28</w:t>
             </w:r>
             <w:r>
               <w:rPr>
@@ -1073,14 +1154,13 @@
               <w:lang w:eastAsia="es-CO"/>
             </w:rPr>
           </w:pPr>
-          <w:hyperlink w:anchor="_Toc233108669" w:history="1">
+          <w:hyperlink w:anchor="_Toc233876977" w:history="1">
             <w:r>
               <w:rPr>
                 <w:rStyle w:val="Hipervnculo"/>
                 <w:noProof/>
-                <w:lang w:val="es-419"/>
-              </w:rPr>
-              <w:t>1.5.</w:t>
+              </w:rPr>
+              <w:t>1.6.</w:t>
             </w:r>
             <w:r>
               <w:rPr>
@@ -1096,9 +1176,8 @@
               <w:rPr>
                 <w:rStyle w:val="Hipervnculo"/>
                 <w:noProof/>
-                <w:lang w:val="es-419"/>
-              </w:rPr>
-              <w:t>Base superior masculina - análisis de escalado bibásico</w:t>
+              </w:rPr>
+              <w:t>Análisis de escalado bibásico en la base superior masculina</w:t>
             </w:r>
             <w:r>
               <w:rPr>
@@ -1119,7 +1198,7 @@
                 <w:noProof/>
                 <w:webHidden/>
               </w:rPr>
-              <w:instrText xml:space="preserve"> PAGEREF _Toc233108669 \h </w:instrText>
+              <w:instrText xml:space="preserve"> PAGEREF _Toc233876977 \h </w:instrText>
             </w:r>
             <w:r>
               <w:rPr>
@@ -1139,7 +1218,7 @@
                 <w:noProof/>
                 <w:webHidden/>
               </w:rPr>
-              <w:t>32</w:t>
+              <w:t>30</w:t>
             </w:r>
             <w:r>
               <w:rPr>
@@ -1165,14 +1244,13 @@
               <w:lang w:eastAsia="es-CO"/>
             </w:rPr>
           </w:pPr>
-          <w:hyperlink w:anchor="_Toc233108670" w:history="1">
+          <w:hyperlink w:anchor="_Toc233876978" w:history="1">
             <w:r>
               <w:rPr>
                 <w:rStyle w:val="Hipervnculo"/>
                 <w:noProof/>
-                <w:lang w:val="es-419"/>
-              </w:rPr>
-              <w:t>1.6.</w:t>
+              </w:rPr>
+              <w:t>1.7.</w:t>
             </w:r>
             <w:r>
               <w:rPr>
@@ -1188,9 +1266,8 @@
               <w:rPr>
                 <w:rStyle w:val="Hipervnculo"/>
                 <w:noProof/>
-                <w:lang w:val="es-419"/>
-              </w:rPr>
-              <w:t>Análisis y construcción de cuadro de tallas masculino - dxt escalado</w:t>
+              </w:rPr>
+              <w:t>Estructura de tallaje masculino y matrices de escalado DxT</w:t>
             </w:r>
             <w:r>
               <w:rPr>
@@ -1211,7 +1288,7 @@
                 <w:noProof/>
                 <w:webHidden/>
               </w:rPr>
-              <w:instrText xml:space="preserve"> PAGEREF _Toc233108670 \h </w:instrText>
+              <w:instrText xml:space="preserve"> PAGEREF _Toc233876978 \h </w:instrText>
             </w:r>
             <w:r>
               <w:rPr>
@@ -1231,7 +1308,7 @@
                 <w:noProof/>
                 <w:webHidden/>
               </w:rPr>
-              <w:t>35</w:t>
+              <w:t>33</w:t>
             </w:r>
             <w:r>
               <w:rPr>
@@ -1257,14 +1334,13 @@
               <w:lang w:eastAsia="es-CO"/>
             </w:rPr>
           </w:pPr>
-          <w:hyperlink w:anchor="_Toc233108671" w:history="1">
+          <w:hyperlink w:anchor="_Toc233876979" w:history="1">
             <w:r>
               <w:rPr>
                 <w:rStyle w:val="Hipervnculo"/>
                 <w:noProof/>
-                <w:lang w:val="es-419"/>
-              </w:rPr>
-              <w:t>1.7.</w:t>
+              </w:rPr>
+              <w:t>1.8.</w:t>
             </w:r>
             <w:r>
               <w:rPr>
@@ -1280,9 +1356,8 @@
               <w:rPr>
                 <w:rStyle w:val="Hipervnculo"/>
                 <w:noProof/>
-                <w:lang w:val="es-419"/>
-              </w:rPr>
-              <w:t>Modificación de moldes - análisis sobre medidas</w:t>
+              </w:rPr>
+              <w:t>Modificación de moldes y análisis sobre medidas</w:t>
             </w:r>
             <w:r>
               <w:rPr>
@@ -1303,7 +1378,7 @@
                 <w:noProof/>
                 <w:webHidden/>
               </w:rPr>
-              <w:instrText xml:space="preserve"> PAGEREF _Toc233108671 \h </w:instrText>
+              <w:instrText xml:space="preserve"> PAGEREF _Toc233876979 \h </w:instrText>
             </w:r>
             <w:r>
               <w:rPr>
@@ -1323,7 +1398,7 @@
                 <w:noProof/>
                 <w:webHidden/>
               </w:rPr>
-              <w:t>40</w:t>
+              <w:t>38</w:t>
             </w:r>
             <w:r>
               <w:rPr>
@@ -1349,7 +1424,7 @@
               <w:lang w:eastAsia="es-CO"/>
             </w:rPr>
           </w:pPr>
-          <w:hyperlink w:anchor="_Toc233108672" w:history="1">
+          <w:hyperlink w:anchor="_Toc233876980" w:history="1">
             <w:r>
               <w:rPr>
                 <w:rStyle w:val="Hipervnculo"/>
@@ -1393,7 +1468,7 @@
                 <w:noProof/>
                 <w:webHidden/>
               </w:rPr>
-              <w:instrText xml:space="preserve"> PAGEREF _Toc233108672 \h </w:instrText>
+              <w:instrText xml:space="preserve"> PAGEREF _Toc233876980 \h </w:instrText>
             </w:r>
             <w:r>
               <w:rPr>
@@ -1413,7 +1488,7 @@
                 <w:noProof/>
                 <w:webHidden/>
               </w:rPr>
-              <w:t>45</w:t>
+              <w:t>43</w:t>
             </w:r>
             <w:r>
               <w:rPr>
@@ -1438,7 +1513,7 @@
               <w:lang w:eastAsia="es-CO"/>
             </w:rPr>
           </w:pPr>
-          <w:hyperlink w:anchor="_Toc233108673" w:history="1">
+          <w:hyperlink w:anchor="_Toc233876981" w:history="1">
             <w:r>
               <w:rPr>
                 <w:rStyle w:val="Hipervnculo"/>
@@ -1465,7 +1540,7 @@
                 <w:noProof/>
                 <w:webHidden/>
               </w:rPr>
-              <w:instrText xml:space="preserve"> PAGEREF _Toc233108673 \h </w:instrText>
+              <w:instrText xml:space="preserve"> PAGEREF _Toc233876981 \h </w:instrText>
             </w:r>
             <w:r>
               <w:rPr>
@@ -1485,7 +1560,7 @@
                 <w:noProof/>
                 <w:webHidden/>
               </w:rPr>
-              <w:t>48</w:t>
+              <w:t>46</w:t>
             </w:r>
             <w:r>
               <w:rPr>
@@ -1510,7 +1585,7 @@
               <w:lang w:eastAsia="es-CO"/>
             </w:rPr>
           </w:pPr>
-          <w:hyperlink w:anchor="_Toc233108674" w:history="1">
+          <w:hyperlink w:anchor="_Toc233876982" w:history="1">
             <w:r>
               <w:rPr>
                 <w:rStyle w:val="Hipervnculo"/>
@@ -1537,7 +1612,7 @@
                 <w:noProof/>
                 <w:webHidden/>
               </w:rPr>
-              <w:instrText xml:space="preserve"> PAGEREF _Toc233108674 \h </w:instrText>
+              <w:instrText xml:space="preserve"> PAGEREF _Toc233876982 \h </w:instrText>
             </w:r>
             <w:r>
               <w:rPr>
@@ -1557,7 +1632,7 @@
                 <w:noProof/>
                 <w:webHidden/>
               </w:rPr>
-              <w:t>49</w:t>
+              <w:t>47</w:t>
             </w:r>
             <w:r>
               <w:rPr>
@@ -1582,7 +1657,7 @@
               <w:lang w:eastAsia="es-CO"/>
             </w:rPr>
           </w:pPr>
-          <w:hyperlink w:anchor="_Toc233108675" w:history="1">
+          <w:hyperlink w:anchor="_Toc233876983" w:history="1">
             <w:r>
               <w:rPr>
                 <w:rStyle w:val="Hipervnculo"/>
@@ -1609,7 +1684,7 @@
                 <w:noProof/>
                 <w:webHidden/>
               </w:rPr>
-              <w:instrText xml:space="preserve"> PAGEREF _Toc233108675 \h </w:instrText>
+              <w:instrText xml:space="preserve"> PAGEREF _Toc233876983 \h </w:instrText>
             </w:r>
             <w:r>
               <w:rPr>
@@ -1629,7 +1704,7 @@
                 <w:noProof/>
                 <w:webHidden/>
               </w:rPr>
-              <w:t>50</w:t>
+              <w:t>48</w:t>
             </w:r>
             <w:r>
               <w:rPr>
@@ -1654,7 +1729,7 @@
               <w:lang w:eastAsia="es-CO"/>
             </w:rPr>
           </w:pPr>
-          <w:hyperlink w:anchor="_Toc233108676" w:history="1">
+          <w:hyperlink w:anchor="_Toc233876984" w:history="1">
             <w:r>
               <w:rPr>
                 <w:rStyle w:val="Hipervnculo"/>
@@ -1681,7 +1756,7 @@
                 <w:noProof/>
                 <w:webHidden/>
               </w:rPr>
-              <w:instrText xml:space="preserve"> PAGEREF _Toc233108676 \h </w:instrText>
+              <w:instrText xml:space="preserve"> PAGEREF _Toc233876984 \h </w:instrText>
             </w:r>
             <w:r>
               <w:rPr>
@@ -1701,7 +1776,7 @@
                 <w:noProof/>
                 <w:webHidden/>
               </w:rPr>
-              <w:t>51</w:t>
+              <w:t>49</w:t>
             </w:r>
             <w:r>
               <w:rPr>
@@ -1713,13 +1788,12 @@
           </w:hyperlink>
         </w:p>
         <w:p>
-          <w:pPr>
-            <w:pStyle w:val="TDC1"/>
-            <w:tabs>
-              <w:tab w:val="right" w:leader="dot" w:pos="9962"/>
-            </w:tabs>
-          </w:pPr>
           <w:r>
+            <w:rPr>
+              <w:b/>
+              <w:bCs/>
+              <w:lang w:val="es-ES"/>
+            </w:rPr>
             <w:fldChar w:fldCharType="end"/>
           </w:r>
         </w:p>
@@ -1729,7 +1803,7 @@
       <w:pPr>
         <w:pStyle w:val="Titulosgenerales"/>
       </w:pPr>
-      <w:bookmarkStart w:id="0" w:name="_Toc233108663"/>
+      <w:bookmarkStart w:id="0" w:name="_Toc233876971"/>
       <w:r>
         <w:lastRenderedPageBreak/>
         <w:t>Introducción</w:t>
@@ -1744,34 +1818,51 @@
     <w:p>
       <w:pPr>
         <w:pStyle w:val="Video"/>
-        <w:numPr>
-          <w:ilvl w:val="0"/>
-          <w:numId w:val="3"/>
-        </w:numPr>
+        <w:ind w:left="1134" w:hanging="1134"/>
+        <w:rPr>
+          <w:rFonts w:eastAsia="Calibri" w:cs="Times New Roman"/>
+          <w:color w:val="000000"/>
+        </w:rPr>
+      </w:pPr>
+      <w:r>
+        <w:rPr>
+          <w:rFonts w:eastAsia="Calibri" w:cs="Times New Roman"/>
+          <w:b/>
+          <w:bCs/>
+          <w:color w:val="000000"/>
+        </w:rPr>
+        <w:t>Vídeo 1.</w:t>
+      </w:r>
+      <w:r>
+        <w:rPr>
+          <w:rFonts w:eastAsia="Calibri" w:cs="Times New Roman"/>
+          <w:color w:val="000000"/>
+        </w:rPr>
+        <w:t xml:space="preserve"> </w:t>
+      </w:r>
+      <w:r>
+        <w:rPr>
+          <w:rFonts w:eastAsia="Calibri" w:cs="Times New Roman"/>
+          <w:color w:val="000000"/>
+        </w:rPr>
+        <w:t>Escalado digital</w:t>
+      </w:r>
+    </w:p>
+    <w:p>
+      <w:pPr>
+        <w:ind w:firstLine="0"/>
+        <w:jc w:val="center"/>
+        <w:rPr>
+          <w:lang w:eastAsia="es-CO"/>
+        </w:rPr>
+      </w:pPr>
+      <w:r>
         <w:rPr>
           <w:noProof/>
           <w:lang w:eastAsia="es-CO"/>
         </w:rPr>
-      </w:pPr>
-      <w:r>
-        <w:t>Escalado digital</w:t>
-      </w:r>
-    </w:p>
-    <w:p>
-      <w:pPr>
-        <w:ind w:firstLine="0"/>
-        <w:jc w:val="center"/>
-        <w:rPr>
-          <w:lang w:eastAsia="es-CO"/>
-        </w:rPr>
-      </w:pPr>
-      <w:r>
-        <w:rPr>
-          <w:noProof/>
-          <w:lang w:eastAsia="es-CO"/>
-        </w:rPr>
         <w:drawing>
-          <wp:inline distT="0" distB="0" distL="0" distR="0" wp14:anchorId="7771EB79" wp14:editId="2F58CA12">
+          <wp:inline distT="0" distB="0" distL="0" distR="0" wp14:anchorId="7771EB79" wp14:editId="474466CD">
             <wp:extent cx="4680000" cy="2632500"/>
             <wp:effectExtent l="0" t="0" r="6350" b="0"/>
             <wp:docPr id="1" name="Imagen 1">
@@ -2210,12 +2301,8 @@
     <w:p>
       <w:pPr>
         <w:pStyle w:val="Ttulo1"/>
-        <w:numPr>
-          <w:ilvl w:val="0"/>
-          <w:numId w:val="6"/>
-        </w:numPr>
-      </w:pPr>
-      <w:bookmarkStart w:id="1" w:name="_Toc233108664"/>
+      </w:pPr>
+      <w:bookmarkStart w:id="1" w:name="_Toc233876972"/>
       <w:r>
         <w:lastRenderedPageBreak/>
         <w:t>Escalado manual de prendas</w:t>
@@ -2260,7 +2347,13 @@
     </w:p>
     <w:p>
       <w:r>
-        <w:t>Es el método o técnica implementada para ampliar o reducir proporcionalmente un patrón base, molde o trazo de una talla a otra. Las proporciones se identifican de acuerdo con el cuadro de tallas o medidas estandarizadas, para llevar a cabo un escalado se implementan planos cartesianos que permiten identificar puntos de referencia, en las medidas de largos, anchos y contornos con sus proporciones que se diferencian entre una talla y otra.</w:t>
+        <w:t>Es el método o técnica implementada para ampliar o reducir proporcionalmente un patrón base, molde o trazo de una talla a otra. Las proporciones se identifican de acuerdo con el cuadro de tallas o medidas estandarizadas, para llevar a cabo un escalado se implementan planos cartesianos que permiten identificar puntos de referencia, en las medidas de largos, anchos y contornos con sus proporciones</w:t>
+      </w:r>
+      <w:r>
+        <w:t>,</w:t>
+      </w:r>
+      <w:r>
+        <w:t xml:space="preserve"> que se diferencian entre una talla y otra.</w:t>
       </w:r>
     </w:p>
     <w:p>
@@ -2283,7 +2376,13 @@
     </w:p>
     <w:p>
       <w:r>
-        <w:t>Está formado por dos rectas perpendiculares, una horizontal y otra vertical que se entrecruzan en un punto.</w:t>
+        <w:t>Está formado por dos rectas perpendiculares, una horizontal y otra vertical</w:t>
+      </w:r>
+      <w:r>
+        <w:t>,</w:t>
+      </w:r>
+      <w:r>
+        <w:t xml:space="preserve"> que se entrecruzan en un punto.</w:t>
       </w:r>
     </w:p>
     <w:p>
@@ -2303,6 +2402,12 @@
         </w:rPr>
         <w:t>La recta horizontal, es llamada eje de las abscisas o de las equis (X)</w:t>
       </w:r>
+      <w:r>
+        <w:rPr>
+          <w:lang w:val="es-419" w:eastAsia="es-CO"/>
+        </w:rPr>
+        <w:t>.</w:t>
+      </w:r>
     </w:p>
     <w:p>
       <w:pPr>
@@ -2321,6 +2426,12 @@
         </w:rPr>
         <w:t>La recta vertical, eje de las ordenadas o de las yes (Y)</w:t>
       </w:r>
+      <w:r>
+        <w:rPr>
+          <w:lang w:val="es-419" w:eastAsia="es-CO"/>
+        </w:rPr>
+        <w:t>.</w:t>
+      </w:r>
     </w:p>
     <w:p>
       <w:pPr>
@@ -2339,10 +2450,22 @@
         </w:rPr>
         <w:t>El punto donde se cortan recibe el nombre de origen (punto cero o punto muerto)</w:t>
       </w:r>
-    </w:p>
-    <w:p>
-      <w:r>
-        <w:t>El plano cartesiano tiene como finalidad describir la posición de puntos, los cuales se representan por sus coordenadas o pares ordenados. Para la implementación del plano cartesiano trabajaremos con el sistema de medidas de mayor dominio.</w:t>
+      <w:r>
+        <w:rPr>
+          <w:lang w:val="es-419" w:eastAsia="es-CO"/>
+        </w:rPr>
+        <w:t>.</w:t>
+      </w:r>
+    </w:p>
+    <w:p>
+      <w:r>
+        <w:t>El plano cartesiano tiene como finalidad describir la posición de puntos, los cuales se representan por sus coordenadas o pares ordenados. Para la implementación del plano cartesiano</w:t>
+      </w:r>
+      <w:r>
+        <w:t>,</w:t>
+      </w:r>
+      <w:r>
+        <w:t xml:space="preserve"> trabajaremos con el sistema de medidas de mayor dominio.</w:t>
       </w:r>
     </w:p>
     <w:p>
@@ -2448,7 +2571,19 @@
     </w:p>
     <w:p>
       <w:r>
-        <w:t>Considerando que el ancho es representado por la línea X, y el largo por la línea Y.</w:t>
+        <w:t>Considerando que el ancho es representado por la línea X</w:t>
+      </w:r>
+      <w:r>
+        <w:t>.</w:t>
+      </w:r>
+      <w:r>
+        <w:t xml:space="preserve"> </w:t>
+      </w:r>
+      <w:r>
+        <w:t>Y</w:t>
+      </w:r>
+      <w:r>
+        <w:t xml:space="preserve"> el largo por la línea Y.</w:t>
       </w:r>
     </w:p>
     <w:p>
@@ -2735,10 +2870,10 @@
           <w:lang w:eastAsia="es-CO"/>
         </w:rPr>
         <w:drawing>
-          <wp:inline distT="0" distB="0" distL="0" distR="0" wp14:anchorId="530470E4" wp14:editId="6A5B087E">
+          <wp:inline distT="0" distB="0" distL="0" distR="0" wp14:anchorId="530470E4" wp14:editId="1717E208">
             <wp:extent cx="4680000" cy="1308447"/>
             <wp:effectExtent l="0" t="0" r="6350" b="6350"/>
-            <wp:docPr id="4" name="Imagen 4" descr="Tres diagramas de ejes cartesianos que ilustran el aumento y reducción de medidas de ancho y largo mediante desplazamientos positivos y negativos para escalado de patrones."/>
+            <wp:docPr id="4" name="Imagen 4" descr="Tres planos cartesianos que muestran el aumento y reducción de ancho y largo usando valores positivos y negativos para el escalado de patrones."/>
             <wp:cNvGraphicFramePr>
               <a:graphicFrameLocks xmlns:a="http://schemas.openxmlformats.org/drawingml/2006/main" noChangeAspect="1"/>
             </wp:cNvGraphicFramePr>
@@ -2746,7 +2881,7 @@
               <a:graphicData uri="http://schemas.openxmlformats.org/drawingml/2006/picture">
                 <pic:pic xmlns:pic="http://schemas.openxmlformats.org/drawingml/2006/picture">
                   <pic:nvPicPr>
-                    <pic:cNvPr id="4" name="Figura 1.png"/>
+                    <pic:cNvPr id="4" name="Imagen 4" descr="Tres planos cartesianos que muestran el aumento y reducción de ancho y largo usando valores positivos y negativos para el escalado de patrones."/>
                     <pic:cNvPicPr/>
                   </pic:nvPicPr>
                   <pic:blipFill>
@@ -2787,13 +2922,25 @@
         <w:rPr>
           <w:lang w:val="es-419" w:eastAsia="es-CO"/>
         </w:rPr>
-        <w:t>Para entender cómo funciona el escalado desde el plano cartesiano, se toma como referencia un cuadrado, el cual es el molde base o talla base a trabajar, su ubicación en el plano se presenta en la siguiente figura:</w:t>
-      </w:r>
-      <w:r>
-        <w:rPr>
-          <w:lang w:val="es-419" w:eastAsia="es-CO"/>
-        </w:rPr>
-        <w:tab/>
+        <w:t>Para entender cómo funciona el escalado desde el plano cartesiano, se toma como referencia un cuadrado, el cual es el molde base o talla base a trabajar</w:t>
+      </w:r>
+      <w:r>
+        <w:rPr>
+          <w:lang w:val="es-419" w:eastAsia="es-CO"/>
+        </w:rPr>
+        <w:t>;</w:t>
+      </w:r>
+      <w:r>
+        <w:rPr>
+          <w:lang w:val="es-419" w:eastAsia="es-CO"/>
+        </w:rPr>
+        <w:t xml:space="preserve"> </w:t>
+      </w:r>
+      <w:r>
+        <w:rPr>
+          <w:lang w:val="es-419" w:eastAsia="es-CO"/>
+        </w:rPr>
+        <w:t>su ubicación en el plano se presenta en la siguiente figura:</w:t>
       </w:r>
       <w:r>
         <w:rPr>
@@ -2863,10 +3010,10 @@
           <w:lang w:eastAsia="es-CO"/>
         </w:rPr>
         <w:drawing>
-          <wp:inline distT="0" distB="0" distL="0" distR="0" wp14:anchorId="6CC67319" wp14:editId="7393FBD0">
-            <wp:extent cx="4679315" cy="4089400"/>
-            <wp:effectExtent l="0" t="0" r="6985" b="6350"/>
-            <wp:docPr id="6" name="Imagen 6" descr="Plano cartesiano con ejes X y Y que muestra el punto de origen resaltado en el centro, utilizado como referencia para la ubicación y escalado de patrones."/>
+          <wp:inline distT="0" distB="0" distL="0" distR="0" wp14:anchorId="6CC67319" wp14:editId="5AC7B3E0">
+            <wp:extent cx="3055620" cy="2670402"/>
+            <wp:effectExtent l="0" t="0" r="0" b="0"/>
+            <wp:docPr id="6" name="Imagen 6" descr="Plano cartesiano con ejes X y Y que destaca el punto de origen en el centro, usado como referencia para ubicar y realizar el escalado de patrones."/>
             <wp:cNvGraphicFramePr>
               <a:graphicFrameLocks xmlns:a="http://schemas.openxmlformats.org/drawingml/2006/main" noChangeAspect="1"/>
             </wp:cNvGraphicFramePr>
@@ -2874,7 +3021,7 @@
               <a:graphicData uri="http://schemas.openxmlformats.org/drawingml/2006/picture">
                 <pic:pic xmlns:pic="http://schemas.openxmlformats.org/drawingml/2006/picture">
                   <pic:nvPicPr>
-                    <pic:cNvPr id="6" name="Figura 2.png"/>
+                    <pic:cNvPr id="6" name="Imagen 6" descr="Plano cartesiano con ejes X y Y que destaca el punto de origen en el centro, usado como referencia para ubicar y realizar el escalado de patrones."/>
                     <pic:cNvPicPr/>
                   </pic:nvPicPr>
                   <pic:blipFill>
@@ -2892,7 +3039,7 @@
                   <pic:spPr>
                     <a:xfrm>
                       <a:off x="0" y="0"/>
-                      <a:ext cx="4685819" cy="4095084"/>
+                      <a:ext cx="3067441" cy="2680733"/>
                     </a:xfrm>
                     <a:prstGeom prst="rect">
                       <a:avLst/>
@@ -2915,595 +3062,31 @@
         <w:rPr>
           <w:lang w:val="es-419" w:eastAsia="es-CO"/>
         </w:rPr>
-        <w:t>Para mayor comprensión de este cuadrado, se deben dibujar dos cuadrados más, en total serían tres cuadrados donde el primero es el punto intermedio entre los otros dos, así como se presenta en la siguiente figura:</w:t>
-      </w:r>
-      <w:r>
-        <w:rPr>
-          <w:lang w:val="es-419" w:eastAsia="es-CO"/>
-        </w:rPr>
-        <w:tab/>
-      </w:r>
-      <w:r>
-        <w:rPr>
-          <w:lang w:val="es-419" w:eastAsia="es-CO"/>
-        </w:rPr>
-        <w:tab/>
-      </w:r>
-      <w:r>
-        <w:rPr>
-          <w:lang w:val="es-419" w:eastAsia="es-CO"/>
-        </w:rPr>
-        <w:tab/>
-      </w:r>
-      <w:r>
-        <w:rPr>
-          <w:lang w:val="es-419" w:eastAsia="es-CO"/>
-        </w:rPr>
-        <w:tab/>
-      </w:r>
-      <w:r>
-        <w:rPr>
-          <w:lang w:val="es-419" w:eastAsia="es-CO"/>
-        </w:rPr>
-        <w:tab/>
-      </w:r>
-      <w:r>
-        <w:rPr>
-          <w:lang w:val="es-419" w:eastAsia="es-CO"/>
-        </w:rPr>
-        <w:tab/>
-      </w:r>
-      <w:r>
-        <w:rPr>
-          <w:lang w:val="es-419" w:eastAsia="es-CO"/>
-        </w:rPr>
-        <w:tab/>
-      </w:r>
-      <w:r>
-        <w:rPr>
-          <w:lang w:val="es-419" w:eastAsia="es-CO"/>
-        </w:rPr>
-        <w:tab/>
-      </w:r>
-      <w:r>
-        <w:rPr>
-          <w:lang w:val="es-419" w:eastAsia="es-CO"/>
-        </w:rPr>
-        <w:tab/>
-      </w:r>
-      <w:r>
-        <w:rPr>
-          <w:lang w:val="es-419" w:eastAsia="es-CO"/>
-        </w:rPr>
-        <w:tab/>
-      </w:r>
-      <w:r>
-        <w:rPr>
-          <w:lang w:val="es-419" w:eastAsia="es-CO"/>
-        </w:rPr>
-        <w:tab/>
-      </w:r>
-      <w:r>
-        <w:rPr>
-          <w:lang w:val="es-419" w:eastAsia="es-CO"/>
-        </w:rPr>
-        <w:tab/>
-      </w:r>
-      <w:r>
-        <w:rPr>
-          <w:lang w:val="es-419" w:eastAsia="es-CO"/>
-        </w:rPr>
-        <w:tab/>
-      </w:r>
-      <w:r>
-        <w:rPr>
-          <w:lang w:val="es-419" w:eastAsia="es-CO"/>
-        </w:rPr>
-        <w:tab/>
-      </w:r>
-      <w:r>
-        <w:rPr>
-          <w:lang w:val="es-419" w:eastAsia="es-CO"/>
-        </w:rPr>
-        <w:tab/>
-      </w:r>
-      <w:r>
-        <w:rPr>
-          <w:lang w:val="es-419" w:eastAsia="es-CO"/>
-        </w:rPr>
-        <w:tab/>
-      </w:r>
-      <w:r>
-        <w:rPr>
-          <w:lang w:val="es-419" w:eastAsia="es-CO"/>
-        </w:rPr>
-        <w:tab/>
-      </w:r>
-      <w:r>
-        <w:rPr>
-          <w:lang w:val="es-419" w:eastAsia="es-CO"/>
-        </w:rPr>
-        <w:tab/>
-      </w:r>
-      <w:r>
-        <w:rPr>
-          <w:lang w:val="es-419" w:eastAsia="es-CO"/>
-        </w:rPr>
-        <w:tab/>
-      </w:r>
-      <w:r>
-        <w:rPr>
-          <w:lang w:val="es-419" w:eastAsia="es-CO"/>
-        </w:rPr>
-        <w:tab/>
-      </w:r>
-      <w:r>
-        <w:rPr>
-          <w:lang w:val="es-419" w:eastAsia="es-CO"/>
-        </w:rPr>
-        <w:tab/>
-      </w:r>
-      <w:r>
-        <w:rPr>
-          <w:lang w:val="es-419" w:eastAsia="es-CO"/>
-        </w:rPr>
-        <w:tab/>
-      </w:r>
-      <w:r>
-        <w:rPr>
-          <w:lang w:val="es-419" w:eastAsia="es-CO"/>
-        </w:rPr>
-        <w:tab/>
-      </w:r>
-      <w:r>
-        <w:rPr>
-          <w:lang w:val="es-419" w:eastAsia="es-CO"/>
-        </w:rPr>
-        <w:tab/>
-      </w:r>
-      <w:r>
-        <w:rPr>
-          <w:lang w:val="es-419" w:eastAsia="es-CO"/>
-        </w:rPr>
-        <w:tab/>
-      </w:r>
-      <w:r>
-        <w:rPr>
-          <w:lang w:val="es-419" w:eastAsia="es-CO"/>
-        </w:rPr>
-        <w:tab/>
-      </w:r>
-      <w:r>
-        <w:rPr>
-          <w:lang w:val="es-419" w:eastAsia="es-CO"/>
-        </w:rPr>
-        <w:tab/>
-      </w:r>
-      <w:r>
-        <w:rPr>
-          <w:lang w:val="es-419" w:eastAsia="es-CO"/>
-        </w:rPr>
-        <w:tab/>
-      </w:r>
-      <w:r>
-        <w:rPr>
-          <w:lang w:val="es-419" w:eastAsia="es-CO"/>
-        </w:rPr>
-        <w:tab/>
-      </w:r>
-      <w:r>
-        <w:rPr>
-          <w:lang w:val="es-419" w:eastAsia="es-CO"/>
-        </w:rPr>
-        <w:tab/>
-      </w:r>
-      <w:r>
-        <w:rPr>
-          <w:lang w:val="es-419" w:eastAsia="es-CO"/>
-        </w:rPr>
-        <w:tab/>
-      </w:r>
-      <w:r>
-        <w:rPr>
-          <w:lang w:val="es-419" w:eastAsia="es-CO"/>
-        </w:rPr>
-        <w:tab/>
-      </w:r>
-      <w:r>
-        <w:rPr>
-          <w:lang w:val="es-419" w:eastAsia="es-CO"/>
-        </w:rPr>
-        <w:tab/>
-      </w:r>
-      <w:r>
-        <w:rPr>
-          <w:lang w:val="es-419" w:eastAsia="es-CO"/>
-        </w:rPr>
-        <w:tab/>
-      </w:r>
-      <w:r>
-        <w:rPr>
-          <w:lang w:val="es-419" w:eastAsia="es-CO"/>
-        </w:rPr>
-        <w:tab/>
-      </w:r>
-      <w:r>
-        <w:rPr>
-          <w:lang w:val="es-419" w:eastAsia="es-CO"/>
-        </w:rPr>
-        <w:tab/>
-      </w:r>
-      <w:r>
-        <w:rPr>
-          <w:lang w:val="es-419" w:eastAsia="es-CO"/>
-        </w:rPr>
-        <w:tab/>
-      </w:r>
-      <w:r>
-        <w:rPr>
-          <w:lang w:val="es-419" w:eastAsia="es-CO"/>
-        </w:rPr>
-        <w:tab/>
-      </w:r>
-      <w:r>
-        <w:rPr>
-          <w:lang w:val="es-419" w:eastAsia="es-CO"/>
-        </w:rPr>
-        <w:tab/>
-      </w:r>
-      <w:r>
-        <w:rPr>
-          <w:lang w:val="es-419" w:eastAsia="es-CO"/>
-        </w:rPr>
-        <w:tab/>
-      </w:r>
-      <w:r>
-        <w:rPr>
-          <w:lang w:val="es-419" w:eastAsia="es-CO"/>
-        </w:rPr>
-        <w:tab/>
-      </w:r>
-      <w:r>
-        <w:rPr>
-          <w:lang w:val="es-419" w:eastAsia="es-CO"/>
-        </w:rPr>
-        <w:tab/>
-      </w:r>
-      <w:r>
-        <w:rPr>
-          <w:lang w:val="es-419" w:eastAsia="es-CO"/>
-        </w:rPr>
-        <w:tab/>
-      </w:r>
-      <w:r>
-        <w:rPr>
-          <w:lang w:val="es-419" w:eastAsia="es-CO"/>
-        </w:rPr>
-        <w:tab/>
-      </w:r>
-      <w:r>
-        <w:rPr>
-          <w:lang w:val="es-419" w:eastAsia="es-CO"/>
-        </w:rPr>
-        <w:tab/>
-      </w:r>
-      <w:r>
-        <w:rPr>
-          <w:lang w:val="es-419" w:eastAsia="es-CO"/>
-        </w:rPr>
-        <w:tab/>
-      </w:r>
-      <w:r>
-        <w:rPr>
-          <w:lang w:val="es-419" w:eastAsia="es-CO"/>
-        </w:rPr>
-        <w:tab/>
-      </w:r>
-      <w:r>
-        <w:rPr>
-          <w:lang w:val="es-419" w:eastAsia="es-CO"/>
-        </w:rPr>
-        <w:tab/>
-      </w:r>
-      <w:r>
-        <w:rPr>
-          <w:lang w:val="es-419" w:eastAsia="es-CO"/>
-        </w:rPr>
-        <w:tab/>
-      </w:r>
-      <w:r>
-        <w:rPr>
-          <w:lang w:val="es-419" w:eastAsia="es-CO"/>
-        </w:rPr>
-        <w:tab/>
-      </w:r>
-      <w:r>
-        <w:rPr>
-          <w:lang w:val="es-419" w:eastAsia="es-CO"/>
-        </w:rPr>
-        <w:tab/>
-      </w:r>
-      <w:r>
-        <w:rPr>
-          <w:lang w:val="es-419" w:eastAsia="es-CO"/>
-        </w:rPr>
-        <w:tab/>
-      </w:r>
-      <w:r>
-        <w:rPr>
-          <w:lang w:val="es-419" w:eastAsia="es-CO"/>
-        </w:rPr>
-        <w:tab/>
-      </w:r>
-      <w:r>
-        <w:rPr>
-          <w:lang w:val="es-419" w:eastAsia="es-CO"/>
-        </w:rPr>
-        <w:tab/>
-      </w:r>
-      <w:r>
-        <w:rPr>
-          <w:lang w:val="es-419" w:eastAsia="es-CO"/>
-        </w:rPr>
-        <w:tab/>
-      </w:r>
-      <w:r>
-        <w:rPr>
-          <w:lang w:val="es-419" w:eastAsia="es-CO"/>
-        </w:rPr>
-        <w:tab/>
-      </w:r>
-      <w:r>
-        <w:rPr>
-          <w:lang w:val="es-419" w:eastAsia="es-CO"/>
-        </w:rPr>
-        <w:tab/>
-      </w:r>
-      <w:r>
-        <w:rPr>
-          <w:lang w:val="es-419" w:eastAsia="es-CO"/>
-        </w:rPr>
-        <w:tab/>
-      </w:r>
-      <w:r>
-        <w:rPr>
-          <w:lang w:val="es-419" w:eastAsia="es-CO"/>
-        </w:rPr>
-        <w:tab/>
-      </w:r>
-      <w:r>
-        <w:rPr>
-          <w:lang w:val="es-419" w:eastAsia="es-CO"/>
-        </w:rPr>
-        <w:tab/>
-      </w:r>
-      <w:r>
-        <w:rPr>
-          <w:lang w:val="es-419" w:eastAsia="es-CO"/>
-        </w:rPr>
-        <w:tab/>
-      </w:r>
-      <w:r>
-        <w:rPr>
-          <w:lang w:val="es-419" w:eastAsia="es-CO"/>
-        </w:rPr>
-        <w:tab/>
-      </w:r>
-      <w:r>
-        <w:rPr>
-          <w:lang w:val="es-419" w:eastAsia="es-CO"/>
-        </w:rPr>
-        <w:tab/>
-      </w:r>
-      <w:r>
-        <w:rPr>
-          <w:lang w:val="es-419" w:eastAsia="es-CO"/>
-        </w:rPr>
-        <w:tab/>
-      </w:r>
-      <w:r>
-        <w:rPr>
-          <w:lang w:val="es-419" w:eastAsia="es-CO"/>
-        </w:rPr>
-        <w:tab/>
-      </w:r>
-      <w:r>
-        <w:rPr>
-          <w:lang w:val="es-419" w:eastAsia="es-CO"/>
-        </w:rPr>
-        <w:tab/>
-      </w:r>
-      <w:r>
-        <w:rPr>
-          <w:lang w:val="es-419" w:eastAsia="es-CO"/>
-        </w:rPr>
-        <w:tab/>
-      </w:r>
-      <w:r>
-        <w:rPr>
-          <w:lang w:val="es-419" w:eastAsia="es-CO"/>
-        </w:rPr>
-        <w:tab/>
-      </w:r>
-      <w:r>
-        <w:rPr>
-          <w:lang w:val="es-419" w:eastAsia="es-CO"/>
-        </w:rPr>
-        <w:tab/>
-      </w:r>
-      <w:r>
-        <w:rPr>
-          <w:lang w:val="es-419" w:eastAsia="es-CO"/>
-        </w:rPr>
-        <w:tab/>
-      </w:r>
-      <w:r>
-        <w:rPr>
-          <w:lang w:val="es-419" w:eastAsia="es-CO"/>
-        </w:rPr>
-        <w:tab/>
-      </w:r>
-      <w:r>
-        <w:rPr>
-          <w:lang w:val="es-419" w:eastAsia="es-CO"/>
-        </w:rPr>
-        <w:tab/>
-      </w:r>
-      <w:r>
-        <w:rPr>
-          <w:lang w:val="es-419" w:eastAsia="es-CO"/>
-        </w:rPr>
-        <w:tab/>
-      </w:r>
-      <w:r>
-        <w:rPr>
-          <w:lang w:val="es-419" w:eastAsia="es-CO"/>
-        </w:rPr>
-        <w:tab/>
-      </w:r>
-      <w:r>
-        <w:rPr>
-          <w:lang w:val="es-419" w:eastAsia="es-CO"/>
-        </w:rPr>
-        <w:tab/>
-      </w:r>
-      <w:r>
-        <w:rPr>
-          <w:lang w:val="es-419" w:eastAsia="es-CO"/>
-        </w:rPr>
-        <w:tab/>
-      </w:r>
-      <w:r>
-        <w:rPr>
-          <w:lang w:val="es-419" w:eastAsia="es-CO"/>
-        </w:rPr>
-        <w:tab/>
-      </w:r>
-      <w:r>
-        <w:rPr>
-          <w:lang w:val="es-419" w:eastAsia="es-CO"/>
-        </w:rPr>
-        <w:tab/>
-      </w:r>
-      <w:r>
-        <w:rPr>
-          <w:lang w:val="es-419" w:eastAsia="es-CO"/>
-        </w:rPr>
-        <w:tab/>
-      </w:r>
-      <w:r>
-        <w:rPr>
-          <w:lang w:val="es-419" w:eastAsia="es-CO"/>
-        </w:rPr>
-        <w:tab/>
-      </w:r>
-      <w:r>
-        <w:rPr>
-          <w:lang w:val="es-419" w:eastAsia="es-CO"/>
-        </w:rPr>
-        <w:tab/>
-      </w:r>
-      <w:r>
-        <w:rPr>
-          <w:lang w:val="es-419" w:eastAsia="es-CO"/>
-        </w:rPr>
-        <w:tab/>
-      </w:r>
-      <w:r>
-        <w:rPr>
-          <w:lang w:val="es-419" w:eastAsia="es-CO"/>
-        </w:rPr>
-        <w:tab/>
-      </w:r>
-      <w:r>
-        <w:rPr>
-          <w:lang w:val="es-419" w:eastAsia="es-CO"/>
-        </w:rPr>
-        <w:tab/>
-      </w:r>
-      <w:r>
-        <w:rPr>
-          <w:lang w:val="es-419" w:eastAsia="es-CO"/>
-        </w:rPr>
-        <w:tab/>
-      </w:r>
-      <w:r>
-        <w:rPr>
-          <w:lang w:val="es-419" w:eastAsia="es-CO"/>
-        </w:rPr>
-        <w:tab/>
-      </w:r>
-      <w:r>
-        <w:rPr>
-          <w:lang w:val="es-419" w:eastAsia="es-CO"/>
-        </w:rPr>
-        <w:tab/>
-      </w:r>
-      <w:r>
-        <w:rPr>
-          <w:lang w:val="es-419" w:eastAsia="es-CO"/>
-        </w:rPr>
-        <w:tab/>
-      </w:r>
-      <w:r>
-        <w:rPr>
-          <w:lang w:val="es-419" w:eastAsia="es-CO"/>
-        </w:rPr>
-        <w:tab/>
-      </w:r>
-      <w:r>
-        <w:rPr>
-          <w:lang w:val="es-419" w:eastAsia="es-CO"/>
-        </w:rPr>
-        <w:tab/>
-      </w:r>
-      <w:r>
-        <w:rPr>
-          <w:lang w:val="es-419" w:eastAsia="es-CO"/>
-        </w:rPr>
-        <w:tab/>
-      </w:r>
-      <w:r>
-        <w:rPr>
-          <w:lang w:val="es-419" w:eastAsia="es-CO"/>
-        </w:rPr>
-        <w:tab/>
-      </w:r>
-      <w:r>
-        <w:rPr>
-          <w:lang w:val="es-419" w:eastAsia="es-CO"/>
-        </w:rPr>
-        <w:tab/>
-      </w:r>
-      <w:r>
-        <w:rPr>
-          <w:lang w:val="es-419" w:eastAsia="es-CO"/>
-        </w:rPr>
-        <w:tab/>
-      </w:r>
-      <w:r>
-        <w:rPr>
-          <w:lang w:val="es-419" w:eastAsia="es-CO"/>
-        </w:rPr>
-        <w:tab/>
-      </w:r>
-      <w:r>
-        <w:rPr>
-          <w:lang w:val="es-419" w:eastAsia="es-CO"/>
-        </w:rPr>
-        <w:tab/>
-      </w:r>
-      <w:r>
-        <w:rPr>
-          <w:lang w:val="es-419" w:eastAsia="es-CO"/>
-        </w:rPr>
-        <w:tab/>
-      </w:r>
-      <w:r>
-        <w:rPr>
-          <w:lang w:val="es-419" w:eastAsia="es-CO"/>
-        </w:rPr>
-        <w:tab/>
+        <w:t>Para mayor comprensión de este cuadrado, se deben dibujar dos cuadrados más</w:t>
+      </w:r>
+      <w:r>
+        <w:rPr>
+          <w:lang w:val="es-ES" w:eastAsia="es-CO"/>
+        </w:rPr>
+        <w:t>;</w:t>
+      </w:r>
+      <w:r>
+        <w:rPr>
+          <w:lang w:val="es-419" w:eastAsia="es-CO"/>
+        </w:rPr>
+        <w:t xml:space="preserve"> en total serían tres cuadrados</w:t>
+      </w:r>
+      <w:r>
+        <w:rPr>
+          <w:lang w:val="es-419" w:eastAsia="es-CO"/>
+        </w:rPr>
+        <w:t>,</w:t>
+      </w:r>
+      <w:r>
+        <w:rPr>
+          <w:lang w:val="es-419" w:eastAsia="es-CO"/>
+        </w:rPr>
+        <w:t xml:space="preserve"> donde el primero es el punto intermedio entre los otros dos, así como se presenta en la siguiente figura:</w:t>
       </w:r>
       <w:r>
         <w:rPr>
@@ -3550,7 +3133,6 @@
         <w:rPr>
           <w:b/>
         </w:rPr>
-        <w:lastRenderedPageBreak/>
         <w:t>Figura 3.</w:t>
       </w:r>
       <w:r>
@@ -3574,10 +3156,10 @@
           <w:lang w:eastAsia="es-CO"/>
         </w:rPr>
         <w:drawing>
-          <wp:inline distT="0" distB="0" distL="0" distR="0" wp14:anchorId="796F1FC1" wp14:editId="5A3BF0A5">
-            <wp:extent cx="4680000" cy="4206538"/>
-            <wp:effectExtent l="0" t="0" r="6350" b="3810"/>
-            <wp:docPr id="8" name="Imagen 8" descr="Plano cartesiano con tres cuadrados concéntricos que representan las categorías de tamaño: pequeño, mediano y grande, centrados en el origen de los ejes X y Y."/>
+          <wp:inline distT="0" distB="0" distL="0" distR="0" wp14:anchorId="796F1FC1" wp14:editId="09482BAC">
+            <wp:extent cx="3131820" cy="2814983"/>
+            <wp:effectExtent l="0" t="0" r="0" b="4445"/>
+            <wp:docPr id="8" name="Imagen 8" descr="Plano cartesiano con tres cuadrados concéntricos (pequeño, mediano y grande), centrados justo en el origen de los ejes X y Y para el tallaje."/>
             <wp:cNvGraphicFramePr>
               <a:graphicFrameLocks xmlns:a="http://schemas.openxmlformats.org/drawingml/2006/main" noChangeAspect="1"/>
             </wp:cNvGraphicFramePr>
@@ -3585,7 +3167,7 @@
               <a:graphicData uri="http://schemas.openxmlformats.org/drawingml/2006/picture">
                 <pic:pic xmlns:pic="http://schemas.openxmlformats.org/drawingml/2006/picture">
                   <pic:nvPicPr>
-                    <pic:cNvPr id="8" name="Imagen 8" descr="Plano cartesiano con tres cuadrados concéntricos que representan las categorías de tamaño: pequeño, mediano y grande, centrados en el origen de los ejes X y Y."/>
+                    <pic:cNvPr id="8" name="Imagen 8" descr="Plano cartesiano con tres cuadrados concéntricos (pequeño, mediano y grande), centrados justo en el origen de los ejes X y Y para el tallaje."/>
                     <pic:cNvPicPr/>
                   </pic:nvPicPr>
                   <pic:blipFill>
@@ -3603,7 +3185,7 @@
                   <pic:spPr>
                     <a:xfrm>
                       <a:off x="0" y="0"/>
-                      <a:ext cx="4680000" cy="4206538"/>
+                      <a:ext cx="3138166" cy="2820687"/>
                     </a:xfrm>
                     <a:prstGeom prst="rect">
                       <a:avLst/>
@@ -3649,6 +3231,7 @@
         <w:rPr>
           <w:lang w:val="es-419" w:eastAsia="es-CO"/>
         </w:rPr>
+        <w:lastRenderedPageBreak/>
         <w:t>La diferencia de alto es 2 cm</w:t>
       </w:r>
     </w:p>
@@ -3751,11 +3334,117 @@
     </w:p>
     <w:p>
       <w:pPr>
-        <w:ind w:firstLine="0"/>
-        <w:rPr>
-          <w:lang w:val="es-419" w:eastAsia="es-CO"/>
-        </w:rPr>
-      </w:pPr>
+        <w:pStyle w:val="Prrafodelista"/>
+        <w:numPr>
+          <w:ilvl w:val="1"/>
+          <w:numId w:val="27"/>
+        </w:numPr>
+        <w:rPr>
+          <w:lang w:val="es-419" w:eastAsia="es-CO"/>
+        </w:rPr>
+      </w:pPr>
+      <w:r>
+        <w:rPr>
+          <w:lang w:val="es-419" w:eastAsia="es-CO"/>
+        </w:rPr>
+        <w:t>Aumento por largo eje Y: 2 cm</w:t>
+      </w:r>
+      <w:r>
+        <w:rPr>
+          <w:lang w:val="es-419" w:eastAsia="es-CO"/>
+        </w:rPr>
+        <w:t>.</w:t>
+      </w:r>
+    </w:p>
+    <w:p>
+      <w:pPr>
+        <w:pStyle w:val="Prrafodelista"/>
+        <w:numPr>
+          <w:ilvl w:val="1"/>
+          <w:numId w:val="27"/>
+        </w:numPr>
+        <w:rPr>
+          <w:lang w:val="es-419" w:eastAsia="es-CO"/>
+        </w:rPr>
+      </w:pPr>
+      <w:r>
+        <w:rPr>
+          <w:lang w:val="es-419" w:eastAsia="es-CO"/>
+        </w:rPr>
+        <w:t>Aumento por ancho eje X: 2 cm</w:t>
+      </w:r>
+      <w:r>
+        <w:rPr>
+          <w:lang w:val="es-419" w:eastAsia="es-CO"/>
+        </w:rPr>
+        <w:t>.</w:t>
+      </w:r>
+    </w:p>
+    <w:p>
+      <w:pPr>
+        <w:rPr>
+          <w:lang w:val="es-419" w:eastAsia="es-CO"/>
+        </w:rPr>
+      </w:pPr>
+      <w:r>
+        <w:rPr>
+          <w:lang w:val="es-419" w:eastAsia="es-CO"/>
+        </w:rPr>
+        <w:t>Puntos para tener en cuenta: en este caso, por el punto de origen y el incremento de la figura, no se contemplan puntos como negativos o positivos, únicamente los lados que deben aumentar.</w:t>
+      </w:r>
+    </w:p>
+    <w:p>
+      <w:pPr>
+        <w:rPr>
+          <w:lang w:val="es-419" w:eastAsia="es-CO"/>
+        </w:rPr>
+      </w:pPr>
+      <w:r>
+        <w:rPr>
+          <w:lang w:val="es-419" w:eastAsia="es-CO"/>
+        </w:rPr>
+        <w:t>Consulte el documento Analisis_sobre_plano_cartesiano.pdf ubicado en la carpeta de anexos</w:t>
+      </w:r>
+      <w:r>
+        <w:rPr>
+          <w:lang w:val="es-419" w:eastAsia="es-CO"/>
+        </w:rPr>
+        <w:t>.</w:t>
+      </w:r>
+    </w:p>
+    <w:p>
+      <w:pPr>
+        <w:rPr>
+          <w:lang w:val="es-419" w:eastAsia="es-CO"/>
+        </w:rPr>
+      </w:pPr>
+      <w:r>
+        <w:rPr>
+          <w:b/>
+          <w:bCs/>
+          <w:lang w:val="es-419" w:eastAsia="es-CO"/>
+        </w:rPr>
+        <w:t>Conclusiones:</w:t>
+      </w:r>
+      <w:r>
+        <w:rPr>
+          <w:lang w:val="es-419" w:eastAsia="es-CO"/>
+        </w:rPr>
+        <w:t xml:space="preserve"> el manejo del punto de origen - punto cero - punto muerto, es el primer acercamiento a la comprensión de trasladar, modificar, mover puntos de referencia o construcción.</w:t>
+      </w:r>
+    </w:p>
+    <w:p>
+      <w:pPr>
+        <w:rPr>
+          <w:lang w:val="es-419" w:eastAsia="es-CO"/>
+        </w:rPr>
+      </w:pPr>
+      <w:r>
+        <w:rPr>
+          <w:lang w:val="es-419" w:eastAsia="es-CO"/>
+        </w:rPr>
+        <w:t>El concepto de positivo o negativo sobre el plano depende del punto de origen; aplicar en escalado se refiere a cada vez que se trabaja una medida sobre el plano cartesiano:</w:t>
+      </w:r>
     </w:p>
     <w:p>
       <w:pPr>
@@ -3770,10 +3459,16 @@
       </w:pPr>
       <w:r>
         <w:rPr>
-          <w:lang w:val="es-419" w:eastAsia="es-CO"/>
-        </w:rPr>
-        <w:lastRenderedPageBreak/>
-        <w:t>Aumento por largo eje Y: 2 cm</w:t>
+          <w:b/>
+          <w:lang w:val="es-419" w:eastAsia="es-CO"/>
+        </w:rPr>
+        <w:t>Negativa:</w:t>
+      </w:r>
+      <w:r>
+        <w:rPr>
+          <w:lang w:val="es-419" w:eastAsia="es-CO"/>
+        </w:rPr>
+        <w:t xml:space="preserve"> reducción</w:t>
       </w:r>
     </w:p>
     <w:p>
@@ -3789,116 +3484,7 @@
       </w:pPr>
       <w:r>
         <w:rPr>
-          <w:lang w:val="es-419" w:eastAsia="es-CO"/>
-        </w:rPr>
-        <w:t>Aumento por ancho eje X: 2 cm</w:t>
-      </w:r>
-    </w:p>
-    <w:p>
-      <w:pPr>
-        <w:rPr>
-          <w:lang w:val="es-419" w:eastAsia="es-CO"/>
-        </w:rPr>
-      </w:pPr>
-      <w:r>
-        <w:rPr>
-          <w:lang w:val="es-419" w:eastAsia="es-CO"/>
-        </w:rPr>
-        <w:t>Puntos para tener en cuenta: en este caso, por el punto de origen y el incremento de la figura, no se contemplan puntos como negativos o positivos, únicamente los lados que deben aumentar.</w:t>
-      </w:r>
-    </w:p>
-    <w:p>
-      <w:pPr>
-        <w:rPr>
-          <w:lang w:val="es-419" w:eastAsia="es-CO"/>
-        </w:rPr>
-      </w:pPr>
-      <w:r>
-        <w:rPr>
-          <w:lang w:val="es-419" w:eastAsia="es-CO"/>
-        </w:rPr>
-        <w:t>Revisa el documento que pueden resultar útil para aprender más sobre el análisis sobre plano cartesiano</w:t>
-      </w:r>
-      <w:r>
-        <w:rPr>
-          <w:lang w:val="es-419" w:eastAsia="es-CO"/>
-        </w:rPr>
-        <w:t>.</w:t>
-      </w:r>
-    </w:p>
-    <w:p>
-      <w:pPr>
-        <w:rPr>
-          <w:lang w:val="es-419" w:eastAsia="es-CO"/>
-        </w:rPr>
-      </w:pPr>
-      <w:r>
-        <w:rPr>
           <w:b/>
-          <w:bCs/>
-          <w:lang w:val="es-419" w:eastAsia="es-CO"/>
-        </w:rPr>
-        <w:t>Conclusiones:</w:t>
-      </w:r>
-      <w:r>
-        <w:rPr>
-          <w:lang w:val="es-419" w:eastAsia="es-CO"/>
-        </w:rPr>
-        <w:t xml:space="preserve"> el manejo del punto de origen - punto cero - punto muerto, es el primer acercamiento a la comprensión de trasladar, modificar, mover puntos de referencia o construcción.</w:t>
-      </w:r>
-    </w:p>
-    <w:p>
-      <w:pPr>
-        <w:rPr>
-          <w:lang w:val="es-419" w:eastAsia="es-CO"/>
-        </w:rPr>
-      </w:pPr>
-      <w:r>
-        <w:rPr>
-          <w:lang w:val="es-419" w:eastAsia="es-CO"/>
-        </w:rPr>
-        <w:t>El concepto de positivo o negativo sobre el plano depende del punto de origen; aplicar en escalado se refiere a cada vez que se trabaja una medida sobre el plano cartesiano:</w:t>
-      </w:r>
-    </w:p>
-    <w:p>
-      <w:pPr>
-        <w:pStyle w:val="Prrafodelista"/>
-        <w:numPr>
-          <w:ilvl w:val="1"/>
-          <w:numId w:val="12"/>
-        </w:numPr>
-        <w:rPr>
-          <w:lang w:val="es-419" w:eastAsia="es-CO"/>
-        </w:rPr>
-      </w:pPr>
-      <w:r>
-        <w:rPr>
-          <w:b/>
-          <w:lang w:val="es-419" w:eastAsia="es-CO"/>
-        </w:rPr>
-        <w:t>Negativa:</w:t>
-      </w:r>
-      <w:r>
-        <w:rPr>
-          <w:lang w:val="es-419" w:eastAsia="es-CO"/>
-        </w:rPr>
-        <w:t xml:space="preserve"> reducción</w:t>
-      </w:r>
-    </w:p>
-    <w:p>
-      <w:pPr>
-        <w:pStyle w:val="Prrafodelista"/>
-        <w:numPr>
-          <w:ilvl w:val="1"/>
-          <w:numId w:val="12"/>
-        </w:numPr>
-        <w:rPr>
-          <w:lang w:val="es-419" w:eastAsia="es-CO"/>
-        </w:rPr>
-      </w:pPr>
-      <w:r>
-        <w:rPr>
-          <w:b/>
           <w:lang w:val="es-419" w:eastAsia="es-CO"/>
         </w:rPr>
         <w:t>Positiva:</w:t>
@@ -3908,6 +3494,66 @@
           <w:lang w:val="es-419" w:eastAsia="es-CO"/>
         </w:rPr>
         <w:t xml:space="preserve"> aumento</w:t>
+      </w:r>
+      <w:r>
+        <w:rPr>
+          <w:lang w:val="es-419" w:eastAsia="es-CO"/>
+        </w:rPr>
+        <w:tab/>
+      </w:r>
+      <w:r>
+        <w:rPr>
+          <w:lang w:val="es-419" w:eastAsia="es-CO"/>
+        </w:rPr>
+        <w:tab/>
+      </w:r>
+      <w:r>
+        <w:rPr>
+          <w:lang w:val="es-419" w:eastAsia="es-CO"/>
+        </w:rPr>
+        <w:tab/>
+      </w:r>
+      <w:r>
+        <w:rPr>
+          <w:lang w:val="es-419" w:eastAsia="es-CO"/>
+        </w:rPr>
+        <w:tab/>
+      </w:r>
+      <w:r>
+        <w:rPr>
+          <w:lang w:val="es-419" w:eastAsia="es-CO"/>
+        </w:rPr>
+        <w:tab/>
+      </w:r>
+      <w:r>
+        <w:rPr>
+          <w:lang w:val="es-419" w:eastAsia="es-CO"/>
+        </w:rPr>
+        <w:tab/>
+      </w:r>
+      <w:r>
+        <w:rPr>
+          <w:lang w:val="es-419" w:eastAsia="es-CO"/>
+        </w:rPr>
+        <w:tab/>
+      </w:r>
+      <w:r>
+        <w:rPr>
+          <w:lang w:val="es-419" w:eastAsia="es-CO"/>
+        </w:rPr>
+        <w:tab/>
+      </w:r>
+      <w:r>
+        <w:rPr>
+          <w:lang w:val="es-419" w:eastAsia="es-CO"/>
+        </w:rPr>
+        <w:tab/>
+      </w:r>
+      <w:r>
+        <w:rPr>
+          <w:lang w:val="es-419" w:eastAsia="es-CO"/>
+        </w:rPr>
+        <w:tab/>
       </w:r>
     </w:p>
     <w:p>
@@ -3927,6 +3573,7 @@
           <w:b/>
           <w:lang w:val="es-419" w:eastAsia="es-CO"/>
         </w:rPr>
+        <w:lastRenderedPageBreak/>
         <w:t>Proporciones</w:t>
       </w:r>
     </w:p>
@@ -3959,7 +3606,19 @@
         <w:rPr>
           <w:lang w:val="es-419" w:eastAsia="es-CO"/>
         </w:rPr>
-        <w:t>Se debe identificar la diferencia en unidades de medida usada, es decir, centímetros, entre talla y talla, en cada medida del cuerpo (largos, anchos, contornos). La medida identificada como diferencia es sobre la que se hace el análisis de construcción, dependiendo el tipo de plano, molde o trazo.</w:t>
+        <w:t xml:space="preserve">Se debe identificar la diferencia en unidades de medida usada, es decir, centímetros, entre talla y talla, en cada medida del cuerpo (largos, anchos, contornos). La medida identificada como diferencia es sobre la que se hace el análisis de construcción, dependiendo </w:t>
+      </w:r>
+      <w:r>
+        <w:rPr>
+          <w:lang w:val="es-419" w:eastAsia="es-CO"/>
+        </w:rPr>
+        <w:t>del</w:t>
+      </w:r>
+      <w:r>
+        <w:rPr>
+          <w:lang w:val="es-419" w:eastAsia="es-CO"/>
+        </w:rPr>
+        <w:t xml:space="preserve"> tipo de plano, molde o trazo.</w:t>
       </w:r>
     </w:p>
     <w:p>
@@ -3974,7 +3633,6 @@
           <w:b/>
           <w:lang w:val="es-419" w:eastAsia="es-CO"/>
         </w:rPr>
-        <w:lastRenderedPageBreak/>
         <w:t>Ejemplo:</w:t>
       </w:r>
     </w:p>
@@ -3989,7 +3647,43 @@
         <w:rPr>
           <w:lang w:val="es-419" w:eastAsia="es-CO"/>
         </w:rPr>
-        <w:t xml:space="preserve">Para identificar las proporciones a usar se debe trabajar con las siguientes medidas. En este caso el punto base o el punto de partida es el mediano, la diferencia entre medida y medida es: </w:t>
+        <w:t>Para identificar las proporciones a usar</w:t>
+      </w:r>
+      <w:r>
+        <w:rPr>
+          <w:lang w:val="es-419" w:eastAsia="es-CO"/>
+        </w:rPr>
+        <w:t>,</w:t>
+      </w:r>
+      <w:r>
+        <w:rPr>
+          <w:lang w:val="es-419" w:eastAsia="es-CO"/>
+        </w:rPr>
+        <w:t xml:space="preserve"> se debe trabajar con las siguientes medidas. En este caso</w:t>
+      </w:r>
+      <w:r>
+        <w:rPr>
+          <w:lang w:val="es-419" w:eastAsia="es-CO"/>
+        </w:rPr>
+        <w:t>,</w:t>
+      </w:r>
+      <w:r>
+        <w:rPr>
+          <w:lang w:val="es-419" w:eastAsia="es-CO"/>
+        </w:rPr>
+        <w:t xml:space="preserve"> el punto base o el punto de partida es el mediano</w:t>
+      </w:r>
+      <w:r>
+        <w:rPr>
+          <w:lang w:val="es-419" w:eastAsia="es-CO"/>
+        </w:rPr>
+        <w:t>;</w:t>
+      </w:r>
+      <w:r>
+        <w:rPr>
+          <w:lang w:val="es-419" w:eastAsia="es-CO"/>
+        </w:rPr>
+        <w:t xml:space="preserve"> la diferencia entre medida y medida es: </w:t>
       </w:r>
       <w:r>
         <w:rPr>
@@ -4133,7 +3827,6 @@
           <w:p>
             <w:pPr>
               <w:ind w:firstLine="0"/>
-              <w:jc w:val="center"/>
               <w:rPr>
                 <w:lang w:val="es-419" w:eastAsia="es-CO"/>
               </w:rPr>
@@ -4150,7 +3843,6 @@
           <w:p>
             <w:pPr>
               <w:ind w:firstLine="0"/>
-              <w:jc w:val="center"/>
               <w:rPr>
                 <w:lang w:val="es-419" w:eastAsia="es-CO"/>
               </w:rPr>
@@ -4167,7 +3859,6 @@
           <w:p>
             <w:pPr>
               <w:ind w:firstLine="0"/>
-              <w:jc w:val="center"/>
               <w:rPr>
                 <w:lang w:val="es-419" w:eastAsia="es-CO"/>
               </w:rPr>
@@ -4187,7 +3878,6 @@
           <w:p>
             <w:pPr>
               <w:ind w:firstLine="0"/>
-              <w:jc w:val="center"/>
               <w:rPr>
                 <w:lang w:val="es-419" w:eastAsia="es-CO"/>
               </w:rPr>
@@ -4209,7 +3899,6 @@
           <w:p>
             <w:pPr>
               <w:ind w:firstLine="0"/>
-              <w:jc w:val="center"/>
               <w:rPr>
                 <w:lang w:val="es-419" w:eastAsia="es-CO"/>
               </w:rPr>
@@ -4226,7 +3915,6 @@
           <w:p>
             <w:pPr>
               <w:ind w:firstLine="0"/>
-              <w:jc w:val="center"/>
               <w:rPr>
                 <w:lang w:val="es-419" w:eastAsia="es-CO"/>
               </w:rPr>
@@ -4243,7 +3931,6 @@
           <w:p>
             <w:pPr>
               <w:ind w:firstLine="0"/>
-              <w:jc w:val="center"/>
               <w:rPr>
                 <w:lang w:val="es-419" w:eastAsia="es-CO"/>
               </w:rPr>
@@ -4258,7 +3945,6 @@
           <w:p>
             <w:pPr>
               <w:ind w:firstLine="0"/>
-              <w:jc w:val="center"/>
               <w:rPr>
                 <w:lang w:val="es-419" w:eastAsia="es-CO"/>
               </w:rPr>
@@ -4284,7 +3970,6 @@
           <w:p>
             <w:pPr>
               <w:ind w:firstLine="0"/>
-              <w:jc w:val="center"/>
               <w:rPr>
                 <w:lang w:val="es-419" w:eastAsia="es-CO"/>
               </w:rPr>
@@ -4344,7 +4029,32 @@
         <w:rPr>
           <w:lang w:val="es-419" w:eastAsia="es-CO"/>
         </w:rPr>
-        <w:t>Si sobre el plano se aplica la medida completa, dicha medida equivale a una proporción, entonces una proporción será 2 cm.</w:t>
+        <w:lastRenderedPageBreak/>
+        <w:t>Si sobre el plano se aplica la medida completa, dicha medida equivale a una proporción</w:t>
+      </w:r>
+      <w:r>
+        <w:rPr>
+          <w:lang w:val="es-419" w:eastAsia="es-CO"/>
+        </w:rPr>
+        <w:t>;</w:t>
+      </w:r>
+      <w:r>
+        <w:rPr>
+          <w:lang w:val="es-419" w:eastAsia="es-CO"/>
+        </w:rPr>
+        <w:t xml:space="preserve"> entonces</w:t>
+      </w:r>
+      <w:r>
+        <w:rPr>
+          <w:lang w:val="es-419" w:eastAsia="es-CO"/>
+        </w:rPr>
+        <w:t>,</w:t>
+      </w:r>
+      <w:r>
+        <w:rPr>
+          <w:lang w:val="es-419" w:eastAsia="es-CO"/>
+        </w:rPr>
+        <w:t xml:space="preserve"> una proporción será 2 cm.</w:t>
       </w:r>
     </w:p>
     <w:p>
@@ -4362,235 +4072,19 @@
         <w:rPr>
           <w:lang w:val="es-419" w:eastAsia="es-CO"/>
         </w:rPr>
-        <w:t>Si sobre el plano se aplica la mitad de la medida, esto equivale a 1/2 proporción, 1/2 proporción será 1 cm.</w:t>
-      </w:r>
-      <w:r>
-        <w:rPr>
-          <w:lang w:val="es-419" w:eastAsia="es-CO"/>
-        </w:rPr>
-        <w:tab/>
-      </w:r>
-      <w:r>
-        <w:rPr>
-          <w:lang w:val="es-419" w:eastAsia="es-CO"/>
-        </w:rPr>
-        <w:tab/>
-      </w:r>
-      <w:r>
-        <w:rPr>
-          <w:lang w:val="es-419" w:eastAsia="es-CO"/>
-        </w:rPr>
-        <w:tab/>
-      </w:r>
-      <w:r>
-        <w:rPr>
-          <w:lang w:val="es-419" w:eastAsia="es-CO"/>
-        </w:rPr>
-        <w:tab/>
-      </w:r>
-      <w:r>
-        <w:rPr>
-          <w:lang w:val="es-419" w:eastAsia="es-CO"/>
-        </w:rPr>
-        <w:tab/>
-      </w:r>
-      <w:r>
-        <w:rPr>
-          <w:lang w:val="es-419" w:eastAsia="es-CO"/>
-        </w:rPr>
-        <w:tab/>
-      </w:r>
-      <w:r>
-        <w:rPr>
-          <w:lang w:val="es-419" w:eastAsia="es-CO"/>
-        </w:rPr>
-        <w:tab/>
-      </w:r>
-      <w:r>
-        <w:rPr>
-          <w:lang w:val="es-419" w:eastAsia="es-CO"/>
-        </w:rPr>
-        <w:tab/>
-      </w:r>
-      <w:r>
-        <w:rPr>
-          <w:lang w:val="es-419" w:eastAsia="es-CO"/>
-        </w:rPr>
-        <w:tab/>
-      </w:r>
-      <w:r>
-        <w:rPr>
-          <w:lang w:val="es-419" w:eastAsia="es-CO"/>
-        </w:rPr>
-        <w:tab/>
-      </w:r>
-      <w:r>
-        <w:rPr>
-          <w:lang w:val="es-419" w:eastAsia="es-CO"/>
-        </w:rPr>
-        <w:tab/>
-      </w:r>
-      <w:r>
-        <w:rPr>
-          <w:lang w:val="es-419" w:eastAsia="es-CO"/>
-        </w:rPr>
-        <w:tab/>
-      </w:r>
-      <w:r>
-        <w:rPr>
-          <w:lang w:val="es-419" w:eastAsia="es-CO"/>
-        </w:rPr>
-        <w:tab/>
-      </w:r>
-      <w:r>
-        <w:rPr>
-          <w:lang w:val="es-419" w:eastAsia="es-CO"/>
-        </w:rPr>
-        <w:tab/>
-      </w:r>
-      <w:r>
-        <w:rPr>
-          <w:lang w:val="es-419" w:eastAsia="es-CO"/>
-        </w:rPr>
-        <w:tab/>
-      </w:r>
-      <w:r>
-        <w:rPr>
-          <w:lang w:val="es-419" w:eastAsia="es-CO"/>
-        </w:rPr>
-        <w:tab/>
-      </w:r>
-      <w:r>
-        <w:rPr>
-          <w:lang w:val="es-419" w:eastAsia="es-CO"/>
-        </w:rPr>
-        <w:tab/>
-      </w:r>
-      <w:r>
-        <w:rPr>
-          <w:lang w:val="es-419" w:eastAsia="es-CO"/>
-        </w:rPr>
-        <w:tab/>
-      </w:r>
-      <w:r>
-        <w:rPr>
-          <w:lang w:val="es-419" w:eastAsia="es-CO"/>
-        </w:rPr>
-        <w:tab/>
-      </w:r>
-      <w:r>
-        <w:rPr>
-          <w:lang w:val="es-419" w:eastAsia="es-CO"/>
-        </w:rPr>
-        <w:tab/>
-      </w:r>
-      <w:r>
-        <w:rPr>
-          <w:lang w:val="es-419" w:eastAsia="es-CO"/>
-        </w:rPr>
-        <w:tab/>
-      </w:r>
-      <w:r>
-        <w:rPr>
-          <w:lang w:val="es-419" w:eastAsia="es-CO"/>
-        </w:rPr>
-        <w:tab/>
-      </w:r>
-      <w:r>
-        <w:rPr>
-          <w:lang w:val="es-419" w:eastAsia="es-CO"/>
-        </w:rPr>
-        <w:tab/>
-      </w:r>
-      <w:r>
-        <w:rPr>
-          <w:lang w:val="es-419" w:eastAsia="es-CO"/>
-        </w:rPr>
-        <w:tab/>
-      </w:r>
-      <w:r>
-        <w:rPr>
-          <w:lang w:val="es-419" w:eastAsia="es-CO"/>
-        </w:rPr>
-        <w:tab/>
-      </w:r>
-      <w:r>
-        <w:rPr>
-          <w:lang w:val="es-419" w:eastAsia="es-CO"/>
-        </w:rPr>
-        <w:tab/>
-      </w:r>
-      <w:r>
-        <w:rPr>
-          <w:lang w:val="es-419" w:eastAsia="es-CO"/>
-        </w:rPr>
-        <w:tab/>
-      </w:r>
-      <w:r>
-        <w:rPr>
-          <w:lang w:val="es-419" w:eastAsia="es-CO"/>
-        </w:rPr>
-        <w:tab/>
-      </w:r>
-      <w:r>
-        <w:rPr>
-          <w:lang w:val="es-419" w:eastAsia="es-CO"/>
-        </w:rPr>
-        <w:tab/>
-      </w:r>
-      <w:r>
-        <w:rPr>
-          <w:lang w:val="es-419" w:eastAsia="es-CO"/>
-        </w:rPr>
-        <w:tab/>
-      </w:r>
-      <w:r>
-        <w:rPr>
-          <w:lang w:val="es-419" w:eastAsia="es-CO"/>
-        </w:rPr>
-        <w:tab/>
-      </w:r>
-      <w:r>
-        <w:rPr>
-          <w:lang w:val="es-419" w:eastAsia="es-CO"/>
-        </w:rPr>
-        <w:tab/>
-      </w:r>
-      <w:r>
-        <w:rPr>
-          <w:lang w:val="es-419" w:eastAsia="es-CO"/>
-        </w:rPr>
-        <w:tab/>
-      </w:r>
-      <w:r>
-        <w:rPr>
-          <w:lang w:val="es-419" w:eastAsia="es-CO"/>
-        </w:rPr>
-        <w:tab/>
-      </w:r>
-      <w:r>
-        <w:rPr>
-          <w:lang w:val="es-419" w:eastAsia="es-CO"/>
-        </w:rPr>
-        <w:tab/>
-      </w:r>
-      <w:r>
-        <w:rPr>
-          <w:lang w:val="es-419" w:eastAsia="es-CO"/>
-        </w:rPr>
-        <w:tab/>
-      </w:r>
-      <w:r>
-        <w:rPr>
-          <w:lang w:val="es-419" w:eastAsia="es-CO"/>
-        </w:rPr>
-        <w:tab/>
-      </w:r>
-      <w:r>
-        <w:rPr>
-          <w:lang w:val="es-419" w:eastAsia="es-CO"/>
-        </w:rPr>
-        <w:tab/>
+        <w:t>Si sobre el plano se aplica la mitad de la medida, esto equivale a 1/2 proporción</w:t>
+      </w:r>
+      <w:r>
+        <w:rPr>
+          <w:lang w:val="es-419" w:eastAsia="es-CO"/>
+        </w:rPr>
+        <w:t>;</w:t>
+      </w:r>
+      <w:r>
+        <w:rPr>
+          <w:lang w:val="es-419" w:eastAsia="es-CO"/>
+        </w:rPr>
+        <w:t xml:space="preserve"> 1/2 proporción será 1 cm.</w:t>
       </w:r>
       <w:r>
         <w:rPr>
@@ -4634,7 +4128,7 @@
         <w:pStyle w:val="Prrafodelista"/>
         <w:numPr>
           <w:ilvl w:val="0"/>
-          <w:numId w:val="26"/>
+          <w:numId w:val="29"/>
         </w:numPr>
         <w:rPr>
           <w:b/>
@@ -4646,7 +4140,6 @@
           <w:b/>
           <w:lang w:val="es-419" w:eastAsia="es-CO"/>
         </w:rPr>
-        <w:lastRenderedPageBreak/>
         <w:t>Plano completo</w:t>
       </w:r>
     </w:p>
@@ -4680,10 +4173,10 @@
           <w:lang w:eastAsia="es-CO"/>
         </w:rPr>
         <w:drawing>
-          <wp:inline distT="0" distB="0" distL="0" distR="0" wp14:anchorId="61EFA86A" wp14:editId="6E1B48E2">
-            <wp:extent cx="4680000" cy="4030374"/>
-            <wp:effectExtent l="0" t="0" r="6350" b="8255"/>
-            <wp:docPr id="10" name="Imagen 10" descr="Figura cuadrada dividida por líneas punteadas horizontales y verticales que se cruzan en el centro, utilizada como referencia para ubicación y escalado de patrones."/>
+          <wp:inline distT="0" distB="0" distL="0" distR="0" wp14:anchorId="61EFA86A" wp14:editId="4B7A1A5F">
+            <wp:extent cx="2788920" cy="2401793"/>
+            <wp:effectExtent l="0" t="0" r="0" b="0"/>
+            <wp:docPr id="10" name="Imagen 10" descr="Cuadrado dividido por líneas punteadas cruzadas en el centro, utilizado como referencia de ubicación y coordenadas para el escalado de patrones."/>
             <wp:cNvGraphicFramePr>
               <a:graphicFrameLocks xmlns:a="http://schemas.openxmlformats.org/drawingml/2006/main" noChangeAspect="1"/>
             </wp:cNvGraphicFramePr>
@@ -4691,7 +4184,7 @@
               <a:graphicData uri="http://schemas.openxmlformats.org/drawingml/2006/picture">
                 <pic:pic xmlns:pic="http://schemas.openxmlformats.org/drawingml/2006/picture">
                   <pic:nvPicPr>
-                    <pic:cNvPr id="10" name="Figura 4.png"/>
+                    <pic:cNvPr id="10" name="Imagen 10" descr="Cuadrado dividido por líneas punteadas cruzadas en el centro, utilizado como referencia de ubicación y coordenadas para el escalado de patrones."/>
                     <pic:cNvPicPr/>
                   </pic:nvPicPr>
                   <pic:blipFill>
@@ -4709,7 +4202,7 @@
                   <pic:spPr>
                     <a:xfrm>
                       <a:off x="0" y="0"/>
-                      <a:ext cx="4680000" cy="4030374"/>
+                      <a:ext cx="2794707" cy="2406776"/>
                     </a:xfrm>
                     <a:prstGeom prst="rect">
                       <a:avLst/>
@@ -4800,7 +4293,7 @@
               </w:rPr>
             </w:pPr>
             <w:r>
-              <w:t>Dif. x talla</w:t>
+              <w:t>Diferencia por talla</w:t>
             </w:r>
           </w:p>
         </w:tc>
@@ -4976,9 +4469,19 @@
     <w:p>
       <w:pPr>
         <w:pStyle w:val="Prrafodelista"/>
+        <w:ind w:left="1068" w:firstLine="0"/>
+        <w:rPr>
+          <w:b/>
+          <w:lang w:val="es-419" w:eastAsia="es-CO"/>
+        </w:rPr>
+      </w:pPr>
+    </w:p>
+    <w:p>
+      <w:pPr>
+        <w:pStyle w:val="Prrafodelista"/>
         <w:numPr>
           <w:ilvl w:val="0"/>
-          <w:numId w:val="26"/>
+          <w:numId w:val="29"/>
         </w:numPr>
         <w:rPr>
           <w:b/>
@@ -4991,14 +4494,21 @@
           <w:lang w:val="es-419" w:eastAsia="es-CO"/>
         </w:rPr>
         <w:lastRenderedPageBreak/>
-        <w:t>Plano por mitad</w:t>
+        <w:t xml:space="preserve">Plano por </w:t>
       </w:r>
       <w:r>
         <w:rPr>
           <w:b/>
           <w:lang w:val="es-419" w:eastAsia="es-CO"/>
         </w:rPr>
-        <w:t xml:space="preserve"> </w:t>
+        <w:t xml:space="preserve">la </w:t>
+      </w:r>
+      <w:r>
+        <w:rPr>
+          <w:b/>
+          <w:lang w:val="es-419" w:eastAsia="es-CO"/>
+        </w:rPr>
+        <w:t xml:space="preserve">mitad </w:t>
       </w:r>
     </w:p>
     <w:p>
@@ -5045,10 +4555,10 @@
           <w:lang w:val="es-419" w:eastAsia="es-CO"/>
         </w:rPr>
         <w:drawing>
-          <wp:inline distT="0" distB="0" distL="0" distR="0" wp14:anchorId="6FE2259A" wp14:editId="7EE915A1">
-            <wp:extent cx="4680000" cy="4043632"/>
-            <wp:effectExtent l="0" t="0" r="6350" b="0"/>
-            <wp:docPr id="1609087202" name="Imagen 3" descr="Rectángulo vertical verde oscuro alineado con ejes de coordenadas discontinuos naranjas sobre fondo gris."/>
+          <wp:inline distT="0" distB="0" distL="0" distR="0" wp14:anchorId="6FE2259A" wp14:editId="067FBF8D">
+            <wp:extent cx="2849880" cy="2462364"/>
+            <wp:effectExtent l="0" t="0" r="7620" b="0"/>
+            <wp:docPr id="1609087202" name="Imagen 3" descr="Rectángulo vertical alineado con ejes de coordenadas discontinuos, ubicado sobre un fondo que resalta el contraste de las formas."/>
             <wp:cNvGraphicFramePr>
               <a:graphicFrameLocks xmlns:a="http://schemas.openxmlformats.org/drawingml/2006/main" noChangeAspect="1"/>
             </wp:cNvGraphicFramePr>
@@ -5056,7 +4566,7 @@
               <a:graphicData uri="http://schemas.openxmlformats.org/drawingml/2006/picture">
                 <pic:pic xmlns:pic="http://schemas.openxmlformats.org/drawingml/2006/picture">
                   <pic:nvPicPr>
-                    <pic:cNvPr id="1609087202" name="Imagen 3" descr="Rectángulo vertical verde oscuro alineado con ejes de coordenadas discontinuos naranjas sobre fondo gris."/>
+                    <pic:cNvPr id="1609087202" name="Imagen 3" descr="Rectángulo vertical alineado con ejes de coordenadas discontinuos, ubicado sobre un fondo que resalta el contraste de las formas."/>
                     <pic:cNvPicPr/>
                   </pic:nvPicPr>
                   <pic:blipFill>
@@ -5074,7 +4584,7 @@
                   <pic:spPr>
                     <a:xfrm>
                       <a:off x="0" y="0"/>
-                      <a:ext cx="4680000" cy="4043632"/>
+                      <a:ext cx="2853949" cy="2465880"/>
                     </a:xfrm>
                     <a:prstGeom prst="rect">
                       <a:avLst/>
@@ -5160,7 +4670,7 @@
                 <w:b w:val="0"/>
                 <w:bCs/>
               </w:rPr>
-              <w:t>Dif. x talla</w:t>
+              <w:t>Diferencia por talla</w:t>
             </w:r>
           </w:p>
         </w:tc>
@@ -5222,7 +4732,6 @@
           <w:p>
             <w:pPr>
               <w:ind w:firstLine="0"/>
-              <w:jc w:val="center"/>
               <w:rPr>
                 <w:lang w:val="es-419" w:eastAsia="es-CO"/>
               </w:rPr>
@@ -5239,7 +4748,6 @@
           <w:p>
             <w:pPr>
               <w:ind w:firstLine="0"/>
-              <w:jc w:val="center"/>
               <w:rPr>
                 <w:lang w:val="es-419" w:eastAsia="es-CO"/>
               </w:rPr>
@@ -5256,7 +4764,6 @@
           <w:p>
             <w:pPr>
               <w:ind w:firstLine="0"/>
-              <w:jc w:val="center"/>
               <w:rPr>
                 <w:lang w:val="es-419" w:eastAsia="es-CO"/>
               </w:rPr>
@@ -5273,7 +4780,6 @@
           <w:p>
             <w:pPr>
               <w:ind w:firstLine="0"/>
-              <w:jc w:val="center"/>
               <w:rPr>
                 <w:lang w:val="es-419" w:eastAsia="es-CO"/>
               </w:rPr>
@@ -5292,7 +4798,6 @@
           <w:p>
             <w:pPr>
               <w:ind w:firstLine="0"/>
-              <w:jc w:val="center"/>
               <w:rPr>
                 <w:lang w:val="es-419" w:eastAsia="es-CO"/>
               </w:rPr>
@@ -5309,7 +4814,6 @@
           <w:p>
             <w:pPr>
               <w:ind w:firstLine="0"/>
-              <w:jc w:val="center"/>
               <w:rPr>
                 <w:lang w:val="es-419" w:eastAsia="es-CO"/>
               </w:rPr>
@@ -5326,7 +4830,6 @@
           <w:p>
             <w:pPr>
               <w:ind w:firstLine="0"/>
-              <w:jc w:val="center"/>
               <w:rPr>
                 <w:lang w:val="es-419" w:eastAsia="es-CO"/>
               </w:rPr>
@@ -5343,7 +4846,6 @@
           <w:p>
             <w:pPr>
               <w:ind w:firstLine="0"/>
-              <w:jc w:val="center"/>
               <w:rPr>
                 <w:lang w:val="es-419" w:eastAsia="es-CO"/>
               </w:rPr>
@@ -5368,7 +4870,6 @@
           <w:b/>
           <w:lang w:val="es-419" w:eastAsia="es-CO"/>
         </w:rPr>
-        <w:lastRenderedPageBreak/>
         <w:t>Ejercicio de análisis</w:t>
       </w:r>
     </w:p>
@@ -5409,6 +4910,12 @@
         </w:rPr>
         <w:t>El cuadro de tallas asignado</w:t>
       </w:r>
+      <w:r>
+        <w:rPr>
+          <w:lang w:val="es-419" w:eastAsia="es-CO"/>
+        </w:rPr>
+        <w:t>.</w:t>
+      </w:r>
     </w:p>
     <w:p>
       <w:pPr>
@@ -5428,6 +4935,12 @@
         </w:rPr>
         <w:t>La talla base y las medidas</w:t>
       </w:r>
+      <w:r>
+        <w:rPr>
+          <w:lang w:val="es-419" w:eastAsia="es-CO"/>
+        </w:rPr>
+        <w:t>.</w:t>
+      </w:r>
     </w:p>
     <w:p>
       <w:pPr>
@@ -5445,7 +4958,14 @@
         <w:rPr>
           <w:lang w:val="es-419" w:eastAsia="es-CO"/>
         </w:rPr>
+        <w:lastRenderedPageBreak/>
         <w:t>Las diferencias entre talla y talla</w:t>
+      </w:r>
+      <w:r>
+        <w:rPr>
+          <w:lang w:val="es-419" w:eastAsia="es-CO"/>
+        </w:rPr>
+        <w:t>.</w:t>
       </w:r>
     </w:p>
     <w:p>
@@ -5466,6 +4986,12 @@
         </w:rPr>
         <w:t>La asignación de proporciones, según tipo de plano a trabajar</w:t>
       </w:r>
+      <w:r>
+        <w:rPr>
+          <w:lang w:val="es-419" w:eastAsia="es-CO"/>
+        </w:rPr>
+        <w:t>.</w:t>
+      </w:r>
     </w:p>
     <w:p>
       <w:pPr>
@@ -5485,6 +5011,12 @@
         </w:rPr>
         <w:t>El punto de origen sobre el plano cartesiano y la ubicación de la figura</w:t>
       </w:r>
+      <w:r>
+        <w:rPr>
+          <w:lang w:val="es-419" w:eastAsia="es-CO"/>
+        </w:rPr>
+        <w:t>.</w:t>
+      </w:r>
     </w:p>
     <w:p>
       <w:pPr>
@@ -5528,10 +5060,10 @@
           <w:lang w:eastAsia="es-CO"/>
         </w:rPr>
         <w:drawing>
-          <wp:inline distT="0" distB="0" distL="0" distR="0" wp14:anchorId="40C64582" wp14:editId="7E3AC071">
-            <wp:extent cx="4680000" cy="3013959"/>
-            <wp:effectExtent l="0" t="0" r="6350" b="0"/>
-            <wp:docPr id="12" name="Imagen 12" descr="Patrón base talla M que muestra las medidas de ancho (A.a, A.b y A.c) y largo (Largo 1 y Largo 2) utilizadas para el proceso de escalado."/>
+          <wp:inline distT="0" distB="0" distL="0" distR="0" wp14:anchorId="40C64582" wp14:editId="506CF992">
+            <wp:extent cx="3398520" cy="2188675"/>
+            <wp:effectExtent l="0" t="0" r="0" b="2540"/>
+            <wp:docPr id="12" name="Imagen 12" descr="Patrón base talla M con indicaciones de medidas de ancho (A.a, A.b, A.c) y largo (Largo 1, Largo 2) para el proceso de escalado técnico."/>
             <wp:cNvGraphicFramePr>
               <a:graphicFrameLocks xmlns:a="http://schemas.openxmlformats.org/drawingml/2006/main" noChangeAspect="1"/>
             </wp:cNvGraphicFramePr>
@@ -5539,7 +5071,7 @@
               <a:graphicData uri="http://schemas.openxmlformats.org/drawingml/2006/picture">
                 <pic:pic xmlns:pic="http://schemas.openxmlformats.org/drawingml/2006/picture">
                   <pic:nvPicPr>
-                    <pic:cNvPr id="12" name="Figura 5.png"/>
+                    <pic:cNvPr id="12" name="Imagen 12" descr="Patrón base talla M con indicaciones de medidas de ancho (A.a, A.b, A.c) y largo (Largo 1, Largo 2) para el proceso de escalado técnico."/>
                     <pic:cNvPicPr/>
                   </pic:nvPicPr>
                   <pic:blipFill>
@@ -5557,7 +5089,7 @@
                   <pic:spPr>
                     <a:xfrm>
                       <a:off x="0" y="0"/>
-                      <a:ext cx="4680000" cy="3013959"/>
+                      <a:ext cx="3410056" cy="2196105"/>
                     </a:xfrm>
                     <a:prstGeom prst="rect">
                       <a:avLst/>
@@ -5723,13 +5255,12 @@
           <w:p>
             <w:pPr>
               <w:ind w:firstLine="0"/>
-              <w:jc w:val="center"/>
               <w:rPr>
                 <w:lang w:val="es-419" w:eastAsia="es-CO"/>
               </w:rPr>
             </w:pPr>
             <w:r>
-              <w:t>Largo T.</w:t>
+              <w:t>Largo T</w:t>
             </w:r>
           </w:p>
         </w:tc>
@@ -5740,7 +5271,6 @@
           <w:p>
             <w:pPr>
               <w:ind w:firstLine="0"/>
-              <w:jc w:val="center"/>
               <w:rPr>
                 <w:lang w:val="es-419" w:eastAsia="es-CO"/>
               </w:rPr>
@@ -5757,7 +5287,6 @@
           <w:p>
             <w:pPr>
               <w:ind w:firstLine="0"/>
-              <w:jc w:val="center"/>
               <w:rPr>
                 <w:lang w:val="es-419" w:eastAsia="es-CO"/>
               </w:rPr>
@@ -5774,7 +5303,6 @@
           <w:p>
             <w:pPr>
               <w:ind w:firstLine="0"/>
-              <w:jc w:val="center"/>
               <w:rPr>
                 <w:lang w:val="es-419" w:eastAsia="es-CO"/>
               </w:rPr>
@@ -5791,7 +5319,6 @@
           <w:p>
             <w:pPr>
               <w:ind w:firstLine="0"/>
-              <w:jc w:val="center"/>
               <w:rPr>
                 <w:lang w:val="es-419" w:eastAsia="es-CO"/>
               </w:rPr>
@@ -5808,7 +5335,6 @@
           <w:p>
             <w:pPr>
               <w:ind w:firstLine="0"/>
-              <w:jc w:val="center"/>
               <w:rPr>
                 <w:lang w:val="es-419" w:eastAsia="es-CO"/>
               </w:rPr>
@@ -5827,13 +5353,11 @@
           <w:p>
             <w:pPr>
               <w:ind w:firstLine="0"/>
-              <w:jc w:val="center"/>
               <w:rPr>
                 <w:lang w:val="es-419" w:eastAsia="es-CO"/>
               </w:rPr>
             </w:pPr>
             <w:r>
-              <w:lastRenderedPageBreak/>
               <w:t>Largo 1</w:t>
             </w:r>
           </w:p>
@@ -5845,7 +5369,6 @@
           <w:p>
             <w:pPr>
               <w:ind w:firstLine="0"/>
-              <w:jc w:val="center"/>
               <w:rPr>
                 <w:lang w:val="es-419" w:eastAsia="es-CO"/>
               </w:rPr>
@@ -5862,7 +5385,6 @@
           <w:p>
             <w:pPr>
               <w:ind w:firstLine="0"/>
-              <w:jc w:val="center"/>
               <w:rPr>
                 <w:lang w:val="es-419" w:eastAsia="es-CO"/>
               </w:rPr>
@@ -5879,7 +5401,6 @@
           <w:p>
             <w:pPr>
               <w:ind w:firstLine="0"/>
-              <w:jc w:val="center"/>
               <w:rPr>
                 <w:lang w:val="es-419" w:eastAsia="es-CO"/>
               </w:rPr>
@@ -5896,7 +5417,6 @@
           <w:p>
             <w:pPr>
               <w:ind w:firstLine="0"/>
-              <w:jc w:val="center"/>
               <w:rPr>
                 <w:lang w:val="es-419" w:eastAsia="es-CO"/>
               </w:rPr>
@@ -5913,7 +5433,6 @@
           <w:p>
             <w:pPr>
               <w:ind w:firstLine="0"/>
-              <w:jc w:val="center"/>
               <w:rPr>
                 <w:lang w:val="es-419" w:eastAsia="es-CO"/>
               </w:rPr>
@@ -5935,7 +5454,6 @@
           <w:p>
             <w:pPr>
               <w:ind w:firstLine="0"/>
-              <w:jc w:val="center"/>
               <w:rPr>
                 <w:lang w:val="es-419" w:eastAsia="es-CO"/>
               </w:rPr>
@@ -5952,7 +5470,6 @@
           <w:p>
             <w:pPr>
               <w:ind w:firstLine="0"/>
-              <w:jc w:val="center"/>
               <w:rPr>
                 <w:lang w:val="es-419" w:eastAsia="es-CO"/>
               </w:rPr>
@@ -5969,7 +5486,6 @@
           <w:p>
             <w:pPr>
               <w:ind w:firstLine="0"/>
-              <w:jc w:val="center"/>
               <w:rPr>
                 <w:lang w:val="es-419" w:eastAsia="es-CO"/>
               </w:rPr>
@@ -5986,7 +5502,6 @@
           <w:p>
             <w:pPr>
               <w:ind w:firstLine="0"/>
-              <w:jc w:val="center"/>
               <w:rPr>
                 <w:lang w:val="es-419" w:eastAsia="es-CO"/>
               </w:rPr>
@@ -6003,7 +5518,6 @@
           <w:p>
             <w:pPr>
               <w:ind w:firstLine="0"/>
-              <w:jc w:val="center"/>
               <w:rPr>
                 <w:lang w:val="es-419" w:eastAsia="es-CO"/>
               </w:rPr>
@@ -6020,7 +5534,6 @@
           <w:p>
             <w:pPr>
               <w:ind w:firstLine="0"/>
-              <w:jc w:val="center"/>
               <w:rPr>
                 <w:lang w:val="es-419" w:eastAsia="es-CO"/>
               </w:rPr>
@@ -6039,7 +5552,6 @@
           <w:p>
             <w:pPr>
               <w:ind w:firstLine="0"/>
-              <w:jc w:val="center"/>
               <w:rPr>
                 <w:lang w:val="es-419" w:eastAsia="es-CO"/>
               </w:rPr>
@@ -6056,7 +5568,6 @@
           <w:p>
             <w:pPr>
               <w:ind w:firstLine="0"/>
-              <w:jc w:val="center"/>
               <w:rPr>
                 <w:lang w:val="es-419" w:eastAsia="es-CO"/>
               </w:rPr>
@@ -6073,7 +5584,6 @@
           <w:p>
             <w:pPr>
               <w:ind w:firstLine="0"/>
-              <w:jc w:val="center"/>
               <w:rPr>
                 <w:lang w:val="es-419" w:eastAsia="es-CO"/>
               </w:rPr>
@@ -6090,7 +5600,6 @@
           <w:p>
             <w:pPr>
               <w:ind w:firstLine="0"/>
-              <w:jc w:val="center"/>
               <w:rPr>
                 <w:lang w:val="es-419" w:eastAsia="es-CO"/>
               </w:rPr>
@@ -6107,7 +5616,6 @@
           <w:p>
             <w:pPr>
               <w:ind w:firstLine="0"/>
-              <w:jc w:val="center"/>
               <w:rPr>
                 <w:lang w:val="es-419" w:eastAsia="es-CO"/>
               </w:rPr>
@@ -6124,7 +5632,6 @@
           <w:p>
             <w:pPr>
               <w:ind w:firstLine="0"/>
-              <w:jc w:val="center"/>
               <w:rPr>
                 <w:lang w:val="es-419" w:eastAsia="es-CO"/>
               </w:rPr>
@@ -6146,7 +5653,6 @@
           <w:p>
             <w:pPr>
               <w:ind w:firstLine="0"/>
-              <w:jc w:val="center"/>
               <w:rPr>
                 <w:lang w:val="es-419" w:eastAsia="es-CO"/>
               </w:rPr>
@@ -6163,7 +5669,6 @@
           <w:p>
             <w:pPr>
               <w:ind w:firstLine="0"/>
-              <w:jc w:val="center"/>
               <w:rPr>
                 <w:lang w:val="es-419" w:eastAsia="es-CO"/>
               </w:rPr>
@@ -6180,7 +5685,6 @@
           <w:p>
             <w:pPr>
               <w:ind w:firstLine="0"/>
-              <w:jc w:val="center"/>
               <w:rPr>
                 <w:lang w:val="es-419" w:eastAsia="es-CO"/>
               </w:rPr>
@@ -6197,7 +5701,6 @@
           <w:p>
             <w:pPr>
               <w:ind w:firstLine="0"/>
-              <w:jc w:val="center"/>
               <w:rPr>
                 <w:lang w:val="es-419" w:eastAsia="es-CO"/>
               </w:rPr>
@@ -6214,7 +5717,6 @@
           <w:p>
             <w:pPr>
               <w:ind w:firstLine="0"/>
-              <w:jc w:val="center"/>
               <w:rPr>
                 <w:lang w:val="es-419" w:eastAsia="es-CO"/>
               </w:rPr>
@@ -6231,7 +5733,6 @@
           <w:p>
             <w:pPr>
               <w:ind w:firstLine="0"/>
-              <w:jc w:val="center"/>
               <w:rPr>
                 <w:lang w:val="es-419" w:eastAsia="es-CO"/>
               </w:rPr>
@@ -6250,7 +5751,6 @@
           <w:p>
             <w:pPr>
               <w:ind w:firstLine="0"/>
-              <w:jc w:val="center"/>
               <w:rPr>
                 <w:lang w:val="es-419" w:eastAsia="es-CO"/>
               </w:rPr>
@@ -6267,7 +5767,6 @@
           <w:p>
             <w:pPr>
               <w:ind w:firstLine="0"/>
-              <w:jc w:val="center"/>
               <w:rPr>
                 <w:lang w:val="es-419" w:eastAsia="es-CO"/>
               </w:rPr>
@@ -6284,7 +5783,6 @@
           <w:p>
             <w:pPr>
               <w:ind w:firstLine="0"/>
-              <w:jc w:val="center"/>
               <w:rPr>
                 <w:lang w:val="es-419" w:eastAsia="es-CO"/>
               </w:rPr>
@@ -6301,7 +5799,6 @@
           <w:p>
             <w:pPr>
               <w:ind w:firstLine="0"/>
-              <w:jc w:val="center"/>
               <w:rPr>
                 <w:lang w:val="es-419" w:eastAsia="es-CO"/>
               </w:rPr>
@@ -6318,7 +5815,6 @@
           <w:p>
             <w:pPr>
               <w:ind w:firstLine="0"/>
-              <w:jc w:val="center"/>
               <w:rPr>
                 <w:lang w:val="es-419" w:eastAsia="es-CO"/>
               </w:rPr>
@@ -6335,7 +5831,6 @@
           <w:p>
             <w:pPr>
               <w:ind w:firstLine="0"/>
-              <w:jc w:val="center"/>
               <w:rPr>
                 <w:lang w:val="es-419" w:eastAsia="es-CO"/>
               </w:rPr>
@@ -6358,6 +5853,7 @@
         <w:rPr>
           <w:lang w:val="es-419" w:eastAsia="es-CO"/>
         </w:rPr>
+        <w:lastRenderedPageBreak/>
         <w:t>P</w:t>
       </w:r>
       <w:r>
@@ -6414,7 +5910,7 @@
               </w:rPr>
             </w:pPr>
             <w:r>
-              <w:t>Dif. x talla</w:t>
+              <w:t>Diferencia por talla</w:t>
             </w:r>
           </w:p>
         </w:tc>
@@ -6431,7 +5927,7 @@
               </w:rPr>
             </w:pPr>
             <w:r>
-              <w:t>Prop. x medida</w:t>
+              <w:t>Proporción por medida</w:t>
             </w:r>
           </w:p>
         </w:tc>
@@ -6464,7 +5960,6 @@
           <w:p>
             <w:pPr>
               <w:ind w:firstLine="0"/>
-              <w:jc w:val="center"/>
               <w:rPr>
                 <w:lang w:val="es-419" w:eastAsia="es-CO"/>
               </w:rPr>
@@ -6481,7 +5976,6 @@
           <w:p>
             <w:pPr>
               <w:ind w:firstLine="0"/>
-              <w:jc w:val="center"/>
               <w:rPr>
                 <w:lang w:val="es-419" w:eastAsia="es-CO"/>
               </w:rPr>
@@ -6498,7 +5992,6 @@
           <w:p>
             <w:pPr>
               <w:ind w:firstLine="0"/>
-              <w:jc w:val="center"/>
               <w:rPr>
                 <w:lang w:val="es-419" w:eastAsia="es-CO"/>
               </w:rPr>
@@ -6515,7 +6008,6 @@
           <w:p>
             <w:pPr>
               <w:ind w:firstLine="0"/>
-              <w:jc w:val="center"/>
               <w:rPr>
                 <w:lang w:val="es-419" w:eastAsia="es-CO"/>
               </w:rPr>
@@ -6534,7 +6026,6 @@
           <w:p>
             <w:pPr>
               <w:ind w:firstLine="0"/>
-              <w:jc w:val="center"/>
               <w:rPr>
                 <w:lang w:val="es-419" w:eastAsia="es-CO"/>
               </w:rPr>
@@ -6551,7 +6042,6 @@
           <w:p>
             <w:pPr>
               <w:ind w:firstLine="0"/>
-              <w:jc w:val="center"/>
               <w:rPr>
                 <w:lang w:val="es-419" w:eastAsia="es-CO"/>
               </w:rPr>
@@ -6568,7 +6058,6 @@
           <w:p>
             <w:pPr>
               <w:ind w:firstLine="0"/>
-              <w:jc w:val="center"/>
               <w:rPr>
                 <w:lang w:val="es-419" w:eastAsia="es-CO"/>
               </w:rPr>
@@ -6585,7 +6074,6 @@
           <w:p>
             <w:pPr>
               <w:ind w:firstLine="0"/>
-              <w:jc w:val="center"/>
               <w:rPr>
                 <w:lang w:val="es-419" w:eastAsia="es-CO"/>
               </w:rPr>
@@ -6607,7 +6095,6 @@
           <w:p>
             <w:pPr>
               <w:ind w:firstLine="0"/>
-              <w:jc w:val="center"/>
               <w:rPr>
                 <w:lang w:val="es-419" w:eastAsia="es-CO"/>
               </w:rPr>
@@ -6624,7 +6111,6 @@
           <w:p>
             <w:pPr>
               <w:ind w:firstLine="0"/>
-              <w:jc w:val="center"/>
               <w:rPr>
                 <w:lang w:val="es-419" w:eastAsia="es-CO"/>
               </w:rPr>
@@ -6641,7 +6127,6 @@
           <w:p>
             <w:pPr>
               <w:ind w:firstLine="0"/>
-              <w:jc w:val="center"/>
               <w:rPr>
                 <w:lang w:val="es-419" w:eastAsia="es-CO"/>
               </w:rPr>
@@ -6658,7 +6143,6 @@
           <w:p>
             <w:pPr>
               <w:ind w:firstLine="0"/>
-              <w:jc w:val="center"/>
               <w:rPr>
                 <w:lang w:val="es-419" w:eastAsia="es-CO"/>
               </w:rPr>
@@ -6677,7 +6161,6 @@
           <w:p>
             <w:pPr>
               <w:ind w:firstLine="0"/>
-              <w:jc w:val="center"/>
               <w:rPr>
                 <w:lang w:val="es-419" w:eastAsia="es-CO"/>
               </w:rPr>
@@ -6694,7 +6177,6 @@
           <w:p>
             <w:pPr>
               <w:ind w:firstLine="0"/>
-              <w:jc w:val="center"/>
               <w:rPr>
                 <w:lang w:val="es-419" w:eastAsia="es-CO"/>
               </w:rPr>
@@ -6711,7 +6193,6 @@
           <w:p>
             <w:pPr>
               <w:ind w:firstLine="0"/>
-              <w:jc w:val="center"/>
               <w:rPr>
                 <w:lang w:val="es-419" w:eastAsia="es-CO"/>
               </w:rPr>
@@ -6728,7 +6209,6 @@
           <w:p>
             <w:pPr>
               <w:ind w:firstLine="0"/>
-              <w:jc w:val="center"/>
               <w:rPr>
                 <w:lang w:val="es-419" w:eastAsia="es-CO"/>
               </w:rPr>
@@ -6750,7 +6230,6 @@
           <w:p>
             <w:pPr>
               <w:ind w:firstLine="0"/>
-              <w:jc w:val="center"/>
               <w:rPr>
                 <w:lang w:val="es-419" w:eastAsia="es-CO"/>
               </w:rPr>
@@ -6767,7 +6246,6 @@
           <w:p>
             <w:pPr>
               <w:ind w:firstLine="0"/>
-              <w:jc w:val="center"/>
               <w:rPr>
                 <w:lang w:val="es-419" w:eastAsia="es-CO"/>
               </w:rPr>
@@ -6784,7 +6262,6 @@
           <w:p>
             <w:pPr>
               <w:ind w:firstLine="0"/>
-              <w:jc w:val="center"/>
               <w:rPr>
                 <w:lang w:val="es-419" w:eastAsia="es-CO"/>
               </w:rPr>
@@ -6801,7 +6278,6 @@
           <w:p>
             <w:pPr>
               <w:ind w:firstLine="0"/>
-              <w:jc w:val="center"/>
               <w:rPr>
                 <w:lang w:val="es-419" w:eastAsia="es-CO"/>
               </w:rPr>
@@ -6820,7 +6296,6 @@
           <w:p>
             <w:pPr>
               <w:ind w:firstLine="0"/>
-              <w:jc w:val="center"/>
               <w:rPr>
                 <w:lang w:val="es-419" w:eastAsia="es-CO"/>
               </w:rPr>
@@ -6837,7 +6312,6 @@
           <w:p>
             <w:pPr>
               <w:ind w:firstLine="0"/>
-              <w:jc w:val="center"/>
               <w:rPr>
                 <w:lang w:val="es-419" w:eastAsia="es-CO"/>
               </w:rPr>
@@ -6854,7 +6328,6 @@
           <w:p>
             <w:pPr>
               <w:ind w:firstLine="0"/>
-              <w:jc w:val="center"/>
               <w:rPr>
                 <w:lang w:val="es-419" w:eastAsia="es-CO"/>
               </w:rPr>
@@ -6871,7 +6344,6 @@
           <w:p>
             <w:pPr>
               <w:ind w:firstLine="0"/>
-              <w:jc w:val="center"/>
               <w:rPr>
                 <w:lang w:val="es-419" w:eastAsia="es-CO"/>
               </w:rPr>
@@ -6885,20 +6357,12 @@
     </w:tbl>
     <w:p>
       <w:pPr>
-        <w:rPr>
-          <w:lang w:val="es-419" w:eastAsia="es-CO"/>
-        </w:rPr>
-      </w:pPr>
-    </w:p>
-    <w:p>
-      <w:pPr>
         <w:pStyle w:val="Figura"/>
       </w:pPr>
       <w:r>
         <w:rPr>
           <w:b/>
         </w:rPr>
-        <w:lastRenderedPageBreak/>
         <w:t xml:space="preserve">Figura </w:t>
       </w:r>
       <w:r>
@@ -6933,9 +6397,9 @@
           <w:lang w:eastAsia="es-CO"/>
         </w:rPr>
         <w:drawing>
-          <wp:inline distT="0" distB="0" distL="0" distR="0" wp14:anchorId="4C60BD7C" wp14:editId="12F167D2">
-            <wp:extent cx="4680000" cy="6001957"/>
-            <wp:effectExtent l="0" t="0" r="6350" b="0"/>
+          <wp:inline distT="0" distB="0" distL="0" distR="0" wp14:anchorId="4C60BD7C" wp14:editId="3E2BD4DF">
+            <wp:extent cx="2335075" cy="2994660"/>
+            <wp:effectExtent l="0" t="0" r="8255" b="0"/>
             <wp:docPr id="15" name="Imagen 15" descr="Patrón con punto de origen que muestra la aplicación de incrementos en ancho y largo para el proceso de escalado de tallas."/>
             <wp:cNvGraphicFramePr>
               <a:graphicFrameLocks xmlns:a="http://schemas.openxmlformats.org/drawingml/2006/main" noChangeAspect="1"/>
@@ -6962,7 +6426,7 @@
                   <pic:spPr>
                     <a:xfrm>
                       <a:off x="0" y="0"/>
-                      <a:ext cx="4680000" cy="6001957"/>
+                      <a:ext cx="2348652" cy="3012072"/>
                     </a:xfrm>
                     <a:prstGeom prst="rect">
                       <a:avLst/>
@@ -6985,7 +6449,20 @@
         <w:rPr>
           <w:lang w:val="es-419" w:eastAsia="es-CO"/>
         </w:rPr>
-        <w:t>En este caso que el punto de origen está en un p</w:t>
+        <w:lastRenderedPageBreak/>
+        <w:t>En este caso</w:t>
+      </w:r>
+      <w:r>
+        <w:rPr>
+          <w:lang w:val="es-419" w:eastAsia="es-CO"/>
+        </w:rPr>
+        <w:t>,</w:t>
+      </w:r>
+      <w:r>
+        <w:rPr>
+          <w:lang w:val="es-419" w:eastAsia="es-CO"/>
+        </w:rPr>
+        <w:t xml:space="preserve"> el punto de origen está en un p</w:t>
       </w:r>
       <w:r>
         <w:rPr>
@@ -7004,43 +6481,7 @@
         <w:rPr>
           <w:lang w:val="es-419" w:eastAsia="es-CO"/>
         </w:rPr>
-        <w:t>Se debe tomar la proporció</w:t>
-      </w:r>
-      <w:r>
-        <w:rPr>
-          <w:lang w:val="es-419" w:eastAsia="es-CO"/>
-        </w:rPr>
-        <w:t>n y aplicar mitad hacia arriba y</w:t>
-      </w:r>
-      <w:r>
-        <w:rPr>
-          <w:lang w:val="es-419" w:eastAsia="es-CO"/>
-        </w:rPr>
-        <w:t xml:space="preserve"> mitad hacia abajo para el largo total y no perder la proporción de la figura.</w:t>
-      </w:r>
-      <w:r>
-        <w:rPr>
-          <w:lang w:val="es-419" w:eastAsia="es-CO"/>
-        </w:rPr>
-        <w:tab/>
-      </w:r>
-      <w:r>
-        <w:rPr>
-          <w:lang w:val="es-419" w:eastAsia="es-CO"/>
-        </w:rPr>
-        <w:tab/>
-      </w:r>
-      <w:r>
-        <w:rPr>
-          <w:lang w:val="es-419" w:eastAsia="es-CO"/>
-        </w:rPr>
-        <w:tab/>
-      </w:r>
-      <w:r>
-        <w:rPr>
-          <w:lang w:val="es-419" w:eastAsia="es-CO"/>
-        </w:rPr>
-        <w:tab/>
+        <w:t>Se debe tomar la proporción y aplicar mitad hacia arriba y mitad hacia abajo para el largo total, con el fin de no perder la proporción de la figura.</w:t>
       </w:r>
       <w:r>
         <w:rPr>
@@ -7075,7 +6516,6 @@
         <w:rPr>
           <w:b/>
         </w:rPr>
-        <w:lastRenderedPageBreak/>
         <w:t xml:space="preserve">Figura </w:t>
       </w:r>
       <w:r>
@@ -7110,10 +6550,10 @@
           <w:lang w:eastAsia="es-CO"/>
         </w:rPr>
         <w:drawing>
-          <wp:inline distT="0" distB="0" distL="0" distR="0" wp14:anchorId="4051D3DC" wp14:editId="79A27C52">
-            <wp:extent cx="4680000" cy="5982504"/>
-            <wp:effectExtent l="0" t="0" r="6350" b="0"/>
-            <wp:docPr id="18" name="Imagen 18" descr="Escalado que muestra el incremento de medidas en ancho y largo desde el punto de origen para transformar un patrón de talla M a talla L."/>
+          <wp:inline distT="0" distB="0" distL="0" distR="0" wp14:anchorId="4051D3DC" wp14:editId="62115DE9">
+            <wp:extent cx="2593028" cy="3314700"/>
+            <wp:effectExtent l="0" t="0" r="0" b="0"/>
+            <wp:docPr id="18" name="Imagen 18" descr="Escalado con el incremento de ancho y largo desde el punto de origen para transformar un patrón de talla M a talla grande."/>
             <wp:cNvGraphicFramePr>
               <a:graphicFrameLocks xmlns:a="http://schemas.openxmlformats.org/drawingml/2006/main" noChangeAspect="1"/>
             </wp:cNvGraphicFramePr>
@@ -7121,7 +6561,7 @@
               <a:graphicData uri="http://schemas.openxmlformats.org/drawingml/2006/picture">
                 <pic:pic xmlns:pic="http://schemas.openxmlformats.org/drawingml/2006/picture">
                   <pic:nvPicPr>
-                    <pic:cNvPr id="18" name="Figura 7.png"/>
+                    <pic:cNvPr id="18" name="Imagen 18" descr="Escalado con el incremento de ancho y largo desde el punto de origen para transformar un patrón de talla M a talla grande."/>
                     <pic:cNvPicPr/>
                   </pic:nvPicPr>
                   <pic:blipFill>
@@ -7139,7 +6579,7 @@
                   <pic:spPr>
                     <a:xfrm>
                       <a:off x="0" y="0"/>
-                      <a:ext cx="4680000" cy="5982504"/>
+                      <a:ext cx="2598055" cy="3321126"/>
                     </a:xfrm>
                     <a:prstGeom prst="rect">
                       <a:avLst/>
@@ -7162,7 +6602,7 @@
         <w:rPr>
           <w:lang w:val="es-419" w:eastAsia="es-CO"/>
         </w:rPr>
-        <w:t>En este caso que el punto de origen está en</w:t>
+        <w:t>En este caso el punto de origen está en</w:t>
       </w:r>
       <w:r>
         <w:rPr>
@@ -7181,28 +6621,44 @@
         <w:rPr>
           <w:lang w:val="es-419" w:eastAsia="es-CO"/>
         </w:rPr>
-        <w:t>Se debe tomar la proporción y aplicar toda hacia arriba para largo total y no perder la proporción de la figura.</w:t>
-      </w:r>
-    </w:p>
-    <w:p>
-      <w:pPr>
-        <w:rPr>
-          <w:lang w:val="es-419" w:eastAsia="es-CO"/>
-        </w:rPr>
-      </w:pPr>
-    </w:p>
-    <w:p>
-      <w:pPr>
-        <w:rPr>
-          <w:lang w:val="es-419" w:eastAsia="es-CO"/>
-        </w:rPr>
-      </w:pPr>
-      <w:r>
-        <w:rPr>
-          <w:lang w:val="es-419" w:eastAsia="es-CO"/>
-        </w:rPr>
-        <w:lastRenderedPageBreak/>
-        <w:t>Sin embargo, debe tener en cuenta el vértice A.b modifica a su altura, para no perder la proporción de la figura.</w:t>
+        <w:t>Se debe tomar la proporción y aplicar toda hacia arriba para</w:t>
+      </w:r>
+      <w:r>
+        <w:rPr>
+          <w:lang w:val="es-419" w:eastAsia="es-CO"/>
+        </w:rPr>
+        <w:t xml:space="preserve"> el</w:t>
+      </w:r>
+      <w:r>
+        <w:rPr>
+          <w:lang w:val="es-419" w:eastAsia="es-CO"/>
+        </w:rPr>
+        <w:t xml:space="preserve"> largo total y no perder la proporción de la figura.</w:t>
+      </w:r>
+    </w:p>
+    <w:p>
+      <w:pPr>
+        <w:rPr>
+          <w:lang w:val="es-419" w:eastAsia="es-CO"/>
+        </w:rPr>
+      </w:pPr>
+      <w:r>
+        <w:rPr>
+          <w:lang w:val="es-419" w:eastAsia="es-CO"/>
+        </w:rPr>
+        <w:t>Sin embargo, debe tener en cuenta</w:t>
+      </w:r>
+      <w:r>
+        <w:rPr>
+          <w:lang w:val="es-419" w:eastAsia="es-CO"/>
+        </w:rPr>
+        <w:t xml:space="preserve"> que</w:t>
+      </w:r>
+      <w:r>
+        <w:rPr>
+          <w:lang w:val="es-419" w:eastAsia="es-CO"/>
+        </w:rPr>
+        <w:t xml:space="preserve"> el vértice A.b modifica su altura para no perder la proporción de la figura.</w:t>
       </w:r>
     </w:p>
     <w:p>
@@ -7255,7 +6711,19 @@
         <w:rPr>
           <w:lang w:val="es-419" w:eastAsia="es-CO"/>
         </w:rPr>
-        <w:t>Partiendo de tallas base se obtienen las</w:t>
+        <w:t>Partiendo de tallas base</w:t>
+      </w:r>
+      <w:r>
+        <w:rPr>
+          <w:lang w:val="es-419" w:eastAsia="es-CO"/>
+        </w:rPr>
+        <w:t>,</w:t>
+      </w:r>
+      <w:r>
+        <w:rPr>
+          <w:lang w:val="es-419" w:eastAsia="es-CO"/>
+        </w:rPr>
+        <w:t xml:space="preserve"> se obtienen las</w:t>
       </w:r>
       <w:r>
         <w:rPr>
@@ -7274,7 +6742,20 @@
         <w:rPr>
           <w:lang w:val="es-419" w:eastAsia="es-CO"/>
         </w:rPr>
-        <w:t>En este caso los incrementos entre tallas se mantien</w:t>
+        <w:lastRenderedPageBreak/>
+        <w:t>En este caso</w:t>
+      </w:r>
+      <w:r>
+        <w:rPr>
+          <w:lang w:val="es-419" w:eastAsia="es-CO"/>
+        </w:rPr>
+        <w:t>,</w:t>
+      </w:r>
+      <w:r>
+        <w:rPr>
+          <w:lang w:val="es-419" w:eastAsia="es-CO"/>
+        </w:rPr>
+        <w:t xml:space="preserve"> los incrementos entre tallas se mantien</w:t>
       </w:r>
       <w:r>
         <w:rPr>
@@ -7293,7 +6774,19 @@
         <w:rPr>
           <w:lang w:val="es-419" w:eastAsia="es-CO"/>
         </w:rPr>
-        <w:t>Crecimiento de estatura se produce aumentando ancho y largos, llamándose tambié</w:t>
+        <w:t>Crecimiento de estatura</w:t>
+      </w:r>
+      <w:r>
+        <w:rPr>
+          <w:lang w:val="es-419" w:eastAsia="es-CO"/>
+        </w:rPr>
+        <w:t>:</w:t>
+      </w:r>
+      <w:r>
+        <w:rPr>
+          <w:lang w:val="es-419" w:eastAsia="es-CO"/>
+        </w:rPr>
+        <w:t xml:space="preserve"> se produce aumentando ancho y largos, llamándose tambié</w:t>
       </w:r>
       <w:r>
         <w:rPr>
@@ -7324,7 +6817,31 @@
         <w:rPr>
           <w:lang w:val="es-419" w:eastAsia="es-CO"/>
         </w:rPr>
-        <w:t xml:space="preserve"> se aplica cuando los incrementos de tallas varían dentro de la serie ejemplo, no se produce incremento de estatura, solo anchos.</w:t>
+        <w:t xml:space="preserve"> se aplica cuando los incrementos de tallas varían dentro de la serie</w:t>
+      </w:r>
+      <w:r>
+        <w:rPr>
+          <w:lang w:val="es-419" w:eastAsia="es-CO"/>
+        </w:rPr>
+        <w:t>.</w:t>
+      </w:r>
+      <w:r>
+        <w:rPr>
+          <w:lang w:val="es-419" w:eastAsia="es-CO"/>
+        </w:rPr>
+        <w:t xml:space="preserve"> </w:t>
+      </w:r>
+      <w:r>
+        <w:rPr>
+          <w:lang w:val="es-419" w:eastAsia="es-CO"/>
+        </w:rPr>
+        <w:t>E</w:t>
+      </w:r>
+      <w:r>
+        <w:rPr>
+          <w:lang w:val="es-419" w:eastAsia="es-CO"/>
+        </w:rPr>
+        <w:t>jemplo, no se produce incremento de estatura, solo anchos.</w:t>
       </w:r>
     </w:p>
     <w:p>
@@ -7349,7 +6866,31 @@
         <w:rPr>
           <w:lang w:val="es-419" w:eastAsia="es-CO"/>
         </w:rPr>
-        <w:t xml:space="preserve"> los incrementos entre tallas se mantienen constantes en toda la serie, por ejemplo, se produce incremento de estatura, se aumenta anchos y largos, llamado también escalado de crecimiento real.</w:t>
+        <w:t xml:space="preserve"> los incrementos entre tallas se mantienen constantes en toda la serie</w:t>
+      </w:r>
+      <w:r>
+        <w:rPr>
+          <w:lang w:val="es-419" w:eastAsia="es-CO"/>
+        </w:rPr>
+        <w:t>;</w:t>
+      </w:r>
+      <w:r>
+        <w:rPr>
+          <w:lang w:val="es-419" w:eastAsia="es-CO"/>
+        </w:rPr>
+        <w:t xml:space="preserve"> por ejemplo, se produce incremento de estatura, se aumenta</w:t>
+      </w:r>
+      <w:r>
+        <w:rPr>
+          <w:lang w:val="es-419" w:eastAsia="es-CO"/>
+        </w:rPr>
+        <w:t>n</w:t>
+      </w:r>
+      <w:r>
+        <w:rPr>
+          <w:lang w:val="es-419" w:eastAsia="es-CO"/>
+        </w:rPr>
+        <w:t xml:space="preserve"> anchos y largos, llamado también escalado de crecimiento real.</w:t>
       </w:r>
     </w:p>
     <w:p>
@@ -7382,7 +6923,19 @@
         <w:rPr>
           <w:lang w:val="es-419" w:eastAsia="es-CO"/>
         </w:rPr>
-        <w:t xml:space="preserve">Tomamos dos tallas básicas para obtener una intermedia, lo ideal es disponer de dos patrones, </w:t>
+        <w:t>Tomamos dos tallas básicas para obtener una intermedia</w:t>
+      </w:r>
+      <w:r>
+        <w:rPr>
+          <w:lang w:val="es-419" w:eastAsia="es-CO"/>
+        </w:rPr>
+        <w:t>;</w:t>
+      </w:r>
+      <w:r>
+        <w:rPr>
+          <w:lang w:val="es-419" w:eastAsia="es-CO"/>
+        </w:rPr>
+        <w:t xml:space="preserve"> lo ideal es disponer de dos patrones, </w:t>
       </w:r>
       <w:r>
         <w:rPr>
@@ -7406,23 +6959,14 @@
     </w:p>
     <w:p>
       <w:pPr>
-        <w:ind w:firstLine="0"/>
-        <w:rPr>
-          <w:lang w:val="es-419" w:eastAsia="es-CO"/>
-        </w:rPr>
-      </w:pPr>
-    </w:p>
-    <w:p>
-      <w:pPr>
-        <w:rPr>
-          <w:lang w:val="es-419" w:eastAsia="es-CO"/>
-        </w:rPr>
-      </w:pPr>
-      <w:r>
-        <w:rPr>
-          <w:lang w:val="es-419" w:eastAsia="es-CO"/>
-        </w:rPr>
-        <w:lastRenderedPageBreak/>
+        <w:rPr>
+          <w:lang w:val="es-419" w:eastAsia="es-CO"/>
+        </w:rPr>
+      </w:pPr>
+      <w:r>
+        <w:rPr>
+          <w:lang w:val="es-419" w:eastAsia="es-CO"/>
+        </w:rPr>
         <w:t>Las tallas intermedias se trazan uniendo los vértices de ambos patrones por medio de puntos y dividiéndolos por el número de patrones a hallar.</w:t>
       </w:r>
     </w:p>
@@ -7497,6 +7041,7 @@
         <w:rPr>
           <w:lang w:val="es-419" w:eastAsia="es-CO"/>
         </w:rPr>
+        <w:lastRenderedPageBreak/>
         <w:t xml:space="preserve">Para el análisis de </w:t>
       </w:r>
       <w:r>
@@ -7625,7 +7170,19 @@
         <w:rPr>
           <w:lang w:val="es-419" w:eastAsia="es-CO"/>
         </w:rPr>
-        <w:t>En este caso se hace el análisis desde la talla base hasta la ruptura, identificando las medidas aplicar en el escalado del patrón base.</w:t>
+        <w:t xml:space="preserve">En este caso se hace el análisis desde la talla base hasta la ruptura, identificando las medidas </w:t>
+      </w:r>
+      <w:r>
+        <w:rPr>
+          <w:lang w:val="es-419" w:eastAsia="es-CO"/>
+        </w:rPr>
+        <w:t xml:space="preserve">a </w:t>
+      </w:r>
+      <w:r>
+        <w:rPr>
+          <w:lang w:val="es-419" w:eastAsia="es-CO"/>
+        </w:rPr>
+        <w:t>aplicar en el escalado del patrón base.</w:t>
       </w:r>
     </w:p>
     <w:p>
@@ -7658,7 +7215,31 @@
         <w:rPr>
           <w:lang w:val="es-419" w:eastAsia="es-CO"/>
         </w:rPr>
-        <w:t>A continuación, se presentan ejemplos de escalado en diferentes prendas, cabe resaltar que para iniciar el proceso de escalado es necesario tener en cuenta una serie de operaciones previas como lo son:</w:t>
+        <w:t>A continuación, se presentan ejemplos de escalado en diferentes prendas</w:t>
+      </w:r>
+      <w:r>
+        <w:rPr>
+          <w:lang w:val="es-419" w:eastAsia="es-CO"/>
+        </w:rPr>
+        <w:t>;</w:t>
+      </w:r>
+      <w:r>
+        <w:rPr>
+          <w:lang w:val="es-419" w:eastAsia="es-CO"/>
+        </w:rPr>
+        <w:t xml:space="preserve"> cabe resaltar que para iniciar el proceso de escalado es necesario tener en cuenta una serie de operaciones previas</w:t>
+      </w:r>
+      <w:r>
+        <w:rPr>
+          <w:lang w:val="es-419" w:eastAsia="es-CO"/>
+        </w:rPr>
+        <w:t>,</w:t>
+      </w:r>
+      <w:r>
+        <w:rPr>
+          <w:lang w:val="es-419" w:eastAsia="es-CO"/>
+        </w:rPr>
+        <w:t xml:space="preserve"> como lo son:</w:t>
       </w:r>
     </w:p>
     <w:p>
@@ -7712,7 +7293,6 @@
         <w:rPr>
           <w:lang w:val="es-419" w:eastAsia="es-CO"/>
         </w:rPr>
-        <w:lastRenderedPageBreak/>
         <w:t>Definir si es un básico o es un desarrollo de diseño.</w:t>
       </w:r>
     </w:p>
@@ -7809,15 +7389,14 @@
     <w:p>
       <w:pPr>
         <w:pStyle w:val="Ttulo2"/>
-        <w:rPr>
-          <w:lang w:val="es-419"/>
-        </w:rPr>
-      </w:pPr>
-      <w:bookmarkStart w:id="2" w:name="_Toc233108665"/>
-      <w:r>
-        <w:rPr>
-          <w:lang w:val="es-419"/>
-        </w:rPr>
+        <w:numPr>
+          <w:ilvl w:val="1"/>
+          <w:numId w:val="32"/>
+        </w:numPr>
+      </w:pPr>
+      <w:bookmarkStart w:id="2" w:name="_Toc233876973"/>
+      <w:r>
+        <w:lastRenderedPageBreak/>
         <w:t>Escalado de falda</w:t>
       </w:r>
       <w:bookmarkEnd w:id="2"/>
@@ -7832,19 +7411,134 @@
         <w:rPr>
           <w:lang w:val="es-419" w:eastAsia="es-CO"/>
         </w:rPr>
-        <w:t>Para iniciar el proceso de escalado se debe tener en cuenta el procedimiento anteriormente mencionado y las especificaciones para trabajar en esta prenda, haciendo claridad que es un molde que no tiene margen de costura y tampoco es una prenda. Importante verificar por ejemplo el escaldo en las pinzas, y que las medidas sean iguales en lateral delantero y posterior, entre otras.</w:t>
+        <w:t>Para iniciar el proceso de escalado</w:t>
+      </w:r>
+      <w:r>
+        <w:rPr>
+          <w:lang w:val="es-419" w:eastAsia="es-CO"/>
+        </w:rPr>
+        <w:t>,</w:t>
+      </w:r>
+      <w:r>
+        <w:rPr>
+          <w:lang w:val="es-419" w:eastAsia="es-CO"/>
+        </w:rPr>
+        <w:t xml:space="preserve"> se debe tener en cuenta el procedimiento anteriormente mencionado y las especificaciones para trabajar en esta prenda, haciendo claridad </w:t>
+      </w:r>
+      <w:r>
+        <w:rPr>
+          <w:lang w:val="es-419" w:eastAsia="es-CO"/>
+        </w:rPr>
+        <w:t xml:space="preserve">de </w:t>
+      </w:r>
+      <w:r>
+        <w:rPr>
+          <w:lang w:val="es-419" w:eastAsia="es-CO"/>
+        </w:rPr>
+        <w:t>que es un molde que no tiene margen de costura y tampoco es una prenda. Importante verificar</w:t>
+      </w:r>
+      <w:r>
+        <w:rPr>
+          <w:lang w:val="es-419" w:eastAsia="es-CO"/>
+        </w:rPr>
+        <w:t>,</w:t>
+      </w:r>
+      <w:r>
+        <w:rPr>
+          <w:lang w:val="es-419" w:eastAsia="es-CO"/>
+        </w:rPr>
+        <w:t xml:space="preserve"> por ejemplo</w:t>
+      </w:r>
+      <w:r>
+        <w:rPr>
+          <w:lang w:val="es-419" w:eastAsia="es-CO"/>
+        </w:rPr>
+        <w:t>,</w:t>
+      </w:r>
+      <w:r>
+        <w:rPr>
+          <w:lang w:val="es-419" w:eastAsia="es-CO"/>
+        </w:rPr>
+        <w:t xml:space="preserve"> el escaldo en las pinzas, y que las medidas sean iguales en lateral delantero y posterior, entre otras.</w:t>
       </w:r>
     </w:p>
     <w:p>
       <w:pPr>
         <w:pStyle w:val="Video"/>
-        <w:numPr>
-          <w:ilvl w:val="0"/>
-          <w:numId w:val="3"/>
-        </w:numPr>
-      </w:pPr>
-      <w:r>
-        <w:t>Escalado De Falda Femenino</w:t>
+        <w:ind w:left="1134" w:hanging="1134"/>
+        <w:rPr>
+          <w:rFonts w:eastAsia="Calibri" w:cs="Times New Roman"/>
+          <w:b/>
+          <w:bCs/>
+          <w:color w:val="000000"/>
+          <w:lang w:eastAsia="es-CO"/>
+        </w:rPr>
+      </w:pPr>
+      <w:r>
+        <w:rPr>
+          <w:rFonts w:eastAsia="Calibri" w:cs="Times New Roman"/>
+          <w:b/>
+          <w:bCs/>
+          <w:color w:val="000000"/>
+          <w:lang w:eastAsia="es-CO"/>
+        </w:rPr>
+        <w:t xml:space="preserve">Vídeo 2. </w:t>
+      </w:r>
+      <w:r>
+        <w:rPr>
+          <w:rFonts w:eastAsia="Calibri" w:cs="Times New Roman"/>
+          <w:color w:val="000000"/>
+          <w:lang w:eastAsia="es-CO"/>
+        </w:rPr>
+        <w:t xml:space="preserve">Escalado </w:t>
+      </w:r>
+      <w:r>
+        <w:rPr>
+          <w:rFonts w:eastAsia="Calibri" w:cs="Times New Roman"/>
+          <w:color w:val="000000"/>
+          <w:lang w:eastAsia="es-CO"/>
+        </w:rPr>
+        <w:t>d</w:t>
+      </w:r>
+      <w:r>
+        <w:rPr>
+          <w:rFonts w:eastAsia="Calibri" w:cs="Times New Roman"/>
+          <w:color w:val="000000"/>
+          <w:lang w:eastAsia="es-CO"/>
+        </w:rPr>
+        <w:t xml:space="preserve">e </w:t>
+      </w:r>
+      <w:r>
+        <w:rPr>
+          <w:rFonts w:eastAsia="Calibri" w:cs="Times New Roman"/>
+          <w:color w:val="000000"/>
+          <w:lang w:eastAsia="es-CO"/>
+        </w:rPr>
+        <w:t>f</w:t>
+      </w:r>
+      <w:r>
+        <w:rPr>
+          <w:rFonts w:eastAsia="Calibri" w:cs="Times New Roman"/>
+          <w:color w:val="000000"/>
+          <w:lang w:eastAsia="es-CO"/>
+        </w:rPr>
+        <w:t xml:space="preserve">alda </w:t>
+      </w:r>
+      <w:r>
+        <w:rPr>
+          <w:rFonts w:eastAsia="Calibri" w:cs="Times New Roman"/>
+          <w:color w:val="000000"/>
+          <w:lang w:eastAsia="es-CO"/>
+        </w:rPr>
+        <w:t>f</w:t>
+      </w:r>
+      <w:r>
+        <w:rPr>
+          <w:rFonts w:eastAsia="Calibri" w:cs="Times New Roman"/>
+          <w:color w:val="000000"/>
+          <w:lang w:eastAsia="es-CO"/>
+        </w:rPr>
+        <w:t>emenino</w:t>
       </w:r>
     </w:p>
     <w:p>
@@ -7857,7 +7551,7 @@
           <w:lang w:eastAsia="es-CO"/>
         </w:rPr>
         <w:drawing>
-          <wp:inline distT="0" distB="0" distL="0" distR="0" wp14:anchorId="0157BAD8" wp14:editId="76E0F660">
+          <wp:inline distT="0" distB="0" distL="0" distR="0" wp14:anchorId="0157BAD8" wp14:editId="665E35D7">
             <wp:extent cx="4680000" cy="2632500"/>
             <wp:effectExtent l="0" t="0" r="6350" b="0"/>
             <wp:docPr id="22" name="Imagen 22">
@@ -7960,7 +7654,6 @@
               <w:rPr>
                 <w:b/>
               </w:rPr>
-              <w:lastRenderedPageBreak/>
               <w:t xml:space="preserve">Síntesis del video. </w:t>
             </w:r>
             <w:r>
@@ -7979,7 +7672,11 @@
           </w:tcPr>
           <w:p>
             <w:r>
-              <w:t>El escalado de patrones consiste en aumentar o reducir un molde base para obtener diferentes tallas, manteniendo las proporciones, formas y características de ajuste del diseño original. En una falda básica femenina de una pinza, el proceso inicia con el análisis detallado del cuadro de tallas, identificando las medidas que intervienen directamente en la prenda: contorno de cintura, contorno de cadera, altura de cadera, largo de falda y separación de pinza.</w:t>
+              <w:t xml:space="preserve">El escalado de patrones consiste en aumentar o reducir un molde base para obtener diferentes tallas, manteniendo las proporciones, formas y características de ajuste del diseño original. En una falda básica femenina de una pinza, el proceso inicia con el análisis detallado del cuadro de tallas, identificando las medidas que </w:t>
+            </w:r>
+            <w:r>
+              <w:lastRenderedPageBreak/>
+              <w:t>intervienen directamente en la prenda: contorno de cintura, contorno de cadera, altura de cadera, largo de falda y separación de pinza.</w:t>
             </w:r>
           </w:p>
           <w:p>
@@ -7994,12 +7691,12 @@
           </w:p>
           <w:p>
             <w:r>
+              <w:t>Para desarrollar el escalado se utiliza un sistema de referencia basado en un plano cartesiano. Se define un punto de origen ubicado generalmente en la intersección entre el centro de la prenda y la línea de cadera, considerado un punto fijo o punto muerto. A partir de este punto se proyectan los incrementos o reducciones hacia los diferentes puntos de control del molde, como cintura, costado, cadera, ruedo y pinza.</w:t>
+            </w:r>
+          </w:p>
+          <w:p>
+            <w:r>
               <w:lastRenderedPageBreak/>
-              <w:t>Para desarrollar el escalado se utiliza un sistema de referencia basado en un plano cartesiano. Se define un punto de origen ubicado generalmente en la intersección entre el centro de la prenda y la línea de cadera, considerado un punto fijo o punto muerto. A partir de este punto se proyectan los incrementos o reducciones hacia los diferentes puntos de control del molde, como cintura, costado, cadera, ruedo y pinza.</w:t>
-            </w:r>
-          </w:p>
-          <w:p>
-            <w:r>
               <w:t>Durante el aumento de talla, cada punto del patrón se desplaza según los valores determinados por el análisis del cuadro de tallas. Los contornos se amplían horizontalmente y los largos se incrementan verticalmente, manteniendo siempre la forma original de las líneas rectas y curvas. De igual manera, en los procesos de reducción, los desplazamientos se realizan hacia el interior del patrón, conservando la proporcionalidad del diseño.</w:t>
             </w:r>
           </w:p>
@@ -8010,16 +7707,16 @@
           </w:p>
           <w:p>
             <w:r>
-              <w:t xml:space="preserve">El procedimiento se desarrolla de forma secuencial, escalando primero las tallas inmediatas a la talla base y continuando progresivamente hacia las demás tallas. Este método asegura mayor precisión en la construcción del nido de escalado y </w:t>
+              <w:t>El procedimiento se desarrolla de forma secuencial, escalando primero las tallas inmediatas a la talla base y continuando progresivamente hacia las demás tallas. Este método asegura mayor precisión en la construcción del nido de escalado y reduce errores acumulativos. Asimismo, es fundamental utilizar líneas de construcción, referencias claras y convenciones gráficas diferenciadas para cada talla, facilitando la lectura y verificación del patrón.</w:t>
+            </w:r>
+          </w:p>
+          <w:p>
+            <w:r>
+              <w:t xml:space="preserve">En términos técnicos, un escalado exitoso depende de tres factores fundamentales: el correcto análisis del cuadro de tallas, la adecuada distribución de los incrementos sobre el patrón y el mantenimiento de las proporciones originales del </w:t>
             </w:r>
             <w:r>
               <w:lastRenderedPageBreak/>
-              <w:t>reduce errores acumulativos. Asimismo, es fundamental utilizar líneas de construcción, referencias claras y convenciones gráficas diferenciadas para cada talla, facilitando la lectura y verificación del patrón.</w:t>
-            </w:r>
-          </w:p>
-          <w:p>
-            <w:r>
-              <w:t>En términos técnicos, un escalado exitoso depende de tres factores fundamentales: el correcto análisis del cuadro de tallas, la adecuada distribución de los incrementos sobre el patrón y el mantenimiento de las proporciones originales del diseño. Estos principios garantizan que la falda conserve su silueta, ajuste y funcionalidad en todas las tallas de la serie.</w:t>
+              <w:t>diseño. Estos principios garantizan que la falda conserve su silueta, ajuste y funcionalidad en todas las tallas de la serie.</w:t>
             </w:r>
           </w:p>
         </w:tc>
@@ -8036,28 +7733,16 @@
           <w:lang w:val="es-419" w:eastAsia="es-CO"/>
         </w:rPr>
         <w:lastRenderedPageBreak/>
-        <w:t>Revise l</w:t>
-      </w:r>
-      <w:r>
-        <w:rPr>
-          <w:lang w:val="es-419" w:eastAsia="es-CO"/>
-        </w:rPr>
-        <w:t>a plantilla que puede resultar útil para aprender más sobre el escalado de falda.</w:t>
+        <w:t>Para complementar los conocimientos sobre el escalado de falda, consulte el documento Plantilla_escalado_de_falda.pdf, ubicado en la carpeta de anexos.</w:t>
       </w:r>
     </w:p>
     <w:p>
       <w:pPr>
         <w:pStyle w:val="Ttulo2"/>
-        <w:rPr>
-          <w:lang w:val="es-419"/>
-        </w:rPr>
-      </w:pPr>
-      <w:bookmarkStart w:id="3" w:name="_Toc233108666"/>
-      <w:r>
-        <w:rPr>
-          <w:lang w:val="es-419"/>
-        </w:rPr>
-        <w:t>Escalado de base con pinzas - superior</w:t>
+      </w:pPr>
+      <w:bookmarkStart w:id="3" w:name="_Toc233876974"/>
+      <w:r>
+        <w:t>Escalado de base con pinzas superior</w:t>
       </w:r>
       <w:bookmarkEnd w:id="3"/>
     </w:p>
@@ -8071,487 +7756,31 @@
         <w:rPr>
           <w:lang w:val="es-419" w:eastAsia="es-CO"/>
         </w:rPr>
-        <w:t>El proceso de escalado debe ser seguido conforme a lo planteado anteriormente, haciendo claridad que es un molde que no tiene margen de costura y tampoco es una prenda. Es importante analizar el escalado de pinzas, además verificaciones en medidas laterales, cintura, entre otras.</w:t>
-      </w:r>
-      <w:r>
-        <w:rPr>
-          <w:lang w:val="es-419" w:eastAsia="es-CO"/>
-        </w:rPr>
-        <w:tab/>
-      </w:r>
-      <w:r>
-        <w:rPr>
-          <w:lang w:val="es-419" w:eastAsia="es-CO"/>
-        </w:rPr>
-        <w:tab/>
-      </w:r>
-      <w:r>
-        <w:rPr>
-          <w:lang w:val="es-419" w:eastAsia="es-CO"/>
-        </w:rPr>
-        <w:tab/>
-      </w:r>
-      <w:r>
-        <w:rPr>
-          <w:lang w:val="es-419" w:eastAsia="es-CO"/>
-        </w:rPr>
-        <w:tab/>
-      </w:r>
-      <w:r>
-        <w:rPr>
-          <w:lang w:val="es-419" w:eastAsia="es-CO"/>
-        </w:rPr>
-        <w:tab/>
-      </w:r>
-      <w:r>
-        <w:rPr>
-          <w:lang w:val="es-419" w:eastAsia="es-CO"/>
-        </w:rPr>
-        <w:tab/>
-      </w:r>
-      <w:r>
-        <w:rPr>
-          <w:lang w:val="es-419" w:eastAsia="es-CO"/>
-        </w:rPr>
-        <w:tab/>
-      </w:r>
-      <w:r>
-        <w:rPr>
-          <w:lang w:val="es-419" w:eastAsia="es-CO"/>
-        </w:rPr>
-        <w:tab/>
-      </w:r>
-      <w:r>
-        <w:rPr>
-          <w:lang w:val="es-419" w:eastAsia="es-CO"/>
-        </w:rPr>
-        <w:tab/>
-      </w:r>
-      <w:r>
-        <w:rPr>
-          <w:lang w:val="es-419" w:eastAsia="es-CO"/>
-        </w:rPr>
-        <w:tab/>
-      </w:r>
-      <w:r>
-        <w:rPr>
-          <w:lang w:val="es-419" w:eastAsia="es-CO"/>
-        </w:rPr>
-        <w:tab/>
-      </w:r>
-      <w:r>
-        <w:rPr>
-          <w:lang w:val="es-419" w:eastAsia="es-CO"/>
-        </w:rPr>
-        <w:tab/>
-      </w:r>
-      <w:r>
-        <w:rPr>
-          <w:lang w:val="es-419" w:eastAsia="es-CO"/>
-        </w:rPr>
-        <w:tab/>
-      </w:r>
-      <w:r>
-        <w:rPr>
-          <w:lang w:val="es-419" w:eastAsia="es-CO"/>
-        </w:rPr>
-        <w:tab/>
-      </w:r>
-      <w:r>
-        <w:rPr>
-          <w:lang w:val="es-419" w:eastAsia="es-CO"/>
-        </w:rPr>
-        <w:tab/>
-      </w:r>
-      <w:r>
-        <w:rPr>
-          <w:lang w:val="es-419" w:eastAsia="es-CO"/>
-        </w:rPr>
-        <w:tab/>
-      </w:r>
-      <w:r>
-        <w:rPr>
-          <w:lang w:val="es-419" w:eastAsia="es-CO"/>
-        </w:rPr>
-        <w:tab/>
-      </w:r>
-      <w:r>
-        <w:rPr>
-          <w:lang w:val="es-419" w:eastAsia="es-CO"/>
-        </w:rPr>
-        <w:tab/>
-      </w:r>
-      <w:r>
-        <w:rPr>
-          <w:lang w:val="es-419" w:eastAsia="es-CO"/>
-        </w:rPr>
-        <w:tab/>
-      </w:r>
-      <w:r>
-        <w:rPr>
-          <w:lang w:val="es-419" w:eastAsia="es-CO"/>
-        </w:rPr>
-        <w:tab/>
-      </w:r>
-      <w:r>
-        <w:rPr>
-          <w:lang w:val="es-419" w:eastAsia="es-CO"/>
-        </w:rPr>
-        <w:tab/>
-      </w:r>
-      <w:r>
-        <w:rPr>
-          <w:lang w:val="es-419" w:eastAsia="es-CO"/>
-        </w:rPr>
-        <w:tab/>
-      </w:r>
-      <w:r>
-        <w:rPr>
-          <w:lang w:val="es-419" w:eastAsia="es-CO"/>
-        </w:rPr>
-        <w:tab/>
-      </w:r>
-      <w:r>
-        <w:rPr>
-          <w:lang w:val="es-419" w:eastAsia="es-CO"/>
-        </w:rPr>
-        <w:tab/>
-      </w:r>
-      <w:r>
-        <w:rPr>
-          <w:lang w:val="es-419" w:eastAsia="es-CO"/>
-        </w:rPr>
-        <w:tab/>
-      </w:r>
-      <w:r>
-        <w:rPr>
-          <w:lang w:val="es-419" w:eastAsia="es-CO"/>
-        </w:rPr>
-        <w:tab/>
-      </w:r>
-      <w:r>
-        <w:rPr>
-          <w:lang w:val="es-419" w:eastAsia="es-CO"/>
-        </w:rPr>
-        <w:tab/>
-      </w:r>
-      <w:r>
-        <w:rPr>
-          <w:lang w:val="es-419" w:eastAsia="es-CO"/>
-        </w:rPr>
-        <w:tab/>
-      </w:r>
-      <w:r>
-        <w:rPr>
-          <w:lang w:val="es-419" w:eastAsia="es-CO"/>
-        </w:rPr>
-        <w:tab/>
-      </w:r>
-      <w:r>
-        <w:rPr>
-          <w:lang w:val="es-419" w:eastAsia="es-CO"/>
-        </w:rPr>
-        <w:tab/>
-      </w:r>
-      <w:r>
-        <w:rPr>
-          <w:lang w:val="es-419" w:eastAsia="es-CO"/>
-        </w:rPr>
-        <w:tab/>
-      </w:r>
-      <w:r>
-        <w:rPr>
-          <w:lang w:val="es-419" w:eastAsia="es-CO"/>
-        </w:rPr>
-        <w:tab/>
-      </w:r>
-      <w:r>
-        <w:rPr>
-          <w:lang w:val="es-419" w:eastAsia="es-CO"/>
-        </w:rPr>
-        <w:tab/>
-      </w:r>
-      <w:r>
-        <w:rPr>
-          <w:lang w:val="es-419" w:eastAsia="es-CO"/>
-        </w:rPr>
-        <w:tab/>
-      </w:r>
-      <w:r>
-        <w:rPr>
-          <w:lang w:val="es-419" w:eastAsia="es-CO"/>
-        </w:rPr>
-        <w:tab/>
-      </w:r>
-      <w:r>
-        <w:rPr>
-          <w:lang w:val="es-419" w:eastAsia="es-CO"/>
-        </w:rPr>
-        <w:tab/>
-      </w:r>
-      <w:r>
-        <w:rPr>
-          <w:lang w:val="es-419" w:eastAsia="es-CO"/>
-        </w:rPr>
-        <w:tab/>
-      </w:r>
-      <w:r>
-        <w:rPr>
-          <w:lang w:val="es-419" w:eastAsia="es-CO"/>
-        </w:rPr>
-        <w:tab/>
-      </w:r>
-      <w:r>
-        <w:rPr>
-          <w:lang w:val="es-419" w:eastAsia="es-CO"/>
-        </w:rPr>
-        <w:tab/>
-      </w:r>
-      <w:r>
-        <w:rPr>
-          <w:lang w:val="es-419" w:eastAsia="es-CO"/>
-        </w:rPr>
-        <w:tab/>
-      </w:r>
-      <w:r>
-        <w:rPr>
-          <w:lang w:val="es-419" w:eastAsia="es-CO"/>
-        </w:rPr>
-        <w:tab/>
-      </w:r>
-      <w:r>
-        <w:rPr>
-          <w:lang w:val="es-419" w:eastAsia="es-CO"/>
-        </w:rPr>
-        <w:tab/>
-      </w:r>
-      <w:r>
-        <w:rPr>
-          <w:lang w:val="es-419" w:eastAsia="es-CO"/>
-        </w:rPr>
-        <w:tab/>
-      </w:r>
-      <w:r>
-        <w:rPr>
-          <w:lang w:val="es-419" w:eastAsia="es-CO"/>
-        </w:rPr>
-        <w:tab/>
-      </w:r>
-      <w:r>
-        <w:rPr>
-          <w:lang w:val="es-419" w:eastAsia="es-CO"/>
-        </w:rPr>
-        <w:tab/>
-      </w:r>
-      <w:r>
-        <w:rPr>
-          <w:lang w:val="es-419" w:eastAsia="es-CO"/>
-        </w:rPr>
-        <w:tab/>
-      </w:r>
-      <w:r>
-        <w:rPr>
-          <w:lang w:val="es-419" w:eastAsia="es-CO"/>
-        </w:rPr>
-        <w:tab/>
-      </w:r>
-      <w:r>
-        <w:rPr>
-          <w:lang w:val="es-419" w:eastAsia="es-CO"/>
-        </w:rPr>
-        <w:tab/>
-      </w:r>
-      <w:r>
-        <w:rPr>
-          <w:lang w:val="es-419" w:eastAsia="es-CO"/>
-        </w:rPr>
-        <w:tab/>
-      </w:r>
-      <w:r>
-        <w:rPr>
-          <w:lang w:val="es-419" w:eastAsia="es-CO"/>
-        </w:rPr>
-        <w:tab/>
-      </w:r>
-      <w:r>
-        <w:rPr>
-          <w:lang w:val="es-419" w:eastAsia="es-CO"/>
-        </w:rPr>
-        <w:tab/>
-      </w:r>
-      <w:r>
-        <w:rPr>
-          <w:lang w:val="es-419" w:eastAsia="es-CO"/>
-        </w:rPr>
-        <w:tab/>
-      </w:r>
-      <w:r>
-        <w:rPr>
-          <w:lang w:val="es-419" w:eastAsia="es-CO"/>
-        </w:rPr>
-        <w:tab/>
-      </w:r>
-      <w:r>
-        <w:rPr>
-          <w:lang w:val="es-419" w:eastAsia="es-CO"/>
-        </w:rPr>
-        <w:tab/>
-      </w:r>
-      <w:r>
-        <w:rPr>
-          <w:lang w:val="es-419" w:eastAsia="es-CO"/>
-        </w:rPr>
-        <w:tab/>
-      </w:r>
-      <w:r>
-        <w:rPr>
-          <w:lang w:val="es-419" w:eastAsia="es-CO"/>
-        </w:rPr>
-        <w:tab/>
-      </w:r>
-      <w:r>
-        <w:rPr>
-          <w:lang w:val="es-419" w:eastAsia="es-CO"/>
-        </w:rPr>
-        <w:tab/>
-      </w:r>
-      <w:r>
-        <w:rPr>
-          <w:lang w:val="es-419" w:eastAsia="es-CO"/>
-        </w:rPr>
-        <w:tab/>
-      </w:r>
-      <w:r>
-        <w:rPr>
-          <w:lang w:val="es-419" w:eastAsia="es-CO"/>
-        </w:rPr>
-        <w:tab/>
-      </w:r>
-      <w:r>
-        <w:rPr>
-          <w:lang w:val="es-419" w:eastAsia="es-CO"/>
-        </w:rPr>
-        <w:tab/>
-      </w:r>
-      <w:r>
-        <w:rPr>
-          <w:lang w:val="es-419" w:eastAsia="es-CO"/>
-        </w:rPr>
-        <w:tab/>
-      </w:r>
-      <w:r>
-        <w:rPr>
-          <w:lang w:val="es-419" w:eastAsia="es-CO"/>
-        </w:rPr>
-        <w:tab/>
-      </w:r>
-      <w:r>
-        <w:rPr>
-          <w:lang w:val="es-419" w:eastAsia="es-CO"/>
-        </w:rPr>
-        <w:tab/>
-      </w:r>
-      <w:r>
-        <w:rPr>
-          <w:lang w:val="es-419" w:eastAsia="es-CO"/>
-        </w:rPr>
-        <w:tab/>
-      </w:r>
-      <w:r>
-        <w:rPr>
-          <w:lang w:val="es-419" w:eastAsia="es-CO"/>
-        </w:rPr>
-        <w:tab/>
-      </w:r>
-      <w:r>
-        <w:rPr>
-          <w:lang w:val="es-419" w:eastAsia="es-CO"/>
-        </w:rPr>
-        <w:tab/>
-      </w:r>
-      <w:r>
-        <w:rPr>
-          <w:lang w:val="es-419" w:eastAsia="es-CO"/>
-        </w:rPr>
-        <w:tab/>
-      </w:r>
-      <w:r>
-        <w:rPr>
-          <w:lang w:val="es-419" w:eastAsia="es-CO"/>
-        </w:rPr>
-        <w:tab/>
-      </w:r>
-      <w:r>
-        <w:rPr>
-          <w:lang w:val="es-419" w:eastAsia="es-CO"/>
-        </w:rPr>
-        <w:tab/>
-      </w:r>
-      <w:r>
-        <w:rPr>
-          <w:lang w:val="es-419" w:eastAsia="es-CO"/>
-        </w:rPr>
-        <w:tab/>
-      </w:r>
-      <w:r>
-        <w:rPr>
-          <w:lang w:val="es-419" w:eastAsia="es-CO"/>
-        </w:rPr>
-        <w:tab/>
-      </w:r>
-      <w:r>
-        <w:rPr>
-          <w:lang w:val="es-419" w:eastAsia="es-CO"/>
-        </w:rPr>
-        <w:tab/>
-      </w:r>
-      <w:r>
-        <w:rPr>
-          <w:lang w:val="es-419" w:eastAsia="es-CO"/>
-        </w:rPr>
-        <w:tab/>
-      </w:r>
-      <w:r>
-        <w:rPr>
-          <w:lang w:val="es-419" w:eastAsia="es-CO"/>
-        </w:rPr>
-        <w:tab/>
-      </w:r>
-      <w:r>
-        <w:rPr>
-          <w:lang w:val="es-419" w:eastAsia="es-CO"/>
-        </w:rPr>
-        <w:tab/>
-      </w:r>
-      <w:r>
-        <w:rPr>
-          <w:lang w:val="es-419" w:eastAsia="es-CO"/>
-        </w:rPr>
-        <w:tab/>
-      </w:r>
-      <w:r>
-        <w:rPr>
-          <w:lang w:val="es-419" w:eastAsia="es-CO"/>
-        </w:rPr>
-        <w:tab/>
-      </w:r>
-      <w:r>
-        <w:rPr>
-          <w:lang w:val="es-419" w:eastAsia="es-CO"/>
-        </w:rPr>
-        <w:tab/>
-      </w:r>
-      <w:r>
-        <w:rPr>
-          <w:lang w:val="es-419" w:eastAsia="es-CO"/>
-        </w:rPr>
-        <w:tab/>
-      </w:r>
-      <w:r>
-        <w:rPr>
-          <w:lang w:val="es-419" w:eastAsia="es-CO"/>
-        </w:rPr>
-        <w:tab/>
+        <w:t xml:space="preserve">El proceso de escalado debe ser seguido conforme a lo planteado anteriormente, haciendo claridad </w:t>
+      </w:r>
+      <w:r>
+        <w:rPr>
+          <w:lang w:val="es-419" w:eastAsia="es-CO"/>
+        </w:rPr>
+        <w:t xml:space="preserve">de </w:t>
+      </w:r>
+      <w:r>
+        <w:rPr>
+          <w:lang w:val="es-419" w:eastAsia="es-CO"/>
+        </w:rPr>
+        <w:t xml:space="preserve">que es un molde que no tiene margen de costura y tampoco es una prenda. Es importante analizar el escalado de pinzas, además </w:t>
+      </w:r>
+      <w:r>
+        <w:rPr>
+          <w:lang w:val="es-419" w:eastAsia="es-CO"/>
+        </w:rPr>
+        <w:t xml:space="preserve">de </w:t>
+      </w:r>
+      <w:r>
+        <w:rPr>
+          <w:lang w:val="es-419" w:eastAsia="es-CO"/>
+        </w:rPr>
+        <w:t>verificaciones en medidas laterales, cintura, entre otras.</w:t>
       </w:r>
       <w:r>
         <w:rPr>
@@ -8563,14 +7792,49 @@
     <w:p>
       <w:pPr>
         <w:pStyle w:val="Video"/>
-        <w:numPr>
-          <w:ilvl w:val="0"/>
-          <w:numId w:val="3"/>
-        </w:numPr>
-      </w:pPr>
-      <w:r>
-        <w:lastRenderedPageBreak/>
-        <w:t>Escalado De Base Con Pinzas Superior</w:t>
+      </w:pPr>
+      <w:r>
+        <w:rPr>
+          <w:b/>
+          <w:bCs/>
+        </w:rPr>
+        <w:t>Vídeo 3.</w:t>
+      </w:r>
+      <w:r>
+        <w:t xml:space="preserve"> </w:t>
+      </w:r>
+      <w:r>
+        <w:t xml:space="preserve">Escalado </w:t>
+      </w:r>
+      <w:r>
+        <w:t>d</w:t>
+      </w:r>
+      <w:r>
+        <w:t xml:space="preserve">e </w:t>
+      </w:r>
+      <w:r>
+        <w:t>b</w:t>
+      </w:r>
+      <w:r>
+        <w:t xml:space="preserve">ase </w:t>
+      </w:r>
+      <w:r>
+        <w:t>c</w:t>
+      </w:r>
+      <w:r>
+        <w:t xml:space="preserve">on </w:t>
+      </w:r>
+      <w:r>
+        <w:t>p</w:t>
+      </w:r>
+      <w:r>
+        <w:t xml:space="preserve">inzas </w:t>
+      </w:r>
+      <w:r>
+        <w:t>s</w:t>
+      </w:r>
+      <w:r>
+        <w:t>uperior</w:t>
       </w:r>
     </w:p>
     <w:p>
@@ -8586,7 +7850,7 @@
           <w:lang w:eastAsia="es-CO"/>
         </w:rPr>
         <w:drawing>
-          <wp:inline distT="0" distB="0" distL="0" distR="0" wp14:anchorId="4CF626B0" wp14:editId="1B250942">
+          <wp:inline distT="0" distB="0" distL="0" distR="0" wp14:anchorId="4CF626B0" wp14:editId="0C8F0923">
             <wp:extent cx="4680000" cy="2632500"/>
             <wp:effectExtent l="0" t="0" r="6350" b="0"/>
             <wp:docPr id="24" name="Imagen 24">
@@ -8689,13 +7953,74 @@
               <w:rPr>
                 <w:b/>
               </w:rPr>
+              <w:lastRenderedPageBreak/>
               <w:t xml:space="preserve">Síntesis del video. </w:t>
             </w:r>
             <w:r>
               <w:rPr>
                 <w:b/>
               </w:rPr>
-              <w:t>Escalado De Base Con Pinzas Superior</w:t>
+              <w:t xml:space="preserve">Escalado </w:t>
+            </w:r>
+            <w:r>
+              <w:rPr>
+                <w:b/>
+              </w:rPr>
+              <w:t>d</w:t>
+            </w:r>
+            <w:r>
+              <w:rPr>
+                <w:b/>
+              </w:rPr>
+              <w:t xml:space="preserve">e </w:t>
+            </w:r>
+            <w:r>
+              <w:rPr>
+                <w:b/>
+              </w:rPr>
+              <w:t>b</w:t>
+            </w:r>
+            <w:r>
+              <w:rPr>
+                <w:b/>
+              </w:rPr>
+              <w:t xml:space="preserve">ase </w:t>
+            </w:r>
+            <w:r>
+              <w:rPr>
+                <w:b/>
+              </w:rPr>
+              <w:t>c</w:t>
+            </w:r>
+            <w:r>
+              <w:rPr>
+                <w:b/>
+              </w:rPr>
+              <w:t xml:space="preserve">on </w:t>
+            </w:r>
+            <w:r>
+              <w:rPr>
+                <w:b/>
+              </w:rPr>
+              <w:t>p</w:t>
+            </w:r>
+            <w:r>
+              <w:rPr>
+                <w:b/>
+              </w:rPr>
+              <w:t xml:space="preserve">inzas </w:t>
+            </w:r>
+            <w:r>
+              <w:rPr>
+                <w:b/>
+              </w:rPr>
+              <w:t>s</w:t>
+            </w:r>
+            <w:r>
+              <w:rPr>
+                <w:b/>
+              </w:rPr>
+              <w:t>uperior</w:t>
             </w:r>
           </w:p>
         </w:tc>
@@ -8721,40 +8046,55 @@
           </w:p>
           <w:p>
             <w:r>
-              <w:t xml:space="preserve">La primera etapa consiste en transformar el básico mediante el traslado de pinza hacia el costado y la incorporación de pinzas de contorno. Para ello se identifican los vértices de pinza, la línea de cintura y los puntos de construcción principales. La diferencia entre contorno de busto y contorno de cintura determina la cantidad de entalle necesaria. Esta diferencia se distribuye proporcionalmente en las </w:t>
-            </w:r>
+              <w:t>La primera etapa consiste en transformar el básico mediante el traslado de pinza hacia el costado y la incorporación de pinzas de contorno. Para ello se identifican los vértices de pinza, la línea de cintura y los puntos de construcción principales. La diferencia entre contorno de busto y contorno de cintura determina la cantidad de entalle necesaria. Esta diferencia se distribuye proporcionalmente en las cuartas partes del cuerpo representadas en el molde, asignando una parte a la pinza principal y otra al ajuste de costado. Una vez definidas las pinzas, se realizan las recuperaciones correspondientes</w:t>
+            </w:r>
+            <w:r>
+              <w:t>,</w:t>
+            </w:r>
+            <w:r>
+              <w:t xml:space="preserve"> cerrando y abriendo el molde para que la pieza quede lista para ser escalada con su volumen ya controlado.</w:t>
+            </w:r>
+          </w:p>
+          <w:p>
+            <w:r>
+              <w:t>Antes de iniciar el escalado</w:t>
+            </w:r>
+            <w:r>
+              <w:t>,</w:t>
+            </w:r>
+            <w:r>
+              <w:t xml:space="preserve"> es indispensable desarrollar el análisis de tallas. Este análisis determina cuánto crece o disminuye cada medida entre la talla base y las demás tallas del rango. Se estudian variables como contorno de busto, contorno de cintura, ancho de pecho, ancho de espalda, talle delantero, talle posterior, centro delantero, centro posterior, largo de hombro, contorno de cuello y separación de busto. Cada una de estas medidas aporta incrementos específicos que posteriormente se trasladan al plano mediante coordenadas de escalado.</w:t>
+            </w:r>
+          </w:p>
+          <w:p>
             <w:r>
               <w:lastRenderedPageBreak/>
-              <w:t>cuartas partes del cuerpo representadas en el molde, asignando una parte a la pinza principal y otra al ajuste de costado. Una vez definidas las pinzas, se realizan las recuperaciones correspondientes cerrando y abriendo el molde para que la pieza quede lista para ser escalada con su volumen ya controlado.</w:t>
-            </w:r>
-          </w:p>
-          <w:p>
-            <w:r>
-              <w:t>Antes de iniciar el escalado es indispensable desarrollar el análisis de tallas. Este análisis determina cuánto crece o disminuye cada medida entre la talla base y las demás tallas del rango. Se estudian variables como contorno de busto, contorno de cintura, ancho de pecho, ancho de espalda, talle delantero, talle posterior, centro delantero, centro posterior, largo de hombro, contorno de cuello y separación de busto. Cada una de estas medidas aporta incrementos específicos que posteriormente se trasladan al plano mediante coordenadas de escalado.</w:t>
-            </w:r>
-          </w:p>
-          <w:p>
-            <w:r>
-              <w:t>La línea de profundidad de sisa se utiliza como punto muerto o referencia principal. Desde esta línea se distribuyen todos los incrementos verticales y horizontales. En el delantero, el centro frente se modifica únicamente en longitud, mientras que el punto cuello-hombro recibe simultáneamente incrementos de talle y de contorno de cuello. El hombro aumenta considerando tanto el crecimiento propio del hombro como la ampliación producida por el cuello. De igual forma, el ancho de pecho, el contorno de busto y el contorno de cintura reciben sus respectivos incrementos horizontales.</w:t>
-            </w:r>
-          </w:p>
-          <w:p>
-            <w:r>
-              <w:t xml:space="preserve">Las pinzas requieren un tratamiento especial. Su amplitud permanece constante porque ya fue determinada por el análisis de contornos; lo que cambia es la posición de sus vértices. Estos se desplazan siguiendo el crecimiento de la </w:t>
+              <w:t>La línea de profundidad de sisa se utiliza como punto muerto o referencia principal. Desde esta línea se distribuyen todos los incrementos verticales y horizontales. En el delantero, el centro frente se modifica únicamente en longitud, mientras que el punto cuello-hombro recibe simultáneamente incrementos de talle y de contorno de cuello. El hombro aumenta</w:t>
+            </w:r>
+            <w:r>
+              <w:t>,</w:t>
+            </w:r>
+            <w:r>
+              <w:t xml:space="preserve"> considerando tanto el crecimiento propio del hombro como la ampliación producida por el cuello. De igual forma, el ancho de pecho, el contorno de busto y el contorno de cintura reciben sus respectivos incrementos horizontales.</w:t>
+            </w:r>
+          </w:p>
+          <w:p>
+            <w:r>
+              <w:t>Las pinzas requieren un tratamiento especial. Su amplitud permanece constante porque ya fue determinada por el análisis de contornos; lo que cambia es la posición de sus vértices. Estos se desplazan siguiendo el crecimiento de la separación de busto y del largo del talle, garantizando que la ubicación anatómica del volumen se conserve en todas las tallas. Tanto los vértices como los lados de la pinza deben desplazarse proporcionalmente para evitar deformaciones en la prenda.</w:t>
+            </w:r>
+          </w:p>
+          <w:p>
+            <w:r>
+              <w:t>En el posterior se sigue la misma lógica de trabajo. El centro espalda presenta una modificación diferente al delantero porque distribuye parte del crecimiento hacia arriba y parte hacia abajo respecto al punto muerto. El cuello, el hombro, el ancho de espalda, el busto y la cintura reciben los incrementos correspondientes según el análisis previo. Las pinzas posteriores también se desplazan respetando los aumentos definidos por la separación de busto y el crecimiento longitudinal de la prenda.</w:t>
+            </w:r>
+          </w:p>
+          <w:p>
+            <w:r>
+              <w:t xml:space="preserve">La construcción gráfica del escalado se realiza mediante planos cartesianos ubicados en cada punto focal. Sobre el eje horizontal se aplican los aumentos de </w:t>
             </w:r>
             <w:r>
               <w:lastRenderedPageBreak/>
-              <w:t>separación de busto y del largo del talle, garantizando que la ubicación anatómica del volumen se conserve en todas las tallas. Tanto los vértices como los lados de la pinza deben desplazarse proporcionalmente para evitar deformaciones en la prenda.</w:t>
-            </w:r>
-          </w:p>
-          <w:p>
-            <w:r>
-              <w:t>En el posterior se sigue la misma lógica de trabajo. El centro espalda presenta una modificación diferente al delantero porque distribuye parte del crecimiento hacia arriba y parte hacia abajo respecto al punto muerto. El cuello, el hombro, el ancho de espalda, el busto y la cintura reciben los incrementos correspondientes según el análisis previo. Las pinzas posteriores también se desplazan respetando los aumentos definidos por la separación de busto y el crecimiento longitudinal de la prenda.</w:t>
-            </w:r>
-          </w:p>
-          <w:p>
-            <w:r>
-              <w:t>La construcción gráfica del escalado se realiza mediante planos cartesianos ubicados en cada punto focal. Sobre el eje horizontal se aplican los aumentos de ancho y sobre el eje vertical los aumentos de largo. A partir de la talla base se generan las tallas superiores e inferiores ubicando cuidadosamente cada punto de escalado. Cuando el análisis es correcto, los puntos equivalentes de cada talla forman trayectorias diagonales continuas, lo que confirma que el crecimiento es proporcional y mantiene la armonía de la prenda.</w:t>
+              <w:t>ancho y sobre el eje vertical los aumentos de largo. A partir de la talla base se generan las tallas superiores e inferiores ubicando cuidadosamente cada punto de escalado. Cuando el análisis es correcto, los puntos equivalentes de cada talla forman trayectorias diagonales continuas, lo que confirma que el crecimiento es proporcional y mantiene la armonía de la prenda.</w:t>
             </w:r>
           </w:p>
           <w:p>
@@ -8776,28 +8116,16 @@
           <w:lang w:val="es-419" w:eastAsia="es-CO"/>
         </w:rPr>
         <w:lastRenderedPageBreak/>
-        <w:t>Revise</w:t>
-      </w:r>
-      <w:r>
-        <w:rPr>
-          <w:lang w:val="es-419" w:eastAsia="es-CO"/>
-        </w:rPr>
-        <w:t xml:space="preserve"> el documento que puede resultar útil para aprender más sobre el escalado de base con pinzas - superior.</w:t>
+        <w:t>Para profundizar en el escalado de base con pinzas - superior, consulte el documento Escalado_de_base_con_pinzas_superior.pdf, ubicado en la carpeta de anexos.</w:t>
       </w:r>
     </w:p>
     <w:p>
       <w:pPr>
         <w:pStyle w:val="Ttulo2"/>
-        <w:rPr>
-          <w:lang w:val="es-419"/>
-        </w:rPr>
-      </w:pPr>
-      <w:bookmarkStart w:id="4" w:name="_Toc233108667"/>
-      <w:r>
-        <w:rPr>
-          <w:lang w:val="es-419"/>
-        </w:rPr>
-        <w:t>Escalado de básico de pantalón</w:t>
+      </w:pPr>
+      <w:bookmarkStart w:id="4" w:name="_Toc233876975"/>
+      <w:r>
+        <w:t>Escalado básico de pantalón</w:t>
       </w:r>
       <w:bookmarkEnd w:id="4"/>
     </w:p>
@@ -8811,19 +8139,108 @@
         <w:rPr>
           <w:lang w:val="es-419" w:eastAsia="es-CO"/>
         </w:rPr>
-        <w:t>En el caso de trabajar un básico de pantalón, se sigue el procedimiento de escalado, quiere decir un molde que no tiene margen de costura, ni es una prenda. Para este caso es importante verificar todas las medidas y su correspondencia tanto en posterior y delantero, por ejemplo, que las medidas de los laterales sean iguales, además en la entrepierna; otro lado de especial atención es el tiro, para que no afecte la horma de la prenda.</w:t>
+        <w:t>En el caso de trabajar un básico de pantalón, se sigue el procedimiento de escalado</w:t>
+      </w:r>
+      <w:r>
+        <w:rPr>
+          <w:lang w:val="es-419" w:eastAsia="es-CO"/>
+        </w:rPr>
+        <w:t>;</w:t>
+      </w:r>
+      <w:r>
+        <w:rPr>
+          <w:lang w:val="es-419" w:eastAsia="es-CO"/>
+        </w:rPr>
+        <w:t xml:space="preserve"> quiere decir un molde que no tiene margen de costura, ni es una prenda. Para este caso es importante verificar todas las medidas y su correspondencia</w:t>
+      </w:r>
+      <w:r>
+        <w:rPr>
+          <w:lang w:val="es-419" w:eastAsia="es-CO"/>
+        </w:rPr>
+        <w:t>,</w:t>
+      </w:r>
+      <w:r>
+        <w:rPr>
+          <w:lang w:val="es-419" w:eastAsia="es-CO"/>
+        </w:rPr>
+        <w:t xml:space="preserve"> tanto en posterior </w:t>
+      </w:r>
+      <w:r>
+        <w:rPr>
+          <w:lang w:val="es-419" w:eastAsia="es-CO"/>
+        </w:rPr>
+        <w:t>como en</w:t>
+      </w:r>
+      <w:r>
+        <w:rPr>
+          <w:lang w:val="es-419" w:eastAsia="es-CO"/>
+        </w:rPr>
+        <w:t xml:space="preserve"> delantero, por ejemplo, que las medidas de los laterales sean iguales, además en la entrepierna</w:t>
+      </w:r>
+      <w:r>
+        <w:rPr>
+          <w:lang w:val="es-419" w:eastAsia="es-CO"/>
+        </w:rPr>
+        <w:t>.</w:t>
+      </w:r>
+      <w:r>
+        <w:rPr>
+          <w:lang w:val="es-419" w:eastAsia="es-CO"/>
+        </w:rPr>
+        <w:t xml:space="preserve"> </w:t>
+      </w:r>
+      <w:r>
+        <w:rPr>
+          <w:lang w:val="es-419" w:eastAsia="es-CO"/>
+        </w:rPr>
+        <w:t>O</w:t>
+      </w:r>
+      <w:r>
+        <w:rPr>
+          <w:lang w:val="es-419" w:eastAsia="es-CO"/>
+        </w:rPr>
+        <w:t>tro lado de especial atención es el tiro, para que no afecte la horma de la prenda.</w:t>
       </w:r>
     </w:p>
     <w:p>
       <w:pPr>
         <w:pStyle w:val="Video"/>
-        <w:numPr>
-          <w:ilvl w:val="0"/>
-          <w:numId w:val="3"/>
-        </w:numPr>
-      </w:pPr>
-      <w:r>
-        <w:t>ESCALADO DE BÁSICO DE PANTALÓN</w:t>
+        <w:ind w:left="1134" w:hanging="1134"/>
+        <w:rPr>
+          <w:rFonts w:eastAsia="Calibri" w:cs="Times New Roman"/>
+          <w:color w:val="000000"/>
+        </w:rPr>
+      </w:pPr>
+      <w:r>
+        <w:rPr>
+          <w:rFonts w:eastAsia="Calibri" w:cs="Times New Roman"/>
+          <w:b/>
+          <w:bCs/>
+          <w:color w:val="000000"/>
+        </w:rPr>
+        <w:lastRenderedPageBreak/>
+        <w:t>Vídeo 4.</w:t>
+      </w:r>
+      <w:r>
+        <w:rPr>
+          <w:rFonts w:eastAsia="Calibri" w:cs="Times New Roman"/>
+          <w:color w:val="000000"/>
+        </w:rPr>
+        <w:t xml:space="preserve"> </w:t>
+      </w:r>
+      <w:r>
+        <w:rPr>
+          <w:rFonts w:eastAsia="Calibri" w:cs="Times New Roman"/>
+          <w:color w:val="000000"/>
+        </w:rPr>
+        <w:t>E</w:t>
+      </w:r>
+      <w:r>
+        <w:rPr>
+          <w:rFonts w:eastAsia="Calibri" w:cs="Times New Roman"/>
+          <w:color w:val="000000"/>
+        </w:rPr>
+        <w:t>scalado de básico de pantalón</w:t>
       </w:r>
     </w:p>
     <w:p>
@@ -8836,7 +8253,7 @@
           <w:lang w:eastAsia="es-CO"/>
         </w:rPr>
         <w:drawing>
-          <wp:inline distT="0" distB="0" distL="0" distR="0" wp14:anchorId="498C7F99" wp14:editId="01C91B32">
+          <wp:inline distT="0" distB="0" distL="0" distR="0" wp14:anchorId="498C7F99" wp14:editId="663EA6BA">
             <wp:extent cx="4680000" cy="2632500"/>
             <wp:effectExtent l="0" t="0" r="6350" b="0"/>
             <wp:docPr id="2" name="Imagen 2">
@@ -8956,14 +8373,19 @@
               <w:rPr>
                 <w:b/>
               </w:rPr>
-              <w:lastRenderedPageBreak/>
               <w:t xml:space="preserve">Síntesis del video. </w:t>
             </w:r>
             <w:r>
               <w:rPr>
                 <w:b/>
               </w:rPr>
-              <w:t>ESCALADO DE BÁSICO DE PANTALÓN</w:t>
+              <w:t>E</w:t>
+            </w:r>
+            <w:r>
+              <w:rPr>
+                <w:b/>
+              </w:rPr>
+              <w:t>scalado de básico de pantalón</w:t>
             </w:r>
           </w:p>
         </w:tc>
@@ -8975,31 +8397,44 @@
           </w:tcPr>
           <w:p>
             <w:r>
-              <w:t>El escalado del básico de pantalón parte de un principio fundamental: antes de mover cualquier punto del molde es indispensable analizar el cuadro de tallas para identificar incrementos, disminuciones y rupturas de crecimiento entre tallas. En este sistema se toma como talla base la 10 y, a partir de ella, se determinan las diferencias correspondientes para contorno de cintura, contorno de cadera, altura de cadera, tiro, largo de pantalón, rodilla y bota.</w:t>
-            </w:r>
-          </w:p>
-          <w:p>
-            <w:r>
+              <w:t>El escalado del básico de pantalón parte de un principio fundamental: antes de mover cualquier punto del molde</w:t>
+            </w:r>
+            <w:r>
+              <w:t>,</w:t>
+            </w:r>
+            <w:r>
+              <w:t xml:space="preserve"> es indispensable analizar el cuadro de tallas para identificar incrementos, disminuciones y rupturas de crecimiento entre tallas. En este sistema se toma como talla base la 10 y, a partir de ella, se determinan las diferencias correspondientes para contorno de cintura, contorno de cadera, altura de cadera, tiro, largo de pantalón, rodilla y bota.</w:t>
+            </w:r>
+          </w:p>
+          <w:p>
+            <w:r>
+              <w:lastRenderedPageBreak/>
               <w:t>A diferencia de la falda o las prendas superiores, el pantalón utiliza como eje principal de referencia la línea de aplomo. Esta línea permanece estable durante todo el proceso de escalado porque garantiza el equilibrio de la prenda y evita deformaciones en la caída o torsiones durante la confección. El punto muerto se ubica sobre la línea de bota y la línea de aplomo, permitiendo que las modificaciones se distribuyan de forma equilibrada hacia ambos lados.</w:t>
             </w:r>
           </w:p>
           <w:p>
             <w:r>
-              <w:t>El crecimiento longitudinal del pantalón requiere una consideración especial. Según el cuadro de tallas utilizado, el largo total aumenta entre tallas mientras que la longitud comprendida desde la línea de tiro hacia abajo permanece constante. Esto significa que el incremento de estatura se desarrolla desde la línea de tiro hacia arriba. Como consecuencia, la cintura se desplaza verticalmente según el aumento del largo total, mientras que las líneas de rodilla y bota conservan su posición en altura.</w:t>
-            </w:r>
-          </w:p>
-          <w:p>
-            <w:r>
-              <w:t xml:space="preserve">En la cintura, el escalado combina crecimiento vertical y horizontal. El largo del pantalón determina el desplazamiento sobre el eje vertical, mientras que el aumento </w:t>
+              <w:t>El crecimiento longitudinal del pantalón requiere una consideración especial. Según el cuadro de tallas utilizado, el largo total aumenta entre tallas</w:t>
+            </w:r>
+            <w:r>
+              <w:t>,</w:t>
+            </w:r>
+            <w:r>
+              <w:t xml:space="preserve"> mientras que la longitud comprendida desde la línea de tiro hacia abajo permanece constante. Esto significa que el incremento de estatura se desarrolla desde la línea de tiro hacia arriba. Como consecuencia, la cintura se desplaza verticalmente según el aumento del largo total, mientras que las líneas de rodilla y bota conservan su posición en altura.</w:t>
+            </w:r>
+          </w:p>
+          <w:p>
+            <w:r>
+              <w:t>En la cintura, el escalado combina crecimiento vertical y horizontal. El largo del pantalón determina el desplazamiento sobre el eje vertical, mientras que el aumento del contorno de cintura se reparte en partes iguales hacia costado y centro para mantener la línea de aplomo centrada dentro de la estructura del molde. Esta misma lógica se aplica al contorno de cadera, distribuyendo el crecimiento de manera simétrica respecto al eje central.</w:t>
+            </w:r>
+          </w:p>
+          <w:p>
+            <w:r>
+              <w:t xml:space="preserve">La altura de cadera no se incrementa directamente con el largo total del pantalón. Debido a que la cintura ya ha sido desplazada por el crecimiento longitudinal, es necesario compensar la diferencia entre el aumento del largo y el </w:t>
             </w:r>
             <w:r>
               <w:lastRenderedPageBreak/>
-              <w:t>del contorno de cintura se reparte en partes iguales hacia costado y centro para mantener la línea de aplomo centrada dentro de la estructura del molde. Esta misma lógica se aplica al contorno de cadera, distribuyendo el crecimiento de manera simétrica respecto al eje central.</w:t>
-            </w:r>
-          </w:p>
-          <w:p>
-            <w:r>
-              <w:t>La altura de cadera no se incrementa directamente con el largo total del pantalón. Debido a que la cintura ya ha sido desplazada por el crecimiento longitudinal, es necesario compensar la diferencia entre el aumento del largo y el incremento específico de la altura de cadera. Esta compensación asegura que la proporción anatómica entre cintura y cadera se mantenga constante en todas las tallas.</w:t>
+              <w:t>incremento específico de la altura de cadera. Esta compensación asegura que la proporción anatómica entre cintura y cadera se mantenga constante en todas las tallas.</w:t>
             </w:r>
           </w:p>
           <w:p>
@@ -9014,12 +8449,12 @@
           </w:p>
           <w:p>
             <w:r>
+              <w:t>Una vez definidos todos los incrementos, se establecen los focos de escalado mediante planos cartesianos ubicados en cada punto clave del molde. Estos focos permiten localizar con precisión las posiciones correspondientes a cada talla superior e inferior. La correcta alineación de los puntos se verifica mediante diagonales de progresión; cuando todos los puntos de una misma serie se encuentran sobre una misma diagonal, se confirma que el crecimiento está siendo proporcional y coherente con el análisis del cuadro de tallas.</w:t>
+            </w:r>
+          </w:p>
+          <w:p>
+            <w:r>
               <w:lastRenderedPageBreak/>
-              <w:t>Una vez definidos todos los incrementos, se establecen los focos de escalado mediante planos cartesianos ubicados en cada punto clave del molde. Estos focos permiten localizar con precisión las posiciones correspondientes a cada talla superior e inferior. La correcta alineación de los puntos se verifica mediante diagonales de progresión; cuando todos los puntos de una misma serie se encuentran sobre una misma diagonal, se confirma que el crecimiento está siendo proporcional y coherente con el análisis del cuadro de tallas.</w:t>
-            </w:r>
-          </w:p>
-          <w:p>
-            <w:r>
               <w:t>Con todos los focos definidos, se procede al trazado de las nuevas tallas uniendo los puntos correspondientes mediante las curvas y líneas estructurales del molde original. El patrón base sirve como referencia para conservar la forma anatómica del costado, la entrepierna, el tiro y las demás líneas constructivas, garantizando que el escalado mantenga la misma morfología del diseño inicial.</w:t>
             </w:r>
           </w:p>
@@ -9030,30 +8465,33 @@
           </w:p>
           <w:p>
             <w:r>
-              <w:t xml:space="preserve">El resultado final es una malla de escalado técnicamente equilibrada, donde cintura, cadera, tiro, rodilla y bota crecen de forma proporcional alrededor de la línea </w:t>
-            </w:r>
-            <w:r>
-              <w:lastRenderedPageBreak/>
-              <w:t>de aplomo, manteniendo la estabilidad estructural del pantalón y asegurando una correcta correspondencia entre todas las tallas de la serie.</w:t>
+              <w:t>El resultado final es una malla de escalado técnicamente equilibrada, donde cintura, cadera, tiro, rodilla y bota crecen de forma proporcional alrededor de la línea de aplomo, manteniendo la estabilidad estructural del pantalón y asegurando una correcta correspondencia entre todas las tallas de la serie.</w:t>
             </w:r>
           </w:p>
         </w:tc>
       </w:tr>
     </w:tbl>
     <w:p>
+      <w:r>
+        <w:lastRenderedPageBreak/>
+        <w:t>Para ampliar la información sobre el escalado básico de pantalón, consulte el documento Escalado_de_básico_de_pantalón.pdf, ubicado en la carpeta de anexos.</w:t>
+      </w:r>
+    </w:p>
+    <w:p>
+      <w:pPr>
+        <w:rPr>
+          <w:lang w:val="es-419" w:eastAsia="es-CO"/>
+        </w:rPr>
+      </w:pPr>
+    </w:p>
+    <w:p>
       <w:pPr>
         <w:pStyle w:val="Ttulo2"/>
-        <w:rPr>
-          <w:lang w:val="es-419"/>
-        </w:rPr>
-      </w:pPr>
-      <w:bookmarkStart w:id="5" w:name="_Toc233108668"/>
-      <w:r>
-        <w:rPr>
-          <w:lang w:val="es-419"/>
-        </w:rPr>
+      </w:pPr>
+      <w:bookmarkStart w:id="5" w:name="_Toc233876976"/>
+      <w:r>
         <w:lastRenderedPageBreak/>
-        <w:t>Escalado cortes, manga, cuello</w:t>
+        <w:t>Escalado aplicado a cortes y piezas complementarias (manga y cuello)</w:t>
       </w:r>
       <w:bookmarkEnd w:id="5"/>
     </w:p>
@@ -9067,7 +8505,31 @@
         <w:rPr>
           <w:lang w:val="es-419" w:eastAsia="es-CO"/>
         </w:rPr>
-        <w:t>Se ha mencionado en los anteriores escalados trabajados se debe seguir el procedimiento para estos casos, se hace referencia a prendas que ya han sido modificadas, que pueden tener margen de costura y va</w:t>
+        <w:t xml:space="preserve">Se ha mencionado en los anteriores escalados trabajados </w:t>
+      </w:r>
+      <w:r>
+        <w:rPr>
+          <w:lang w:val="es-419" w:eastAsia="es-CO"/>
+        </w:rPr>
+        <w:t xml:space="preserve">que </w:t>
+      </w:r>
+      <w:r>
+        <w:rPr>
+          <w:lang w:val="es-419" w:eastAsia="es-CO"/>
+        </w:rPr>
+        <w:t>se debe seguir el procedimiento para estos casos</w:t>
+      </w:r>
+      <w:r>
+        <w:rPr>
+          <w:lang w:val="es-419" w:eastAsia="es-CO"/>
+        </w:rPr>
+        <w:t>;</w:t>
+      </w:r>
+      <w:r>
+        <w:rPr>
+          <w:lang w:val="es-419" w:eastAsia="es-CO"/>
+        </w:rPr>
+        <w:t xml:space="preserve"> se hace referencia a prendas que ya han sido modificadas, que pueden tener margen de costura y va</w:t>
       </w:r>
       <w:r>
         <w:rPr>
@@ -9086,19 +8548,49 @@
         <w:rPr>
           <w:lang w:val="es-419" w:eastAsia="es-CO"/>
         </w:rPr>
-        <w:t>Es importante analizar la simetría requerida en las piezas, en el caso de cortes la distribución de las proporciones a escalar.</w:t>
+        <w:t>Es importante analizar la simetría requerida en las piezas, en el caso de cortes</w:t>
+      </w:r>
+      <w:r>
+        <w:rPr>
+          <w:lang w:val="es-419" w:eastAsia="es-CO"/>
+        </w:rPr>
+        <w:t>,</w:t>
+      </w:r>
+      <w:r>
+        <w:rPr>
+          <w:lang w:val="es-419" w:eastAsia="es-CO"/>
+        </w:rPr>
+        <w:t xml:space="preserve"> la distribución de las proporciones a escalar.</w:t>
       </w:r>
     </w:p>
     <w:p>
       <w:pPr>
         <w:pStyle w:val="Video"/>
-        <w:numPr>
-          <w:ilvl w:val="0"/>
-          <w:numId w:val="3"/>
-        </w:numPr>
-      </w:pPr>
-      <w:r>
-        <w:t>Cortes manga cuello escalado</w:t>
+      </w:pPr>
+      <w:r>
+        <w:rPr>
+          <w:b/>
+          <w:bCs/>
+        </w:rPr>
+        <w:t>Vídeo 5</w:t>
+      </w:r>
+      <w:r>
+        <w:t xml:space="preserve">. </w:t>
+      </w:r>
+      <w:r>
+        <w:t xml:space="preserve">Cortes </w:t>
+      </w:r>
+      <w:r>
+        <w:t xml:space="preserve">de </w:t>
+      </w:r>
+      <w:r>
+        <w:t xml:space="preserve">manga </w:t>
+      </w:r>
+      <w:r>
+        <w:t xml:space="preserve">con </w:t>
+      </w:r>
+      <w:r>
+        <w:t>cuello escalado</w:t>
       </w:r>
     </w:p>
     <w:p>
@@ -9114,7 +8606,7 @@
           <w:lang w:eastAsia="es-CO"/>
         </w:rPr>
         <w:drawing>
-          <wp:inline distT="0" distB="0" distL="0" distR="0" wp14:anchorId="7CF2BAF9" wp14:editId="39620E3D">
+          <wp:inline distT="0" distB="0" distL="0" distR="0" wp14:anchorId="7CF2BAF9" wp14:editId="42AC4778">
             <wp:extent cx="4680000" cy="2632500"/>
             <wp:effectExtent l="0" t="0" r="6350" b="0"/>
             <wp:docPr id="25" name="Imagen 25">
@@ -9316,7 +8808,31 @@
               <w:rPr>
                 <w:b/>
               </w:rPr>
-              <w:t>Cortes manga cuello escalado</w:t>
+              <w:t>Cortes</w:t>
+            </w:r>
+            <w:r>
+              <w:rPr>
+                <w:b/>
+              </w:rPr>
+              <w:t xml:space="preserve"> de</w:t>
+            </w:r>
+            <w:r>
+              <w:rPr>
+                <w:b/>
+              </w:rPr>
+              <w:t xml:space="preserve"> manga</w:t>
+            </w:r>
+            <w:r>
+              <w:rPr>
+                <w:b/>
+              </w:rPr>
+              <w:t xml:space="preserve"> con</w:t>
+            </w:r>
+            <w:r>
+              <w:rPr>
+                <w:b/>
+              </w:rPr>
+              <w:t xml:space="preserve"> cuello escalado</w:t>
             </w:r>
           </w:p>
         </w:tc>
@@ -9363,87 +8879,237 @@
     <w:p>
       <w:r>
         <w:lastRenderedPageBreak/>
-        <w:t>Revis</w:t>
+        <w:t>Para complementar los conocimientos sobre el escalado: cortes, manga, cuello, consulte el documento Escalado_de_base_con_pinzas_superior.pdf, ubicado en la carpeta de anexos.</w:t>
+      </w:r>
+    </w:p>
+    <w:p>
+      <w:pPr>
+        <w:pStyle w:val="Ttulo2"/>
+      </w:pPr>
+      <w:bookmarkStart w:id="6" w:name="_Toc233876977"/>
+      <w:r>
+        <w:t>Análisis de escalado bibásico en la base superior masculina</w:t>
+      </w:r>
+      <w:bookmarkEnd w:id="6"/>
+    </w:p>
+    <w:p>
+      <w:pPr>
+        <w:rPr>
+          <w:lang w:val="es-419" w:eastAsia="es-CO"/>
+        </w:rPr>
+      </w:pPr>
+      <w:r>
+        <w:rPr>
+          <w:lang w:val="es-419" w:eastAsia="es-CO"/>
+        </w:rPr>
+        <w:t>En la metodología del manual de patronaje SENA se identifican análisis y modificaciones en cada una de las líneas</w:t>
+      </w:r>
+      <w:r>
+        <w:rPr>
+          <w:lang w:val="es-419" w:eastAsia="es-CO"/>
+        </w:rPr>
+        <w:t>;</w:t>
+      </w:r>
+      <w:r>
+        <w:rPr>
+          <w:lang w:val="es-419" w:eastAsia="es-CO"/>
+        </w:rPr>
+        <w:t xml:space="preserve"> la línea femenina tiene un manejo diferente </w:t>
+      </w:r>
+      <w:r>
+        <w:rPr>
+          <w:lang w:val="es-419" w:eastAsia="es-CO"/>
+        </w:rPr>
+        <w:lastRenderedPageBreak/>
+        <w:t>en masculino e infantil</w:t>
+      </w:r>
+      <w:r>
+        <w:rPr>
+          <w:lang w:val="es-419" w:eastAsia="es-CO"/>
+        </w:rPr>
+        <w:t>.</w:t>
+      </w:r>
+      <w:r>
+        <w:rPr>
+          <w:lang w:val="es-419" w:eastAsia="es-CO"/>
+        </w:rPr>
+        <w:t xml:space="preserve"> </w:t>
+      </w:r>
+      <w:r>
+        <w:rPr>
+          <w:lang w:val="es-419" w:eastAsia="es-CO"/>
+        </w:rPr>
+        <w:t>E</w:t>
+      </w:r>
+      <w:r>
+        <w:rPr>
+          <w:lang w:val="es-419" w:eastAsia="es-CO"/>
+        </w:rPr>
+        <w:t>n infantil y masculino</w:t>
+      </w:r>
+      <w:r>
+        <w:rPr>
+          <w:lang w:val="es-419" w:eastAsia="es-CO"/>
+        </w:rPr>
+        <w:t>,</w:t>
+      </w:r>
+      <w:r>
+        <w:rPr>
+          <w:lang w:val="es-419" w:eastAsia="es-CO"/>
+        </w:rPr>
+        <w:t xml:space="preserve"> se suele trabajar </w:t>
+      </w:r>
+      <w:r>
+        <w:rPr>
+          <w:lang w:val="es-419" w:eastAsia="es-CO"/>
+        </w:rPr>
+        <w:t xml:space="preserve">con </w:t>
+      </w:r>
+      <w:r>
+        <w:rPr>
+          <w:lang w:val="es-419" w:eastAsia="es-CO"/>
+        </w:rPr>
+        <w:t>medidas deducidas, partiendo en la mayoría de las ocasiones con solo dos medidas del cuerpo y dejando de lado el cuadro de tallas.</w:t>
+      </w:r>
+    </w:p>
+    <w:p>
+      <w:pPr>
+        <w:rPr>
+          <w:lang w:val="es-419" w:eastAsia="es-CO"/>
+        </w:rPr>
+      </w:pPr>
+      <w:r>
+        <w:rPr>
+          <w:lang w:val="es-419" w:eastAsia="es-CO"/>
+        </w:rPr>
+        <w:t>Con el fin de explorar y afianzar las diferentes formas y técnicas de escalado</w:t>
+      </w:r>
+      <w:r>
+        <w:rPr>
+          <w:lang w:val="es-419" w:eastAsia="es-CO"/>
+        </w:rPr>
+        <w:t>,</w:t>
+      </w:r>
+      <w:r>
+        <w:rPr>
+          <w:lang w:val="es-419" w:eastAsia="es-CO"/>
+        </w:rPr>
+        <w:t xml:space="preserve"> se abordará un escalado bibásico tomando como referencia dos moldes de diferentes tallas o</w:t>
+      </w:r>
+      <w:r>
+        <w:rPr>
+          <w:lang w:val="es-419" w:eastAsia="es-CO"/>
+        </w:rPr>
+        <w:t>,</w:t>
+      </w:r>
+      <w:r>
+        <w:rPr>
+          <w:lang w:val="es-419" w:eastAsia="es-CO"/>
+        </w:rPr>
+        <w:t xml:space="preserve"> en su defecto tallas de por medio</w:t>
+      </w:r>
+      <w:r>
+        <w:rPr>
+          <w:lang w:val="es-419" w:eastAsia="es-CO"/>
+        </w:rPr>
+        <w:t>.</w:t>
+      </w:r>
+      <w:r>
+        <w:rPr>
+          <w:lang w:val="es-419" w:eastAsia="es-CO"/>
+        </w:rPr>
+        <w:t xml:space="preserve"> </w:t>
+      </w:r>
+      <w:r>
+        <w:rPr>
+          <w:lang w:val="es-419" w:eastAsia="es-CO"/>
+        </w:rPr>
+        <w:t>E</w:t>
+      </w:r>
+      <w:r>
+        <w:rPr>
+          <w:lang w:val="es-419" w:eastAsia="es-CO"/>
+        </w:rPr>
+        <w:t>n el video “Base superior masculina – análisis de escalado bibásico” podrá identificar la manera de hacer el trazo y el análisis de los aspectos a trabajar.</w:t>
+      </w:r>
+    </w:p>
+    <w:p>
+      <w:pPr>
+        <w:rPr>
+          <w:lang w:val="es-419" w:eastAsia="es-CO"/>
+        </w:rPr>
+      </w:pPr>
+      <w:r>
+        <w:rPr>
+          <w:lang w:val="es-419" w:eastAsia="es-CO"/>
+        </w:rPr>
+        <w:t>Este tipo de escalado se implementa para evitar el análisis del cuadro de tallas</w:t>
+      </w:r>
+      <w:r>
+        <w:rPr>
+          <w:lang w:val="es-419" w:eastAsia="es-CO"/>
+        </w:rPr>
+        <w:t>;</w:t>
+      </w:r>
+      <w:r>
+        <w:rPr>
+          <w:lang w:val="es-419" w:eastAsia="es-CO"/>
+        </w:rPr>
+        <w:t xml:space="preserve"> se realiza el análisis desde la construcción o de la parte anatómica lógica del molde, despiece o la pieza.</w:t>
+      </w:r>
+    </w:p>
+    <w:p>
+      <w:pPr>
+        <w:pStyle w:val="Video"/>
+      </w:pPr>
+      <w:r>
+        <w:rPr>
+          <w:b/>
+          <w:bCs/>
+        </w:rPr>
+        <w:t>Vídeo 6.</w:t>
+      </w:r>
+      <w:r>
+        <w:t xml:space="preserve"> </w:t>
+      </w:r>
+      <w:r>
+        <w:t xml:space="preserve">Base </w:t>
+      </w:r>
+      <w:r>
+        <w:t>s</w:t>
+      </w:r>
+      <w:r>
+        <w:t xml:space="preserve">uperior </w:t>
+      </w:r>
+      <w:r>
+        <w:t>m</w:t>
+      </w:r>
+      <w:r>
+        <w:t xml:space="preserve">asculina </w:t>
+      </w:r>
+      <w:r>
+        <w:t>a</w:t>
+      </w:r>
+      <w:r>
+        <w:t xml:space="preserve">nálisis </w:t>
+      </w:r>
+      <w:r>
+        <w:t>d</w:t>
+      </w:r>
+      <w:r>
+        <w:t xml:space="preserve">e </w:t>
       </w:r>
       <w:r>
         <w:t>e</w:t>
       </w:r>
       <w:r>
-        <w:t xml:space="preserve"> el documento (análisis del escalado de acuerdo al cuadro de tallas) que pueden resultar útil para aprender más sobre el escalado cortes, manga, cuello.</w:t>
-      </w:r>
-    </w:p>
-    <w:p>
-      <w:pPr>
-        <w:pStyle w:val="Ttulo2"/>
-        <w:rPr>
-          <w:lang w:val="es-419"/>
-        </w:rPr>
-      </w:pPr>
-      <w:bookmarkStart w:id="6" w:name="_Toc233108669"/>
-      <w:r>
-        <w:rPr>
-          <w:lang w:val="es-419"/>
-        </w:rPr>
-        <w:t>Base superior masculina - análisis de escalado bibásico</w:t>
-      </w:r>
-      <w:bookmarkEnd w:id="6"/>
-    </w:p>
-    <w:p>
-      <w:pPr>
-        <w:rPr>
-          <w:lang w:val="es-419" w:eastAsia="es-CO"/>
-        </w:rPr>
-      </w:pPr>
-      <w:r>
-        <w:rPr>
-          <w:lang w:val="es-419" w:eastAsia="es-CO"/>
-        </w:rPr>
-        <w:t xml:space="preserve">En la metodología del manual de patronaje SENA se identifican análisis y modificaciones en cada una de las líneas, la línea femenina tiene un manejo diferente en masculino e infantil, en infantil y masculino se suele trabajar medidas deducidas, </w:t>
-      </w:r>
-      <w:r>
-        <w:rPr>
-          <w:lang w:val="es-419" w:eastAsia="es-CO"/>
-        </w:rPr>
-        <w:lastRenderedPageBreak/>
-        <w:t>partiendo en la mayoría de las ocasiones con solo dos medidas del cuerpo y dejando de lado el cuadro de tallas.</w:t>
-      </w:r>
-    </w:p>
-    <w:p>
-      <w:pPr>
-        <w:rPr>
-          <w:lang w:val="es-419" w:eastAsia="es-CO"/>
-        </w:rPr>
-      </w:pPr>
-      <w:r>
-        <w:rPr>
-          <w:lang w:val="es-419" w:eastAsia="es-CO"/>
-        </w:rPr>
-        <w:t>Con el fin de explorar y afianzar las diferentes formas y técnicas de escalado se abordará un escalado bibásico tomando como referencia dos moldes de diferentes tallas o en su defecto tallas de por medio, en el video “Base superior masculina – análisis de escalado bibásico” podrá identificar la manera de hacer el trazo y el análisis de los aspectos a trabajar.</w:t>
-      </w:r>
-    </w:p>
-    <w:p>
-      <w:pPr>
-        <w:rPr>
-          <w:lang w:val="es-419" w:eastAsia="es-CO"/>
-        </w:rPr>
-      </w:pPr>
-      <w:r>
-        <w:rPr>
-          <w:lang w:val="es-419" w:eastAsia="es-CO"/>
-        </w:rPr>
-        <w:t>Este tipo de escalado se implementa para evitar el análisis del cuadro de tallas, se realiza el análisis desde la construcción o de la parte anatómica lógica del molde, despiece o la pieza.</w:t>
-      </w:r>
-    </w:p>
-    <w:p>
-      <w:pPr>
-        <w:pStyle w:val="Video"/>
-        <w:numPr>
-          <w:ilvl w:val="0"/>
-          <w:numId w:val="3"/>
-        </w:numPr>
-      </w:pPr>
-      <w:r>
-        <w:t>Base Superior Masculina Análisis De Escalado Bibásico</w:t>
+        <w:t xml:space="preserve">scalado </w:t>
+      </w:r>
+      <w:r>
+        <w:t>b</w:t>
+      </w:r>
+      <w:r>
+        <w:t>ibásico</w:t>
       </w:r>
     </w:p>
     <w:p>
@@ -9458,7 +9124,7 @@
           <w:noProof/>
         </w:rPr>
         <w:drawing>
-          <wp:inline distT="0" distB="0" distL="0" distR="0" wp14:anchorId="2CD3209E" wp14:editId="5E0322FC">
+          <wp:inline distT="0" distB="0" distL="0" distR="0" wp14:anchorId="2CD3209E" wp14:editId="7A2D9B50">
             <wp:extent cx="4680000" cy="2631600"/>
             <wp:effectExtent l="0" t="0" r="6350" b="0"/>
             <wp:docPr id="1797536009" name="Imagen 1797536009">
@@ -9568,7 +9234,79 @@
               <w:rPr>
                 <w:b/>
               </w:rPr>
-              <w:t>Base Superior Masculina Análisis De Escalado Bibásico</w:t>
+              <w:t xml:space="preserve">Base </w:t>
+            </w:r>
+            <w:r>
+              <w:rPr>
+                <w:b/>
+              </w:rPr>
+              <w:t>s</w:t>
+            </w:r>
+            <w:r>
+              <w:rPr>
+                <w:b/>
+              </w:rPr>
+              <w:t xml:space="preserve">uperior </w:t>
+            </w:r>
+            <w:r>
+              <w:rPr>
+                <w:b/>
+              </w:rPr>
+              <w:t>m</w:t>
+            </w:r>
+            <w:r>
+              <w:rPr>
+                <w:b/>
+              </w:rPr>
+              <w:t xml:space="preserve">asculina </w:t>
+            </w:r>
+            <w:r>
+              <w:rPr>
+                <w:b/>
+              </w:rPr>
+              <w:t>a</w:t>
+            </w:r>
+            <w:r>
+              <w:rPr>
+                <w:b/>
+              </w:rPr>
+              <w:t xml:space="preserve">nálisis </w:t>
+            </w:r>
+            <w:r>
+              <w:rPr>
+                <w:b/>
+              </w:rPr>
+              <w:t>d</w:t>
+            </w:r>
+            <w:r>
+              <w:rPr>
+                <w:b/>
+              </w:rPr>
+              <w:t xml:space="preserve">e </w:t>
+            </w:r>
+            <w:r>
+              <w:rPr>
+                <w:b/>
+              </w:rPr>
+              <w:t>e</w:t>
+            </w:r>
+            <w:r>
+              <w:rPr>
+                <w:b/>
+              </w:rPr>
+              <w:t xml:space="preserve">scalado </w:t>
+            </w:r>
+            <w:r>
+              <w:rPr>
+                <w:b/>
+              </w:rPr>
+              <w:t>b</w:t>
+            </w:r>
+            <w:r>
+              <w:rPr>
+                <w:b/>
+              </w:rPr>
+              <w:t>ibásico</w:t>
             </w:r>
           </w:p>
         </w:tc>
@@ -9635,17 +9373,11 @@
     <w:p>
       <w:pPr>
         <w:pStyle w:val="Ttulo2"/>
-        <w:rPr>
-          <w:lang w:val="es-419"/>
-        </w:rPr>
-      </w:pPr>
-      <w:bookmarkStart w:id="7" w:name="_Toc233108670"/>
-      <w:r>
-        <w:rPr>
-          <w:lang w:val="es-419"/>
-        </w:rPr>
+      </w:pPr>
+      <w:bookmarkStart w:id="7" w:name="_Toc233876978"/>
+      <w:r>
         <w:lastRenderedPageBreak/>
-        <w:t>Análisis y construcción de cuadro de tallas masculino - dxt escalado</w:t>
+        <w:t>Estructura de tallaje masculino y matrices de escalado DxT</w:t>
       </w:r>
       <w:bookmarkEnd w:id="7"/>
     </w:p>
@@ -9679,19 +9411,91 @@
         <w:rPr>
           <w:lang w:val="es-419" w:eastAsia="es-CO"/>
         </w:rPr>
-        <w:t>Ya después de tener la construcción del cuadro de tallas o identificar las tallas reales que se aplican sobre el trazo o molde se debe hacer el análisis de los puntos y movimientos de escalado que se van a referenciar o modificar.</w:t>
+        <w:t>Ya después de tener la construcción del cuadro de tallas o identificar las tallas reales que se aplican sobre el trazo o molde</w:t>
+      </w:r>
+      <w:r>
+        <w:rPr>
+          <w:lang w:val="es-419" w:eastAsia="es-CO"/>
+        </w:rPr>
+        <w:t>,</w:t>
+      </w:r>
+      <w:r>
+        <w:rPr>
+          <w:lang w:val="es-419" w:eastAsia="es-CO"/>
+        </w:rPr>
+        <w:t xml:space="preserve"> se debe hacer el análisis de los puntos y movimientos de escalado que se van a referenciar o modificar.</w:t>
       </w:r>
     </w:p>
     <w:p>
       <w:pPr>
         <w:pStyle w:val="Video"/>
-        <w:numPr>
-          <w:ilvl w:val="0"/>
-          <w:numId w:val="3"/>
-        </w:numPr>
-      </w:pPr>
-      <w:r>
-        <w:t>Análisis Y Construcción De Cuadro De Tallas Masculino Dxt Escalado</w:t>
+      </w:pPr>
+      <w:r>
+        <w:rPr>
+          <w:b/>
+          <w:bCs/>
+        </w:rPr>
+        <w:t>Vídeo 7.</w:t>
+      </w:r>
+      <w:r>
+        <w:t xml:space="preserve"> </w:t>
+      </w:r>
+      <w:r>
+        <w:t xml:space="preserve">Análisis </w:t>
+      </w:r>
+      <w:r>
+        <w:t>y</w:t>
+      </w:r>
+      <w:r>
+        <w:t xml:space="preserve"> </w:t>
+      </w:r>
+      <w:r>
+        <w:t>c</w:t>
+      </w:r>
+      <w:r>
+        <w:t xml:space="preserve">onstrucción </w:t>
+      </w:r>
+      <w:r>
+        <w:t>d</w:t>
+      </w:r>
+      <w:r>
+        <w:t xml:space="preserve">e </w:t>
+      </w:r>
+      <w:r>
+        <w:t>c</w:t>
+      </w:r>
+      <w:r>
+        <w:t xml:space="preserve">uadro </w:t>
+      </w:r>
+      <w:r>
+        <w:t>d</w:t>
+      </w:r>
+      <w:r>
+        <w:t xml:space="preserve">e </w:t>
+      </w:r>
+      <w:r>
+        <w:t>t</w:t>
+      </w:r>
+      <w:r>
+        <w:t xml:space="preserve">allas </w:t>
+      </w:r>
+      <w:r>
+        <w:t>m</w:t>
+      </w:r>
+      <w:r>
+        <w:t xml:space="preserve">asculino </w:t>
+      </w:r>
+      <w:r>
+        <w:t>d</w:t>
+      </w:r>
+      <w:r>
+        <w:t xml:space="preserve">xt </w:t>
+      </w:r>
+      <w:r>
+        <w:t>e</w:t>
+      </w:r>
+      <w:r>
+        <w:t>scalado</w:t>
       </w:r>
     </w:p>
     <w:p>
@@ -9706,7 +9510,7 @@
           <w:noProof/>
         </w:rPr>
         <w:drawing>
-          <wp:inline distT="0" distB="0" distL="0" distR="0" wp14:anchorId="28299289" wp14:editId="593193E2">
+          <wp:inline distT="0" distB="0" distL="0" distR="0" wp14:anchorId="28299289" wp14:editId="19F8D5C5">
             <wp:extent cx="4680000" cy="2631600"/>
             <wp:effectExtent l="0" t="0" r="6350" b="0"/>
             <wp:docPr id="607758150" name="Imagen 1">
@@ -9810,13 +9614,13 @@
                 <w:b/>
               </w:rPr>
               <w:lastRenderedPageBreak/>
-              <w:t>Síntesis del video. A</w:t>
+              <w:t xml:space="preserve">Síntesis del video. </w:t>
             </w:r>
             <w:r>
               <w:rPr>
                 <w:b/>
               </w:rPr>
-              <w:t>nálisis Y Construcción De Cuadro De Tallas Masculino Dxt Escalado</w:t>
+              <w:t>Análisis y construcción de cuadro de tallas masculino dxt escalado</w:t>
             </w:r>
           </w:p>
         </w:tc>
@@ -10009,22 +9813,22 @@
           <w:lang w:val="es-419" w:eastAsia="es-CO"/>
         </w:rPr>
         <w:lastRenderedPageBreak/>
-        <w:t>Revisa el documento que pueden resultar útil para aprender más sobre el análisis y construcción de cuadro de tallas masculino.</w:t>
+        <w:t>Para profundizar en el análisis y construcción de cuadro de tallas masculino, consulte el documento Análisis_y _construcción_de_cuadro_de_tallas_masculino.pdf, ubicado en la carpeta de anexos.</w:t>
       </w:r>
     </w:p>
     <w:p>
       <w:pPr>
         <w:pStyle w:val="Ttulo2"/>
-        <w:rPr>
-          <w:lang w:val="es-419"/>
-        </w:rPr>
-      </w:pPr>
-      <w:bookmarkStart w:id="8" w:name="_Toc233108671"/>
-      <w:r>
-        <w:rPr>
-          <w:lang w:val="es-419"/>
-        </w:rPr>
-        <w:t>Modificación de moldes - análisis sobre medidas</w:t>
+      </w:pPr>
+      <w:bookmarkStart w:id="8" w:name="_Toc233876979"/>
+      <w:r>
+        <w:t xml:space="preserve">Modificación de moldes </w:t>
+      </w:r>
+      <w:r>
+        <w:t>y</w:t>
+      </w:r>
+      <w:r>
+        <w:t xml:space="preserve"> análisis sobre medidas</w:t>
       </w:r>
       <w:bookmarkEnd w:id="8"/>
     </w:p>
@@ -10038,7 +9842,31 @@
         <w:rPr>
           <w:lang w:val="es-419" w:eastAsia="es-CO"/>
         </w:rPr>
-        <w:t>Para el desarrollo de prendas y escalado de moldes se debe tener en cuenta que en algunas ocasiones se hace un análisis sobre medidas o sobre requerimientos de clientes específicos, algunas de ellas pueden ser modificaciones por talles, por anchos o por contornos. Este tipo de modificaciones se deben tener en cuenta al momento de realizar las prendas.</w:t>
+        <w:t>Para el desarrollo de prendas y escalado de moldes</w:t>
+      </w:r>
+      <w:r>
+        <w:rPr>
+          <w:lang w:val="es-419" w:eastAsia="es-CO"/>
+        </w:rPr>
+        <w:t>,</w:t>
+      </w:r>
+      <w:r>
+        <w:rPr>
+          <w:lang w:val="es-419" w:eastAsia="es-CO"/>
+        </w:rPr>
+        <w:t xml:space="preserve"> se debe tener en cuenta que en algunas ocasiones se hace un análisis sobre medidas o sobre requerimientos de clientes específicos</w:t>
+      </w:r>
+      <w:r>
+        <w:rPr>
+          <w:lang w:val="es-419" w:eastAsia="es-CO"/>
+        </w:rPr>
+        <w:t>;</w:t>
+      </w:r>
+      <w:r>
+        <w:rPr>
+          <w:lang w:val="es-419" w:eastAsia="es-CO"/>
+        </w:rPr>
+        <w:t xml:space="preserve"> algunas de ellas pueden ser modificaciones por talles, por anchos o por contornos. Este tipo de modificaciones se debe tener en cuenta al momento de realizar las prendas.</w:t>
       </w:r>
     </w:p>
     <w:p>
@@ -10591,14 +10419,56 @@
     <w:p>
       <w:pPr>
         <w:pStyle w:val="Video"/>
-        <w:numPr>
-          <w:ilvl w:val="0"/>
-          <w:numId w:val="3"/>
-        </w:numPr>
-      </w:pPr>
-      <w:r>
+      </w:pPr>
+      <w:r>
+        <w:rPr>
+          <w:b/>
+          <w:bCs/>
+        </w:rPr>
         <w:lastRenderedPageBreak/>
-        <w:t>Modificación De Moldes Análisis Sobre Medidas</w:t>
+        <w:t>Vídeo 8.</w:t>
+      </w:r>
+      <w:r>
+        <w:t xml:space="preserve"> </w:t>
+      </w:r>
+      <w:r>
+        <w:t xml:space="preserve">Modificación </w:t>
+      </w:r>
+      <w:r>
+        <w:t>d</w:t>
+      </w:r>
+      <w:r>
+        <w:t xml:space="preserve">e </w:t>
+      </w:r>
+      <w:r>
+        <w:t>m</w:t>
+      </w:r>
+      <w:r>
+        <w:t>oldes</w:t>
+      </w:r>
+      <w:r>
+        <w:t>:</w:t>
+      </w:r>
+      <w:r>
+        <w:t xml:space="preserve"> </w:t>
+      </w:r>
+      <w:r>
+        <w:t>a</w:t>
+      </w:r>
+      <w:r>
+        <w:t xml:space="preserve">nálisis </w:t>
+      </w:r>
+      <w:r>
+        <w:t>s</w:t>
+      </w:r>
+      <w:r>
+        <w:t xml:space="preserve">obre </w:t>
+      </w:r>
+      <w:r>
+        <w:t>m</w:t>
+      </w:r>
+      <w:r>
+        <w:t>edidas</w:t>
       </w:r>
     </w:p>
     <w:p>
@@ -10613,7 +10483,7 @@
           <w:noProof/>
         </w:rPr>
         <w:drawing>
-          <wp:inline distT="0" distB="0" distL="0" distR="0" wp14:anchorId="4BCA0722" wp14:editId="2620F3B1">
+          <wp:inline distT="0" distB="0" distL="0" distR="0" wp14:anchorId="4BCA0722" wp14:editId="41454870">
             <wp:extent cx="4680000" cy="2631600"/>
             <wp:effectExtent l="0" t="0" r="6350" b="0"/>
             <wp:docPr id="1718013020" name="Imagen 1718013020">
@@ -10722,7 +10592,7 @@
               <w:rPr>
                 <w:b/>
               </w:rPr>
-              <w:t>Modificación De Moldes Análisis Sobre Medidas</w:t>
+              <w:t>Modificación de moldes: análisis sobre medidas</w:t>
             </w:r>
           </w:p>
         </w:tc>
@@ -10896,12 +10766,8 @@
     <w:p>
       <w:pPr>
         <w:pStyle w:val="Ttulo1"/>
-        <w:numPr>
-          <w:ilvl w:val="0"/>
-          <w:numId w:val="5"/>
-        </w:numPr>
-      </w:pPr>
-      <w:bookmarkStart w:id="9" w:name="_Toc233108672"/>
+      </w:pPr>
+      <w:bookmarkStart w:id="9" w:name="_Toc233876980"/>
       <w:r>
         <w:lastRenderedPageBreak/>
         <w:t>Escalado en Optitex</w:t>
@@ -10931,19 +10797,67 @@
         <w:rPr>
           <w:lang w:val="es-419" w:eastAsia="es-CO"/>
         </w:rPr>
-        <w:t xml:space="preserve"> de patronaje se trabaja de la misma manera o con el mismo análisis que se hace de forma manual, en esta ocasión únicamente se va a abordar la programación, herramientas y reconocimiento de la interfaz del programa Optitex para hacer cualquier tipo de escalado, de esta manera se tomará como referente la base de falda; sin embargo, estos mismos pasos y esta misma configuración aplica para cualquier tipo de base, prenda, trazo, molde o interpretación.</w:t>
+        <w:t xml:space="preserve"> de patronaje se trabaja de la misma manera o con el mismo análisis que se hace de forma manual</w:t>
+      </w:r>
+      <w:r>
+        <w:rPr>
+          <w:lang w:val="es-419" w:eastAsia="es-CO"/>
+        </w:rPr>
+        <w:t>;</w:t>
+      </w:r>
+      <w:r>
+        <w:rPr>
+          <w:lang w:val="es-419" w:eastAsia="es-CO"/>
+        </w:rPr>
+        <w:t xml:space="preserve"> en esta ocasión únicamente se va a abordar la programación, herramientas y reconocimiento de la interfaz del programa Optitex para hacer cualquier tipo de escalado</w:t>
+      </w:r>
+      <w:r>
+        <w:rPr>
+          <w:lang w:val="es-419" w:eastAsia="es-CO"/>
+        </w:rPr>
+        <w:t>.</w:t>
+      </w:r>
+      <w:r>
+        <w:rPr>
+          <w:lang w:val="es-419" w:eastAsia="es-CO"/>
+        </w:rPr>
+        <w:t xml:space="preserve"> </w:t>
+      </w:r>
+      <w:r>
+        <w:rPr>
+          <w:lang w:val="es-419" w:eastAsia="es-CO"/>
+        </w:rPr>
+        <w:t>D</w:t>
+      </w:r>
+      <w:r>
+        <w:rPr>
+          <w:lang w:val="es-419" w:eastAsia="es-CO"/>
+        </w:rPr>
+        <w:t>e esta manera se tomará como referente la base de falda; sin embargo, estos mismos pasos y esta misma configuración aplica para cualquier tipo de base, prenda, trazo, molde o interpretación.</w:t>
       </w:r>
     </w:p>
     <w:p>
       <w:pPr>
         <w:pStyle w:val="Video"/>
-        <w:numPr>
-          <w:ilvl w:val="0"/>
-          <w:numId w:val="3"/>
-        </w:numPr>
-      </w:pPr>
-      <w:r>
-        <w:t>ESCALADO EN OPTITEX</w:t>
+      </w:pPr>
+      <w:r>
+        <w:rPr>
+          <w:b/>
+          <w:bCs/>
+        </w:rPr>
+        <w:t>Vídeo 9.</w:t>
+      </w:r>
+      <w:r>
+        <w:t xml:space="preserve"> </w:t>
+      </w:r>
+      <w:r>
+        <w:t>E</w:t>
+      </w:r>
+      <w:r>
+        <w:t xml:space="preserve">scalado en </w:t>
+      </w:r>
+      <w:r>
+        <w:t>OPTITEX</w:t>
       </w:r>
     </w:p>
     <w:p>
@@ -10955,7 +10869,7 @@
           <w:noProof/>
         </w:rPr>
         <w:drawing>
-          <wp:inline distT="0" distB="0" distL="0" distR="0" wp14:anchorId="50BB3678" wp14:editId="06E8A57A">
+          <wp:inline distT="0" distB="0" distL="0" distR="0" wp14:anchorId="50BB3678" wp14:editId="2E63AF35">
             <wp:extent cx="4680000" cy="2631600"/>
             <wp:effectExtent l="0" t="0" r="6350" b="0"/>
             <wp:docPr id="1283241042" name="Imagen 1283241042">
@@ -11064,7 +10978,7 @@
               <w:rPr>
                 <w:b/>
               </w:rPr>
-              <w:t>ESCALADO EN OPTITEX</w:t>
+              <w:t>Escalado en OPTITEX</w:t>
             </w:r>
           </w:p>
         </w:tc>
@@ -11196,7 +11110,7 @@
           <w:u w:val="single"/>
         </w:rPr>
       </w:pPr>
-      <w:bookmarkStart w:id="10" w:name="_Toc233108673"/>
+      <w:bookmarkStart w:id="10" w:name="_Toc233876981"/>
       <w:r>
         <w:lastRenderedPageBreak/>
         <w:t>Síntesis</w:t>
@@ -11218,7 +11132,63 @@
           <w:noProof/>
           <w:lang w:eastAsia="es-CO"/>
         </w:rPr>
-        <w:t>El proceso de escalado es el último paso del patronaje, entendiendo los cuadros de tallas se realiza el análisis detallado de las prendas y se definen las medidas específicas para cada talla. Cada empresa tiene su propio cuadro de tallas, pero el proceso de escalado, sea digital o manual siempre es el mismo. En el siguiente diagrama se presentan los temas más significativos tratados dentro de este componente:</w:t>
+        <w:t>El proceso de escalado es el último paso del patronaje</w:t>
+      </w:r>
+      <w:r>
+        <w:rPr>
+          <w:noProof/>
+          <w:lang w:eastAsia="es-CO"/>
+        </w:rPr>
+        <w:t>;</w:t>
+      </w:r>
+      <w:r>
+        <w:rPr>
+          <w:noProof/>
+          <w:lang w:eastAsia="es-CO"/>
+        </w:rPr>
+        <w:t xml:space="preserve"> entendiendo los cuadros de tallas se realiza el análisis detallado de las prendas y se definen las medidas específicas para cada talla</w:t>
+      </w:r>
+      <w:r>
+        <w:rPr>
+          <w:noProof/>
+          <w:lang w:eastAsia="es-CO"/>
+        </w:rPr>
+        <w:t>,</w:t>
+      </w:r>
+      <w:r>
+        <w:rPr>
+          <w:noProof/>
+          <w:lang w:eastAsia="es-CO"/>
+        </w:rPr>
+        <w:t xml:space="preserve"> </w:t>
+      </w:r>
+      <w:r>
+        <w:rPr>
+          <w:noProof/>
+          <w:lang w:eastAsia="es-CO"/>
+        </w:rPr>
+        <w:t>c</w:t>
+      </w:r>
+      <w:r>
+        <w:rPr>
+          <w:noProof/>
+          <w:lang w:eastAsia="es-CO"/>
+        </w:rPr>
+        <w:t>ada empresa tiene su propio cuadro de tallas, pero el proceso de escalado, sea digital o manual</w:t>
+      </w:r>
+      <w:r>
+        <w:rPr>
+          <w:noProof/>
+          <w:lang w:eastAsia="es-CO"/>
+        </w:rPr>
+        <w:t>,</w:t>
+      </w:r>
+      <w:r>
+        <w:rPr>
+          <w:noProof/>
+          <w:lang w:eastAsia="es-CO"/>
+        </w:rPr>
+        <w:t xml:space="preserve"> siempre es el mismo. En el siguiente diagrama se presentan los temas más significativos tratados dentro de este componente:</w:t>
       </w:r>
     </w:p>
     <w:p>
@@ -11281,7 +11251,7 @@
       <w:pPr>
         <w:pStyle w:val="Titulosgenerales"/>
       </w:pPr>
-      <w:bookmarkStart w:id="11" w:name="_Toc233108674"/>
+      <w:bookmarkStart w:id="11" w:name="_Toc233876982"/>
       <w:r>
         <w:lastRenderedPageBreak/>
         <w:t>Glosario</w:t>
@@ -11342,14 +11312,26 @@
         <w:rPr>
           <w:bCs/>
         </w:rPr>
-        <w:t xml:space="preserve"> partiendo de tallas base se obtienen las demás por aumento o reducción.</w:t>
-      </w:r>
-    </w:p>
-    <w:p>
-      <w:pPr>
+        <w:t xml:space="preserve"> partiendo de tallas base</w:t>
+      </w:r>
+      <w:r>
         <w:rPr>
           <w:bCs/>
         </w:rPr>
+        <w:t>,</w:t>
+      </w:r>
+      <w:r>
+        <w:rPr>
+          <w:bCs/>
+        </w:rPr>
+        <w:t xml:space="preserve"> se obtienen las demás por aumento o reducción.</w:t>
+      </w:r>
+    </w:p>
+    <w:p>
+      <w:pPr>
+        <w:rPr>
+          <w:bCs/>
+        </w:rPr>
       </w:pPr>
       <w:r>
         <w:rPr>
@@ -11380,14 +11362,26 @@
         <w:rPr>
           <w:bCs/>
         </w:rPr>
-        <w:t xml:space="preserve"> empresa que ofrece soluciones de software para el diseño, la visualización y la producción de ropa en 2D y 3D.</w:t>
-      </w:r>
-    </w:p>
-    <w:p>
-      <w:pPr>
+        <w:t xml:space="preserve"> empresa que ofrece soluciones de </w:t>
+      </w:r>
+      <w:r>
+        <w:rPr>
+          <w:rStyle w:val="Extranjerismo"/>
+        </w:rPr>
+        <w:t>software</w:t>
+      </w:r>
+      <w:r>
         <w:rPr>
           <w:bCs/>
         </w:rPr>
+        <w:t xml:space="preserve"> para el diseño, la visualización y la producción de ropa en 2D y 3D.</w:t>
+      </w:r>
+    </w:p>
+    <w:p>
+      <w:pPr>
+        <w:rPr>
+          <w:bCs/>
+        </w:rPr>
       </w:pPr>
       <w:r>
         <w:rPr>
@@ -11444,7 +11438,7 @@
       <w:pPr>
         <w:pStyle w:val="Titulosgenerales"/>
       </w:pPr>
-      <w:bookmarkStart w:id="12" w:name="_Toc233108675"/>
+      <w:bookmarkStart w:id="12" w:name="_Toc233876983"/>
       <w:r>
         <w:lastRenderedPageBreak/>
         <w:t>Referencias bibliográficas</w:t>
@@ -11502,7 +11496,7 @@
       <w:pPr>
         <w:pStyle w:val="Titulosgenerales"/>
       </w:pPr>
-      <w:bookmarkStart w:id="13" w:name="_Toc233108676"/>
+      <w:bookmarkStart w:id="13" w:name="_Toc233876984"/>
       <w:r>
         <w:lastRenderedPageBreak/>
         <w:t>Créditos</w:t>
@@ -11524,7 +11518,6 @@
       <w:tr>
         <w:trPr>
           <w:cnfStyle w:val="100000000000" w:firstRow="1" w:lastRow="0" w:firstColumn="0" w:lastColumn="0" w:oddVBand="0" w:evenVBand="0" w:oddHBand="0" w:evenHBand="0" w:firstRowFirstColumn="0" w:firstRowLastColumn="0" w:lastRowFirstColumn="0" w:lastRowLastColumn="0"/>
-          <w:cantSplit/>
           <w:tblHeader/>
         </w:trPr>
         <w:tc>
@@ -12053,7 +12046,10 @@
               </w:rPr>
             </w:pPr>
             <w:r>
-              <w:t>Animadora y productora multimedia</w:t>
+              <w:t xml:space="preserve">Animadora y productora </w:t>
+            </w:r>
+            <w:r>
+              <w:t xml:space="preserve">audiovisual </w:t>
             </w:r>
           </w:p>
         </w:tc>
@@ -12075,7 +12071,7 @@
               <w:t xml:space="preserve"> - </w:t>
             </w:r>
             <w:r>
-              <w:t xml:space="preserve">Regional Santander - </w:t>
+              <w:t xml:space="preserve">Regional Santander </w:t>
             </w:r>
           </w:p>
         </w:tc>
@@ -12877,6 +12873,92 @@
     </w:lvl>
   </w:abstractNum>
   <w:abstractNum w:abstractNumId="5" w15:restartNumberingAfterBreak="0">
+    <w:nsid w:val="23A12210"/>
+    <w:multiLevelType w:val="hybridMultilevel"/>
+    <w:tmpl w:val="11EE1D44"/>
+    <w:lvl w:ilvl="0" w:tplc="240A0019">
+      <w:start w:val="1"/>
+      <w:numFmt w:val="lowerLetter"/>
+      <w:lvlText w:val="%1."/>
+      <w:lvlJc w:val="left"/>
+      <w:pPr>
+        <w:ind w:left="1068" w:hanging="360"/>
+      </w:pPr>
+    </w:lvl>
+    <w:lvl w:ilvl="1" w:tplc="240A0019" w:tentative="1">
+      <w:start w:val="1"/>
+      <w:numFmt w:val="lowerLetter"/>
+      <w:lvlText w:val="%2."/>
+      <w:lvlJc w:val="left"/>
+      <w:pPr>
+        <w:ind w:left="1788" w:hanging="360"/>
+      </w:pPr>
+    </w:lvl>
+    <w:lvl w:ilvl="2" w:tplc="240A001B" w:tentative="1">
+      <w:start w:val="1"/>
+      <w:numFmt w:val="lowerRoman"/>
+      <w:lvlText w:val="%3."/>
+      <w:lvlJc w:val="right"/>
+      <w:pPr>
+        <w:ind w:left="2508" w:hanging="180"/>
+      </w:pPr>
+    </w:lvl>
+    <w:lvl w:ilvl="3" w:tplc="240A000F" w:tentative="1">
+      <w:start w:val="1"/>
+      <w:numFmt w:val="decimal"/>
+      <w:lvlText w:val="%4."/>
+      <w:lvlJc w:val="left"/>
+      <w:pPr>
+        <w:ind w:left="3228" w:hanging="360"/>
+      </w:pPr>
+    </w:lvl>
+    <w:lvl w:ilvl="4" w:tplc="240A0019" w:tentative="1">
+      <w:start w:val="1"/>
+      <w:numFmt w:val="lowerLetter"/>
+      <w:lvlText w:val="%5."/>
+      <w:lvlJc w:val="left"/>
+      <w:pPr>
+        <w:ind w:left="3948" w:hanging="360"/>
+      </w:pPr>
+    </w:lvl>
+    <w:lvl w:ilvl="5" w:tplc="240A001B" w:tentative="1">
+      <w:start w:val="1"/>
+      <w:numFmt w:val="lowerRoman"/>
+      <w:lvlText w:val="%6."/>
+      <w:lvlJc w:val="right"/>
+      <w:pPr>
+        <w:ind w:left="4668" w:hanging="180"/>
+      </w:pPr>
+    </w:lvl>
+    <w:lvl w:ilvl="6" w:tplc="240A000F" w:tentative="1">
+      <w:start w:val="1"/>
+      <w:numFmt w:val="decimal"/>
+      <w:lvlText w:val="%7."/>
+      <w:lvlJc w:val="left"/>
+      <w:pPr>
+        <w:ind w:left="5388" w:hanging="360"/>
+      </w:pPr>
+    </w:lvl>
+    <w:lvl w:ilvl="7" w:tplc="240A0019" w:tentative="1">
+      <w:start w:val="1"/>
+      <w:numFmt w:val="lowerLetter"/>
+      <w:lvlText w:val="%8."/>
+      <w:lvlJc w:val="left"/>
+      <w:pPr>
+        <w:ind w:left="6108" w:hanging="360"/>
+      </w:pPr>
+    </w:lvl>
+    <w:lvl w:ilvl="8" w:tplc="240A001B" w:tentative="1">
+      <w:start w:val="1"/>
+      <w:numFmt w:val="lowerRoman"/>
+      <w:lvlText w:val="%9."/>
+      <w:lvlJc w:val="right"/>
+      <w:pPr>
+        <w:ind w:left="6828" w:hanging="180"/>
+      </w:pPr>
+    </w:lvl>
+  </w:abstractNum>
+  <w:abstractNum w:abstractNumId="6" w15:restartNumberingAfterBreak="0">
     <w:nsid w:val="2A967A80"/>
     <w:multiLevelType w:val="hybridMultilevel"/>
     <w:tmpl w:val="C9160E88"/>
@@ -12904,7 +12986,7 @@
         <w:rFonts w:ascii="Courier New" w:hAnsi="Courier New" w:cs="Courier New" w:hint="default"/>
       </w:rPr>
     </w:lvl>
-    <w:lvl w:ilvl="2" w:tplc="240A0005" w:tentative="1">
+    <w:lvl w:ilvl="2" w:tplc="240A0005">
       <w:start w:val="1"/>
       <w:numFmt w:val="bullet"/>
       <w:lvlText w:val=""/>
@@ -12989,10 +13071,123 @@
       </w:rPr>
     </w:lvl>
   </w:abstractNum>
-  <w:abstractNum w:abstractNumId="6" w15:restartNumberingAfterBreak="0">
+  <w:abstractNum w:abstractNumId="7" w15:restartNumberingAfterBreak="0">
+    <w:nsid w:val="2E831B69"/>
+    <w:multiLevelType w:val="hybridMultilevel"/>
+    <w:tmpl w:val="D46A8980"/>
+    <w:lvl w:ilvl="0" w:tplc="FFFFFFFF">
+      <w:start w:val="1"/>
+      <w:numFmt w:val="bullet"/>
+      <w:lvlText w:val="o"/>
+      <w:lvlJc w:val="left"/>
+      <w:pPr>
+        <w:ind w:left="1068" w:hanging="360"/>
+      </w:pPr>
+      <w:rPr>
+        <w:rFonts w:ascii="Courier New" w:hAnsi="Courier New" w:cs="Courier New" w:hint="default"/>
+      </w:rPr>
+    </w:lvl>
+    <w:lvl w:ilvl="1" w:tplc="5748F77C">
+      <w:start w:val="1"/>
+      <w:numFmt w:val="bullet"/>
+      <w:lvlText w:val=""/>
+      <w:lvlJc w:val="left"/>
+      <w:pPr>
+        <w:ind w:left="1440" w:hanging="360"/>
+      </w:pPr>
+      <w:rPr>
+        <w:rFonts w:ascii="Symbol" w:hAnsi="Symbol" w:hint="default"/>
+      </w:rPr>
+    </w:lvl>
+    <w:lvl w:ilvl="2" w:tplc="FFFFFFFF" w:tentative="1">
+      <w:start w:val="1"/>
+      <w:numFmt w:val="bullet"/>
+      <w:lvlText w:val=""/>
+      <w:lvlJc w:val="left"/>
+      <w:pPr>
+        <w:ind w:left="2508" w:hanging="360"/>
+      </w:pPr>
+      <w:rPr>
+        <w:rFonts w:ascii="Wingdings" w:hAnsi="Wingdings" w:hint="default"/>
+      </w:rPr>
+    </w:lvl>
+    <w:lvl w:ilvl="3" w:tplc="FFFFFFFF" w:tentative="1">
+      <w:start w:val="1"/>
+      <w:numFmt w:val="bullet"/>
+      <w:lvlText w:val=""/>
+      <w:lvlJc w:val="left"/>
+      <w:pPr>
+        <w:ind w:left="3228" w:hanging="360"/>
+      </w:pPr>
+      <w:rPr>
+        <w:rFonts w:ascii="Symbol" w:hAnsi="Symbol" w:hint="default"/>
+      </w:rPr>
+    </w:lvl>
+    <w:lvl w:ilvl="4" w:tplc="FFFFFFFF" w:tentative="1">
+      <w:start w:val="1"/>
+      <w:numFmt w:val="bullet"/>
+      <w:lvlText w:val="o"/>
+      <w:lvlJc w:val="left"/>
+      <w:pPr>
+        <w:ind w:left="3948" w:hanging="360"/>
+      </w:pPr>
+      <w:rPr>
+        <w:rFonts w:ascii="Courier New" w:hAnsi="Courier New" w:cs="Courier New" w:hint="default"/>
+      </w:rPr>
+    </w:lvl>
+    <w:lvl w:ilvl="5" w:tplc="FFFFFFFF" w:tentative="1">
+      <w:start w:val="1"/>
+      <w:numFmt w:val="bullet"/>
+      <w:lvlText w:val=""/>
+      <w:lvlJc w:val="left"/>
+      <w:pPr>
+        <w:ind w:left="4668" w:hanging="360"/>
+      </w:pPr>
+      <w:rPr>
+        <w:rFonts w:ascii="Wingdings" w:hAnsi="Wingdings" w:hint="default"/>
+      </w:rPr>
+    </w:lvl>
+    <w:lvl w:ilvl="6" w:tplc="FFFFFFFF" w:tentative="1">
+      <w:start w:val="1"/>
+      <w:numFmt w:val="bullet"/>
+      <w:lvlText w:val=""/>
+      <w:lvlJc w:val="left"/>
+      <w:pPr>
+        <w:ind w:left="5388" w:hanging="360"/>
+      </w:pPr>
+      <w:rPr>
+        <w:rFonts w:ascii="Symbol" w:hAnsi="Symbol" w:hint="default"/>
+      </w:rPr>
+    </w:lvl>
+    <w:lvl w:ilvl="7" w:tplc="FFFFFFFF" w:tentative="1">
+      <w:start w:val="1"/>
+      <w:numFmt w:val="bullet"/>
+      <w:lvlText w:val="o"/>
+      <w:lvlJc w:val="left"/>
+      <w:pPr>
+        <w:ind w:left="6108" w:hanging="360"/>
+      </w:pPr>
+      <w:rPr>
+        <w:rFonts w:ascii="Courier New" w:hAnsi="Courier New" w:cs="Courier New" w:hint="default"/>
+      </w:rPr>
+    </w:lvl>
+    <w:lvl w:ilvl="8" w:tplc="FFFFFFFF" w:tentative="1">
+      <w:start w:val="1"/>
+      <w:numFmt w:val="bullet"/>
+      <w:lvlText w:val=""/>
+      <w:lvlJc w:val="left"/>
+      <w:pPr>
+        <w:ind w:left="6828" w:hanging="360"/>
+      </w:pPr>
+      <w:rPr>
+        <w:rFonts w:ascii="Wingdings" w:hAnsi="Wingdings" w:hint="default"/>
+      </w:rPr>
+    </w:lvl>
+  </w:abstractNum>
+  <w:abstractNum w:abstractNumId="8" w15:restartNumberingAfterBreak="0">
     <w:nsid w:val="343F183C"/>
     <w:multiLevelType w:val="multilevel"/>
-    <w:tmpl w:val="612A1536"/>
+    <w:tmpl w:val="F0A6AB98"/>
     <w:lvl w:ilvl="0">
       <w:start w:val="1"/>
       <w:numFmt w:val="decimal"/>
@@ -13008,7 +13203,6 @@
     <w:lvl w:ilvl="1">
       <w:start w:val="1"/>
       <w:numFmt w:val="decimal"/>
-      <w:pStyle w:val="Ttulo2"/>
       <w:lvlText w:val="%1.%2."/>
       <w:lvlJc w:val="left"/>
       <w:pPr>
@@ -13021,7 +13215,6 @@
     <w:lvl w:ilvl="2">
       <w:start w:val="1"/>
       <w:numFmt w:val="decimal"/>
-      <w:pStyle w:val="Ttulo3"/>
       <w:lvlText w:val="%1.%2.%3."/>
       <w:lvlJc w:val="left"/>
       <w:pPr>
@@ -13034,7 +13227,6 @@
     <w:lvl w:ilvl="3">
       <w:start w:val="1"/>
       <w:numFmt w:val="decimal"/>
-      <w:pStyle w:val="Ttulo4"/>
       <w:lvlText w:val="%1.%2.%3.%4."/>
       <w:lvlJc w:val="left"/>
       <w:pPr>
@@ -13047,7 +13239,6 @@
     <w:lvl w:ilvl="4">
       <w:start w:val="1"/>
       <w:numFmt w:val="decimal"/>
-      <w:pStyle w:val="Ttulo5"/>
       <w:lvlText w:val="%1.%2.%3.%4.%5."/>
       <w:lvlJc w:val="left"/>
       <w:pPr>
@@ -13106,7 +13297,7 @@
       </w:rPr>
     </w:lvl>
   </w:abstractNum>
-  <w:abstractNum w:abstractNumId="7" w15:restartNumberingAfterBreak="0">
+  <w:abstractNum w:abstractNumId="9" w15:restartNumberingAfterBreak="0">
     <w:nsid w:val="368E176E"/>
     <w:multiLevelType w:val="hybridMultilevel"/>
     <w:tmpl w:val="BDF054FE"/>
@@ -13199,7 +13390,7 @@
       </w:pPr>
     </w:lvl>
   </w:abstractNum>
-  <w:abstractNum w:abstractNumId="8" w15:restartNumberingAfterBreak="0">
+  <w:abstractNum w:abstractNumId="10" w15:restartNumberingAfterBreak="0">
     <w:nsid w:val="39E420A1"/>
     <w:multiLevelType w:val="hybridMultilevel"/>
     <w:tmpl w:val="ECE0D0DE"/>
@@ -13312,7 +13503,7 @@
       </w:rPr>
     </w:lvl>
   </w:abstractNum>
-  <w:abstractNum w:abstractNumId="9" w15:restartNumberingAfterBreak="0">
+  <w:abstractNum w:abstractNumId="11" w15:restartNumberingAfterBreak="0">
     <w:nsid w:val="3DDF6562"/>
     <w:multiLevelType w:val="multilevel"/>
     <w:tmpl w:val="6C7AF928"/>
@@ -13428,13 +13619,14 @@
       </w:rPr>
     </w:lvl>
   </w:abstractNum>
-  <w:abstractNum w:abstractNumId="10" w15:restartNumberingAfterBreak="0">
+  <w:abstractNum w:abstractNumId="12" w15:restartNumberingAfterBreak="0">
     <w:nsid w:val="411920D7"/>
-    <w:multiLevelType w:val="hybridMultilevel"/>
-    <w:tmpl w:val="3D262A9E"/>
-    <w:lvl w:ilvl="0" w:tplc="240A000F">
+    <w:multiLevelType w:val="multilevel"/>
+    <w:tmpl w:val="BB648FC6"/>
+    <w:lvl w:ilvl="0">
       <w:start w:val="1"/>
       <w:numFmt w:val="decimal"/>
+      <w:pStyle w:val="Ttulo1"/>
       <w:lvlText w:val="%1."/>
       <w:lvlJc w:val="left"/>
       <w:pPr>
@@ -13444,80 +13636,113 @@
         <w:rFonts w:hint="default"/>
       </w:rPr>
     </w:lvl>
-    <w:lvl w:ilvl="1" w:tplc="240A0019" w:tentative="1">
-      <w:start w:val="1"/>
-      <w:numFmt w:val="lowerLetter"/>
-      <w:lvlText w:val="%2."/>
-      <w:lvlJc w:val="left"/>
-      <w:pPr>
-        <w:ind w:left="1440" w:hanging="360"/>
-      </w:pPr>
-    </w:lvl>
-    <w:lvl w:ilvl="2" w:tplc="240A001B" w:tentative="1">
-      <w:start w:val="1"/>
-      <w:numFmt w:val="lowerRoman"/>
-      <w:lvlText w:val="%3."/>
-      <w:lvlJc w:val="right"/>
-      <w:pPr>
-        <w:ind w:left="2160" w:hanging="180"/>
-      </w:pPr>
-    </w:lvl>
-    <w:lvl w:ilvl="3" w:tplc="240A000F" w:tentative="1">
-      <w:start w:val="1"/>
+    <w:lvl w:ilvl="1">
+      <w:start w:val="4"/>
       <w:numFmt w:val="decimal"/>
-      <w:lvlText w:val="%4."/>
-      <w:lvlJc w:val="left"/>
-      <w:pPr>
-        <w:ind w:left="2880" w:hanging="360"/>
-      </w:pPr>
-    </w:lvl>
-    <w:lvl w:ilvl="4" w:tplc="240A0019" w:tentative="1">
-      <w:start w:val="1"/>
-      <w:numFmt w:val="lowerLetter"/>
-      <w:lvlText w:val="%5."/>
-      <w:lvlJc w:val="left"/>
-      <w:pPr>
-        <w:ind w:left="3600" w:hanging="360"/>
-      </w:pPr>
-    </w:lvl>
-    <w:lvl w:ilvl="5" w:tplc="240A001B" w:tentative="1">
-      <w:start w:val="1"/>
-      <w:numFmt w:val="lowerRoman"/>
-      <w:lvlText w:val="%6."/>
-      <w:lvlJc w:val="right"/>
-      <w:pPr>
-        <w:ind w:left="4320" w:hanging="180"/>
-      </w:pPr>
-    </w:lvl>
-    <w:lvl w:ilvl="6" w:tplc="240A000F" w:tentative="1">
+      <w:pStyle w:val="Ttulo2"/>
+      <w:isLgl/>
+      <w:lvlText w:val="%1.%2."/>
+      <w:lvlJc w:val="left"/>
+      <w:pPr>
+        <w:ind w:left="1080" w:hanging="720"/>
+      </w:pPr>
+      <w:rPr>
+        <w:rFonts w:hint="default"/>
+      </w:rPr>
+    </w:lvl>
+    <w:lvl w:ilvl="2">
       <w:start w:val="1"/>
       <w:numFmt w:val="decimal"/>
-      <w:lvlText w:val="%7."/>
-      <w:lvlJc w:val="left"/>
-      <w:pPr>
-        <w:ind w:left="5040" w:hanging="360"/>
-      </w:pPr>
-    </w:lvl>
-    <w:lvl w:ilvl="7" w:tplc="240A0019" w:tentative="1">
-      <w:start w:val="1"/>
-      <w:numFmt w:val="lowerLetter"/>
-      <w:lvlText w:val="%8."/>
-      <w:lvlJc w:val="left"/>
-      <w:pPr>
-        <w:ind w:left="5760" w:hanging="360"/>
-      </w:pPr>
-    </w:lvl>
-    <w:lvl w:ilvl="8" w:tplc="240A001B" w:tentative="1">
-      <w:start w:val="1"/>
-      <w:numFmt w:val="lowerRoman"/>
-      <w:lvlText w:val="%9."/>
-      <w:lvlJc w:val="right"/>
-      <w:pPr>
-        <w:ind w:left="6480" w:hanging="180"/>
-      </w:pPr>
+      <w:isLgl/>
+      <w:lvlText w:val="%1.%2.%3."/>
+      <w:lvlJc w:val="left"/>
+      <w:pPr>
+        <w:ind w:left="1440" w:hanging="1080"/>
+      </w:pPr>
+      <w:rPr>
+        <w:rFonts w:hint="default"/>
+      </w:rPr>
+    </w:lvl>
+    <w:lvl w:ilvl="3">
+      <w:start w:val="1"/>
+      <w:numFmt w:val="decimal"/>
+      <w:isLgl/>
+      <w:lvlText w:val="%1.%2.%3.%4."/>
+      <w:lvlJc w:val="left"/>
+      <w:pPr>
+        <w:ind w:left="1440" w:hanging="1080"/>
+      </w:pPr>
+      <w:rPr>
+        <w:rFonts w:hint="default"/>
+      </w:rPr>
+    </w:lvl>
+    <w:lvl w:ilvl="4">
+      <w:start w:val="1"/>
+      <w:numFmt w:val="decimal"/>
+      <w:isLgl/>
+      <w:lvlText w:val="%1.%2.%3.%4.%5."/>
+      <w:lvlJc w:val="left"/>
+      <w:pPr>
+        <w:ind w:left="1800" w:hanging="1440"/>
+      </w:pPr>
+      <w:rPr>
+        <w:rFonts w:hint="default"/>
+      </w:rPr>
+    </w:lvl>
+    <w:lvl w:ilvl="5">
+      <w:start w:val="1"/>
+      <w:numFmt w:val="decimal"/>
+      <w:isLgl/>
+      <w:lvlText w:val="%1.%2.%3.%4.%5.%6."/>
+      <w:lvlJc w:val="left"/>
+      <w:pPr>
+        <w:ind w:left="2160" w:hanging="1800"/>
+      </w:pPr>
+      <w:rPr>
+        <w:rFonts w:hint="default"/>
+      </w:rPr>
+    </w:lvl>
+    <w:lvl w:ilvl="6">
+      <w:start w:val="1"/>
+      <w:numFmt w:val="decimal"/>
+      <w:isLgl/>
+      <w:lvlText w:val="%1.%2.%3.%4.%5.%6.%7."/>
+      <w:lvlJc w:val="left"/>
+      <w:pPr>
+        <w:ind w:left="2160" w:hanging="1800"/>
+      </w:pPr>
+      <w:rPr>
+        <w:rFonts w:hint="default"/>
+      </w:rPr>
+    </w:lvl>
+    <w:lvl w:ilvl="7">
+      <w:start w:val="1"/>
+      <w:numFmt w:val="decimal"/>
+      <w:isLgl/>
+      <w:lvlText w:val="%1.%2.%3.%4.%5.%6.%7.%8."/>
+      <w:lvlJc w:val="left"/>
+      <w:pPr>
+        <w:ind w:left="2520" w:hanging="2160"/>
+      </w:pPr>
+      <w:rPr>
+        <w:rFonts w:hint="default"/>
+      </w:rPr>
+    </w:lvl>
+    <w:lvl w:ilvl="8">
+      <w:start w:val="1"/>
+      <w:numFmt w:val="decimal"/>
+      <w:isLgl/>
+      <w:lvlText w:val="%1.%2.%3.%4.%5.%6.%7.%8.%9."/>
+      <w:lvlJc w:val="left"/>
+      <w:pPr>
+        <w:ind w:left="2880" w:hanging="2520"/>
+      </w:pPr>
+      <w:rPr>
+        <w:rFonts w:hint="default"/>
+      </w:rPr>
     </w:lvl>
   </w:abstractNum>
-  <w:abstractNum w:abstractNumId="11" w15:restartNumberingAfterBreak="0">
+  <w:abstractNum w:abstractNumId="13" w15:restartNumberingAfterBreak="0">
     <w:nsid w:val="44B7719C"/>
     <w:multiLevelType w:val="hybridMultilevel"/>
     <w:tmpl w:val="5F8626E8"/>
@@ -13630,7 +13855,7 @@
       </w:rPr>
     </w:lvl>
   </w:abstractNum>
-  <w:abstractNum w:abstractNumId="12" w15:restartNumberingAfterBreak="0">
+  <w:abstractNum w:abstractNumId="14" w15:restartNumberingAfterBreak="0">
     <w:nsid w:val="4A334B07"/>
     <w:multiLevelType w:val="hybridMultilevel"/>
     <w:tmpl w:val="078E4CDA"/>
@@ -13743,7 +13968,7 @@
       </w:rPr>
     </w:lvl>
   </w:abstractNum>
-  <w:abstractNum w:abstractNumId="13" w15:restartNumberingAfterBreak="0">
+  <w:abstractNum w:abstractNumId="15" w15:restartNumberingAfterBreak="0">
     <w:nsid w:val="4CC97A3C"/>
     <w:multiLevelType w:val="hybridMultilevel"/>
     <w:tmpl w:val="4F5AB5C8"/>
@@ -13856,7 +14081,7 @@
       </w:rPr>
     </w:lvl>
   </w:abstractNum>
-  <w:abstractNum w:abstractNumId="14" w15:restartNumberingAfterBreak="0">
+  <w:abstractNum w:abstractNumId="16" w15:restartNumberingAfterBreak="0">
     <w:nsid w:val="4EBE1EF6"/>
     <w:multiLevelType w:val="hybridMultilevel"/>
     <w:tmpl w:val="AF3C2E24"/>
@@ -13947,7 +14172,7 @@
       </w:pPr>
     </w:lvl>
   </w:abstractNum>
-  <w:abstractNum w:abstractNumId="15" w15:restartNumberingAfterBreak="0">
+  <w:abstractNum w:abstractNumId="17" w15:restartNumberingAfterBreak="0">
     <w:nsid w:val="503840A0"/>
     <w:multiLevelType w:val="hybridMultilevel"/>
     <w:tmpl w:val="37844D72"/>
@@ -14037,7 +14262,7 @@
       </w:pPr>
     </w:lvl>
   </w:abstractNum>
-  <w:abstractNum w:abstractNumId="16" w15:restartNumberingAfterBreak="0">
+  <w:abstractNum w:abstractNumId="18" w15:restartNumberingAfterBreak="0">
     <w:nsid w:val="52402E63"/>
     <w:multiLevelType w:val="hybridMultilevel"/>
     <w:tmpl w:val="B3541686"/>
@@ -14150,7 +14375,7 @@
       </w:rPr>
     </w:lvl>
   </w:abstractNum>
-  <w:abstractNum w:abstractNumId="17" w15:restartNumberingAfterBreak="0">
+  <w:abstractNum w:abstractNumId="19" w15:restartNumberingAfterBreak="0">
     <w:nsid w:val="5433737B"/>
     <w:multiLevelType w:val="hybridMultilevel"/>
     <w:tmpl w:val="72708E36"/>
@@ -14263,7 +14488,7 @@
       </w:rPr>
     </w:lvl>
   </w:abstractNum>
-  <w:abstractNum w:abstractNumId="18" w15:restartNumberingAfterBreak="0">
+  <w:abstractNum w:abstractNumId="20" w15:restartNumberingAfterBreak="0">
     <w:nsid w:val="59A84F4E"/>
     <w:multiLevelType w:val="hybridMultilevel"/>
     <w:tmpl w:val="4CACBA9E"/>
@@ -14376,7 +14601,7 @@
       </w:rPr>
     </w:lvl>
   </w:abstractNum>
-  <w:abstractNum w:abstractNumId="19" w15:restartNumberingAfterBreak="0">
+  <w:abstractNum w:abstractNumId="21" w15:restartNumberingAfterBreak="0">
     <w:nsid w:val="5C07422D"/>
     <w:multiLevelType w:val="hybridMultilevel"/>
     <w:tmpl w:val="16CCF42C"/>
@@ -14462,7 +14687,7 @@
       </w:pPr>
     </w:lvl>
   </w:abstractNum>
-  <w:abstractNum w:abstractNumId="20" w15:restartNumberingAfterBreak="0">
+  <w:abstractNum w:abstractNumId="22" w15:restartNumberingAfterBreak="0">
     <w:nsid w:val="5F405641"/>
     <w:multiLevelType w:val="hybridMultilevel"/>
     <w:tmpl w:val="91D293C2"/>
@@ -14551,7 +14776,213 @@
       </w:pPr>
     </w:lvl>
   </w:abstractNum>
-  <w:abstractNum w:abstractNumId="21" w15:restartNumberingAfterBreak="0">
+  <w:abstractNum w:abstractNumId="23" w15:restartNumberingAfterBreak="0">
+    <w:nsid w:val="69E12A14"/>
+    <w:multiLevelType w:val="hybridMultilevel"/>
+    <w:tmpl w:val="7F509398"/>
+    <w:lvl w:ilvl="0" w:tplc="240A0019">
+      <w:start w:val="1"/>
+      <w:numFmt w:val="lowerLetter"/>
+      <w:lvlText w:val="%1."/>
+      <w:lvlJc w:val="left"/>
+      <w:pPr>
+        <w:ind w:left="1429" w:hanging="360"/>
+      </w:pPr>
+      <w:rPr>
+        <w:rFonts w:hint="default"/>
+      </w:rPr>
+    </w:lvl>
+    <w:lvl w:ilvl="1" w:tplc="FFFFFFFF" w:tentative="1">
+      <w:start w:val="1"/>
+      <w:numFmt w:val="bullet"/>
+      <w:lvlText w:val="o"/>
+      <w:lvlJc w:val="left"/>
+      <w:pPr>
+        <w:ind w:left="2149" w:hanging="360"/>
+      </w:pPr>
+      <w:rPr>
+        <w:rFonts w:ascii="Courier New" w:hAnsi="Courier New" w:cs="Courier New" w:hint="default"/>
+      </w:rPr>
+    </w:lvl>
+    <w:lvl w:ilvl="2" w:tplc="FFFFFFFF" w:tentative="1">
+      <w:start w:val="1"/>
+      <w:numFmt w:val="bullet"/>
+      <w:lvlText w:val=""/>
+      <w:lvlJc w:val="left"/>
+      <w:pPr>
+        <w:ind w:left="2869" w:hanging="360"/>
+      </w:pPr>
+      <w:rPr>
+        <w:rFonts w:ascii="Wingdings" w:hAnsi="Wingdings" w:hint="default"/>
+      </w:rPr>
+    </w:lvl>
+    <w:lvl w:ilvl="3" w:tplc="FFFFFFFF" w:tentative="1">
+      <w:start w:val="1"/>
+      <w:numFmt w:val="bullet"/>
+      <w:lvlText w:val=""/>
+      <w:lvlJc w:val="left"/>
+      <w:pPr>
+        <w:ind w:left="3589" w:hanging="360"/>
+      </w:pPr>
+      <w:rPr>
+        <w:rFonts w:ascii="Symbol" w:hAnsi="Symbol" w:hint="default"/>
+      </w:rPr>
+    </w:lvl>
+    <w:lvl w:ilvl="4" w:tplc="FFFFFFFF" w:tentative="1">
+      <w:start w:val="1"/>
+      <w:numFmt w:val="bullet"/>
+      <w:lvlText w:val="o"/>
+      <w:lvlJc w:val="left"/>
+      <w:pPr>
+        <w:ind w:left="4309" w:hanging="360"/>
+      </w:pPr>
+      <w:rPr>
+        <w:rFonts w:ascii="Courier New" w:hAnsi="Courier New" w:cs="Courier New" w:hint="default"/>
+      </w:rPr>
+    </w:lvl>
+    <w:lvl w:ilvl="5" w:tplc="FFFFFFFF" w:tentative="1">
+      <w:start w:val="1"/>
+      <w:numFmt w:val="bullet"/>
+      <w:lvlText w:val=""/>
+      <w:lvlJc w:val="left"/>
+      <w:pPr>
+        <w:ind w:left="5029" w:hanging="360"/>
+      </w:pPr>
+      <w:rPr>
+        <w:rFonts w:ascii="Wingdings" w:hAnsi="Wingdings" w:hint="default"/>
+      </w:rPr>
+    </w:lvl>
+    <w:lvl w:ilvl="6" w:tplc="FFFFFFFF" w:tentative="1">
+      <w:start w:val="1"/>
+      <w:numFmt w:val="bullet"/>
+      <w:lvlText w:val=""/>
+      <w:lvlJc w:val="left"/>
+      <w:pPr>
+        <w:ind w:left="5749" w:hanging="360"/>
+      </w:pPr>
+      <w:rPr>
+        <w:rFonts w:ascii="Symbol" w:hAnsi="Symbol" w:hint="default"/>
+      </w:rPr>
+    </w:lvl>
+    <w:lvl w:ilvl="7" w:tplc="FFFFFFFF" w:tentative="1">
+      <w:start w:val="1"/>
+      <w:numFmt w:val="bullet"/>
+      <w:lvlText w:val="o"/>
+      <w:lvlJc w:val="left"/>
+      <w:pPr>
+        <w:ind w:left="6469" w:hanging="360"/>
+      </w:pPr>
+      <w:rPr>
+        <w:rFonts w:ascii="Courier New" w:hAnsi="Courier New" w:cs="Courier New" w:hint="default"/>
+      </w:rPr>
+    </w:lvl>
+    <w:lvl w:ilvl="8" w:tplc="FFFFFFFF" w:tentative="1">
+      <w:start w:val="1"/>
+      <w:numFmt w:val="bullet"/>
+      <w:lvlText w:val=""/>
+      <w:lvlJc w:val="left"/>
+      <w:pPr>
+        <w:ind w:left="7189" w:hanging="360"/>
+      </w:pPr>
+      <w:rPr>
+        <w:rFonts w:ascii="Wingdings" w:hAnsi="Wingdings" w:hint="default"/>
+      </w:rPr>
+    </w:lvl>
+  </w:abstractNum>
+  <w:abstractNum w:abstractNumId="24" w15:restartNumberingAfterBreak="0">
+    <w:nsid w:val="6A9F1B79"/>
+    <w:multiLevelType w:val="hybridMultilevel"/>
+    <w:tmpl w:val="59465914"/>
+    <w:lvl w:ilvl="0" w:tplc="3B26B36E">
+      <w:start w:val="5"/>
+      <w:numFmt w:val="decimal"/>
+      <w:lvlText w:val="Video %1."/>
+      <w:lvlJc w:val="left"/>
+      <w:pPr>
+        <w:ind w:left="5220" w:hanging="360"/>
+      </w:pPr>
+      <w:rPr>
+        <w:rFonts w:ascii="Arial" w:hAnsi="Arial" w:hint="default"/>
+        <w:b/>
+        <w:i w:val="0"/>
+        <w:caps w:val="0"/>
+        <w:sz w:val="24"/>
+      </w:rPr>
+    </w:lvl>
+    <w:lvl w:ilvl="1" w:tplc="240A0019" w:tentative="1">
+      <w:start w:val="1"/>
+      <w:numFmt w:val="lowerLetter"/>
+      <w:lvlText w:val="%2."/>
+      <w:lvlJc w:val="left"/>
+      <w:pPr>
+        <w:ind w:left="1440" w:hanging="360"/>
+      </w:pPr>
+    </w:lvl>
+    <w:lvl w:ilvl="2" w:tplc="240A001B" w:tentative="1">
+      <w:start w:val="1"/>
+      <w:numFmt w:val="lowerRoman"/>
+      <w:lvlText w:val="%3."/>
+      <w:lvlJc w:val="right"/>
+      <w:pPr>
+        <w:ind w:left="2160" w:hanging="180"/>
+      </w:pPr>
+    </w:lvl>
+    <w:lvl w:ilvl="3" w:tplc="240A000F" w:tentative="1">
+      <w:start w:val="1"/>
+      <w:numFmt w:val="decimal"/>
+      <w:lvlText w:val="%4."/>
+      <w:lvlJc w:val="left"/>
+      <w:pPr>
+        <w:ind w:left="2880" w:hanging="360"/>
+      </w:pPr>
+    </w:lvl>
+    <w:lvl w:ilvl="4" w:tplc="240A0019" w:tentative="1">
+      <w:start w:val="1"/>
+      <w:numFmt w:val="lowerLetter"/>
+      <w:lvlText w:val="%5."/>
+      <w:lvlJc w:val="left"/>
+      <w:pPr>
+        <w:ind w:left="3600" w:hanging="360"/>
+      </w:pPr>
+    </w:lvl>
+    <w:lvl w:ilvl="5" w:tplc="240A001B" w:tentative="1">
+      <w:start w:val="1"/>
+      <w:numFmt w:val="lowerRoman"/>
+      <w:lvlText w:val="%6."/>
+      <w:lvlJc w:val="right"/>
+      <w:pPr>
+        <w:ind w:left="4320" w:hanging="180"/>
+      </w:pPr>
+    </w:lvl>
+    <w:lvl w:ilvl="6" w:tplc="240A000F" w:tentative="1">
+      <w:start w:val="1"/>
+      <w:numFmt w:val="decimal"/>
+      <w:lvlText w:val="%7."/>
+      <w:lvlJc w:val="left"/>
+      <w:pPr>
+        <w:ind w:left="5040" w:hanging="360"/>
+      </w:pPr>
+    </w:lvl>
+    <w:lvl w:ilvl="7" w:tplc="240A0019" w:tentative="1">
+      <w:start w:val="1"/>
+      <w:numFmt w:val="lowerLetter"/>
+      <w:lvlText w:val="%8."/>
+      <w:lvlJc w:val="left"/>
+      <w:pPr>
+        <w:ind w:left="5760" w:hanging="360"/>
+      </w:pPr>
+    </w:lvl>
+    <w:lvl w:ilvl="8" w:tplc="240A001B" w:tentative="1">
+      <w:start w:val="1"/>
+      <w:numFmt w:val="lowerRoman"/>
+      <w:lvlText w:val="%9."/>
+      <w:lvlJc w:val="right"/>
+      <w:pPr>
+        <w:ind w:left="6480" w:hanging="180"/>
+      </w:pPr>
+    </w:lvl>
+  </w:abstractNum>
+  <w:abstractNum w:abstractNumId="25" w15:restartNumberingAfterBreak="0">
     <w:nsid w:val="6AE471FD"/>
     <w:multiLevelType w:val="hybridMultilevel"/>
     <w:tmpl w:val="AD4CEA50"/>
@@ -14664,7 +15095,7 @@
       </w:rPr>
     </w:lvl>
   </w:abstractNum>
-  <w:abstractNum w:abstractNumId="22" w15:restartNumberingAfterBreak="0">
+  <w:abstractNum w:abstractNumId="26" w15:restartNumberingAfterBreak="0">
     <w:nsid w:val="6BB37539"/>
     <w:multiLevelType w:val="hybridMultilevel"/>
     <w:tmpl w:val="A0DED8D8"/>
@@ -14777,7 +15208,7 @@
       </w:rPr>
     </w:lvl>
   </w:abstractNum>
-  <w:abstractNum w:abstractNumId="23" w15:restartNumberingAfterBreak="0">
+  <w:abstractNum w:abstractNumId="27" w15:restartNumberingAfterBreak="0">
     <w:nsid w:val="6EB03044"/>
     <w:multiLevelType w:val="hybridMultilevel"/>
     <w:tmpl w:val="C6566C54"/>
@@ -14890,7 +15321,7 @@
       </w:rPr>
     </w:lvl>
   </w:abstractNum>
-  <w:abstractNum w:abstractNumId="24" w15:restartNumberingAfterBreak="0">
+  <w:abstractNum w:abstractNumId="28" w15:restartNumberingAfterBreak="0">
     <w:nsid w:val="74386326"/>
     <w:multiLevelType w:val="hybridMultilevel"/>
     <w:tmpl w:val="E6DC4214"/>
@@ -15003,7 +15434,7 @@
       </w:rPr>
     </w:lvl>
   </w:abstractNum>
-  <w:abstractNum w:abstractNumId="25" w15:restartNumberingAfterBreak="0">
+  <w:abstractNum w:abstractNumId="29" w15:restartNumberingAfterBreak="0">
     <w:nsid w:val="78F062ED"/>
     <w:multiLevelType w:val="hybridMultilevel"/>
     <w:tmpl w:val="182215C4"/>
@@ -15120,58 +15551,58 @@
     <w:abstractNumId w:val="0"/>
   </w:num>
   <w:num w:numId="2" w16cid:durableId="230848939">
-    <w:abstractNumId w:val="14"/>
+    <w:abstractNumId w:val="16"/>
   </w:num>
   <w:num w:numId="3" w16cid:durableId="2123764380">
-    <w:abstractNumId w:val="7"/>
+    <w:abstractNumId w:val="9"/>
   </w:num>
   <w:num w:numId="4" w16cid:durableId="723914493">
-    <w:abstractNumId w:val="9"/>
+    <w:abstractNumId w:val="11"/>
   </w:num>
   <w:num w:numId="5" w16cid:durableId="1414082745">
-    <w:abstractNumId w:val="6"/>
+    <w:abstractNumId w:val="8"/>
   </w:num>
   <w:num w:numId="6" w16cid:durableId="1900162764">
-    <w:abstractNumId w:val="10"/>
+    <w:abstractNumId w:val="12"/>
   </w:num>
   <w:num w:numId="7" w16cid:durableId="2122331781">
-    <w:abstractNumId w:val="24"/>
+    <w:abstractNumId w:val="28"/>
   </w:num>
   <w:num w:numId="8" w16cid:durableId="161358480">
-    <w:abstractNumId w:val="18"/>
+    <w:abstractNumId w:val="20"/>
   </w:num>
   <w:num w:numId="9" w16cid:durableId="485047736">
-    <w:abstractNumId w:val="20"/>
+    <w:abstractNumId w:val="22"/>
   </w:num>
   <w:num w:numId="10" w16cid:durableId="1471829348">
     <w:abstractNumId w:val="1"/>
   </w:num>
   <w:num w:numId="11" w16cid:durableId="687944618">
-    <w:abstractNumId w:val="15"/>
+    <w:abstractNumId w:val="17"/>
   </w:num>
   <w:num w:numId="12" w16cid:durableId="1247958755">
-    <w:abstractNumId w:val="5"/>
+    <w:abstractNumId w:val="6"/>
   </w:num>
   <w:num w:numId="13" w16cid:durableId="2045208963">
-    <w:abstractNumId w:val="16"/>
+    <w:abstractNumId w:val="18"/>
   </w:num>
   <w:num w:numId="14" w16cid:durableId="693072512">
-    <w:abstractNumId w:val="19"/>
+    <w:abstractNumId w:val="21"/>
   </w:num>
   <w:num w:numId="15" w16cid:durableId="2022513780">
     <w:abstractNumId w:val="3"/>
   </w:num>
   <w:num w:numId="16" w16cid:durableId="1534226466">
-    <w:abstractNumId w:val="12"/>
+    <w:abstractNumId w:val="14"/>
   </w:num>
   <w:num w:numId="17" w16cid:durableId="1881042731">
-    <w:abstractNumId w:val="8"/>
+    <w:abstractNumId w:val="10"/>
   </w:num>
   <w:num w:numId="18" w16cid:durableId="1296330321">
-    <w:abstractNumId w:val="17"/>
+    <w:abstractNumId w:val="19"/>
   </w:num>
   <w:num w:numId="19" w16cid:durableId="853300617">
-    <w:abstractNumId w:val="21"/>
+    <w:abstractNumId w:val="25"/>
   </w:num>
   <w:num w:numId="20" w16cid:durableId="1464156223">
     <w:abstractNumId w:val="2"/>
@@ -15180,19 +15611,91 @@
     <w:abstractNumId w:val="4"/>
   </w:num>
   <w:num w:numId="22" w16cid:durableId="2075351198">
-    <w:abstractNumId w:val="22"/>
+    <w:abstractNumId w:val="26"/>
   </w:num>
   <w:num w:numId="23" w16cid:durableId="2020816234">
+    <w:abstractNumId w:val="27"/>
+  </w:num>
+  <w:num w:numId="24" w16cid:durableId="1862279109">
+    <w:abstractNumId w:val="29"/>
+  </w:num>
+  <w:num w:numId="25" w16cid:durableId="1127695668">
+    <w:abstractNumId w:val="13"/>
+  </w:num>
+  <w:num w:numId="26" w16cid:durableId="1946615896">
+    <w:abstractNumId w:val="15"/>
+  </w:num>
+  <w:num w:numId="27" w16cid:durableId="807824116">
+    <w:abstractNumId w:val="7"/>
+  </w:num>
+  <w:num w:numId="28" w16cid:durableId="2121532894">
     <w:abstractNumId w:val="23"/>
   </w:num>
-  <w:num w:numId="24" w16cid:durableId="1862279109">
-    <w:abstractNumId w:val="25"/>
+  <w:num w:numId="29" w16cid:durableId="1967152815">
+    <w:abstractNumId w:val="5"/>
   </w:num>
-  <w:num w:numId="25" w16cid:durableId="1127695668">
-    <w:abstractNumId w:val="11"/>
+  <w:num w:numId="30" w16cid:durableId="2113820558">
+    <w:abstractNumId w:val="12"/>
+    <w:lvlOverride w:ilvl="0">
+      <w:startOverride w:val="1"/>
+    </w:lvlOverride>
+    <w:lvlOverride w:ilvl="1">
+      <w:startOverride w:val="4"/>
+    </w:lvlOverride>
+    <w:lvlOverride w:ilvl="2">
+      <w:startOverride w:val="1"/>
+    </w:lvlOverride>
+    <w:lvlOverride w:ilvl="3">
+      <w:startOverride w:val="1"/>
+    </w:lvlOverride>
+    <w:lvlOverride w:ilvl="4">
+      <w:startOverride w:val="1"/>
+    </w:lvlOverride>
+    <w:lvlOverride w:ilvl="5">
+      <w:startOverride w:val="1"/>
+    </w:lvlOverride>
+    <w:lvlOverride w:ilvl="6">
+      <w:startOverride w:val="1"/>
+    </w:lvlOverride>
+    <w:lvlOverride w:ilvl="7">
+      <w:startOverride w:val="1"/>
+    </w:lvlOverride>
+    <w:lvlOverride w:ilvl="8">
+      <w:startOverride w:val="1"/>
+    </w:lvlOverride>
   </w:num>
-  <w:num w:numId="26" w16cid:durableId="1946615896">
-    <w:abstractNumId w:val="13"/>
+  <w:num w:numId="31" w16cid:durableId="103579348">
+    <w:abstractNumId w:val="24"/>
+  </w:num>
+  <w:num w:numId="32" w16cid:durableId="1843011300">
+    <w:abstractNumId w:val="12"/>
+    <w:lvlOverride w:ilvl="0">
+      <w:startOverride w:val="1"/>
+    </w:lvlOverride>
+    <w:lvlOverride w:ilvl="1">
+      <w:startOverride w:val="1"/>
+    </w:lvlOverride>
+    <w:lvlOverride w:ilvl="2">
+      <w:startOverride w:val="1"/>
+    </w:lvlOverride>
+    <w:lvlOverride w:ilvl="3">
+      <w:startOverride w:val="1"/>
+    </w:lvlOverride>
+    <w:lvlOverride w:ilvl="4">
+      <w:startOverride w:val="1"/>
+    </w:lvlOverride>
+    <w:lvlOverride w:ilvl="5">
+      <w:startOverride w:val="1"/>
+    </w:lvlOverride>
+    <w:lvlOverride w:ilvl="6">
+      <w:startOverride w:val="1"/>
+    </w:lvlOverride>
+    <w:lvlOverride w:ilvl="7">
+      <w:startOverride w:val="1"/>
+    </w:lvlOverride>
+    <w:lvlOverride w:ilvl="8">
+      <w:startOverride w:val="1"/>
+    </w:lvlOverride>
   </w:num>
   <w:numIdMacAtCleanup w:val="22"/>
 </w:numbering>
@@ -15615,11 +16118,13 @@
     <w:autoRedefine/>
     <w:uiPriority w:val="9"/>
     <w:qFormat/>
-    <w:rsid w:val="00C52814"/>
+    <w:rsid w:val="003C4867"/>
     <w:pPr>
+      <w:numPr>
+        <w:numId w:val="6"/>
+      </w:numPr>
       <w:shd w:val="clear" w:color="auto" w:fill="FFFFFF"/>
       <w:spacing w:before="280" w:after="120"/>
-      <w:ind w:firstLine="0"/>
       <w:outlineLvl w:val="0"/>
     </w:pPr>
     <w:rPr>
@@ -15642,13 +16147,13 @@
     <w:uiPriority w:val="9"/>
     <w:unhideWhenUsed/>
     <w:qFormat/>
-    <w:rsid w:val="00ED4E5B"/>
+    <w:rsid w:val="00453CD1"/>
     <w:pPr>
       <w:keepNext/>
       <w:keepLines/>
       <w:numPr>
         <w:ilvl w:val="1"/>
-        <w:numId w:val="5"/>
+        <w:numId w:val="6"/>
       </w:numPr>
       <w:spacing w:before="200" w:line="240" w:lineRule="auto"/>
       <w:outlineLvl w:val="1"/>
@@ -15660,7 +16165,7 @@
       <w:kern w:val="0"/>
       <w:sz w:val="32"/>
       <w:szCs w:val="32"/>
-      <w:lang w:eastAsia="es-CO"/>
+      <w:lang w:val="es-419" w:eastAsia="es-CO"/>
       <w14:ligatures w14:val="none"/>
     </w:rPr>
   </w:style>
@@ -15676,7 +16181,8 @@
     <w:rsid w:val="00F014CE"/>
     <w:pPr>
       <w:numPr>
-        <w:ilvl w:val="2"/>
+        <w:ilvl w:val="0"/>
+        <w:numId w:val="0"/>
       </w:numPr>
       <w:spacing w:before="360" w:after="0"/>
       <w:outlineLvl w:val="2"/>
@@ -15816,7 +16322,7 @@
     <w:basedOn w:val="Fuentedeprrafopredeter"/>
     <w:link w:val="Ttulo1"/>
     <w:uiPriority w:val="9"/>
-    <w:rsid w:val="00C52814"/>
+    <w:rsid w:val="003C4867"/>
     <w:rPr>
       <w:rFonts w:ascii="Calibri" w:eastAsia="Times New Roman" w:hAnsi="Calibri" w:cs="Times New Roman (Títulos en alf"/>
       <w:b/>
@@ -15835,7 +16341,7 @@
     <w:basedOn w:val="Fuentedeprrafopredeter"/>
     <w:link w:val="Ttulo2"/>
     <w:uiPriority w:val="9"/>
-    <w:rsid w:val="00ED4E5B"/>
+    <w:rsid w:val="00453CD1"/>
     <w:rPr>
       <w:rFonts w:ascii="Calibri" w:eastAsia="Times New Roman" w:hAnsi="Calibri" w:cs="Times New Roman"/>
       <w:b/>
@@ -15843,7 +16349,7 @@
       <w:kern w:val="0"/>
       <w:sz w:val="32"/>
       <w:szCs w:val="32"/>
-      <w:lang w:eastAsia="es-CO"/>
+      <w:lang w:val="es-419" w:eastAsia="es-CO"/>
       <w14:ligatures w14:val="none"/>
     </w:rPr>
   </w:style>
@@ -16320,6 +16826,9 @@
     <w:pPr>
       <w:keepNext/>
       <w:keepLines/>
+      <w:numPr>
+        <w:numId w:val="0"/>
+      </w:numPr>
       <w:shd w:val="clear" w:color="auto" w:fill="auto"/>
       <w:spacing w:before="240" w:after="0" w:line="259" w:lineRule="auto"/>
       <w:contextualSpacing w:val="0"/>
@@ -16406,6 +16915,9 @@
     <w:rsid w:val="007F2B44"/>
     <w:pPr>
       <w:pageBreakBefore/>
+      <w:numPr>
+        <w:numId w:val="0"/>
+      </w:numPr>
       <w:spacing w:line="360" w:lineRule="auto"/>
     </w:pPr>
     <w:rPr>
@@ -17001,6 +17513,26 @@
 </file>
 
 <file path=customXml/item1.xml><?xml version="1.0" encoding="utf-8"?>
+<?mso-contentType ?>
+<FormTemplates xmlns="http://schemas.microsoft.com/sharepoint/v3/contenttype/forms">
+  <Display>DocumentLibraryForm</Display>
+  <Edit>DocumentLibraryForm</Edit>
+  <New>DocumentLibraryForm</New>
+</FormTemplates>
+</file>
+
+<file path=customXml/item2.xml><?xml version="1.0" encoding="utf-8"?>
+<p:properties xmlns:p="http://schemas.microsoft.com/office/2006/metadata/properties" xmlns:xsi="http://www.w3.org/2001/XMLSchema-instance" xmlns:pc="http://schemas.microsoft.com/office/infopath/2007/PartnerControls">
+  <documentManagement>
+    <TaxCatchAll xmlns="13c90a0b-73bc-4dc0-be5f-28d77b615beb" xsi:nil="true"/>
+    <lcf76f155ced4ddcb4097134ff3c332f xmlns="13c93bba-48ce-428c-bfe5-88b42c19b028">
+      <Terms xmlns="http://schemas.microsoft.com/office/infopath/2007/PartnerControls"/>
+    </lcf76f155ced4ddcb4097134ff3c332f>
+  </documentManagement>
+</p:properties>
+</file>
+
+<file path=customXml/item3.xml><?xml version="1.0" encoding="utf-8"?>
 <ct:contentTypeSchema xmlns:ct="http://schemas.microsoft.com/office/2006/metadata/contentType" xmlns:ma="http://schemas.microsoft.com/office/2006/metadata/properties/metaAttributes" ct:_="" ma:_="" ma:contentTypeName="Documento" ma:contentTypeID="0x0101006A81D6BD42E8DF4C91013959704817E1" ma:contentTypeVersion="15" ma:contentTypeDescription="Crear nuevo documento." ma:contentTypeScope="" ma:versionID="bf4f72ffd194f0963ff564daca6869f7">
   <xsd:schema xmlns:xsd="http://www.w3.org/2001/XMLSchema" xmlns:xs="http://www.w3.org/2001/XMLSchema" xmlns:p="http://schemas.microsoft.com/office/2006/metadata/properties" xmlns:ns2="13c90a0b-73bc-4dc0-be5f-28d77b615beb" xmlns:ns3="13c93bba-48ce-428c-bfe5-88b42c19b028" targetNamespace="http://schemas.microsoft.com/office/2006/metadata/properties" ma:root="true" ma:fieldsID="8718d6f4873a5b1392a45044efa78385" ns2:_="" ns3:_="">
     <xsd:import namespace="13c90a0b-73bc-4dc0-be5f-28d77b615beb"/>
@@ -17235,31 +17767,30 @@
 </ct:contentTypeSchema>
 </file>
 
-<file path=customXml/item2.xml><?xml version="1.0" encoding="utf-8"?>
-<p:properties xmlns:p="http://schemas.microsoft.com/office/2006/metadata/properties" xmlns:xsi="http://www.w3.org/2001/XMLSchema-instance" xmlns:pc="http://schemas.microsoft.com/office/infopath/2007/PartnerControls">
-  <documentManagement>
-    <TaxCatchAll xmlns="13c90a0b-73bc-4dc0-be5f-28d77b615beb" xsi:nil="true"/>
-    <lcf76f155ced4ddcb4097134ff3c332f xmlns="13c93bba-48ce-428c-bfe5-88b42c19b028">
-      <Terms xmlns="http://schemas.microsoft.com/office/infopath/2007/PartnerControls"/>
-    </lcf76f155ced4ddcb4097134ff3c332f>
-  </documentManagement>
-</p:properties>
-</file>
-
-<file path=customXml/item3.xml><?xml version="1.0" encoding="utf-8"?>
-<?mso-contentType ?>
-<FormTemplates xmlns="http://schemas.microsoft.com/sharepoint/v3/contenttype/forms">
-  <Display>DocumentLibraryForm</Display>
-  <Edit>DocumentLibraryForm</Edit>
-  <New>DocumentLibraryForm</New>
-</FormTemplates>
-</file>
-
 <file path=customXml/item4.xml><?xml version="1.0" encoding="utf-8"?>
 <b:Sources xmlns:b="http://schemas.openxmlformats.org/officeDocument/2006/bibliography" xmlns="http://schemas.openxmlformats.org/officeDocument/2006/bibliography" SelectedStyle="\APASixthEditionOfficeOnline.xsl" StyleName="APA" Version="6"/>
 </file>
 
 <file path=customXml/itemProps1.xml><?xml version="1.0" encoding="utf-8"?>
+<ds:datastoreItem xmlns:ds="http://schemas.openxmlformats.org/officeDocument/2006/customXml" ds:itemID="{10663269-2064-4804-8290-36D4A57F5557}">
+  <ds:schemaRefs>
+    <ds:schemaRef ds:uri="http://schemas.microsoft.com/sharepoint/v3/contenttype/forms"/>
+  </ds:schemaRefs>
+</ds:datastoreItem>
+</file>
+
+<file path=customXml/itemProps2.xml><?xml version="1.0" encoding="utf-8"?>
+<ds:datastoreItem xmlns:ds="http://schemas.openxmlformats.org/officeDocument/2006/customXml" ds:itemID="{1279454D-02BE-4A9C-A117-DCD1573E2608}">
+  <ds:schemaRefs>
+    <ds:schemaRef ds:uri="http://schemas.microsoft.com/office/2006/metadata/properties"/>
+    <ds:schemaRef ds:uri="http://schemas.microsoft.com/office/infopath/2007/PartnerControls"/>
+    <ds:schemaRef ds:uri="13c90a0b-73bc-4dc0-be5f-28d77b615beb"/>
+    <ds:schemaRef ds:uri="13c93bba-48ce-428c-bfe5-88b42c19b028"/>
+  </ds:schemaRefs>
+</ds:datastoreItem>
+</file>
+
+<file path=customXml/itemProps3.xml><?xml version="1.0" encoding="utf-8"?>
 <ds:datastoreItem xmlns:ds="http://schemas.openxmlformats.org/officeDocument/2006/customXml" ds:itemID="{59065960-E0CA-4804-83B5-320CBCDCC160}">
   <ds:schemaRefs>
     <ds:schemaRef ds:uri="http://schemas.microsoft.com/office/2006/metadata/contentType"/>
@@ -17278,25 +17809,6 @@
 </ds:datastoreItem>
 </file>
 
-<file path=customXml/itemProps2.xml><?xml version="1.0" encoding="utf-8"?>
-<ds:datastoreItem xmlns:ds="http://schemas.openxmlformats.org/officeDocument/2006/customXml" ds:itemID="{1279454D-02BE-4A9C-A117-DCD1573E2608}">
-  <ds:schemaRefs>
-    <ds:schemaRef ds:uri="http://schemas.microsoft.com/office/2006/metadata/properties"/>
-    <ds:schemaRef ds:uri="http://schemas.microsoft.com/office/infopath/2007/PartnerControls"/>
-    <ds:schemaRef ds:uri="13c90a0b-73bc-4dc0-be5f-28d77b615beb"/>
-    <ds:schemaRef ds:uri="13c93bba-48ce-428c-bfe5-88b42c19b028"/>
-  </ds:schemaRefs>
-</ds:datastoreItem>
-</file>
-
-<file path=customXml/itemProps3.xml><?xml version="1.0" encoding="utf-8"?>
-<ds:datastoreItem xmlns:ds="http://schemas.openxmlformats.org/officeDocument/2006/customXml" ds:itemID="{10663269-2064-4804-8290-36D4A57F5557}">
-  <ds:schemaRefs>
-    <ds:schemaRef ds:uri="http://schemas.microsoft.com/sharepoint/v3/contenttype/forms"/>
-  </ds:schemaRefs>
-</ds:datastoreItem>
-</file>
-
 <file path=customXml/itemProps4.xml><?xml version="1.0" encoding="utf-8"?>
 <ds:datastoreItem xmlns:ds="http://schemas.openxmlformats.org/officeDocument/2006/customXml" ds:itemID="{7DE76CD2-20FC-4CD9-AC5C-99B7E19AF327}">
   <ds:schemaRefs>

--- a/fuentes/CF4_524537_DU.docx
+++ b/fuentes/CF4_524537_DU.docx
@@ -631,7 +631,7 @@
           <w:r>
             <w:fldChar w:fldCharType="separate"/>
           </w:r>
-          <w:hyperlink w:anchor="_Toc233876971" w:history="1">
+          <w:hyperlink w:anchor="_Toc234267222" w:history="1">
             <w:r>
               <w:rPr>
                 <w:rStyle w:val="Hipervnculo"/>
@@ -658,7 +658,7 @@
                 <w:noProof/>
                 <w:webHidden/>
               </w:rPr>
-              <w:instrText xml:space="preserve"> PAGEREF _Toc233876971 \h </w:instrText>
+              <w:instrText xml:space="preserve"> PAGEREF _Toc234267222 \h </w:instrText>
             </w:r>
             <w:r>
               <w:rPr>
@@ -704,7 +704,7 @@
               <w:lang w:eastAsia="es-CO"/>
             </w:rPr>
           </w:pPr>
-          <w:hyperlink w:anchor="_Toc233876972" w:history="1">
+          <w:hyperlink w:anchor="_Toc234267223" w:history="1">
             <w:r>
               <w:rPr>
                 <w:rStyle w:val="Hipervnculo"/>
@@ -748,7 +748,7 @@
                 <w:noProof/>
                 <w:webHidden/>
               </w:rPr>
-              <w:instrText xml:space="preserve"> PAGEREF _Toc233876972 \h </w:instrText>
+              <w:instrText xml:space="preserve"> PAGEREF _Toc234267223 \h </w:instrText>
             </w:r>
             <w:r>
               <w:rPr>
@@ -794,7 +794,7 @@
               <w:lang w:eastAsia="es-CO"/>
             </w:rPr>
           </w:pPr>
-          <w:hyperlink w:anchor="_Toc233876973" w:history="1">
+          <w:hyperlink w:anchor="_Toc234267224" w:history="1">
             <w:r>
               <w:rPr>
                 <w:rStyle w:val="Hipervnculo"/>
@@ -838,7 +838,7 @@
                 <w:noProof/>
                 <w:webHidden/>
               </w:rPr>
-              <w:instrText xml:space="preserve"> PAGEREF _Toc233876973 \h </w:instrText>
+              <w:instrText xml:space="preserve"> PAGEREF _Toc234267224 \h </w:instrText>
             </w:r>
             <w:r>
               <w:rPr>
@@ -884,7 +884,7 @@
               <w:lang w:eastAsia="es-CO"/>
             </w:rPr>
           </w:pPr>
-          <w:hyperlink w:anchor="_Toc233876974" w:history="1">
+          <w:hyperlink w:anchor="_Toc234267225" w:history="1">
             <w:r>
               <w:rPr>
                 <w:rStyle w:val="Hipervnculo"/>
@@ -928,7 +928,7 @@
                 <w:noProof/>
                 <w:webHidden/>
               </w:rPr>
-              <w:instrText xml:space="preserve"> PAGEREF _Toc233876974 \h </w:instrText>
+              <w:instrText xml:space="preserve"> PAGEREF _Toc234267225 \h </w:instrText>
             </w:r>
             <w:r>
               <w:rPr>
@@ -974,13 +974,13 @@
               <w:lang w:eastAsia="es-CO"/>
             </w:rPr>
           </w:pPr>
-          <w:hyperlink w:anchor="_Toc233876975" w:history="1">
+          <w:hyperlink w:anchor="_Toc234267226" w:history="1">
             <w:r>
               <w:rPr>
                 <w:rStyle w:val="Hipervnculo"/>
                 <w:noProof/>
               </w:rPr>
-              <w:t>1.4.</w:t>
+              <w:t>1.3.</w:t>
             </w:r>
             <w:r>
               <w:rPr>
@@ -1018,7 +1018,7 @@
                 <w:noProof/>
                 <w:webHidden/>
               </w:rPr>
-              <w:instrText xml:space="preserve"> PAGEREF _Toc233876975 \h </w:instrText>
+              <w:instrText xml:space="preserve"> PAGEREF _Toc234267226 \h </w:instrText>
             </w:r>
             <w:r>
               <w:rPr>
@@ -1064,13 +1064,13 @@
               <w:lang w:eastAsia="es-CO"/>
             </w:rPr>
           </w:pPr>
-          <w:hyperlink w:anchor="_Toc233876976" w:history="1">
+          <w:hyperlink w:anchor="_Toc234267227" w:history="1">
             <w:r>
               <w:rPr>
                 <w:rStyle w:val="Hipervnculo"/>
                 <w:noProof/>
               </w:rPr>
-              <w:t>1.5.</w:t>
+              <w:t>1.4.</w:t>
             </w:r>
             <w:r>
               <w:rPr>
@@ -1108,7 +1108,7 @@
                 <w:noProof/>
                 <w:webHidden/>
               </w:rPr>
-              <w:instrText xml:space="preserve"> PAGEREF _Toc233876976 \h </w:instrText>
+              <w:instrText xml:space="preserve"> PAGEREF _Toc234267227 \h </w:instrText>
             </w:r>
             <w:r>
               <w:rPr>
@@ -1154,13 +1154,13 @@
               <w:lang w:eastAsia="es-CO"/>
             </w:rPr>
           </w:pPr>
-          <w:hyperlink w:anchor="_Toc233876977" w:history="1">
+          <w:hyperlink w:anchor="_Toc234267228" w:history="1">
             <w:r>
               <w:rPr>
                 <w:rStyle w:val="Hipervnculo"/>
                 <w:noProof/>
               </w:rPr>
-              <w:t>1.6.</w:t>
+              <w:t>1.5.</w:t>
             </w:r>
             <w:r>
               <w:rPr>
@@ -1198,7 +1198,7 @@
                 <w:noProof/>
                 <w:webHidden/>
               </w:rPr>
-              <w:instrText xml:space="preserve"> PAGEREF _Toc233876977 \h </w:instrText>
+              <w:instrText xml:space="preserve"> PAGEREF _Toc234267228 \h </w:instrText>
             </w:r>
             <w:r>
               <w:rPr>
@@ -1244,13 +1244,13 @@
               <w:lang w:eastAsia="es-CO"/>
             </w:rPr>
           </w:pPr>
-          <w:hyperlink w:anchor="_Toc233876978" w:history="1">
+          <w:hyperlink w:anchor="_Toc234267229" w:history="1">
             <w:r>
               <w:rPr>
                 <w:rStyle w:val="Hipervnculo"/>
                 <w:noProof/>
               </w:rPr>
-              <w:t>1.7.</w:t>
+              <w:t>1.6.</w:t>
             </w:r>
             <w:r>
               <w:rPr>
@@ -1288,7 +1288,7 @@
                 <w:noProof/>
                 <w:webHidden/>
               </w:rPr>
-              <w:instrText xml:space="preserve"> PAGEREF _Toc233876978 \h </w:instrText>
+              <w:instrText xml:space="preserve"> PAGEREF _Toc234267229 \h </w:instrText>
             </w:r>
             <w:r>
               <w:rPr>
@@ -1334,13 +1334,13 @@
               <w:lang w:eastAsia="es-CO"/>
             </w:rPr>
           </w:pPr>
-          <w:hyperlink w:anchor="_Toc233876979" w:history="1">
+          <w:hyperlink w:anchor="_Toc234267230" w:history="1">
             <w:r>
               <w:rPr>
                 <w:rStyle w:val="Hipervnculo"/>
                 <w:noProof/>
               </w:rPr>
-              <w:t>1.8.</w:t>
+              <w:t>1.7.</w:t>
             </w:r>
             <w:r>
               <w:rPr>
@@ -1378,7 +1378,7 @@
                 <w:noProof/>
                 <w:webHidden/>
               </w:rPr>
-              <w:instrText xml:space="preserve"> PAGEREF _Toc233876979 \h </w:instrText>
+              <w:instrText xml:space="preserve"> PAGEREF _Toc234267230 \h </w:instrText>
             </w:r>
             <w:r>
               <w:rPr>
@@ -1424,7 +1424,7 @@
               <w:lang w:eastAsia="es-CO"/>
             </w:rPr>
           </w:pPr>
-          <w:hyperlink w:anchor="_Toc233876980" w:history="1">
+          <w:hyperlink w:anchor="_Toc234267231" w:history="1">
             <w:r>
               <w:rPr>
                 <w:rStyle w:val="Hipervnculo"/>
@@ -1468,7 +1468,7 @@
                 <w:noProof/>
                 <w:webHidden/>
               </w:rPr>
-              <w:instrText xml:space="preserve"> PAGEREF _Toc233876980 \h </w:instrText>
+              <w:instrText xml:space="preserve"> PAGEREF _Toc234267231 \h </w:instrText>
             </w:r>
             <w:r>
               <w:rPr>
@@ -1513,7 +1513,7 @@
               <w:lang w:eastAsia="es-CO"/>
             </w:rPr>
           </w:pPr>
-          <w:hyperlink w:anchor="_Toc233876981" w:history="1">
+          <w:hyperlink w:anchor="_Toc234267232" w:history="1">
             <w:r>
               <w:rPr>
                 <w:rStyle w:val="Hipervnculo"/>
@@ -1540,7 +1540,7 @@
                 <w:noProof/>
                 <w:webHidden/>
               </w:rPr>
-              <w:instrText xml:space="preserve"> PAGEREF _Toc233876981 \h </w:instrText>
+              <w:instrText xml:space="preserve"> PAGEREF _Toc234267232 \h </w:instrText>
             </w:r>
             <w:r>
               <w:rPr>
@@ -1585,7 +1585,7 @@
               <w:lang w:eastAsia="es-CO"/>
             </w:rPr>
           </w:pPr>
-          <w:hyperlink w:anchor="_Toc233876982" w:history="1">
+          <w:hyperlink w:anchor="_Toc234267233" w:history="1">
             <w:r>
               <w:rPr>
                 <w:rStyle w:val="Hipervnculo"/>
@@ -1612,7 +1612,7 @@
                 <w:noProof/>
                 <w:webHidden/>
               </w:rPr>
-              <w:instrText xml:space="preserve"> PAGEREF _Toc233876982 \h </w:instrText>
+              <w:instrText xml:space="preserve"> PAGEREF _Toc234267233 \h </w:instrText>
             </w:r>
             <w:r>
               <w:rPr>
@@ -1657,7 +1657,7 @@
               <w:lang w:eastAsia="es-CO"/>
             </w:rPr>
           </w:pPr>
-          <w:hyperlink w:anchor="_Toc233876983" w:history="1">
+          <w:hyperlink w:anchor="_Toc234267234" w:history="1">
             <w:r>
               <w:rPr>
                 <w:rStyle w:val="Hipervnculo"/>
@@ -1684,7 +1684,7 @@
                 <w:noProof/>
                 <w:webHidden/>
               </w:rPr>
-              <w:instrText xml:space="preserve"> PAGEREF _Toc233876983 \h </w:instrText>
+              <w:instrText xml:space="preserve"> PAGEREF _Toc234267234 \h </w:instrText>
             </w:r>
             <w:r>
               <w:rPr>
@@ -1729,7 +1729,7 @@
               <w:lang w:eastAsia="es-CO"/>
             </w:rPr>
           </w:pPr>
-          <w:hyperlink w:anchor="_Toc233876984" w:history="1">
+          <w:hyperlink w:anchor="_Toc234267235" w:history="1">
             <w:r>
               <w:rPr>
                 <w:rStyle w:val="Hipervnculo"/>
@@ -1756,7 +1756,7 @@
                 <w:noProof/>
                 <w:webHidden/>
               </w:rPr>
-              <w:instrText xml:space="preserve"> PAGEREF _Toc233876984 \h </w:instrText>
+              <w:instrText xml:space="preserve"> PAGEREF _Toc234267235 \h </w:instrText>
             </w:r>
             <w:r>
               <w:rPr>
@@ -1803,7 +1803,7 @@
       <w:pPr>
         <w:pStyle w:val="Titulosgenerales"/>
       </w:pPr>
-      <w:bookmarkStart w:id="0" w:name="_Toc233876971"/>
+      <w:bookmarkStart w:id="0" w:name="_Toc234267222"/>
       <w:r>
         <w:lastRenderedPageBreak/>
         <w:t>Introducción</w:t>
@@ -1862,7 +1862,7 @@
           <w:lang w:eastAsia="es-CO"/>
         </w:rPr>
         <w:drawing>
-          <wp:inline distT="0" distB="0" distL="0" distR="0" wp14:anchorId="7771EB79" wp14:editId="474466CD">
+          <wp:inline distT="0" distB="0" distL="0" distR="0" wp14:anchorId="7771EB79" wp14:editId="46B5D61C">
             <wp:extent cx="4680000" cy="2632500"/>
             <wp:effectExtent l="0" t="0" r="6350" b="0"/>
             <wp:docPr id="1" name="Imagen 1">
@@ -2302,7 +2302,7 @@
       <w:pPr>
         <w:pStyle w:val="Ttulo1"/>
       </w:pPr>
-      <w:bookmarkStart w:id="1" w:name="_Toc233876972"/>
+      <w:bookmarkStart w:id="1" w:name="_Toc234267223"/>
       <w:r>
         <w:lastRenderedPageBreak/>
         <w:t>Escalado manual de prendas</w:t>
@@ -5556,9 +5556,13 @@
                 <w:lang w:val="es-419" w:eastAsia="es-CO"/>
               </w:rPr>
             </w:pPr>
+            <w:proofErr w:type="spellStart"/>
+            <w:proofErr w:type="gramStart"/>
             <w:r>
               <w:t>A.a</w:t>
             </w:r>
+            <w:proofErr w:type="spellEnd"/>
+            <w:proofErr w:type="gramEnd"/>
           </w:p>
         </w:tc>
         <w:tc>
@@ -5657,9 +5661,13 @@
                 <w:lang w:val="es-419" w:eastAsia="es-CO"/>
               </w:rPr>
             </w:pPr>
+            <w:proofErr w:type="spellStart"/>
+            <w:proofErr w:type="gramStart"/>
             <w:r>
               <w:t>B.b</w:t>
             </w:r>
+            <w:proofErr w:type="spellEnd"/>
+            <w:proofErr w:type="gramEnd"/>
           </w:p>
         </w:tc>
         <w:tc>
@@ -5755,9 +5763,11 @@
                 <w:lang w:val="es-419" w:eastAsia="es-CO"/>
               </w:rPr>
             </w:pPr>
+            <w:proofErr w:type="spellStart"/>
             <w:r>
               <w:t>A.c</w:t>
             </w:r>
+            <w:proofErr w:type="spellEnd"/>
           </w:p>
         </w:tc>
         <w:tc>
@@ -6165,9 +6175,13 @@
                 <w:lang w:val="es-419" w:eastAsia="es-CO"/>
               </w:rPr>
             </w:pPr>
+            <w:proofErr w:type="spellStart"/>
+            <w:proofErr w:type="gramStart"/>
             <w:r>
               <w:t>A.a</w:t>
             </w:r>
+            <w:proofErr w:type="spellEnd"/>
+            <w:proofErr w:type="gramEnd"/>
           </w:p>
         </w:tc>
         <w:tc>
@@ -6234,9 +6248,13 @@
                 <w:lang w:val="es-419" w:eastAsia="es-CO"/>
               </w:rPr>
             </w:pPr>
+            <w:proofErr w:type="spellStart"/>
+            <w:proofErr w:type="gramStart"/>
             <w:r>
               <w:t>B.b</w:t>
             </w:r>
+            <w:proofErr w:type="spellEnd"/>
+            <w:proofErr w:type="gramEnd"/>
           </w:p>
         </w:tc>
         <w:tc>
@@ -6300,9 +6318,11 @@
                 <w:lang w:val="es-419" w:eastAsia="es-CO"/>
               </w:rPr>
             </w:pPr>
+            <w:proofErr w:type="spellStart"/>
             <w:r>
               <w:t>A.c</w:t>
             </w:r>
+            <w:proofErr w:type="spellEnd"/>
           </w:p>
         </w:tc>
         <w:tc>
@@ -6658,7 +6678,21 @@
         <w:rPr>
           <w:lang w:val="es-419" w:eastAsia="es-CO"/>
         </w:rPr>
-        <w:t xml:space="preserve"> el vértice A.b modifica su altura para no perder la proporción de la figura.</w:t>
+        <w:t xml:space="preserve"> el vértice </w:t>
+      </w:r>
+      <w:proofErr w:type="spellStart"/>
+      <w:r>
+        <w:rPr>
+          <w:lang w:val="es-419" w:eastAsia="es-CO"/>
+        </w:rPr>
+        <w:t>A.b</w:t>
+      </w:r>
+      <w:proofErr w:type="spellEnd"/>
+      <w:r>
+        <w:rPr>
+          <w:lang w:val="es-419" w:eastAsia="es-CO"/>
+        </w:rPr>
+        <w:t xml:space="preserve"> modifica su altura para no perder la proporción de la figura.</w:t>
       </w:r>
     </w:p>
     <w:p>
@@ -7394,7 +7428,7 @@
           <w:numId w:val="32"/>
         </w:numPr>
       </w:pPr>
-      <w:bookmarkStart w:id="2" w:name="_Toc233876973"/>
+      <w:bookmarkStart w:id="2" w:name="_Toc234267224"/>
       <w:r>
         <w:lastRenderedPageBreak/>
         <w:t>Escalado de falda</w:t>
@@ -7548,13 +7582,12 @@
       <w:r>
         <w:rPr>
           <w:noProof/>
-          <w:lang w:eastAsia="es-CO"/>
         </w:rPr>
         <w:drawing>
-          <wp:inline distT="0" distB="0" distL="0" distR="0" wp14:anchorId="0157BAD8" wp14:editId="665E35D7">
-            <wp:extent cx="4680000" cy="2632500"/>
+          <wp:inline distT="0" distB="0" distL="0" distR="0" wp14:anchorId="5DC41611" wp14:editId="21E0C36C">
+            <wp:extent cx="4680000" cy="2634515"/>
             <wp:effectExtent l="0" t="0" r="6350" b="0"/>
-            <wp:docPr id="22" name="Imagen 22">
+            <wp:docPr id="853234341" name="Imagen 853234341">
               <a:extLst xmlns:a="http://schemas.openxmlformats.org/drawingml/2006/main">
                 <a:ext uri="{C183D7F6-B498-43B3-948B-1728B52AA6E4}">
                   <adec:decorative xmlns:adec="http://schemas.microsoft.com/office/drawing/2017/decorative" val="1"/>
@@ -7568,7 +7601,7 @@
               <a:graphicData uri="http://schemas.openxmlformats.org/drawingml/2006/picture">
                 <pic:pic xmlns:pic="http://schemas.openxmlformats.org/drawingml/2006/picture">
                   <pic:nvPicPr>
-                    <pic:cNvPr id="22" name="Imagen 22">
+                    <pic:cNvPr id="853234341" name="Imagen 853234341">
                       <a:extLst>
                         <a:ext uri="{C183D7F6-B498-43B3-948B-1728B52AA6E4}">
                           <adec:decorative xmlns:adec="http://schemas.microsoft.com/office/drawing/2017/decorative" val="1"/>
@@ -7595,7 +7628,7 @@
                   <pic:spPr bwMode="auto">
                     <a:xfrm>
                       <a:off x="0" y="0"/>
-                      <a:ext cx="4680000" cy="2632500"/>
+                      <a:ext cx="4680000" cy="2634515"/>
                     </a:xfrm>
                     <a:prstGeom prst="rect">
                       <a:avLst/>
@@ -7660,7 +7693,43 @@
               <w:rPr>
                 <w:b/>
               </w:rPr>
-              <w:t>Escalado De Falda Femenino</w:t>
+              <w:t xml:space="preserve">Escalado </w:t>
+            </w:r>
+            <w:r>
+              <w:rPr>
+                <w:b/>
+              </w:rPr>
+              <w:t>d</w:t>
+            </w:r>
+            <w:r>
+              <w:rPr>
+                <w:b/>
+              </w:rPr>
+              <w:t xml:space="preserve">e </w:t>
+            </w:r>
+            <w:r>
+              <w:rPr>
+                <w:b/>
+              </w:rPr>
+              <w:t>f</w:t>
+            </w:r>
+            <w:r>
+              <w:rPr>
+                <w:b/>
+              </w:rPr>
+              <w:t xml:space="preserve">alda </w:t>
+            </w:r>
+            <w:r>
+              <w:rPr>
+                <w:b/>
+              </w:rPr>
+              <w:t>f</w:t>
+            </w:r>
+            <w:r>
+              <w:rPr>
+                <w:b/>
+              </w:rPr>
+              <w:t>emenino</w:t>
             </w:r>
           </w:p>
         </w:tc>
@@ -7740,7 +7809,7 @@
       <w:pPr>
         <w:pStyle w:val="Ttulo2"/>
       </w:pPr>
-      <w:bookmarkStart w:id="3" w:name="_Toc233876974"/>
+      <w:bookmarkStart w:id="3" w:name="_Toc234267225"/>
       <w:r>
         <w:t>Escalado de base con pinzas superior</w:t>
       </w:r>
@@ -7828,7 +7897,13 @@
         <w:t>p</w:t>
       </w:r>
       <w:r>
-        <w:t xml:space="preserve">inzas </w:t>
+        <w:t>inzas</w:t>
+      </w:r>
+      <w:r>
+        <w:t xml:space="preserve"> -</w:t>
+      </w:r>
+      <w:r>
+        <w:t xml:space="preserve"> </w:t>
       </w:r>
       <w:r>
         <w:t>s</w:t>
@@ -7847,13 +7922,12 @@
       <w:r>
         <w:rPr>
           <w:noProof/>
-          <w:lang w:eastAsia="es-CO"/>
         </w:rPr>
         <w:drawing>
-          <wp:inline distT="0" distB="0" distL="0" distR="0" wp14:anchorId="4CF626B0" wp14:editId="0C8F0923">
-            <wp:extent cx="4680000" cy="2632500"/>
+          <wp:inline distT="0" distB="0" distL="0" distR="0" wp14:anchorId="700B6464" wp14:editId="487A9631">
+            <wp:extent cx="4680000" cy="2634515"/>
             <wp:effectExtent l="0" t="0" r="6350" b="0"/>
-            <wp:docPr id="24" name="Imagen 24">
+            <wp:docPr id="158515727" name="Imagen 1">
               <a:extLst xmlns:a="http://schemas.openxmlformats.org/drawingml/2006/main">
                 <a:ext uri="{C183D7F6-B498-43B3-948B-1728B52AA6E4}">
                   <adec:decorative xmlns:adec="http://schemas.microsoft.com/office/drawing/2017/decorative" val="1"/>
@@ -7867,7 +7941,7 @@
               <a:graphicData uri="http://schemas.openxmlformats.org/drawingml/2006/picture">
                 <pic:pic xmlns:pic="http://schemas.openxmlformats.org/drawingml/2006/picture">
                   <pic:nvPicPr>
-                    <pic:cNvPr id="24" name="Imagen 24">
+                    <pic:cNvPr id="158515727" name="Imagen 1">
                       <a:extLst>
                         <a:ext uri="{C183D7F6-B498-43B3-948B-1728B52AA6E4}">
                           <adec:decorative xmlns:adec="http://schemas.microsoft.com/office/drawing/2017/decorative" val="1"/>
@@ -7894,7 +7968,7 @@
                   <pic:spPr bwMode="auto">
                     <a:xfrm>
                       <a:off x="0" y="0"/>
-                      <a:ext cx="4680000" cy="2632500"/>
+                      <a:ext cx="4680000" cy="2634515"/>
                     </a:xfrm>
                     <a:prstGeom prst="rect">
                       <a:avLst/>
@@ -8014,6 +8088,12 @@
               <w:rPr>
                 <w:b/>
               </w:rPr>
+              <w:t xml:space="preserve">- </w:t>
+            </w:r>
+            <w:r>
+              <w:rPr>
+                <w:b/>
+              </w:rPr>
               <w:t>s</w:t>
             </w:r>
             <w:r>
@@ -8123,7 +8203,7 @@
       <w:pPr>
         <w:pStyle w:val="Ttulo2"/>
       </w:pPr>
-      <w:bookmarkStart w:id="4" w:name="_Toc233876975"/>
+      <w:bookmarkStart w:id="4" w:name="_Toc234267226"/>
       <w:r>
         <w:t>Escalado básico de pantalón</w:t>
       </w:r>
@@ -8245,24 +8325,18 @@
     </w:p>
     <w:p>
       <w:pPr>
+        <w:pStyle w:val="NormalWeb"/>
         <w:jc w:val="center"/>
       </w:pPr>
       <w:r>
         <w:rPr>
           <w:noProof/>
-          <w:lang w:eastAsia="es-CO"/>
         </w:rPr>
         <w:drawing>
-          <wp:inline distT="0" distB="0" distL="0" distR="0" wp14:anchorId="498C7F99" wp14:editId="663EA6BA">
-            <wp:extent cx="4680000" cy="2632500"/>
+          <wp:inline distT="0" distB="0" distL="0" distR="0" wp14:anchorId="27BD2E5F" wp14:editId="7B271447">
+            <wp:extent cx="4680000" cy="2619059"/>
             <wp:effectExtent l="0" t="0" r="6350" b="0"/>
-            <wp:docPr id="2" name="Imagen 2">
-              <a:extLst xmlns:a="http://schemas.openxmlformats.org/drawingml/2006/main">
-                <a:ext uri="{C183D7F6-B498-43B3-948B-1728B52AA6E4}">
-                  <adec:decorative xmlns:adec="http://schemas.microsoft.com/office/drawing/2017/decorative" val="1"/>
-                </a:ext>
-              </a:extLst>
-            </wp:docPr>
+            <wp:docPr id="2140505534" name="Imagen 8"/>
             <wp:cNvGraphicFramePr>
               <a:graphicFrameLocks xmlns:a="http://schemas.openxmlformats.org/drawingml/2006/main" noChangeAspect="1"/>
             </wp:cNvGraphicFramePr>
@@ -8270,26 +8344,20 @@
               <a:graphicData uri="http://schemas.openxmlformats.org/drawingml/2006/picture">
                 <pic:pic xmlns:pic="http://schemas.openxmlformats.org/drawingml/2006/picture">
                   <pic:nvPicPr>
-                    <pic:cNvPr id="2" name="Imagen 2">
-                      <a:extLst>
-                        <a:ext uri="{C183D7F6-B498-43B3-948B-1728B52AA6E4}">
-                          <adec:decorative xmlns:adec="http://schemas.microsoft.com/office/drawing/2017/decorative" val="1"/>
-                        </a:ext>
-                      </a:extLst>
-                    </pic:cNvPr>
+                    <pic:cNvPr id="0" name="Picture 10"/>
                     <pic:cNvPicPr>
                       <a:picLocks noChangeAspect="1" noChangeArrowheads="1"/>
                     </pic:cNvPicPr>
                   </pic:nvPicPr>
-                  <pic:blipFill>
-                    <a:blip r:embed="rId26" cstate="print">
+                  <pic:blipFill rotWithShape="1">
+                    <a:blip r:embed="rId26">
                       <a:extLst>
                         <a:ext uri="{28A0092B-C50C-407E-A947-70E740481C1C}">
                           <a14:useLocalDpi xmlns:a14="http://schemas.microsoft.com/office/drawing/2010/main" val="0"/>
                         </a:ext>
                       </a:extLst>
                     </a:blip>
-                    <a:srcRect/>
+                    <a:srcRect l="1567" t="1402"/>
                     <a:stretch>
                       <a:fillRect/>
                     </a:stretch>
@@ -8297,7 +8365,7 @@
                   <pic:spPr bwMode="auto">
                     <a:xfrm>
                       <a:off x="0" y="0"/>
-                      <a:ext cx="4680000" cy="2632500"/>
+                      <a:ext cx="4680000" cy="2619059"/>
                     </a:xfrm>
                     <a:prstGeom prst="rect">
                       <a:avLst/>
@@ -8306,6 +8374,11 @@
                     <a:ln>
                       <a:noFill/>
                     </a:ln>
+                    <a:extLst>
+                      <a:ext uri="{53640926-AAD7-44D8-BBD7-CCE9431645EC}">
+                        <a14:shadowObscured xmlns:a14="http://schemas.microsoft.com/office/drawing/2010/main"/>
+                      </a:ext>
+                    </a:extLst>
                   </pic:spPr>
                 </pic:pic>
               </a:graphicData>
@@ -8326,27 +8399,6 @@
           <w:t>Enlace de reproducción del video</w:t>
         </w:r>
       </w:hyperlink>
-    </w:p>
-    <w:p>
-      <w:pPr>
-        <w:rPr>
-          <w:lang w:val="es-419" w:eastAsia="es-CO"/>
-        </w:rPr>
-      </w:pPr>
-    </w:p>
-    <w:p>
-      <w:pPr>
-        <w:rPr>
-          <w:lang w:val="es-419" w:eastAsia="es-CO"/>
-        </w:rPr>
-      </w:pPr>
-    </w:p>
-    <w:p>
-      <w:pPr>
-        <w:rPr>
-          <w:lang w:val="es-419" w:eastAsia="es-CO"/>
-        </w:rPr>
-      </w:pPr>
     </w:p>
     <w:tbl>
       <w:tblPr>
@@ -8408,8 +8460,11 @@
           </w:p>
           <w:p>
             <w:r>
+              <w:t xml:space="preserve">A diferencia de la falda o las prendas superiores, el pantalón utiliza como eje principal de referencia la línea de aplomo. Esta línea permanece estable durante todo el proceso de escalado porque garantiza el equilibrio de la prenda y evita deformaciones en la caída o torsiones durante la confección. El punto muerto se </w:t>
+            </w:r>
+            <w:r>
               <w:lastRenderedPageBreak/>
-              <w:t>A diferencia de la falda o las prendas superiores, el pantalón utiliza como eje principal de referencia la línea de aplomo. Esta línea permanece estable durante todo el proceso de escalado porque garantiza el equilibrio de la prenda y evita deformaciones en la caída o torsiones durante la confección. El punto muerto se ubica sobre la línea de bota y la línea de aplomo, permitiendo que las modificaciones se distribuyan de forma equilibrada hacia ambos lados.</w:t>
+              <w:t>ubica sobre la línea de bota y la línea de aplomo, permitiendo que las modificaciones se distribuyan de forma equilibrada hacia ambos lados.</w:t>
             </w:r>
           </w:p>
           <w:p>
@@ -8430,15 +8485,12 @@
           </w:p>
           <w:p>
             <w:r>
-              <w:t xml:space="preserve">La altura de cadera no se incrementa directamente con el largo total del pantalón. Debido a que la cintura ya ha sido desplazada por el crecimiento longitudinal, es necesario compensar la diferencia entre el aumento del largo y el </w:t>
-            </w:r>
+              <w:t>La altura de cadera no se incrementa directamente con el largo total del pantalón. Debido a que la cintura ya ha sido desplazada por el crecimiento longitudinal, es necesario compensar la diferencia entre el aumento del largo y el incremento específico de la altura de cadera. Esta compensación asegura que la proporción anatómica entre cintura y cadera se mantenga constante en todas las tallas.</w:t>
+            </w:r>
+          </w:p>
+          <w:p>
             <w:r>
               <w:lastRenderedPageBreak/>
-              <w:t>incremento específico de la altura de cadera. Esta compensación asegura que la proporción anatómica entre cintura y cadera se mantenga constante en todas las tallas.</w:t>
-            </w:r>
-          </w:p>
-          <w:p>
-            <w:r>
               <w:t>La línea de tiro requiere un tratamiento particular porque intervienen simultáneamente el crecimiento del contorno de cadera y la extensión del gancho. Para conservar el equilibrio del molde, ambos incrementos se suman y posteriormente se distribuyen hacia ambos lados de la línea de aplomo. De esta forma se evita que el eje central se desplace y se garantiza una correcta ubicación del tiro dentro de la estructura del pantalón.</w:t>
             </w:r>
           </w:p>
@@ -8454,8 +8506,11 @@
           </w:p>
           <w:p>
             <w:r>
+              <w:t xml:space="preserve">Con todos los focos definidos, se procede al trazado de las nuevas tallas uniendo los puntos correspondientes mediante las curvas y líneas estructurales del molde original. El patrón base sirve como referencia para conservar la forma </w:t>
+            </w:r>
+            <w:r>
               <w:lastRenderedPageBreak/>
-              <w:t>Con todos los focos definidos, se procede al trazado de las nuevas tallas uniendo los puntos correspondientes mediante las curvas y líneas estructurales del molde original. El patrón base sirve como referencia para conservar la forma anatómica del costado, la entrepierna, el tiro y las demás líneas constructivas, garantizando que el escalado mantenga la misma morfología del diseño inicial.</w:t>
+              <w:t>anatómica del costado, la entrepierna, el tiro y las demás líneas constructivas, garantizando que el escalado mantenga la misma morfología del diseño inicial.</w:t>
             </w:r>
           </w:p>
           <w:p>
@@ -8488,7 +8543,7 @@
       <w:pPr>
         <w:pStyle w:val="Ttulo2"/>
       </w:pPr>
-      <w:bookmarkStart w:id="5" w:name="_Toc233876976"/>
+      <w:bookmarkStart w:id="5" w:name="_Toc234267227"/>
       <w:r>
         <w:lastRenderedPageBreak/>
         <w:t>Escalado aplicado a cortes y piezas complementarias (manga y cuello)</w:t>
@@ -8603,13 +8658,12 @@
       <w:r>
         <w:rPr>
           <w:noProof/>
-          <w:lang w:eastAsia="es-CO"/>
         </w:rPr>
         <w:drawing>
-          <wp:inline distT="0" distB="0" distL="0" distR="0" wp14:anchorId="7CF2BAF9" wp14:editId="42AC4778">
-            <wp:extent cx="4680000" cy="2632500"/>
+          <wp:inline distT="0" distB="0" distL="0" distR="0" wp14:anchorId="52B3E9E4" wp14:editId="761616EE">
+            <wp:extent cx="4680000" cy="2634515"/>
             <wp:effectExtent l="0" t="0" r="6350" b="0"/>
-            <wp:docPr id="25" name="Imagen 25">
+            <wp:docPr id="3" name="Imagen 2">
               <a:extLst xmlns:a="http://schemas.openxmlformats.org/drawingml/2006/main">
                 <a:ext uri="{C183D7F6-B498-43B3-948B-1728B52AA6E4}">
                   <adec:decorative xmlns:adec="http://schemas.microsoft.com/office/drawing/2017/decorative" val="1"/>
@@ -8623,7 +8677,7 @@
               <a:graphicData uri="http://schemas.openxmlformats.org/drawingml/2006/picture">
                 <pic:pic xmlns:pic="http://schemas.openxmlformats.org/drawingml/2006/picture">
                   <pic:nvPicPr>
-                    <pic:cNvPr id="25" name="Imagen 25">
+                    <pic:cNvPr id="3" name="Imagen 2">
                       <a:extLst>
                         <a:ext uri="{C183D7F6-B498-43B3-948B-1728B52AA6E4}">
                           <adec:decorative xmlns:adec="http://schemas.microsoft.com/office/drawing/2017/decorative" val="1"/>
@@ -8650,7 +8704,7 @@
                   <pic:spPr bwMode="auto">
                     <a:xfrm>
                       <a:off x="0" y="0"/>
-                      <a:ext cx="4680000" cy="2632500"/>
+                      <a:ext cx="4680000" cy="2634515"/>
                     </a:xfrm>
                     <a:prstGeom prst="rect">
                       <a:avLst/>
@@ -8683,98 +8737,6 @@
           <w:t>Enlace de reproducción del video</w:t>
         </w:r>
       </w:hyperlink>
-    </w:p>
-    <w:p>
-      <w:pPr>
-        <w:rPr>
-          <w:lang w:val="es-419" w:eastAsia="es-CO"/>
-        </w:rPr>
-      </w:pPr>
-      <w:r>
-        <w:rPr>
-          <w:lang w:val="es-419" w:eastAsia="es-CO"/>
-        </w:rPr>
-        <w:tab/>
-      </w:r>
-      <w:r>
-        <w:rPr>
-          <w:lang w:val="es-419" w:eastAsia="es-CO"/>
-        </w:rPr>
-        <w:tab/>
-      </w:r>
-      <w:r>
-        <w:rPr>
-          <w:lang w:val="es-419" w:eastAsia="es-CO"/>
-        </w:rPr>
-        <w:tab/>
-      </w:r>
-      <w:r>
-        <w:rPr>
-          <w:lang w:val="es-419" w:eastAsia="es-CO"/>
-        </w:rPr>
-        <w:tab/>
-      </w:r>
-      <w:r>
-        <w:rPr>
-          <w:lang w:val="es-419" w:eastAsia="es-CO"/>
-        </w:rPr>
-        <w:tab/>
-      </w:r>
-      <w:r>
-        <w:rPr>
-          <w:lang w:val="es-419" w:eastAsia="es-CO"/>
-        </w:rPr>
-        <w:tab/>
-      </w:r>
-      <w:r>
-        <w:rPr>
-          <w:lang w:val="es-419" w:eastAsia="es-CO"/>
-        </w:rPr>
-        <w:tab/>
-      </w:r>
-      <w:r>
-        <w:rPr>
-          <w:lang w:val="es-419" w:eastAsia="es-CO"/>
-        </w:rPr>
-        <w:tab/>
-      </w:r>
-      <w:r>
-        <w:rPr>
-          <w:lang w:val="es-419" w:eastAsia="es-CO"/>
-        </w:rPr>
-        <w:tab/>
-      </w:r>
-      <w:r>
-        <w:rPr>
-          <w:lang w:val="es-419" w:eastAsia="es-CO"/>
-        </w:rPr>
-        <w:tab/>
-      </w:r>
-      <w:r>
-        <w:rPr>
-          <w:lang w:val="es-419" w:eastAsia="es-CO"/>
-        </w:rPr>
-        <w:tab/>
-      </w:r>
-      <w:r>
-        <w:rPr>
-          <w:lang w:val="es-419" w:eastAsia="es-CO"/>
-        </w:rPr>
-        <w:tab/>
-      </w:r>
-      <w:r>
-        <w:rPr>
-          <w:lang w:val="es-419" w:eastAsia="es-CO"/>
-        </w:rPr>
-        <w:tab/>
-      </w:r>
-    </w:p>
-    <w:p>
-      <w:pPr>
-        <w:rPr>
-          <w:lang w:val="es-419" w:eastAsia="es-CO"/>
-        </w:rPr>
-      </w:pPr>
     </w:p>
     <w:tbl>
       <w:tblPr>
@@ -8801,7 +8763,6 @@
               <w:rPr>
                 <w:b/>
               </w:rPr>
-              <w:lastRenderedPageBreak/>
               <w:t xml:space="preserve">Síntesis del video. </w:t>
             </w:r>
             <w:r>
@@ -8844,7 +8805,11 @@
           </w:tcPr>
           <w:p>
             <w:r>
-              <w:t>El escalado de patrones interpretados requiere trasladar los incrementos de talla desde el patrón base hacia modelos con cortes, pinzas, despieces, mangas y cuellos, manteniendo la proporción, el ajuste y la coherencia dimensional de cada pieza. Para ello, es indispensable partir de un patrón previamente validado y de un cuadro de tallas que defina con precisión los incrementos correspondientes a cada medida.</w:t>
+              <w:t xml:space="preserve">El escalado de patrones interpretados requiere trasladar los incrementos de talla desde el patrón base hacia modelos con cortes, pinzas, despieces, mangas y cuellos, manteniendo la proporción, el ajuste y la coherencia dimensional de cada </w:t>
+            </w:r>
+            <w:r>
+              <w:lastRenderedPageBreak/>
+              <w:t>pieza. Para ello, es indispensable partir de un patrón previamente validado y de un cuadro de tallas que defina con precisión los incrementos correspondientes a cada medida.</w:t>
             </w:r>
           </w:p>
           <w:p>
@@ -8859,8 +8824,11 @@
           </w:p>
           <w:p>
             <w:r>
+              <w:t xml:space="preserve">Para el cuello, normalmente se conserva el ancho definido por el diseño y únicamente se modifica el recorrido del escote, de acuerdo con los incrementos </w:t>
+            </w:r>
+            <w:r>
               <w:lastRenderedPageBreak/>
-              <w:t>Para el cuello, normalmente se conserva el ancho definido por el diseño y únicamente se modifica el recorrido del escote, de acuerdo con los incrementos aplicados en el delantero y el posterior. Esto asegura que el cuello continúe ajustando correctamente después del escalado.</w:t>
+              <w:t>aplicados en el delantero y el posterior. Esto asegura que el cuello continúe ajustando correctamente después del escalado.</w:t>
             </w:r>
           </w:p>
           <w:p>
@@ -8886,7 +8854,7 @@
       <w:pPr>
         <w:pStyle w:val="Ttulo2"/>
       </w:pPr>
-      <w:bookmarkStart w:id="6" w:name="_Toc233876977"/>
+      <w:bookmarkStart w:id="6" w:name="_Toc234267228"/>
       <w:r>
         <w:t>Análisis de escalado bibásico en la base superior masculina</w:t>
       </w:r>
@@ -8914,62 +8882,62 @@
         <w:rPr>
           <w:lang w:val="es-419" w:eastAsia="es-CO"/>
         </w:rPr>
-        <w:t xml:space="preserve"> la línea femenina tiene un manejo diferente </w:t>
+        <w:t xml:space="preserve"> la línea femenina tiene un manejo diferente en masculino e infantil</w:t>
+      </w:r>
+      <w:r>
+        <w:rPr>
+          <w:lang w:val="es-419" w:eastAsia="es-CO"/>
+        </w:rPr>
+        <w:t>.</w:t>
+      </w:r>
+      <w:r>
+        <w:rPr>
+          <w:lang w:val="es-419" w:eastAsia="es-CO"/>
+        </w:rPr>
+        <w:t xml:space="preserve"> </w:t>
+      </w:r>
+      <w:r>
+        <w:rPr>
+          <w:lang w:val="es-419" w:eastAsia="es-CO"/>
+        </w:rPr>
+        <w:t>E</w:t>
+      </w:r>
+      <w:r>
+        <w:rPr>
+          <w:lang w:val="es-419" w:eastAsia="es-CO"/>
+        </w:rPr>
+        <w:t>n infantil y masculino</w:t>
+      </w:r>
+      <w:r>
+        <w:rPr>
+          <w:lang w:val="es-419" w:eastAsia="es-CO"/>
+        </w:rPr>
+        <w:t>,</w:t>
+      </w:r>
+      <w:r>
+        <w:rPr>
+          <w:lang w:val="es-419" w:eastAsia="es-CO"/>
+        </w:rPr>
+        <w:t xml:space="preserve"> se suele trabajar </w:t>
+      </w:r>
+      <w:r>
+        <w:rPr>
+          <w:lang w:val="es-419" w:eastAsia="es-CO"/>
+        </w:rPr>
+        <w:t xml:space="preserve">con </w:t>
+      </w:r>
+      <w:r>
+        <w:rPr>
+          <w:lang w:val="es-419" w:eastAsia="es-CO"/>
+        </w:rPr>
+        <w:t xml:space="preserve">medidas </w:t>
       </w:r>
       <w:r>
         <w:rPr>
           <w:lang w:val="es-419" w:eastAsia="es-CO"/>
         </w:rPr>
         <w:lastRenderedPageBreak/>
-        <w:t>en masculino e infantil</w:t>
-      </w:r>
-      <w:r>
-        <w:rPr>
-          <w:lang w:val="es-419" w:eastAsia="es-CO"/>
-        </w:rPr>
-        <w:t>.</w:t>
-      </w:r>
-      <w:r>
-        <w:rPr>
-          <w:lang w:val="es-419" w:eastAsia="es-CO"/>
-        </w:rPr>
-        <w:t xml:space="preserve"> </w:t>
-      </w:r>
-      <w:r>
-        <w:rPr>
-          <w:lang w:val="es-419" w:eastAsia="es-CO"/>
-        </w:rPr>
-        <w:t>E</w:t>
-      </w:r>
-      <w:r>
-        <w:rPr>
-          <w:lang w:val="es-419" w:eastAsia="es-CO"/>
-        </w:rPr>
-        <w:t>n infantil y masculino</w:t>
-      </w:r>
-      <w:r>
-        <w:rPr>
-          <w:lang w:val="es-419" w:eastAsia="es-CO"/>
-        </w:rPr>
-        <w:t>,</w:t>
-      </w:r>
-      <w:r>
-        <w:rPr>
-          <w:lang w:val="es-419" w:eastAsia="es-CO"/>
-        </w:rPr>
-        <w:t xml:space="preserve"> se suele trabajar </w:t>
-      </w:r>
-      <w:r>
-        <w:rPr>
-          <w:lang w:val="es-419" w:eastAsia="es-CO"/>
-        </w:rPr>
-        <w:t xml:space="preserve">con </w:t>
-      </w:r>
-      <w:r>
-        <w:rPr>
-          <w:lang w:val="es-419" w:eastAsia="es-CO"/>
-        </w:rPr>
-        <w:t>medidas deducidas, partiendo en la mayoría de las ocasiones con solo dos medidas del cuerpo y dejando de lado el cuadro de tallas.</w:t>
+        <w:t>deducidas, partiendo en la mayoría de las ocasiones con solo dos medidas del cuerpo y dejando de lado el cuadro de tallas.</w:t>
       </w:r>
     </w:p>
     <w:p>
@@ -9085,7 +9053,13 @@
         <w:t>m</w:t>
       </w:r>
       <w:r>
-        <w:t xml:space="preserve">asculina </w:t>
+        <w:t>asculina</w:t>
+      </w:r>
+      <w:r>
+        <w:t xml:space="preserve"> -</w:t>
+      </w:r>
+      <w:r>
+        <w:t xml:space="preserve"> </w:t>
       </w:r>
       <w:r>
         <w:t>a</w:t>
@@ -9124,10 +9098,10 @@
           <w:noProof/>
         </w:rPr>
         <w:drawing>
-          <wp:inline distT="0" distB="0" distL="0" distR="0" wp14:anchorId="2CD3209E" wp14:editId="7A2D9B50">
-            <wp:extent cx="4680000" cy="2631600"/>
+          <wp:inline distT="0" distB="0" distL="0" distR="0" wp14:anchorId="313F8FA4" wp14:editId="1B005052">
+            <wp:extent cx="4680000" cy="2634515"/>
             <wp:effectExtent l="0" t="0" r="6350" b="0"/>
-            <wp:docPr id="1797536009" name="Imagen 1797536009">
+            <wp:docPr id="523292023" name="Imagen 3">
               <a:extLst xmlns:a="http://schemas.openxmlformats.org/drawingml/2006/main">
                 <a:ext uri="{C183D7F6-B498-43B3-948B-1728B52AA6E4}">
                   <adec:decorative xmlns:adec="http://schemas.microsoft.com/office/drawing/2017/decorative" val="1"/>
@@ -9141,7 +9115,7 @@
               <a:graphicData uri="http://schemas.openxmlformats.org/drawingml/2006/picture">
                 <pic:pic xmlns:pic="http://schemas.openxmlformats.org/drawingml/2006/picture">
                   <pic:nvPicPr>
-                    <pic:cNvPr id="1797536009" name="Imagen 1797536009">
+                    <pic:cNvPr id="523292023" name="Imagen 3">
                       <a:extLst>
                         <a:ext uri="{C183D7F6-B498-43B3-948B-1728B52AA6E4}">
                           <adec:decorative xmlns:adec="http://schemas.microsoft.com/office/drawing/2017/decorative" val="1"/>
@@ -9168,7 +9142,7 @@
                   <pic:spPr bwMode="auto">
                     <a:xfrm>
                       <a:off x="0" y="0"/>
-                      <a:ext cx="4680000" cy="2631600"/>
+                      <a:ext cx="4680000" cy="2634515"/>
                     </a:xfrm>
                     <a:prstGeom prst="rect">
                       <a:avLst/>
@@ -9258,7 +9232,19 @@
               <w:rPr>
                 <w:b/>
               </w:rPr>
-              <w:t xml:space="preserve">asculina </w:t>
+              <w:t>asculina</w:t>
+            </w:r>
+            <w:r>
+              <w:rPr>
+                <w:b/>
+              </w:rPr>
+              <w:t xml:space="preserve"> -</w:t>
+            </w:r>
+            <w:r>
+              <w:rPr>
+                <w:b/>
+              </w:rPr>
+              <w:t xml:space="preserve"> </w:t>
             </w:r>
             <w:r>
               <w:rPr>
@@ -9374,12 +9360,17 @@
       <w:pPr>
         <w:pStyle w:val="Ttulo2"/>
       </w:pPr>
-      <w:bookmarkStart w:id="7" w:name="_Toc233876978"/>
+      <w:bookmarkStart w:id="7" w:name="_Toc234267229"/>
       <w:r>
         <w:lastRenderedPageBreak/>
-        <w:t>Estructura de tallaje masculino y matrices de escalado DxT</w:t>
+        <w:t xml:space="preserve">Estructura de tallaje masculino y matrices de escalado </w:t>
+      </w:r>
+      <w:proofErr w:type="spellStart"/>
+      <w:r>
+        <w:t>DxT</w:t>
       </w:r>
       <w:bookmarkEnd w:id="7"/>
+      <w:proofErr w:type="spellEnd"/>
     </w:p>
     <w:p>
       <w:pPr>
@@ -9483,13 +9474,24 @@
         <w:t>m</w:t>
       </w:r>
       <w:r>
-        <w:t xml:space="preserve">asculino </w:t>
-      </w:r>
+        <w:t>asculino</w:t>
+      </w:r>
+      <w:r>
+        <w:t xml:space="preserve"> -</w:t>
+      </w:r>
+      <w:r>
+        <w:t xml:space="preserve"> </w:t>
+      </w:r>
+      <w:proofErr w:type="spellStart"/>
       <w:r>
         <w:t>d</w:t>
       </w:r>
       <w:r>
-        <w:t xml:space="preserve">xt </w:t>
+        <w:t>xt</w:t>
+      </w:r>
+      <w:proofErr w:type="spellEnd"/>
+      <w:r>
+        <w:t xml:space="preserve"> </w:t>
       </w:r>
       <w:r>
         <w:t>e</w:t>
@@ -9510,10 +9512,10 @@
           <w:noProof/>
         </w:rPr>
         <w:drawing>
-          <wp:inline distT="0" distB="0" distL="0" distR="0" wp14:anchorId="28299289" wp14:editId="19F8D5C5">
-            <wp:extent cx="4680000" cy="2631600"/>
-            <wp:effectExtent l="0" t="0" r="6350" b="0"/>
-            <wp:docPr id="607758150" name="Imagen 1">
+          <wp:inline distT="0" distB="0" distL="0" distR="0" wp14:anchorId="5B0811B2" wp14:editId="017FB2F0">
+            <wp:extent cx="4679048" cy="2578321"/>
+            <wp:effectExtent l="0" t="0" r="7620" b="0"/>
+            <wp:docPr id="5" name="Imagen 4">
               <a:extLst xmlns:a="http://schemas.openxmlformats.org/drawingml/2006/main">
                 <a:ext uri="{C183D7F6-B498-43B3-948B-1728B52AA6E4}">
                   <adec:decorative xmlns:adec="http://schemas.microsoft.com/office/drawing/2017/decorative" val="1"/>
@@ -9527,7 +9529,7 @@
               <a:graphicData uri="http://schemas.openxmlformats.org/drawingml/2006/picture">
                 <pic:pic xmlns:pic="http://schemas.openxmlformats.org/drawingml/2006/picture">
                   <pic:nvPicPr>
-                    <pic:cNvPr id="607758150" name="Imagen 1">
+                    <pic:cNvPr id="5" name="Imagen 4">
                       <a:extLst>
                         <a:ext uri="{C183D7F6-B498-43B3-948B-1728B52AA6E4}">
                           <adec:decorative xmlns:adec="http://schemas.microsoft.com/office/drawing/2017/decorative" val="1"/>
@@ -9538,7 +9540,7 @@
                       <a:picLocks noChangeAspect="1" noChangeArrowheads="1"/>
                     </pic:cNvPicPr>
                   </pic:nvPicPr>
-                  <pic:blipFill>
+                  <pic:blipFill rotWithShape="1">
                     <a:blip r:embed="rId32" cstate="print">
                       <a:extLst>
                         <a:ext uri="{28A0092B-C50C-407E-A947-70E740481C1C}">
@@ -9546,7 +9548,7 @@
                         </a:ext>
                       </a:extLst>
                     </a:blip>
-                    <a:srcRect/>
+                    <a:srcRect t="2113"/>
                     <a:stretch>
                       <a:fillRect/>
                     </a:stretch>
@@ -9554,7 +9556,7 @@
                   <pic:spPr bwMode="auto">
                     <a:xfrm>
                       <a:off x="0" y="0"/>
-                      <a:ext cx="4680000" cy="2631600"/>
+                      <a:ext cx="4680000" cy="2578846"/>
                     </a:xfrm>
                     <a:prstGeom prst="rect">
                       <a:avLst/>
@@ -9563,6 +9565,11 @@
                     <a:ln>
                       <a:noFill/>
                     </a:ln>
+                    <a:extLst>
+                      <a:ext uri="{53640926-AAD7-44D8-BBD7-CCE9431645EC}">
+                        <a14:shadowObscured xmlns:a14="http://schemas.microsoft.com/office/drawing/2010/main"/>
+                      </a:ext>
+                    </a:extLst>
                   </pic:spPr>
                 </pic:pic>
               </a:graphicData>
@@ -9620,7 +9627,33 @@
               <w:rPr>
                 <w:b/>
               </w:rPr>
-              <w:t>Análisis y construcción de cuadro de tallas masculino dxt escalado</w:t>
+              <w:t>Análisis y construcción de cuadro de tallas masculino</w:t>
+            </w:r>
+            <w:r>
+              <w:rPr>
+                <w:b/>
+              </w:rPr>
+              <w:t xml:space="preserve"> -</w:t>
+            </w:r>
+            <w:r>
+              <w:rPr>
+                <w:b/>
+              </w:rPr>
+              <w:t xml:space="preserve"> </w:t>
+            </w:r>
+            <w:proofErr w:type="spellStart"/>
+            <w:r>
+              <w:rPr>
+                <w:b/>
+              </w:rPr>
+              <w:t>dxt</w:t>
+            </w:r>
+            <w:proofErr w:type="spellEnd"/>
+            <w:r>
+              <w:rPr>
+                <w:b/>
+              </w:rPr>
+              <w:t xml:space="preserve"> escalado</w:t>
             </w:r>
           </w:p>
         </w:tc>
@@ -9637,7 +9670,15 @@
           </w:p>
           <w:p>
             <w:r>
-              <w:t>Una característica fundamental es que las tallas superiores e inferiores se interpretan de manera diferente. Las prendas superiores se clasifican a partir del contorno de cuello, mientras que las prendas inferiores se determinan por el contorno de cintura. Por esta razón, la numeración que aparece como encabezado en el cuadro de tallas no siempre coincide con la talla utilizada para cada tipo de prenda.</w:t>
+              <w:t xml:space="preserve">Una característica fundamental es que las tallas superiores e inferiores se interpretan de manera diferente. Las prendas superiores se clasifican </w:t>
+            </w:r>
+            <w:proofErr w:type="gramStart"/>
+            <w:r>
+              <w:t>a</w:t>
+            </w:r>
+            <w:proofErr w:type="gramEnd"/>
+            <w:r>
+              <w:t xml:space="preserve"> partir del contorno de cuello, mientras que las prendas inferiores se determinan por el contorno de cintura. Por esta razón, la numeración que aparece como encabezado en el cuadro de tallas no siempre coincide con la talla utilizada para cada tipo de prenda.</w:t>
             </w:r>
           </w:p>
           <w:p>
@@ -9813,14 +9854,28 @@
           <w:lang w:val="es-419" w:eastAsia="es-CO"/>
         </w:rPr>
         <w:lastRenderedPageBreak/>
-        <w:t>Para profundizar en el análisis y construcción de cuadro de tallas masculino, consulte el documento Análisis_y _construcción_de_cuadro_de_tallas_masculino.pdf, ubicado en la carpeta de anexos.</w:t>
+        <w:t xml:space="preserve">Para profundizar en el análisis y construcción de cuadro de tallas masculino, consulte el documento </w:t>
+      </w:r>
+      <w:proofErr w:type="spellStart"/>
+      <w:r>
+        <w:rPr>
+          <w:lang w:val="es-419" w:eastAsia="es-CO"/>
+        </w:rPr>
+        <w:t>Análisis_y</w:t>
+      </w:r>
+      <w:proofErr w:type="spellEnd"/>
+      <w:r>
+        <w:rPr>
+          <w:lang w:val="es-419" w:eastAsia="es-CO"/>
+        </w:rPr>
+        <w:t xml:space="preserve"> _construcción_de_cuadro_de_tallas_masculino.pdf, ubicado en la carpeta de anexos.</w:t>
       </w:r>
     </w:p>
     <w:p>
       <w:pPr>
         <w:pStyle w:val="Ttulo2"/>
       </w:pPr>
-      <w:bookmarkStart w:id="8" w:name="_Toc233876979"/>
+      <w:bookmarkStart w:id="8" w:name="_Toc234267230"/>
       <w:r>
         <w:t xml:space="preserve">Modificación de moldes </w:t>
       </w:r>
@@ -10447,10 +10502,7 @@
         <w:t>oldes</w:t>
       </w:r>
       <w:r>
-        <w:t>:</w:t>
-      </w:r>
-      <w:r>
-        <w:t xml:space="preserve"> </w:t>
+        <w:t xml:space="preserve"> - </w:t>
       </w:r>
       <w:r>
         <w:t>a</w:t>
@@ -10483,10 +10535,10 @@
           <w:noProof/>
         </w:rPr>
         <w:drawing>
-          <wp:inline distT="0" distB="0" distL="0" distR="0" wp14:anchorId="4BCA0722" wp14:editId="41454870">
-            <wp:extent cx="4680000" cy="2631600"/>
+          <wp:inline distT="0" distB="0" distL="0" distR="0" wp14:anchorId="3E2EC816" wp14:editId="48C67B94">
+            <wp:extent cx="4680000" cy="2634518"/>
             <wp:effectExtent l="0" t="0" r="6350" b="0"/>
-            <wp:docPr id="1718013020" name="Imagen 1718013020">
+            <wp:docPr id="464532797" name="Imagen 5">
               <a:extLst xmlns:a="http://schemas.openxmlformats.org/drawingml/2006/main">
                 <a:ext uri="{C183D7F6-B498-43B3-948B-1728B52AA6E4}">
                   <adec:decorative xmlns:adec="http://schemas.microsoft.com/office/drawing/2017/decorative" val="1"/>
@@ -10500,7 +10552,7 @@
               <a:graphicData uri="http://schemas.openxmlformats.org/drawingml/2006/picture">
                 <pic:pic xmlns:pic="http://schemas.openxmlformats.org/drawingml/2006/picture">
                   <pic:nvPicPr>
-                    <pic:cNvPr id="1718013020" name="Imagen 1718013020">
+                    <pic:cNvPr id="464532797" name="Imagen 5">
                       <a:extLst>
                         <a:ext uri="{C183D7F6-B498-43B3-948B-1728B52AA6E4}">
                           <adec:decorative xmlns:adec="http://schemas.microsoft.com/office/drawing/2017/decorative" val="1"/>
@@ -10527,7 +10579,7 @@
                   <pic:spPr bwMode="auto">
                     <a:xfrm>
                       <a:off x="0" y="0"/>
-                      <a:ext cx="4680000" cy="2631600"/>
+                      <a:ext cx="4680000" cy="2634518"/>
                     </a:xfrm>
                     <a:prstGeom prst="rect">
                       <a:avLst/>
@@ -10592,7 +10644,19 @@
               <w:rPr>
                 <w:b/>
               </w:rPr>
-              <w:t>Modificación de moldes: análisis sobre medidas</w:t>
+              <w:t>Modificación de moldes</w:t>
+            </w:r>
+            <w:r>
+              <w:rPr>
+                <w:b/>
+              </w:rPr>
+              <w:t xml:space="preserve"> -</w:t>
+            </w:r>
+            <w:r>
+              <w:rPr>
+                <w:b/>
+              </w:rPr>
+              <w:t xml:space="preserve"> análisis sobre medidas</w:t>
             </w:r>
           </w:p>
         </w:tc>
@@ -10767,12 +10831,17 @@
       <w:pPr>
         <w:pStyle w:val="Ttulo1"/>
       </w:pPr>
-      <w:bookmarkStart w:id="9" w:name="_Toc233876980"/>
+      <w:bookmarkStart w:id="9" w:name="_Toc234267231"/>
       <w:r>
         <w:lastRenderedPageBreak/>
-        <w:t>Escalado en Optitex</w:t>
+        <w:t xml:space="preserve">Escalado en </w:t>
+      </w:r>
+      <w:proofErr w:type="spellStart"/>
+      <w:r>
+        <w:t>Optitex</w:t>
       </w:r>
       <w:bookmarkEnd w:id="9"/>
+      <w:proofErr w:type="spellEnd"/>
     </w:p>
     <w:p>
       <w:pPr>
@@ -10809,7 +10878,21 @@
         <w:rPr>
           <w:lang w:val="es-419" w:eastAsia="es-CO"/>
         </w:rPr>
-        <w:t xml:space="preserve"> en esta ocasión únicamente se va a abordar la programación, herramientas y reconocimiento de la interfaz del programa Optitex para hacer cualquier tipo de escalado</w:t>
+        <w:t xml:space="preserve"> en esta ocasión únicamente se va a abordar la programación, herramientas y reconocimiento de la interfaz del programa </w:t>
+      </w:r>
+      <w:proofErr w:type="spellStart"/>
+      <w:r>
+        <w:rPr>
+          <w:lang w:val="es-419" w:eastAsia="es-CO"/>
+        </w:rPr>
+        <w:t>Optitex</w:t>
+      </w:r>
+      <w:proofErr w:type="spellEnd"/>
+      <w:r>
+        <w:rPr>
+          <w:lang w:val="es-419" w:eastAsia="es-CO"/>
+        </w:rPr>
+        <w:t xml:space="preserve"> para hacer cualquier tipo de escalado</w:t>
       </w:r>
       <w:r>
         <w:rPr>
@@ -10869,10 +10952,10 @@
           <w:noProof/>
         </w:rPr>
         <w:drawing>
-          <wp:inline distT="0" distB="0" distL="0" distR="0" wp14:anchorId="50BB3678" wp14:editId="2E63AF35">
-            <wp:extent cx="4680000" cy="2631600"/>
+          <wp:inline distT="0" distB="0" distL="0" distR="0" wp14:anchorId="4898F6A9" wp14:editId="2F396AE4">
+            <wp:extent cx="4680000" cy="2671428"/>
             <wp:effectExtent l="0" t="0" r="6350" b="0"/>
-            <wp:docPr id="1283241042" name="Imagen 1283241042">
+            <wp:docPr id="2114244409" name="Imagen 7">
               <a:extLst xmlns:a="http://schemas.openxmlformats.org/drawingml/2006/main">
                 <a:ext uri="{C183D7F6-B498-43B3-948B-1728B52AA6E4}">
                   <adec:decorative xmlns:adec="http://schemas.microsoft.com/office/drawing/2017/decorative" val="1"/>
@@ -10886,7 +10969,7 @@
               <a:graphicData uri="http://schemas.openxmlformats.org/drawingml/2006/picture">
                 <pic:pic xmlns:pic="http://schemas.openxmlformats.org/drawingml/2006/picture">
                   <pic:nvPicPr>
-                    <pic:cNvPr id="1283241042" name="Imagen 1283241042">
+                    <pic:cNvPr id="2114244409" name="Imagen 7">
                       <a:extLst>
                         <a:ext uri="{C183D7F6-B498-43B3-948B-1728B52AA6E4}">
                           <adec:decorative xmlns:adec="http://schemas.microsoft.com/office/drawing/2017/decorative" val="1"/>
@@ -10897,7 +10980,7 @@
                       <a:picLocks noChangeAspect="1" noChangeArrowheads="1"/>
                     </pic:cNvPicPr>
                   </pic:nvPicPr>
-                  <pic:blipFill>
+                  <pic:blipFill rotWithShape="1">
                     <a:blip r:embed="rId36" cstate="print">
                       <a:extLst>
                         <a:ext uri="{28A0092B-C50C-407E-A947-70E740481C1C}">
@@ -10905,7 +10988,7 @@
                         </a:ext>
                       </a:extLst>
                     </a:blip>
-                    <a:srcRect/>
+                    <a:srcRect l="1381"/>
                     <a:stretch>
                       <a:fillRect/>
                     </a:stretch>
@@ -10913,7 +10996,7 @@
                   <pic:spPr bwMode="auto">
                     <a:xfrm>
                       <a:off x="0" y="0"/>
-                      <a:ext cx="4680000" cy="2631600"/>
+                      <a:ext cx="4680000" cy="2671428"/>
                     </a:xfrm>
                     <a:prstGeom prst="rect">
                       <a:avLst/>
@@ -10922,6 +11005,11 @@
                     <a:ln>
                       <a:noFill/>
                     </a:ln>
+                    <a:extLst>
+                      <a:ext uri="{53640926-AAD7-44D8-BBD7-CCE9431645EC}">
+                        <a14:shadowObscured xmlns:a14="http://schemas.microsoft.com/office/drawing/2010/main"/>
+                      </a:ext>
+                    </a:extLst>
                   </pic:spPr>
                 </pic:pic>
               </a:graphicData>
@@ -10998,7 +11086,21 @@
               <w:rPr>
                 <w:lang w:val="es-419" w:eastAsia="es-CO"/>
               </w:rPr>
-              <w:t xml:space="preserve">El escalado digital en el software Optitex comienza de manera indispensable con la auditoría de la geometría del patrón base. Antes de ingresar cualquier valor </w:t>
+              <w:t xml:space="preserve">El escalado digital en el software </w:t>
+            </w:r>
+            <w:proofErr w:type="spellStart"/>
+            <w:r>
+              <w:rPr>
+                <w:lang w:val="es-419" w:eastAsia="es-CO"/>
+              </w:rPr>
+              <w:t>Optitex</w:t>
+            </w:r>
+            <w:proofErr w:type="spellEnd"/>
+            <w:r>
+              <w:rPr>
+                <w:lang w:val="es-419" w:eastAsia="es-CO"/>
+              </w:rPr>
+              <w:t xml:space="preserve"> comienza de manera indispensable con la auditoría de la geometría del patrón base. Antes de ingresar cualquier valor </w:t>
             </w:r>
             <w:r>
               <w:rPr>
@@ -11058,7 +11160,21 @@
               <w:rPr>
                 <w:lang w:val="es-419" w:eastAsia="es-CO"/>
               </w:rPr>
-              <w:t>Tras aplicar las coordenadas en todos los puntos de las piezas, incluyendo el delantero, el posterior y los complementos como la pretina, se inicia la fase de finalización. Primero se ejecuta una actualización de la geometría para consolidar los cambios en la base de datos del archivo. Si la prenda cuenta con piezas que se cortan al doblez, se aplica la herramienta de línea espejo, lo que duplica y refleja automáticamente el nido de escalado en el eje simétrico. Finalmente, mediante el comando de tallas a piezas, el software desglosa el nido matriz y genera patrones independientes para cada una de las tallas del rango de producción, dejándolas listas para los procesos industriales de trazo y corte. Este flujo operativo es el estándar global dentro de Optitex para el desarrollo de cualquier tipología de prenda, desde bases superiores hasta pantalones, mangas o cuellos.</w:t>
+              <w:t xml:space="preserve">Tras aplicar las coordenadas en todos los puntos de las piezas, incluyendo el delantero, el posterior y los complementos como la pretina, se inicia la fase de finalización. Primero se ejecuta una actualización de la geometría para consolidar los cambios en la base de datos del archivo. Si la prenda cuenta con piezas que se cortan al doblez, se aplica la herramienta de línea espejo, lo que duplica y refleja automáticamente el nido de escalado en el eje simétrico. Finalmente, mediante el comando de tallas a piezas, el software desglosa el nido matriz y genera patrones independientes para cada una de las tallas del rango de producción, dejándolas listas para los procesos industriales de trazo y corte. Este flujo operativo es el estándar global dentro de </w:t>
+            </w:r>
+            <w:proofErr w:type="spellStart"/>
+            <w:r>
+              <w:rPr>
+                <w:lang w:val="es-419" w:eastAsia="es-CO"/>
+              </w:rPr>
+              <w:t>Optitex</w:t>
+            </w:r>
+            <w:proofErr w:type="spellEnd"/>
+            <w:r>
+              <w:rPr>
+                <w:lang w:val="es-419" w:eastAsia="es-CO"/>
+              </w:rPr>
+              <w:t xml:space="preserve"> para el desarrollo de cualquier tipología de prenda, desde bases superiores hasta pantalones, mangas o cuellos.</w:t>
             </w:r>
           </w:p>
         </w:tc>
@@ -11110,7 +11226,7 @@
           <w:u w:val="single"/>
         </w:rPr>
       </w:pPr>
-      <w:bookmarkStart w:id="10" w:name="_Toc233876981"/>
+      <w:bookmarkStart w:id="10" w:name="_Toc234267232"/>
       <w:r>
         <w:lastRenderedPageBreak/>
         <w:t>Síntesis</w:t>
@@ -11205,10 +11321,10 @@
           <w:lang w:eastAsia="es-CO"/>
         </w:rPr>
         <w:drawing>
-          <wp:inline distT="0" distB="0" distL="0" distR="0" wp14:anchorId="64D56943" wp14:editId="23D469E5">
-            <wp:extent cx="4680000" cy="4899166"/>
+          <wp:inline distT="0" distB="0" distL="0" distR="0" wp14:anchorId="4C03BEE6" wp14:editId="73C96DDB">
+            <wp:extent cx="4680000" cy="4422349"/>
             <wp:effectExtent l="0" t="0" r="6350" b="0"/>
-            <wp:docPr id="246192225" name="Gráfico 4" descr="Mapa conceptual que ilustra el proceso de escalado digital, desglosándolo en escalado manual de prendas y escalado en Optitex."/>
+            <wp:docPr id="1587002837" name="Gráfico 3" descr="Mapa conceptual que ilustra el proceso de escalado digital, desglosándolo en escalado manual de prendas y escalado en Optitex."/>
             <wp:cNvGraphicFramePr>
               <a:graphicFrameLocks xmlns:a="http://schemas.openxmlformats.org/drawingml/2006/main" noChangeAspect="1"/>
             </wp:cNvGraphicFramePr>
@@ -11216,7 +11332,7 @@
               <a:graphicData uri="http://schemas.openxmlformats.org/drawingml/2006/picture">
                 <pic:pic xmlns:pic="http://schemas.openxmlformats.org/drawingml/2006/picture">
                   <pic:nvPicPr>
-                    <pic:cNvPr id="246192225" name="Gráfico 4" descr="Mapa conceptual que ilustra el proceso de escalado digital, desglosándolo en escalado manual de prendas y escalado en Optitex."/>
+                    <pic:cNvPr id="1587002837" name="Gráfico 3" descr="Mapa conceptual que ilustra el proceso de escalado digital, desglosándolo en escalado manual de prendas y escalado en Optitex."/>
                     <pic:cNvPicPr/>
                   </pic:nvPicPr>
                   <pic:blipFill>
@@ -11234,7 +11350,7 @@
                   <pic:spPr>
                     <a:xfrm>
                       <a:off x="0" y="0"/>
-                      <a:ext cx="4680000" cy="4899166"/>
+                      <a:ext cx="4680000" cy="4422349"/>
                     </a:xfrm>
                     <a:prstGeom prst="rect">
                       <a:avLst/>
@@ -11251,7 +11367,7 @@
       <w:pPr>
         <w:pStyle w:val="Titulosgenerales"/>
       </w:pPr>
-      <w:bookmarkStart w:id="11" w:name="_Toc233876982"/>
+      <w:bookmarkStart w:id="11" w:name="_Toc234267233"/>
       <w:r>
         <w:lastRenderedPageBreak/>
         <w:t>Glosario</w:t>
@@ -11352,11 +11468,19 @@
           <w:bCs/>
         </w:rPr>
       </w:pPr>
+      <w:proofErr w:type="spellStart"/>
       <w:r>
         <w:rPr>
           <w:b/>
         </w:rPr>
-        <w:t>Optitex:</w:t>
+        <w:t>Optitex</w:t>
+      </w:r>
+      <w:proofErr w:type="spellEnd"/>
+      <w:r>
+        <w:rPr>
+          <w:b/>
+        </w:rPr>
+        <w:t>:</w:t>
       </w:r>
       <w:r>
         <w:rPr>
@@ -11438,7 +11562,7 @@
       <w:pPr>
         <w:pStyle w:val="Titulosgenerales"/>
       </w:pPr>
-      <w:bookmarkStart w:id="12" w:name="_Toc233876983"/>
+      <w:bookmarkStart w:id="12" w:name="_Toc234267234"/>
       <w:r>
         <w:lastRenderedPageBreak/>
         <w:t>Referencias bibliográficas</w:t>
@@ -11474,8 +11598,13 @@
       </w:r>
     </w:p>
     <w:p>
-      <w:r>
-        <w:t>Szkutnicka, B., Cuenca, C., Koyama, A. (2010). El dibujo técnico de moda paso a paso.</w:t>
+      <w:proofErr w:type="spellStart"/>
+      <w:r>
+        <w:t>Szkutnicka</w:t>
+      </w:r>
+      <w:proofErr w:type="spellEnd"/>
+      <w:r>
+        <w:t>, B., Cuenca, C., Koyama, A. (2010). El dibujo técnico de moda paso a paso.</w:t>
       </w:r>
     </w:p>
     <w:p>
@@ -11483,7 +11612,11 @@
         <w:t xml:space="preserve">Vélez, M., García M., Hincapié L. (1996). Patronaje y escalado línea interior y deportiva. Servicio Nacional de Aprendizaje SENA. </w:t>
       </w:r>
     </w:p>
-    <w:p/>
+    <w:p>
+      <w:r>
+        <w:t>Ecosistema de Recursos Educativos Digitales SENA. (s. f.). Canal de YouTube.</w:t>
+      </w:r>
+    </w:p>
     <w:p>
       <w:pPr>
         <w:ind w:firstLine="0"/>
@@ -11496,7 +11629,7 @@
       <w:pPr>
         <w:pStyle w:val="Titulosgenerales"/>
       </w:pPr>
-      <w:bookmarkStart w:id="13" w:name="_Toc233876984"/>
+      <w:bookmarkStart w:id="13" w:name="_Toc234267235"/>
       <w:r>
         <w:lastRenderedPageBreak/>
         <w:t>Créditos</w:t>
@@ -12029,8 +12162,13 @@
             <w:pPr>
               <w:pStyle w:val="TextoTablas"/>
             </w:pPr>
-            <w:r>
-              <w:t>Maria Alejandra Vera Briceño</w:t>
+            <w:proofErr w:type="spellStart"/>
+            <w:r>
+              <w:t>Maria</w:t>
+            </w:r>
+            <w:proofErr w:type="spellEnd"/>
+            <w:r>
+              <w:t xml:space="preserve"> Alejandra Vera Briceño</w:t>
             </w:r>
           </w:p>
         </w:tc>
@@ -12089,7 +12227,15 @@
               </w:rPr>
             </w:pPr>
             <w:r>
-              <w:t>Yineth Ibette Gonzalez Quintero</w:t>
+              <w:t xml:space="preserve">Yineth Ibette </w:t>
+            </w:r>
+            <w:proofErr w:type="spellStart"/>
+            <w:r>
+              <w:t>Gonzalez</w:t>
+            </w:r>
+            <w:proofErr w:type="spellEnd"/>
+            <w:r>
+              <w:t xml:space="preserve"> Quintero</w:t>
             </w:r>
           </w:p>
         </w:tc>
@@ -16972,7 +17118,6 @@
     <w:name w:val="Normal (Web)"/>
     <w:basedOn w:val="Normal"/>
     <w:uiPriority w:val="99"/>
-    <w:semiHidden/>
     <w:unhideWhenUsed/>
     <w:rsid w:val="004B6B9D"/>
     <w:pPr>

--- a/fuentes/CF4_524537_DU.docx
+++ b/fuentes/CF4_524537_DU.docx
@@ -631,7 +631,7 @@
           <w:r>
             <w:fldChar w:fldCharType="separate"/>
           </w:r>
-          <w:hyperlink w:anchor="_Toc234267222" w:history="1">
+          <w:hyperlink w:anchor="_Toc234417226" w:history="1">
             <w:r>
               <w:rPr>
                 <w:rStyle w:val="Hipervnculo"/>
@@ -658,7 +658,7 @@
                 <w:noProof/>
                 <w:webHidden/>
               </w:rPr>
-              <w:instrText xml:space="preserve"> PAGEREF _Toc234267222 \h </w:instrText>
+              <w:instrText xml:space="preserve"> PAGEREF _Toc234417226 \h </w:instrText>
             </w:r>
             <w:r>
               <w:rPr>
@@ -704,7 +704,7 @@
               <w:lang w:eastAsia="es-CO"/>
             </w:rPr>
           </w:pPr>
-          <w:hyperlink w:anchor="_Toc234267223" w:history="1">
+          <w:hyperlink w:anchor="_Toc234417227" w:history="1">
             <w:r>
               <w:rPr>
                 <w:rStyle w:val="Hipervnculo"/>
@@ -748,7 +748,7 @@
                 <w:noProof/>
                 <w:webHidden/>
               </w:rPr>
-              <w:instrText xml:space="preserve"> PAGEREF _Toc234267223 \h </w:instrText>
+              <w:instrText xml:space="preserve"> PAGEREF _Toc234417227 \h </w:instrText>
             </w:r>
             <w:r>
               <w:rPr>
@@ -794,7 +794,7 @@
               <w:lang w:eastAsia="es-CO"/>
             </w:rPr>
           </w:pPr>
-          <w:hyperlink w:anchor="_Toc234267224" w:history="1">
+          <w:hyperlink w:anchor="_Toc234417228" w:history="1">
             <w:r>
               <w:rPr>
                 <w:rStyle w:val="Hipervnculo"/>
@@ -838,7 +838,7 @@
                 <w:noProof/>
                 <w:webHidden/>
               </w:rPr>
-              <w:instrText xml:space="preserve"> PAGEREF _Toc234267224 \h </w:instrText>
+              <w:instrText xml:space="preserve"> PAGEREF _Toc234417228 \h </w:instrText>
             </w:r>
             <w:r>
               <w:rPr>
@@ -884,7 +884,7 @@
               <w:lang w:eastAsia="es-CO"/>
             </w:rPr>
           </w:pPr>
-          <w:hyperlink w:anchor="_Toc234267225" w:history="1">
+          <w:hyperlink w:anchor="_Toc234417229" w:history="1">
             <w:r>
               <w:rPr>
                 <w:rStyle w:val="Hipervnculo"/>
@@ -928,7 +928,7 @@
                 <w:noProof/>
                 <w:webHidden/>
               </w:rPr>
-              <w:instrText xml:space="preserve"> PAGEREF _Toc234267225 \h </w:instrText>
+              <w:instrText xml:space="preserve"> PAGEREF _Toc234417229 \h </w:instrText>
             </w:r>
             <w:r>
               <w:rPr>
@@ -974,7 +974,7 @@
               <w:lang w:eastAsia="es-CO"/>
             </w:rPr>
           </w:pPr>
-          <w:hyperlink w:anchor="_Toc234267226" w:history="1">
+          <w:hyperlink w:anchor="_Toc234417230" w:history="1">
             <w:r>
               <w:rPr>
                 <w:rStyle w:val="Hipervnculo"/>
@@ -1018,7 +1018,7 @@
                 <w:noProof/>
                 <w:webHidden/>
               </w:rPr>
-              <w:instrText xml:space="preserve"> PAGEREF _Toc234267226 \h </w:instrText>
+              <w:instrText xml:space="preserve"> PAGEREF _Toc234417230 \h </w:instrText>
             </w:r>
             <w:r>
               <w:rPr>
@@ -1039,6 +1039,125 @@
                 <w:webHidden/>
               </w:rPr>
               <w:t>23</w:t>
+            </w:r>
+            <w:r>
+              <w:rPr>
+                <w:noProof/>
+                <w:webHidden/>
+              </w:rPr>
+              <w:fldChar w:fldCharType="end"/>
+            </w:r>
+          </w:hyperlink>
+        </w:p>
+        <w:p>
+          <w:pPr>
+            <w:pStyle w:val="TDC2"/>
+            <w:tabs>
+              <w:tab w:val="left" w:pos="1920"/>
+              <w:tab w:val="right" w:leader="dot" w:pos="9962"/>
+            </w:tabs>
+            <w:ind w:left="1985" w:hanging="996"/>
+            <w:rPr>
+              <w:rFonts w:eastAsiaTheme="minorEastAsia"/>
+              <w:noProof/>
+              <w:sz w:val="24"/>
+              <w:szCs w:val="24"/>
+              <w:lang w:eastAsia="es-CO"/>
+            </w:rPr>
+          </w:pPr>
+          <w:hyperlink w:anchor="_Toc234417231" w:history="1">
+            <w:r>
+              <w:rPr>
+                <w:rStyle w:val="Hipervnculo"/>
+                <w:noProof/>
+              </w:rPr>
+              <w:t>1.4.</w:t>
+            </w:r>
+            <w:r>
+              <w:rPr>
+                <w:rFonts w:eastAsiaTheme="minorEastAsia"/>
+                <w:noProof/>
+                <w:sz w:val="24"/>
+                <w:szCs w:val="24"/>
+                <w:lang w:eastAsia="es-CO"/>
+              </w:rPr>
+              <w:tab/>
+            </w:r>
+            <w:r>
+              <w:rPr>
+                <w:rStyle w:val="Hipervnculo"/>
+                <w:noProof/>
+              </w:rPr>
+              <w:t>Escalado aplicado a cortes y piezas complementarias</w:t>
+            </w:r>
+            <w:r>
+              <w:rPr>
+                <w:rStyle w:val="Hipervnculo"/>
+                <w:noProof/>
+              </w:rPr>
+              <w:t xml:space="preserve"> </w:t>
+            </w:r>
+            <w:r>
+              <w:rPr>
+                <w:rStyle w:val="Hipervnculo"/>
+                <w:noProof/>
+              </w:rPr>
+              <w:br/>
+            </w:r>
+            <w:r>
+              <w:rPr>
+                <w:rStyle w:val="Hipervnculo"/>
+                <w:noProof/>
+              </w:rPr>
+              <w:t>(manga y cuello)</w:t>
+            </w:r>
+            <w:r>
+              <w:rPr>
+                <w:noProof/>
+                <w:webHidden/>
+              </w:rPr>
+              <w:t xml:space="preserve">  </w:t>
+            </w:r>
+            <w:r>
+              <w:rPr>
+                <w:noProof/>
+                <w:webHidden/>
+              </w:rPr>
+              <w:tab/>
+            </w:r>
+            <w:r>
+              <w:rPr>
+                <w:noProof/>
+                <w:webHidden/>
+              </w:rPr>
+              <w:fldChar w:fldCharType="begin"/>
+            </w:r>
+            <w:r>
+              <w:rPr>
+                <w:noProof/>
+                <w:webHidden/>
+              </w:rPr>
+              <w:instrText xml:space="preserve"> PAGEREF _Toc234417231 \h </w:instrText>
+            </w:r>
+            <w:r>
+              <w:rPr>
+                <w:noProof/>
+                <w:webHidden/>
+              </w:rPr>
+            </w:r>
+            <w:r>
+              <w:rPr>
+                <w:noProof/>
+                <w:webHidden/>
+              </w:rPr>
+              <w:fldChar w:fldCharType="separate"/>
+            </w:r>
+            <w:r>
+              <w:rPr>
+                <w:noProof/>
+                <w:webHidden/>
+              </w:rPr>
+              <w:t>28</w:t>
             </w:r>
             <w:r>
               <w:rPr>
@@ -1064,13 +1183,13 @@
               <w:lang w:eastAsia="es-CO"/>
             </w:rPr>
           </w:pPr>
-          <w:hyperlink w:anchor="_Toc234267227" w:history="1">
+          <w:hyperlink w:anchor="_Toc234417232" w:history="1">
             <w:r>
               <w:rPr>
                 <w:rStyle w:val="Hipervnculo"/>
                 <w:noProof/>
               </w:rPr>
-              <w:t>1.4.</w:t>
+              <w:t>1.5.</w:t>
             </w:r>
             <w:r>
               <w:rPr>
@@ -1087,7 +1206,7 @@
                 <w:rStyle w:val="Hipervnculo"/>
                 <w:noProof/>
               </w:rPr>
-              <w:t>Escalado aplicado a cortes y piezas complementarias (manga y cuello)</w:t>
+              <w:t>Análisis de escalado bibásico en la base superior masculina</w:t>
             </w:r>
             <w:r>
               <w:rPr>
@@ -1108,7 +1227,7 @@
                 <w:noProof/>
                 <w:webHidden/>
               </w:rPr>
-              <w:instrText xml:space="preserve"> PAGEREF _Toc234267227 \h </w:instrText>
+              <w:instrText xml:space="preserve"> PAGEREF _Toc234417232 \h </w:instrText>
             </w:r>
             <w:r>
               <w:rPr>
@@ -1128,7 +1247,7 @@
                 <w:noProof/>
                 <w:webHidden/>
               </w:rPr>
-              <w:t>28</w:t>
+              <w:t>31</w:t>
             </w:r>
             <w:r>
               <w:rPr>
@@ -1154,13 +1273,13 @@
               <w:lang w:eastAsia="es-CO"/>
             </w:rPr>
           </w:pPr>
-          <w:hyperlink w:anchor="_Toc234267228" w:history="1">
+          <w:hyperlink w:anchor="_Toc234417233" w:history="1">
             <w:r>
               <w:rPr>
                 <w:rStyle w:val="Hipervnculo"/>
                 <w:noProof/>
               </w:rPr>
-              <w:t>1.5.</w:t>
+              <w:t>1.6.</w:t>
             </w:r>
             <w:r>
               <w:rPr>
@@ -1177,7 +1296,7 @@
                 <w:rStyle w:val="Hipervnculo"/>
                 <w:noProof/>
               </w:rPr>
-              <w:t>Análisis de escalado bibásico en la base superior masculina</w:t>
+              <w:t>Estructura de tallaje masculino y matrices de escalado dxt</w:t>
             </w:r>
             <w:r>
               <w:rPr>
@@ -1198,7 +1317,7 @@
                 <w:noProof/>
                 <w:webHidden/>
               </w:rPr>
-              <w:instrText xml:space="preserve"> PAGEREF _Toc234267228 \h </w:instrText>
+              <w:instrText xml:space="preserve"> PAGEREF _Toc234417233 \h </w:instrText>
             </w:r>
             <w:r>
               <w:rPr>
@@ -1218,7 +1337,7 @@
                 <w:noProof/>
                 <w:webHidden/>
               </w:rPr>
-              <w:t>30</w:t>
+              <w:t>33</w:t>
             </w:r>
             <w:r>
               <w:rPr>
@@ -1244,13 +1363,13 @@
               <w:lang w:eastAsia="es-CO"/>
             </w:rPr>
           </w:pPr>
-          <w:hyperlink w:anchor="_Toc234267229" w:history="1">
+          <w:hyperlink w:anchor="_Toc234417234" w:history="1">
             <w:r>
               <w:rPr>
                 <w:rStyle w:val="Hipervnculo"/>
                 <w:noProof/>
               </w:rPr>
-              <w:t>1.6.</w:t>
+              <w:t>1.7.</w:t>
             </w:r>
             <w:r>
               <w:rPr>
@@ -1267,7 +1386,7 @@
                 <w:rStyle w:val="Hipervnculo"/>
                 <w:noProof/>
               </w:rPr>
-              <w:t>Estructura de tallaje masculino y matrices de escalado DxT</w:t>
+              <w:t>Modificación de moldes y análisis sobre medidas</w:t>
             </w:r>
             <w:r>
               <w:rPr>
@@ -1288,97 +1407,7 @@
                 <w:noProof/>
                 <w:webHidden/>
               </w:rPr>
-              <w:instrText xml:space="preserve"> PAGEREF _Toc234267229 \h </w:instrText>
-            </w:r>
-            <w:r>
-              <w:rPr>
-                <w:noProof/>
-                <w:webHidden/>
-              </w:rPr>
-            </w:r>
-            <w:r>
-              <w:rPr>
-                <w:noProof/>
-                <w:webHidden/>
-              </w:rPr>
-              <w:fldChar w:fldCharType="separate"/>
-            </w:r>
-            <w:r>
-              <w:rPr>
-                <w:noProof/>
-                <w:webHidden/>
-              </w:rPr>
-              <w:t>33</w:t>
-            </w:r>
-            <w:r>
-              <w:rPr>
-                <w:noProof/>
-                <w:webHidden/>
-              </w:rPr>
-              <w:fldChar w:fldCharType="end"/>
-            </w:r>
-          </w:hyperlink>
-        </w:p>
-        <w:p>
-          <w:pPr>
-            <w:pStyle w:val="TDC2"/>
-            <w:tabs>
-              <w:tab w:val="left" w:pos="1920"/>
-              <w:tab w:val="right" w:leader="dot" w:pos="9962"/>
-            </w:tabs>
-            <w:rPr>
-              <w:rFonts w:eastAsiaTheme="minorEastAsia"/>
-              <w:noProof/>
-              <w:sz w:val="24"/>
-              <w:szCs w:val="24"/>
-              <w:lang w:eastAsia="es-CO"/>
-            </w:rPr>
-          </w:pPr>
-          <w:hyperlink w:anchor="_Toc234267230" w:history="1">
-            <w:r>
-              <w:rPr>
-                <w:rStyle w:val="Hipervnculo"/>
-                <w:noProof/>
-              </w:rPr>
-              <w:t>1.7.</w:t>
-            </w:r>
-            <w:r>
-              <w:rPr>
-                <w:rFonts w:eastAsiaTheme="minorEastAsia"/>
-                <w:noProof/>
-                <w:sz w:val="24"/>
-                <w:szCs w:val="24"/>
-                <w:lang w:eastAsia="es-CO"/>
-              </w:rPr>
-              <w:tab/>
-            </w:r>
-            <w:r>
-              <w:rPr>
-                <w:rStyle w:val="Hipervnculo"/>
-                <w:noProof/>
-              </w:rPr>
-              <w:t>Modificación de moldes y análisis sobre medidas</w:t>
-            </w:r>
-            <w:r>
-              <w:rPr>
-                <w:noProof/>
-                <w:webHidden/>
-              </w:rPr>
-              <w:tab/>
-            </w:r>
-            <w:r>
-              <w:rPr>
-                <w:noProof/>
-                <w:webHidden/>
-              </w:rPr>
-              <w:fldChar w:fldCharType="begin"/>
-            </w:r>
-            <w:r>
-              <w:rPr>
-                <w:noProof/>
-                <w:webHidden/>
-              </w:rPr>
-              <w:instrText xml:space="preserve"> PAGEREF _Toc234267230 \h </w:instrText>
+              <w:instrText xml:space="preserve"> PAGEREF _Toc234417234 \h </w:instrText>
             </w:r>
             <w:r>
               <w:rPr>
@@ -1424,7 +1453,7 @@
               <w:lang w:eastAsia="es-CO"/>
             </w:rPr>
           </w:pPr>
-          <w:hyperlink w:anchor="_Toc234267231" w:history="1">
+          <w:hyperlink w:anchor="_Toc234417235" w:history="1">
             <w:r>
               <w:rPr>
                 <w:rStyle w:val="Hipervnculo"/>
@@ -1468,7 +1497,7 @@
                 <w:noProof/>
                 <w:webHidden/>
               </w:rPr>
-              <w:instrText xml:space="preserve"> PAGEREF _Toc234267231 \h </w:instrText>
+              <w:instrText xml:space="preserve"> PAGEREF _Toc234417235 \h </w:instrText>
             </w:r>
             <w:r>
               <w:rPr>
@@ -1513,7 +1542,7 @@
               <w:lang w:eastAsia="es-CO"/>
             </w:rPr>
           </w:pPr>
-          <w:hyperlink w:anchor="_Toc234267232" w:history="1">
+          <w:hyperlink w:anchor="_Toc234417236" w:history="1">
             <w:r>
               <w:rPr>
                 <w:rStyle w:val="Hipervnculo"/>
@@ -1540,7 +1569,7 @@
                 <w:noProof/>
                 <w:webHidden/>
               </w:rPr>
-              <w:instrText xml:space="preserve"> PAGEREF _Toc234267232 \h </w:instrText>
+              <w:instrText xml:space="preserve"> PAGEREF _Toc234417236 \h </w:instrText>
             </w:r>
             <w:r>
               <w:rPr>
@@ -1585,7 +1614,7 @@
               <w:lang w:eastAsia="es-CO"/>
             </w:rPr>
           </w:pPr>
-          <w:hyperlink w:anchor="_Toc234267233" w:history="1">
+          <w:hyperlink w:anchor="_Toc234417237" w:history="1">
             <w:r>
               <w:rPr>
                 <w:rStyle w:val="Hipervnculo"/>
@@ -1612,7 +1641,7 @@
                 <w:noProof/>
                 <w:webHidden/>
               </w:rPr>
-              <w:instrText xml:space="preserve"> PAGEREF _Toc234267233 \h </w:instrText>
+              <w:instrText xml:space="preserve"> PAGEREF _Toc234417237 \h </w:instrText>
             </w:r>
             <w:r>
               <w:rPr>
@@ -1657,7 +1686,7 @@
               <w:lang w:eastAsia="es-CO"/>
             </w:rPr>
           </w:pPr>
-          <w:hyperlink w:anchor="_Toc234267234" w:history="1">
+          <w:hyperlink w:anchor="_Toc234417238" w:history="1">
             <w:r>
               <w:rPr>
                 <w:rStyle w:val="Hipervnculo"/>
@@ -1684,7 +1713,7 @@
                 <w:noProof/>
                 <w:webHidden/>
               </w:rPr>
-              <w:instrText xml:space="preserve"> PAGEREF _Toc234267234 \h </w:instrText>
+              <w:instrText xml:space="preserve"> PAGEREF _Toc234417238 \h </w:instrText>
             </w:r>
             <w:r>
               <w:rPr>
@@ -1729,7 +1758,7 @@
               <w:lang w:eastAsia="es-CO"/>
             </w:rPr>
           </w:pPr>
-          <w:hyperlink w:anchor="_Toc234267235" w:history="1">
+          <w:hyperlink w:anchor="_Toc234417239" w:history="1">
             <w:r>
               <w:rPr>
                 <w:rStyle w:val="Hipervnculo"/>
@@ -1756,7 +1785,7 @@
                 <w:noProof/>
                 <w:webHidden/>
               </w:rPr>
-              <w:instrText xml:space="preserve"> PAGEREF _Toc234267235 \h </w:instrText>
+              <w:instrText xml:space="preserve"> PAGEREF _Toc234417239 \h </w:instrText>
             </w:r>
             <w:r>
               <w:rPr>
@@ -1803,7 +1832,7 @@
       <w:pPr>
         <w:pStyle w:val="Titulosgenerales"/>
       </w:pPr>
-      <w:bookmarkStart w:id="0" w:name="_Toc234267222"/>
+      <w:bookmarkStart w:id="0" w:name="_Toc234417226"/>
       <w:r>
         <w:lastRenderedPageBreak/>
         <w:t>Introducción</w:t>
@@ -1862,7 +1891,7 @@
           <w:lang w:eastAsia="es-CO"/>
         </w:rPr>
         <w:drawing>
-          <wp:inline distT="0" distB="0" distL="0" distR="0" wp14:anchorId="7771EB79" wp14:editId="46B5D61C">
+          <wp:inline distT="0" distB="0" distL="0" distR="0" wp14:anchorId="7771EB79" wp14:editId="26491BED">
             <wp:extent cx="4680000" cy="2632500"/>
             <wp:effectExtent l="0" t="0" r="6350" b="0"/>
             <wp:docPr id="1" name="Imagen 1">
@@ -2302,7 +2331,7 @@
       <w:pPr>
         <w:pStyle w:val="Ttulo1"/>
       </w:pPr>
-      <w:bookmarkStart w:id="1" w:name="_Toc234267223"/>
+      <w:bookmarkStart w:id="1" w:name="_Toc234417227"/>
       <w:r>
         <w:lastRenderedPageBreak/>
         <w:t>Escalado manual de prendas</w:t>
@@ -3200,6 +3229,15 @@
     </w:p>
     <w:p>
       <w:pPr>
+        <w:ind w:firstLine="0"/>
+        <w:jc w:val="center"/>
+        <w:rPr>
+          <w:lang w:val="es-419" w:eastAsia="es-CO"/>
+        </w:rPr>
+      </w:pPr>
+    </w:p>
+    <w:p>
+      <w:pPr>
         <w:pStyle w:val="Prrafodelista"/>
         <w:numPr>
           <w:ilvl w:val="0"/>
@@ -3213,6 +3251,7 @@
         <w:rPr>
           <w:lang w:val="es-419" w:eastAsia="es-CO"/>
         </w:rPr>
+        <w:lastRenderedPageBreak/>
         <w:t>La diferencia de ancho es 2 cm</w:t>
       </w:r>
     </w:p>
@@ -3231,7 +3270,6 @@
         <w:rPr>
           <w:lang w:val="es-419" w:eastAsia="es-CO"/>
         </w:rPr>
-        <w:lastRenderedPageBreak/>
         <w:t>La diferencia de alto es 2 cm</w:t>
       </w:r>
     </w:p>
@@ -3445,6 +3483,180 @@
         </w:rPr>
         <w:t>El concepto de positivo o negativo sobre el plano depende del punto de origen; aplicar en escalado se refiere a cada vez que se trabaja una medida sobre el plano cartesiano:</w:t>
       </w:r>
+      <w:r>
+        <w:rPr>
+          <w:lang w:val="es-419" w:eastAsia="es-CO"/>
+        </w:rPr>
+        <w:tab/>
+      </w:r>
+      <w:r>
+        <w:rPr>
+          <w:lang w:val="es-419" w:eastAsia="es-CO"/>
+        </w:rPr>
+        <w:tab/>
+      </w:r>
+      <w:r>
+        <w:rPr>
+          <w:lang w:val="es-419" w:eastAsia="es-CO"/>
+        </w:rPr>
+        <w:tab/>
+      </w:r>
+      <w:r>
+        <w:rPr>
+          <w:lang w:val="es-419" w:eastAsia="es-CO"/>
+        </w:rPr>
+        <w:tab/>
+      </w:r>
+      <w:r>
+        <w:rPr>
+          <w:lang w:val="es-419" w:eastAsia="es-CO"/>
+        </w:rPr>
+        <w:tab/>
+      </w:r>
+      <w:r>
+        <w:rPr>
+          <w:lang w:val="es-419" w:eastAsia="es-CO"/>
+        </w:rPr>
+        <w:tab/>
+      </w:r>
+      <w:r>
+        <w:rPr>
+          <w:lang w:val="es-419" w:eastAsia="es-CO"/>
+        </w:rPr>
+        <w:tab/>
+      </w:r>
+      <w:r>
+        <w:rPr>
+          <w:lang w:val="es-419" w:eastAsia="es-CO"/>
+        </w:rPr>
+        <w:tab/>
+      </w:r>
+      <w:r>
+        <w:rPr>
+          <w:lang w:val="es-419" w:eastAsia="es-CO"/>
+        </w:rPr>
+        <w:tab/>
+      </w:r>
+      <w:r>
+        <w:rPr>
+          <w:lang w:val="es-419" w:eastAsia="es-CO"/>
+        </w:rPr>
+        <w:tab/>
+      </w:r>
+      <w:r>
+        <w:rPr>
+          <w:lang w:val="es-419" w:eastAsia="es-CO"/>
+        </w:rPr>
+        <w:tab/>
+      </w:r>
+      <w:r>
+        <w:rPr>
+          <w:lang w:val="es-419" w:eastAsia="es-CO"/>
+        </w:rPr>
+        <w:tab/>
+      </w:r>
+      <w:r>
+        <w:rPr>
+          <w:lang w:val="es-419" w:eastAsia="es-CO"/>
+        </w:rPr>
+        <w:tab/>
+      </w:r>
+      <w:r>
+        <w:rPr>
+          <w:lang w:val="es-419" w:eastAsia="es-CO"/>
+        </w:rPr>
+        <w:tab/>
+      </w:r>
+      <w:r>
+        <w:rPr>
+          <w:lang w:val="es-419" w:eastAsia="es-CO"/>
+        </w:rPr>
+        <w:tab/>
+      </w:r>
+      <w:r>
+        <w:rPr>
+          <w:lang w:val="es-419" w:eastAsia="es-CO"/>
+        </w:rPr>
+        <w:tab/>
+      </w:r>
+      <w:r>
+        <w:rPr>
+          <w:lang w:val="es-419" w:eastAsia="es-CO"/>
+        </w:rPr>
+        <w:tab/>
+      </w:r>
+      <w:r>
+        <w:rPr>
+          <w:lang w:val="es-419" w:eastAsia="es-CO"/>
+        </w:rPr>
+        <w:tab/>
+      </w:r>
+      <w:r>
+        <w:rPr>
+          <w:lang w:val="es-419" w:eastAsia="es-CO"/>
+        </w:rPr>
+        <w:tab/>
+      </w:r>
+      <w:r>
+        <w:rPr>
+          <w:lang w:val="es-419" w:eastAsia="es-CO"/>
+        </w:rPr>
+        <w:tab/>
+      </w:r>
+      <w:r>
+        <w:rPr>
+          <w:lang w:val="es-419" w:eastAsia="es-CO"/>
+        </w:rPr>
+        <w:tab/>
+      </w:r>
+      <w:r>
+        <w:rPr>
+          <w:lang w:val="es-419" w:eastAsia="es-CO"/>
+        </w:rPr>
+        <w:tab/>
+      </w:r>
+      <w:r>
+        <w:rPr>
+          <w:lang w:val="es-419" w:eastAsia="es-CO"/>
+        </w:rPr>
+        <w:tab/>
+      </w:r>
+      <w:r>
+        <w:rPr>
+          <w:lang w:val="es-419" w:eastAsia="es-CO"/>
+        </w:rPr>
+        <w:tab/>
+      </w:r>
+      <w:r>
+        <w:rPr>
+          <w:lang w:val="es-419" w:eastAsia="es-CO"/>
+        </w:rPr>
+        <w:tab/>
+      </w:r>
+      <w:r>
+        <w:rPr>
+          <w:lang w:val="es-419" w:eastAsia="es-CO"/>
+        </w:rPr>
+        <w:tab/>
+      </w:r>
+      <w:r>
+        <w:rPr>
+          <w:lang w:val="es-419" w:eastAsia="es-CO"/>
+        </w:rPr>
+        <w:tab/>
+      </w:r>
+      <w:r>
+        <w:rPr>
+          <w:lang w:val="es-419" w:eastAsia="es-CO"/>
+        </w:rPr>
+        <w:tab/>
+      </w:r>
+      <w:r>
+        <w:rPr>
+          <w:lang w:val="es-419" w:eastAsia="es-CO"/>
+        </w:rPr>
+        <w:tab/>
+      </w:r>
     </w:p>
     <w:p>
       <w:pPr>
@@ -3462,6 +3674,7 @@
           <w:b/>
           <w:lang w:val="es-419" w:eastAsia="es-CO"/>
         </w:rPr>
+        <w:lastRenderedPageBreak/>
         <w:t>Negativa:</w:t>
       </w:r>
       <w:r>
@@ -3573,7 +3786,6 @@
           <w:b/>
           <w:lang w:val="es-419" w:eastAsia="es-CO"/>
         </w:rPr>
-        <w:lastRenderedPageBreak/>
         <w:t>Proporciones</w:t>
       </w:r>
     </w:p>
@@ -3757,7 +3969,6 @@
           <w:p>
             <w:pPr>
               <w:ind w:firstLine="0"/>
-              <w:jc w:val="center"/>
               <w:rPr>
                 <w:lang w:val="es-419" w:eastAsia="es-CO"/>
               </w:rPr>
@@ -3774,7 +3985,6 @@
           <w:p>
             <w:pPr>
               <w:ind w:firstLine="0"/>
-              <w:jc w:val="center"/>
               <w:rPr>
                 <w:lang w:val="es-419" w:eastAsia="es-CO"/>
               </w:rPr>
@@ -3791,7 +4001,6 @@
           <w:p>
             <w:pPr>
               <w:ind w:firstLine="0"/>
-              <w:jc w:val="center"/>
               <w:rPr>
                 <w:lang w:val="es-419" w:eastAsia="es-CO"/>
               </w:rPr>
@@ -3808,7 +4017,6 @@
           <w:p>
             <w:pPr>
               <w:ind w:firstLine="0"/>
-              <w:jc w:val="center"/>
             </w:pPr>
             <w:r>
               <w:t>Grande</w:t>
@@ -3998,6 +4206,7 @@
           <w:b/>
           <w:lang w:val="es-419" w:eastAsia="es-CO"/>
         </w:rPr>
+        <w:lastRenderedPageBreak/>
         <w:t>Cómo identificar las proporciones</w:t>
       </w:r>
     </w:p>
@@ -4029,7 +4238,6 @@
         <w:rPr>
           <w:lang w:val="es-419" w:eastAsia="es-CO"/>
         </w:rPr>
-        <w:lastRenderedPageBreak/>
         <w:t>Si sobre el plano se aplica la medida completa, dicha medida equivale a una proporción</w:t>
       </w:r>
       <w:r>
@@ -4233,6 +4441,342 @@
         </w:rPr>
         <w:t>stá trabajando la medida total.</w:t>
       </w:r>
+      <w:r>
+        <w:rPr>
+          <w:lang w:val="es-419" w:eastAsia="es-CO"/>
+        </w:rPr>
+        <w:tab/>
+      </w:r>
+      <w:r>
+        <w:rPr>
+          <w:lang w:val="es-419" w:eastAsia="es-CO"/>
+        </w:rPr>
+        <w:tab/>
+      </w:r>
+      <w:r>
+        <w:rPr>
+          <w:lang w:val="es-419" w:eastAsia="es-CO"/>
+        </w:rPr>
+        <w:tab/>
+      </w:r>
+      <w:r>
+        <w:rPr>
+          <w:lang w:val="es-419" w:eastAsia="es-CO"/>
+        </w:rPr>
+        <w:tab/>
+      </w:r>
+      <w:r>
+        <w:rPr>
+          <w:lang w:val="es-419" w:eastAsia="es-CO"/>
+        </w:rPr>
+        <w:tab/>
+      </w:r>
+      <w:r>
+        <w:rPr>
+          <w:lang w:val="es-419" w:eastAsia="es-CO"/>
+        </w:rPr>
+        <w:tab/>
+      </w:r>
+      <w:r>
+        <w:rPr>
+          <w:lang w:val="es-419" w:eastAsia="es-CO"/>
+        </w:rPr>
+        <w:tab/>
+      </w:r>
+      <w:r>
+        <w:rPr>
+          <w:lang w:val="es-419" w:eastAsia="es-CO"/>
+        </w:rPr>
+        <w:tab/>
+      </w:r>
+      <w:r>
+        <w:rPr>
+          <w:lang w:val="es-419" w:eastAsia="es-CO"/>
+        </w:rPr>
+        <w:tab/>
+      </w:r>
+      <w:r>
+        <w:rPr>
+          <w:lang w:val="es-419" w:eastAsia="es-CO"/>
+        </w:rPr>
+        <w:tab/>
+      </w:r>
+      <w:r>
+        <w:rPr>
+          <w:lang w:val="es-419" w:eastAsia="es-CO"/>
+        </w:rPr>
+        <w:tab/>
+      </w:r>
+      <w:r>
+        <w:rPr>
+          <w:lang w:val="es-419" w:eastAsia="es-CO"/>
+        </w:rPr>
+        <w:tab/>
+      </w:r>
+      <w:r>
+        <w:rPr>
+          <w:lang w:val="es-419" w:eastAsia="es-CO"/>
+        </w:rPr>
+        <w:tab/>
+      </w:r>
+      <w:r>
+        <w:rPr>
+          <w:lang w:val="es-419" w:eastAsia="es-CO"/>
+        </w:rPr>
+        <w:tab/>
+      </w:r>
+      <w:r>
+        <w:rPr>
+          <w:lang w:val="es-419" w:eastAsia="es-CO"/>
+        </w:rPr>
+        <w:tab/>
+      </w:r>
+      <w:r>
+        <w:rPr>
+          <w:lang w:val="es-419" w:eastAsia="es-CO"/>
+        </w:rPr>
+        <w:tab/>
+      </w:r>
+      <w:r>
+        <w:rPr>
+          <w:lang w:val="es-419" w:eastAsia="es-CO"/>
+        </w:rPr>
+        <w:tab/>
+      </w:r>
+      <w:r>
+        <w:rPr>
+          <w:lang w:val="es-419" w:eastAsia="es-CO"/>
+        </w:rPr>
+        <w:tab/>
+      </w:r>
+      <w:r>
+        <w:rPr>
+          <w:lang w:val="es-419" w:eastAsia="es-CO"/>
+        </w:rPr>
+        <w:tab/>
+      </w:r>
+      <w:r>
+        <w:rPr>
+          <w:lang w:val="es-419" w:eastAsia="es-CO"/>
+        </w:rPr>
+        <w:tab/>
+      </w:r>
+      <w:r>
+        <w:rPr>
+          <w:lang w:val="es-419" w:eastAsia="es-CO"/>
+        </w:rPr>
+        <w:tab/>
+      </w:r>
+      <w:r>
+        <w:rPr>
+          <w:lang w:val="es-419" w:eastAsia="es-CO"/>
+        </w:rPr>
+        <w:tab/>
+      </w:r>
+      <w:r>
+        <w:rPr>
+          <w:lang w:val="es-419" w:eastAsia="es-CO"/>
+        </w:rPr>
+        <w:tab/>
+      </w:r>
+      <w:r>
+        <w:rPr>
+          <w:lang w:val="es-419" w:eastAsia="es-CO"/>
+        </w:rPr>
+        <w:tab/>
+      </w:r>
+      <w:r>
+        <w:rPr>
+          <w:lang w:val="es-419" w:eastAsia="es-CO"/>
+        </w:rPr>
+        <w:tab/>
+      </w:r>
+      <w:r>
+        <w:rPr>
+          <w:lang w:val="es-419" w:eastAsia="es-CO"/>
+        </w:rPr>
+        <w:tab/>
+      </w:r>
+      <w:r>
+        <w:rPr>
+          <w:lang w:val="es-419" w:eastAsia="es-CO"/>
+        </w:rPr>
+        <w:tab/>
+      </w:r>
+      <w:r>
+        <w:rPr>
+          <w:lang w:val="es-419" w:eastAsia="es-CO"/>
+        </w:rPr>
+        <w:tab/>
+      </w:r>
+      <w:r>
+        <w:rPr>
+          <w:lang w:val="es-419" w:eastAsia="es-CO"/>
+        </w:rPr>
+        <w:tab/>
+      </w:r>
+      <w:r>
+        <w:rPr>
+          <w:lang w:val="es-419" w:eastAsia="es-CO"/>
+        </w:rPr>
+        <w:tab/>
+      </w:r>
+      <w:r>
+        <w:rPr>
+          <w:lang w:val="es-419" w:eastAsia="es-CO"/>
+        </w:rPr>
+        <w:tab/>
+      </w:r>
+      <w:r>
+        <w:rPr>
+          <w:lang w:val="es-419" w:eastAsia="es-CO"/>
+        </w:rPr>
+        <w:tab/>
+      </w:r>
+      <w:r>
+        <w:rPr>
+          <w:lang w:val="es-419" w:eastAsia="es-CO"/>
+        </w:rPr>
+        <w:tab/>
+      </w:r>
+      <w:r>
+        <w:rPr>
+          <w:lang w:val="es-419" w:eastAsia="es-CO"/>
+        </w:rPr>
+        <w:tab/>
+      </w:r>
+      <w:r>
+        <w:rPr>
+          <w:lang w:val="es-419" w:eastAsia="es-CO"/>
+        </w:rPr>
+        <w:tab/>
+      </w:r>
+      <w:r>
+        <w:rPr>
+          <w:lang w:val="es-419" w:eastAsia="es-CO"/>
+        </w:rPr>
+        <w:tab/>
+      </w:r>
+      <w:r>
+        <w:rPr>
+          <w:lang w:val="es-419" w:eastAsia="es-CO"/>
+        </w:rPr>
+        <w:tab/>
+      </w:r>
+      <w:r>
+        <w:rPr>
+          <w:lang w:val="es-419" w:eastAsia="es-CO"/>
+        </w:rPr>
+        <w:tab/>
+      </w:r>
+      <w:r>
+        <w:rPr>
+          <w:lang w:val="es-419" w:eastAsia="es-CO"/>
+        </w:rPr>
+        <w:tab/>
+      </w:r>
+      <w:r>
+        <w:rPr>
+          <w:lang w:val="es-419" w:eastAsia="es-CO"/>
+        </w:rPr>
+        <w:tab/>
+      </w:r>
+      <w:r>
+        <w:rPr>
+          <w:lang w:val="es-419" w:eastAsia="es-CO"/>
+        </w:rPr>
+        <w:tab/>
+      </w:r>
+      <w:r>
+        <w:rPr>
+          <w:lang w:val="es-419" w:eastAsia="es-CO"/>
+        </w:rPr>
+        <w:tab/>
+      </w:r>
+      <w:r>
+        <w:rPr>
+          <w:lang w:val="es-419" w:eastAsia="es-CO"/>
+        </w:rPr>
+        <w:tab/>
+      </w:r>
+      <w:r>
+        <w:rPr>
+          <w:lang w:val="es-419" w:eastAsia="es-CO"/>
+        </w:rPr>
+        <w:tab/>
+      </w:r>
+      <w:r>
+        <w:rPr>
+          <w:lang w:val="es-419" w:eastAsia="es-CO"/>
+        </w:rPr>
+        <w:tab/>
+      </w:r>
+      <w:r>
+        <w:rPr>
+          <w:lang w:val="es-419" w:eastAsia="es-CO"/>
+        </w:rPr>
+        <w:tab/>
+      </w:r>
+      <w:r>
+        <w:rPr>
+          <w:lang w:val="es-419" w:eastAsia="es-CO"/>
+        </w:rPr>
+        <w:tab/>
+      </w:r>
+      <w:r>
+        <w:rPr>
+          <w:lang w:val="es-419" w:eastAsia="es-CO"/>
+        </w:rPr>
+        <w:tab/>
+      </w:r>
+      <w:r>
+        <w:rPr>
+          <w:lang w:val="es-419" w:eastAsia="es-CO"/>
+        </w:rPr>
+        <w:tab/>
+      </w:r>
+      <w:r>
+        <w:rPr>
+          <w:lang w:val="es-419" w:eastAsia="es-CO"/>
+        </w:rPr>
+        <w:tab/>
+      </w:r>
+      <w:r>
+        <w:rPr>
+          <w:lang w:val="es-419" w:eastAsia="es-CO"/>
+        </w:rPr>
+        <w:tab/>
+      </w:r>
+      <w:r>
+        <w:rPr>
+          <w:lang w:val="es-419" w:eastAsia="es-CO"/>
+        </w:rPr>
+        <w:tab/>
+      </w:r>
+      <w:r>
+        <w:rPr>
+          <w:lang w:val="es-419" w:eastAsia="es-CO"/>
+        </w:rPr>
+        <w:tab/>
+      </w:r>
+      <w:r>
+        <w:rPr>
+          <w:lang w:val="es-419" w:eastAsia="es-CO"/>
+        </w:rPr>
+        <w:tab/>
+      </w:r>
+      <w:r>
+        <w:rPr>
+          <w:lang w:val="es-419" w:eastAsia="es-CO"/>
+        </w:rPr>
+        <w:tab/>
+      </w:r>
+      <w:r>
+        <w:rPr>
+          <w:lang w:val="es-419" w:eastAsia="es-CO"/>
+        </w:rPr>
+        <w:tab/>
+      </w:r>
     </w:p>
     <w:p>
       <w:pPr>
@@ -4245,6 +4789,7 @@
         <w:rPr>
           <w:lang w:val="es-419" w:eastAsia="es-CO"/>
         </w:rPr>
+        <w:lastRenderedPageBreak/>
         <w:t>Proporción completa</w:t>
       </w:r>
     </w:p>
@@ -4493,7 +5038,6 @@
           <w:b/>
           <w:lang w:val="es-419" w:eastAsia="es-CO"/>
         </w:rPr>
-        <w:lastRenderedPageBreak/>
         <w:t xml:space="preserve">Plano por </w:t>
       </w:r>
       <w:r>
@@ -4599,6 +5143,30 @@
     </w:p>
     <w:p>
       <w:pPr>
+        <w:jc w:val="center"/>
+        <w:rPr>
+          <w:lang w:val="es-419" w:eastAsia="es-CO"/>
+        </w:rPr>
+      </w:pPr>
+    </w:p>
+    <w:p>
+      <w:pPr>
+        <w:jc w:val="center"/>
+        <w:rPr>
+          <w:lang w:val="es-419" w:eastAsia="es-CO"/>
+        </w:rPr>
+      </w:pPr>
+    </w:p>
+    <w:p>
+      <w:pPr>
+        <w:jc w:val="center"/>
+        <w:rPr>
+          <w:lang w:val="es-419" w:eastAsia="es-CO"/>
+        </w:rPr>
+      </w:pPr>
+    </w:p>
+    <w:p>
+      <w:pPr>
         <w:pStyle w:val="Tabla"/>
         <w:rPr>
           <w:lang w:val="es-419" w:eastAsia="es-CO"/>
@@ -4608,6 +5176,7 @@
         <w:rPr>
           <w:lang w:val="es-419" w:eastAsia="es-CO"/>
         </w:rPr>
+        <w:lastRenderedPageBreak/>
         <w:t>Proporción media</w:t>
       </w:r>
     </w:p>
@@ -4635,7 +5204,6 @@
           <w:p>
             <w:pPr>
               <w:ind w:firstLine="0"/>
-              <w:jc w:val="center"/>
               <w:rPr>
                 <w:b w:val="0"/>
                 <w:bCs/>
@@ -4658,7 +5226,6 @@
           <w:p>
             <w:pPr>
               <w:ind w:firstLine="0"/>
-              <w:jc w:val="center"/>
               <w:rPr>
                 <w:b w:val="0"/>
                 <w:bCs/>
@@ -4681,7 +5248,6 @@
           <w:p>
             <w:pPr>
               <w:ind w:firstLine="0"/>
-              <w:jc w:val="center"/>
               <w:rPr>
                 <w:b w:val="0"/>
                 <w:bCs/>
@@ -4704,7 +5270,6 @@
           <w:p>
             <w:pPr>
               <w:ind w:firstLine="0"/>
-              <w:jc w:val="center"/>
               <w:rPr>
                 <w:b w:val="0"/>
                 <w:bCs/>
@@ -4958,7 +5523,6 @@
         <w:rPr>
           <w:lang w:val="es-419" w:eastAsia="es-CO"/>
         </w:rPr>
-        <w:lastRenderedPageBreak/>
         <w:t>Las diferencias entre talla y talla</w:t>
       </w:r>
       <w:r>
@@ -5104,6 +5668,14 @@
     </w:p>
     <w:p>
       <w:pPr>
+        <w:jc w:val="center"/>
+        <w:rPr>
+          <w:lang w:val="es-419" w:eastAsia="es-CO"/>
+        </w:rPr>
+      </w:pPr>
+    </w:p>
+    <w:p>
+      <w:pPr>
         <w:pStyle w:val="Tabla"/>
         <w:rPr>
           <w:lang w:val="es-419" w:eastAsia="es-CO"/>
@@ -5113,6 +5685,7 @@
         <w:rPr>
           <w:lang w:val="es-419" w:eastAsia="es-CO"/>
         </w:rPr>
+        <w:lastRenderedPageBreak/>
         <w:t>E</w:t>
       </w:r>
       <w:r>
@@ -5148,7 +5721,6 @@
           <w:p>
             <w:pPr>
               <w:ind w:firstLine="0"/>
-              <w:jc w:val="center"/>
               <w:rPr>
                 <w:lang w:val="es-419" w:eastAsia="es-CO"/>
               </w:rPr>
@@ -5165,7 +5737,6 @@
           <w:p>
             <w:pPr>
               <w:ind w:firstLine="0"/>
-              <w:jc w:val="center"/>
               <w:rPr>
                 <w:lang w:val="es-419" w:eastAsia="es-CO"/>
               </w:rPr>
@@ -5182,7 +5753,6 @@
           <w:p>
             <w:pPr>
               <w:ind w:firstLine="0"/>
-              <w:jc w:val="center"/>
               <w:rPr>
                 <w:lang w:val="es-419" w:eastAsia="es-CO"/>
               </w:rPr>
@@ -5199,7 +5769,6 @@
           <w:p>
             <w:pPr>
               <w:ind w:firstLine="0"/>
-              <w:jc w:val="center"/>
               <w:rPr>
                 <w:lang w:val="es-419" w:eastAsia="es-CO"/>
               </w:rPr>
@@ -5216,7 +5785,6 @@
           <w:p>
             <w:pPr>
               <w:ind w:firstLine="0"/>
-              <w:jc w:val="center"/>
               <w:rPr>
                 <w:lang w:val="es-419" w:eastAsia="es-CO"/>
               </w:rPr>
@@ -5233,7 +5801,6 @@
           <w:p>
             <w:pPr>
               <w:ind w:firstLine="0"/>
-              <w:jc w:val="center"/>
               <w:rPr>
                 <w:lang w:val="es-419" w:eastAsia="es-CO"/>
               </w:rPr>
@@ -5557,12 +6124,10 @@
               </w:rPr>
             </w:pPr>
             <w:proofErr w:type="spellStart"/>
-            <w:proofErr w:type="gramStart"/>
             <w:r>
               <w:t>A.a</w:t>
             </w:r>
             <w:proofErr w:type="spellEnd"/>
-            <w:proofErr w:type="gramEnd"/>
           </w:p>
         </w:tc>
         <w:tc>
@@ -5662,12 +6227,10 @@
               </w:rPr>
             </w:pPr>
             <w:proofErr w:type="spellStart"/>
-            <w:proofErr w:type="gramStart"/>
             <w:r>
               <w:t>B.b</w:t>
             </w:r>
             <w:proofErr w:type="spellEnd"/>
-            <w:proofErr w:type="gramEnd"/>
           </w:p>
         </w:tc>
         <w:tc>
@@ -5863,7 +6426,6 @@
         <w:rPr>
           <w:lang w:val="es-419" w:eastAsia="es-CO"/>
         </w:rPr>
-        <w:lastRenderedPageBreak/>
         <w:t>P</w:t>
       </w:r>
       <w:r>
@@ -5897,7 +6459,6 @@
           <w:p>
             <w:pPr>
               <w:ind w:firstLine="0"/>
-              <w:jc w:val="center"/>
               <w:rPr>
                 <w:lang w:val="es-419" w:eastAsia="es-CO"/>
               </w:rPr>
@@ -5914,7 +6475,6 @@
           <w:p>
             <w:pPr>
               <w:ind w:firstLine="0"/>
-              <w:jc w:val="center"/>
               <w:rPr>
                 <w:lang w:val="es-419" w:eastAsia="es-CO"/>
               </w:rPr>
@@ -5931,7 +6491,6 @@
           <w:p>
             <w:pPr>
               <w:ind w:firstLine="0"/>
-              <w:jc w:val="center"/>
               <w:rPr>
                 <w:lang w:val="es-419" w:eastAsia="es-CO"/>
               </w:rPr>
@@ -5948,7 +6507,6 @@
           <w:p>
             <w:pPr>
               <w:ind w:firstLine="0"/>
-              <w:jc w:val="center"/>
               <w:rPr>
                 <w:lang w:val="es-419" w:eastAsia="es-CO"/>
               </w:rPr>
@@ -6176,12 +6734,10 @@
               </w:rPr>
             </w:pPr>
             <w:proofErr w:type="spellStart"/>
-            <w:proofErr w:type="gramStart"/>
             <w:r>
               <w:t>A.a</w:t>
             </w:r>
             <w:proofErr w:type="spellEnd"/>
-            <w:proofErr w:type="gramEnd"/>
           </w:p>
         </w:tc>
         <w:tc>
@@ -6249,12 +6805,10 @@
               </w:rPr>
             </w:pPr>
             <w:proofErr w:type="spellStart"/>
-            <w:proofErr w:type="gramStart"/>
             <w:r>
               <w:t>B.b</w:t>
             </w:r>
             <w:proofErr w:type="spellEnd"/>
-            <w:proofErr w:type="gramEnd"/>
           </w:p>
         </w:tc>
         <w:tc>
@@ -6320,6 +6874,7 @@
             </w:pPr>
             <w:proofErr w:type="spellStart"/>
             <w:r>
+              <w:lastRenderedPageBreak/>
               <w:t>A.c</w:t>
             </w:r>
             <w:proofErr w:type="spellEnd"/>
@@ -6469,73 +7024,433 @@
         <w:rPr>
           <w:lang w:val="es-419" w:eastAsia="es-CO"/>
         </w:rPr>
+        <w:t>En este caso</w:t>
+      </w:r>
+      <w:r>
+        <w:rPr>
+          <w:lang w:val="es-419" w:eastAsia="es-CO"/>
+        </w:rPr>
+        <w:t>,</w:t>
+      </w:r>
+      <w:r>
+        <w:rPr>
+          <w:lang w:val="es-419" w:eastAsia="es-CO"/>
+        </w:rPr>
+        <w:t xml:space="preserve"> el punto de origen está en un p</w:t>
+      </w:r>
+      <w:r>
+        <w:rPr>
+          <w:lang w:val="es-419" w:eastAsia="es-CO"/>
+        </w:rPr>
+        <w:t>unto que divide el largo total.</w:t>
+      </w:r>
+    </w:p>
+    <w:p>
+      <w:pPr>
+        <w:rPr>
+          <w:lang w:val="es-419" w:eastAsia="es-CO"/>
+        </w:rPr>
+      </w:pPr>
+      <w:r>
+        <w:rPr>
+          <w:lang w:val="es-419" w:eastAsia="es-CO"/>
+        </w:rPr>
+        <w:t>Se debe tomar la proporción y aplicar mitad hacia arriba y mitad hacia abajo para el largo total, con el fin de no perder la proporción de la figura.</w:t>
+      </w:r>
+      <w:r>
+        <w:rPr>
+          <w:lang w:val="es-419" w:eastAsia="es-CO"/>
+        </w:rPr>
+        <w:tab/>
+      </w:r>
+      <w:r>
+        <w:rPr>
+          <w:lang w:val="es-419" w:eastAsia="es-CO"/>
+        </w:rPr>
+        <w:tab/>
+      </w:r>
+      <w:r>
+        <w:rPr>
+          <w:lang w:val="es-419" w:eastAsia="es-CO"/>
+        </w:rPr>
+        <w:tab/>
+      </w:r>
+      <w:r>
+        <w:rPr>
+          <w:lang w:val="es-419" w:eastAsia="es-CO"/>
+        </w:rPr>
+        <w:tab/>
+      </w:r>
+      <w:r>
+        <w:rPr>
+          <w:lang w:val="es-419" w:eastAsia="es-CO"/>
+        </w:rPr>
+        <w:tab/>
+      </w:r>
+      <w:r>
+        <w:rPr>
+          <w:lang w:val="es-419" w:eastAsia="es-CO"/>
+        </w:rPr>
+        <w:tab/>
+      </w:r>
+      <w:r>
+        <w:rPr>
+          <w:lang w:val="es-419" w:eastAsia="es-CO"/>
+        </w:rPr>
+        <w:tab/>
+      </w:r>
+      <w:r>
+        <w:rPr>
+          <w:lang w:val="es-419" w:eastAsia="es-CO"/>
+        </w:rPr>
+        <w:tab/>
+      </w:r>
+      <w:r>
+        <w:rPr>
+          <w:lang w:val="es-419" w:eastAsia="es-CO"/>
+        </w:rPr>
+        <w:tab/>
+      </w:r>
+      <w:r>
+        <w:rPr>
+          <w:lang w:val="es-419" w:eastAsia="es-CO"/>
+        </w:rPr>
+        <w:tab/>
+      </w:r>
+      <w:r>
+        <w:rPr>
+          <w:lang w:val="es-419" w:eastAsia="es-CO"/>
+        </w:rPr>
+        <w:tab/>
+      </w:r>
+      <w:r>
+        <w:rPr>
+          <w:lang w:val="es-419" w:eastAsia="es-CO"/>
+        </w:rPr>
+        <w:tab/>
+      </w:r>
+      <w:r>
+        <w:rPr>
+          <w:lang w:val="es-419" w:eastAsia="es-CO"/>
+        </w:rPr>
+        <w:tab/>
+      </w:r>
+      <w:r>
+        <w:rPr>
+          <w:lang w:val="es-419" w:eastAsia="es-CO"/>
+        </w:rPr>
+        <w:tab/>
+      </w:r>
+      <w:r>
+        <w:rPr>
+          <w:lang w:val="es-419" w:eastAsia="es-CO"/>
+        </w:rPr>
+        <w:tab/>
+      </w:r>
+      <w:r>
+        <w:rPr>
+          <w:lang w:val="es-419" w:eastAsia="es-CO"/>
+        </w:rPr>
+        <w:tab/>
+      </w:r>
+      <w:r>
+        <w:rPr>
+          <w:lang w:val="es-419" w:eastAsia="es-CO"/>
+        </w:rPr>
+        <w:tab/>
+      </w:r>
+      <w:r>
+        <w:rPr>
+          <w:lang w:val="es-419" w:eastAsia="es-CO"/>
+        </w:rPr>
+        <w:tab/>
+      </w:r>
+      <w:r>
+        <w:rPr>
+          <w:lang w:val="es-419" w:eastAsia="es-CO"/>
+        </w:rPr>
+        <w:tab/>
+      </w:r>
+      <w:r>
+        <w:rPr>
+          <w:lang w:val="es-419" w:eastAsia="es-CO"/>
+        </w:rPr>
+        <w:tab/>
+      </w:r>
+      <w:r>
+        <w:rPr>
+          <w:lang w:val="es-419" w:eastAsia="es-CO"/>
+        </w:rPr>
+        <w:tab/>
+      </w:r>
+      <w:r>
+        <w:rPr>
+          <w:lang w:val="es-419" w:eastAsia="es-CO"/>
+        </w:rPr>
+        <w:tab/>
+      </w:r>
+      <w:r>
+        <w:rPr>
+          <w:lang w:val="es-419" w:eastAsia="es-CO"/>
+        </w:rPr>
+        <w:tab/>
+      </w:r>
+      <w:r>
+        <w:rPr>
+          <w:lang w:val="es-419" w:eastAsia="es-CO"/>
+        </w:rPr>
+        <w:tab/>
+      </w:r>
+      <w:r>
+        <w:rPr>
+          <w:lang w:val="es-419" w:eastAsia="es-CO"/>
+        </w:rPr>
+        <w:tab/>
+      </w:r>
+      <w:r>
+        <w:rPr>
+          <w:lang w:val="es-419" w:eastAsia="es-CO"/>
+        </w:rPr>
+        <w:tab/>
+      </w:r>
+      <w:r>
+        <w:rPr>
+          <w:lang w:val="es-419" w:eastAsia="es-CO"/>
+        </w:rPr>
+        <w:tab/>
+      </w:r>
+      <w:r>
+        <w:rPr>
+          <w:lang w:val="es-419" w:eastAsia="es-CO"/>
+        </w:rPr>
+        <w:tab/>
+      </w:r>
+      <w:r>
+        <w:rPr>
+          <w:lang w:val="es-419" w:eastAsia="es-CO"/>
+        </w:rPr>
+        <w:tab/>
+      </w:r>
+      <w:r>
+        <w:rPr>
+          <w:lang w:val="es-419" w:eastAsia="es-CO"/>
+        </w:rPr>
+        <w:tab/>
+      </w:r>
+      <w:r>
+        <w:rPr>
+          <w:lang w:val="es-419" w:eastAsia="es-CO"/>
+        </w:rPr>
+        <w:tab/>
+      </w:r>
+      <w:r>
+        <w:rPr>
+          <w:lang w:val="es-419" w:eastAsia="es-CO"/>
+        </w:rPr>
+        <w:tab/>
+      </w:r>
+      <w:r>
+        <w:rPr>
+          <w:lang w:val="es-419" w:eastAsia="es-CO"/>
+        </w:rPr>
+        <w:tab/>
+      </w:r>
+      <w:r>
+        <w:rPr>
+          <w:lang w:val="es-419" w:eastAsia="es-CO"/>
+        </w:rPr>
+        <w:tab/>
+      </w:r>
+      <w:r>
+        <w:rPr>
+          <w:lang w:val="es-419" w:eastAsia="es-CO"/>
+        </w:rPr>
+        <w:tab/>
+      </w:r>
+      <w:r>
+        <w:rPr>
+          <w:lang w:val="es-419" w:eastAsia="es-CO"/>
+        </w:rPr>
+        <w:tab/>
+      </w:r>
+      <w:r>
+        <w:rPr>
+          <w:lang w:val="es-419" w:eastAsia="es-CO"/>
+        </w:rPr>
+        <w:tab/>
+      </w:r>
+      <w:r>
+        <w:rPr>
+          <w:lang w:val="es-419" w:eastAsia="es-CO"/>
+        </w:rPr>
+        <w:tab/>
+      </w:r>
+      <w:r>
+        <w:rPr>
+          <w:lang w:val="es-419" w:eastAsia="es-CO"/>
+        </w:rPr>
+        <w:tab/>
+      </w:r>
+      <w:r>
+        <w:rPr>
+          <w:lang w:val="es-419" w:eastAsia="es-CO"/>
+        </w:rPr>
+        <w:tab/>
+      </w:r>
+      <w:r>
+        <w:rPr>
+          <w:lang w:val="es-419" w:eastAsia="es-CO"/>
+        </w:rPr>
+        <w:tab/>
+      </w:r>
+      <w:r>
+        <w:rPr>
+          <w:lang w:val="es-419" w:eastAsia="es-CO"/>
+        </w:rPr>
+        <w:tab/>
+      </w:r>
+      <w:r>
+        <w:rPr>
+          <w:lang w:val="es-419" w:eastAsia="es-CO"/>
+        </w:rPr>
+        <w:tab/>
+      </w:r>
+      <w:r>
+        <w:rPr>
+          <w:lang w:val="es-419" w:eastAsia="es-CO"/>
+        </w:rPr>
+        <w:tab/>
+      </w:r>
+      <w:r>
+        <w:rPr>
+          <w:lang w:val="es-419" w:eastAsia="es-CO"/>
+        </w:rPr>
+        <w:tab/>
+      </w:r>
+      <w:r>
+        <w:rPr>
+          <w:lang w:val="es-419" w:eastAsia="es-CO"/>
+        </w:rPr>
+        <w:tab/>
+      </w:r>
+      <w:r>
+        <w:rPr>
+          <w:lang w:val="es-419" w:eastAsia="es-CO"/>
+        </w:rPr>
+        <w:tab/>
+      </w:r>
+      <w:r>
+        <w:rPr>
+          <w:lang w:val="es-419" w:eastAsia="es-CO"/>
+        </w:rPr>
+        <w:tab/>
+      </w:r>
+      <w:r>
+        <w:rPr>
+          <w:lang w:val="es-419" w:eastAsia="es-CO"/>
+        </w:rPr>
+        <w:tab/>
+      </w:r>
+      <w:r>
+        <w:rPr>
+          <w:lang w:val="es-419" w:eastAsia="es-CO"/>
+        </w:rPr>
+        <w:tab/>
+      </w:r>
+      <w:r>
+        <w:rPr>
+          <w:lang w:val="es-419" w:eastAsia="es-CO"/>
+        </w:rPr>
+        <w:tab/>
+      </w:r>
+      <w:r>
+        <w:rPr>
+          <w:lang w:val="es-419" w:eastAsia="es-CO"/>
+        </w:rPr>
+        <w:tab/>
+      </w:r>
+      <w:r>
+        <w:rPr>
+          <w:lang w:val="es-419" w:eastAsia="es-CO"/>
+        </w:rPr>
+        <w:tab/>
+      </w:r>
+      <w:r>
+        <w:rPr>
+          <w:lang w:val="es-419" w:eastAsia="es-CO"/>
+        </w:rPr>
+        <w:tab/>
+      </w:r>
+      <w:r>
+        <w:rPr>
+          <w:lang w:val="es-419" w:eastAsia="es-CO"/>
+        </w:rPr>
+        <w:tab/>
+      </w:r>
+      <w:r>
+        <w:rPr>
+          <w:lang w:val="es-419" w:eastAsia="es-CO"/>
+        </w:rPr>
+        <w:tab/>
+      </w:r>
+      <w:r>
+        <w:rPr>
+          <w:lang w:val="es-419" w:eastAsia="es-CO"/>
+        </w:rPr>
+        <w:tab/>
+      </w:r>
+      <w:r>
+        <w:rPr>
+          <w:lang w:val="es-419" w:eastAsia="es-CO"/>
+        </w:rPr>
+        <w:tab/>
+      </w:r>
+      <w:r>
+        <w:rPr>
+          <w:lang w:val="es-419" w:eastAsia="es-CO"/>
+        </w:rPr>
+        <w:tab/>
+      </w:r>
+      <w:r>
+        <w:rPr>
+          <w:lang w:val="es-419" w:eastAsia="es-CO"/>
+        </w:rPr>
+        <w:tab/>
+      </w:r>
+      <w:r>
+        <w:rPr>
+          <w:lang w:val="es-419" w:eastAsia="es-CO"/>
+        </w:rPr>
+        <w:tab/>
+      </w:r>
+      <w:r>
+        <w:rPr>
+          <w:lang w:val="es-419" w:eastAsia="es-CO"/>
+        </w:rPr>
+        <w:tab/>
+      </w:r>
+      <w:r>
+        <w:rPr>
+          <w:lang w:val="es-419" w:eastAsia="es-CO"/>
+        </w:rPr>
+        <w:tab/>
+      </w:r>
+      <w:r>
+        <w:rPr>
+          <w:lang w:val="es-419" w:eastAsia="es-CO"/>
+        </w:rPr>
+        <w:tab/>
+      </w:r>
+    </w:p>
+    <w:p>
+      <w:pPr>
+        <w:pStyle w:val="Figura"/>
+      </w:pPr>
+      <w:r>
+        <w:rPr>
+          <w:b/>
+        </w:rPr>
         <w:lastRenderedPageBreak/>
-        <w:t>En este caso</w:t>
-      </w:r>
-      <w:r>
-        <w:rPr>
-          <w:lang w:val="es-419" w:eastAsia="es-CO"/>
-        </w:rPr>
-        <w:t>,</w:t>
-      </w:r>
-      <w:r>
-        <w:rPr>
-          <w:lang w:val="es-419" w:eastAsia="es-CO"/>
-        </w:rPr>
-        <w:t xml:space="preserve"> el punto de origen está en un p</w:t>
-      </w:r>
-      <w:r>
-        <w:rPr>
-          <w:lang w:val="es-419" w:eastAsia="es-CO"/>
-        </w:rPr>
-        <w:t>unto que divide el largo total.</w:t>
-      </w:r>
-    </w:p>
-    <w:p>
-      <w:pPr>
-        <w:rPr>
-          <w:lang w:val="es-419" w:eastAsia="es-CO"/>
-        </w:rPr>
-      </w:pPr>
-      <w:r>
-        <w:rPr>
-          <w:lang w:val="es-419" w:eastAsia="es-CO"/>
-        </w:rPr>
-        <w:t>Se debe tomar la proporción y aplicar mitad hacia arriba y mitad hacia abajo para el largo total, con el fin de no perder la proporción de la figura.</w:t>
-      </w:r>
-      <w:r>
-        <w:rPr>
-          <w:lang w:val="es-419" w:eastAsia="es-CO"/>
-        </w:rPr>
-        <w:tab/>
-      </w:r>
-      <w:r>
-        <w:rPr>
-          <w:lang w:val="es-419" w:eastAsia="es-CO"/>
-        </w:rPr>
-        <w:tab/>
-      </w:r>
-      <w:r>
-        <w:rPr>
-          <w:lang w:val="es-419" w:eastAsia="es-CO"/>
-        </w:rPr>
-        <w:tab/>
-      </w:r>
-      <w:r>
-        <w:rPr>
-          <w:lang w:val="es-419" w:eastAsia="es-CO"/>
-        </w:rPr>
-        <w:tab/>
-      </w:r>
-    </w:p>
-    <w:p>
-      <w:pPr>
-        <w:pStyle w:val="Figura"/>
-      </w:pPr>
-      <w:r>
-        <w:rPr>
-          <w:b/>
-        </w:rPr>
         <w:t xml:space="preserve">Figura </w:t>
       </w:r>
       <w:r>
@@ -6776,38 +7691,38 @@
         <w:rPr>
           <w:lang w:val="es-419" w:eastAsia="es-CO"/>
         </w:rPr>
+        <w:t>En este caso</w:t>
+      </w:r>
+      <w:r>
+        <w:rPr>
+          <w:lang w:val="es-419" w:eastAsia="es-CO"/>
+        </w:rPr>
+        <w:t>,</w:t>
+      </w:r>
+      <w:r>
+        <w:rPr>
+          <w:lang w:val="es-419" w:eastAsia="es-CO"/>
+        </w:rPr>
+        <w:t xml:space="preserve"> los incrementos entre tallas se mantien</w:t>
+      </w:r>
+      <w:r>
+        <w:rPr>
+          <w:lang w:val="es-419" w:eastAsia="es-CO"/>
+        </w:rPr>
+        <w:t>en constantes en toda la serie.</w:t>
+      </w:r>
+    </w:p>
+    <w:p>
+      <w:pPr>
+        <w:rPr>
+          <w:lang w:val="es-419" w:eastAsia="es-CO"/>
+        </w:rPr>
+      </w:pPr>
+      <w:r>
+        <w:rPr>
+          <w:lang w:val="es-419" w:eastAsia="es-CO"/>
+        </w:rPr>
         <w:lastRenderedPageBreak/>
-        <w:t>En este caso</w:t>
-      </w:r>
-      <w:r>
-        <w:rPr>
-          <w:lang w:val="es-419" w:eastAsia="es-CO"/>
-        </w:rPr>
-        <w:t>,</w:t>
-      </w:r>
-      <w:r>
-        <w:rPr>
-          <w:lang w:val="es-419" w:eastAsia="es-CO"/>
-        </w:rPr>
-        <w:t xml:space="preserve"> los incrementos entre tallas se mantien</w:t>
-      </w:r>
-      <w:r>
-        <w:rPr>
-          <w:lang w:val="es-419" w:eastAsia="es-CO"/>
-        </w:rPr>
-        <w:t>en constantes en toda la serie.</w:t>
-      </w:r>
-    </w:p>
-    <w:p>
-      <w:pPr>
-        <w:rPr>
-          <w:lang w:val="es-419" w:eastAsia="es-CO"/>
-        </w:rPr>
-      </w:pPr>
-      <w:r>
-        <w:rPr>
-          <w:lang w:val="es-419" w:eastAsia="es-CO"/>
-        </w:rPr>
         <w:t>Crecimiento de estatura</w:t>
       </w:r>
       <w:r>
@@ -7075,7 +7990,6 @@
         <w:rPr>
           <w:lang w:val="es-419" w:eastAsia="es-CO"/>
         </w:rPr>
-        <w:lastRenderedPageBreak/>
         <w:t xml:space="preserve">Para el análisis de </w:t>
       </w:r>
       <w:r>
@@ -7133,6 +8047,7 @@
           <w:b/>
           <w:lang w:val="es-419" w:eastAsia="es-CO"/>
         </w:rPr>
+        <w:lastRenderedPageBreak/>
         <w:t xml:space="preserve">Frecuencia: </w:t>
       </w:r>
       <w:r>
@@ -7428,48 +8343,54 @@
           <w:numId w:val="32"/>
         </w:numPr>
       </w:pPr>
-      <w:bookmarkStart w:id="2" w:name="_Toc234267224"/>
-      <w:r>
+      <w:bookmarkStart w:id="2" w:name="_Toc234417228"/>
+      <w:r>
+        <w:t>Escalado de falda</w:t>
+      </w:r>
+      <w:bookmarkEnd w:id="2"/>
+    </w:p>
+    <w:p>
+      <w:pPr>
+        <w:rPr>
+          <w:lang w:val="es-419" w:eastAsia="es-CO"/>
+        </w:rPr>
+      </w:pPr>
+      <w:r>
+        <w:rPr>
+          <w:lang w:val="es-419" w:eastAsia="es-CO"/>
+        </w:rPr>
+        <w:t>Para iniciar el proceso de escalado</w:t>
+      </w:r>
+      <w:r>
+        <w:rPr>
+          <w:lang w:val="es-419" w:eastAsia="es-CO"/>
+        </w:rPr>
+        <w:t>,</w:t>
+      </w:r>
+      <w:r>
+        <w:rPr>
+          <w:lang w:val="es-419" w:eastAsia="es-CO"/>
+        </w:rPr>
+        <w:t xml:space="preserve"> se debe tener en cuenta el procedimiento anteriormente mencionado y las especificaciones para trabajar en esta prenda, haciendo claridad </w:t>
+      </w:r>
+      <w:r>
+        <w:rPr>
+          <w:lang w:val="es-419" w:eastAsia="es-CO"/>
+        </w:rPr>
+        <w:t xml:space="preserve">de </w:t>
+      </w:r>
+      <w:r>
+        <w:rPr>
+          <w:lang w:val="es-419" w:eastAsia="es-CO"/>
+        </w:rPr>
+        <w:t xml:space="preserve">que es un molde que no tiene margen de costura y tampoco es </w:t>
+      </w:r>
+      <w:r>
+        <w:rPr>
+          <w:lang w:val="es-419" w:eastAsia="es-CO"/>
+        </w:rPr>
         <w:lastRenderedPageBreak/>
-        <w:t>Escalado de falda</w:t>
-      </w:r>
-      <w:bookmarkEnd w:id="2"/>
-    </w:p>
-    <w:p>
-      <w:pPr>
-        <w:rPr>
-          <w:lang w:val="es-419" w:eastAsia="es-CO"/>
-        </w:rPr>
-      </w:pPr>
-      <w:r>
-        <w:rPr>
-          <w:lang w:val="es-419" w:eastAsia="es-CO"/>
-        </w:rPr>
-        <w:t>Para iniciar el proceso de escalado</w:t>
-      </w:r>
-      <w:r>
-        <w:rPr>
-          <w:lang w:val="es-419" w:eastAsia="es-CO"/>
-        </w:rPr>
-        <w:t>,</w:t>
-      </w:r>
-      <w:r>
-        <w:rPr>
-          <w:lang w:val="es-419" w:eastAsia="es-CO"/>
-        </w:rPr>
-        <w:t xml:space="preserve"> se debe tener en cuenta el procedimiento anteriormente mencionado y las especificaciones para trabajar en esta prenda, haciendo claridad </w:t>
-      </w:r>
-      <w:r>
-        <w:rPr>
-          <w:lang w:val="es-419" w:eastAsia="es-CO"/>
-        </w:rPr>
-        <w:t xml:space="preserve">de </w:t>
-      </w:r>
-      <w:r>
-        <w:rPr>
-          <w:lang w:val="es-419" w:eastAsia="es-CO"/>
-        </w:rPr>
-        <w:t>que es un molde que no tiene margen de costura y tampoco es una prenda. Importante verificar</w:t>
+        <w:t>una prenda. Importante verificar</w:t>
       </w:r>
       <w:r>
         <w:rPr>
@@ -7584,7 +8505,7 @@
           <w:noProof/>
         </w:rPr>
         <w:drawing>
-          <wp:inline distT="0" distB="0" distL="0" distR="0" wp14:anchorId="5DC41611" wp14:editId="21E0C36C">
+          <wp:inline distT="0" distB="0" distL="0" distR="0" wp14:anchorId="5DC41611" wp14:editId="6B2930FC">
             <wp:extent cx="4680000" cy="2634515"/>
             <wp:effectExtent l="0" t="0" r="6350" b="0"/>
             <wp:docPr id="853234341" name="Imagen 853234341">
@@ -7741,16 +8662,16 @@
           </w:tcPr>
           <w:p>
             <w:r>
-              <w:t xml:space="preserve">El escalado de patrones consiste en aumentar o reducir un molde base para obtener diferentes tallas, manteniendo las proporciones, formas y características de ajuste del diseño original. En una falda básica femenina de una pinza, el proceso inicia con el análisis detallado del cuadro de tallas, identificando las medidas que </w:t>
+              <w:t>El escalado de patrones consiste en aumentar o reducir un molde base para obtener diferentes tallas, manteniendo las proporciones, formas y características de ajuste del diseño original. En una falda básica femenina de una pinza, el proceso inicia con el análisis detallado del cuadro de tallas, identificando las medidas que intervienen directamente en la prenda: contorno de cintura, contorno de cadera, altura de cadera, largo de falda y separación de pinza.</w:t>
+            </w:r>
+          </w:p>
+          <w:p>
+            <w:r>
+              <w:t xml:space="preserve">La talla base seleccionada corresponde a la talla 10, debido a que representa el punto intermedio dentro del rango de tallas analizado. Esta elección facilita la </w:t>
             </w:r>
             <w:r>
               <w:lastRenderedPageBreak/>
-              <w:t>intervienen directamente en la prenda: contorno de cintura, contorno de cadera, altura de cadera, largo de falda y separación de pinza.</w:t>
-            </w:r>
-          </w:p>
-          <w:p>
-            <w:r>
-              <w:t>La talla base seleccionada corresponde a la talla 10, debido a que representa el punto intermedio dentro del rango de tallas analizado. Esta elección facilita la distribución equilibrada de los incrementos hacia las tallas superiores y las reducciones hacia las inferiores. Antes de iniciar cualquier escalado, es indispensable verificar si las medidas del cuadro de tallas se encuentran expresadas en contorno completo, medio contorno o cuarta parte, ya que esto determina la forma en que se aplicarán los incrementos sobre el patrón.</w:t>
+              <w:t>distribución equilibrada de los incrementos hacia las tallas superiores y las reducciones hacia las inferiores. Antes de iniciar cualquier escalado, es indispensable verificar si las medidas del cuadro de tallas se encuentran expresadas en contorno completo, medio contorno o cuarta parte, ya que esto determina la forma en que se aplicarán los incrementos sobre el patrón.</w:t>
             </w:r>
           </w:p>
           <w:p>
@@ -7765,8 +8686,11 @@
           </w:p>
           <w:p>
             <w:r>
+              <w:t xml:space="preserve">Durante el aumento de talla, cada punto del patrón se desplaza según los valores determinados por el análisis del cuadro de tallas. Los contornos se amplían horizontalmente y los largos se incrementan verticalmente, manteniendo siempre la forma original de las líneas rectas y curvas. De igual manera, en los procesos de </w:t>
+            </w:r>
+            <w:r>
               <w:lastRenderedPageBreak/>
-              <w:t>Durante el aumento de talla, cada punto del patrón se desplaza según los valores determinados por el análisis del cuadro de tallas. Los contornos se amplían horizontalmente y los largos se incrementan verticalmente, manteniendo siempre la forma original de las líneas rectas y curvas. De igual manera, en los procesos de reducción, los desplazamientos se realizan hacia el interior del patrón, conservando la proporcionalidad del diseño.</w:t>
+              <w:t>reducción, los desplazamientos se realizan hacia el interior del patrón, conservando la proporcionalidad del diseño.</w:t>
             </w:r>
           </w:p>
           <w:p>
@@ -7781,11 +8705,7 @@
           </w:p>
           <w:p>
             <w:r>
-              <w:t xml:space="preserve">En términos técnicos, un escalado exitoso depende de tres factores fundamentales: el correcto análisis del cuadro de tallas, la adecuada distribución de los incrementos sobre el patrón y el mantenimiento de las proporciones originales del </w:t>
-            </w:r>
-            <w:r>
-              <w:lastRenderedPageBreak/>
-              <w:t>diseño. Estos principios garantizan que la falda conserve su silueta, ajuste y funcionalidad en todas las tallas de la serie.</w:t>
+              <w:t>En términos técnicos, un escalado exitoso depende de tres factores fundamentales: el correcto análisis del cuadro de tallas, la adecuada distribución de los incrementos sobre el patrón y el mantenimiento de las proporciones originales del diseño. Estos principios garantizan que la falda conserve su silueta, ajuste y funcionalidad en todas las tallas de la serie.</w:t>
             </w:r>
           </w:p>
         </w:tc>
@@ -7809,8 +8729,9 @@
       <w:pPr>
         <w:pStyle w:val="Ttulo2"/>
       </w:pPr>
-      <w:bookmarkStart w:id="3" w:name="_Toc234267225"/>
-      <w:r>
+      <w:bookmarkStart w:id="3" w:name="_Toc234417229"/>
+      <w:r>
+        <w:lastRenderedPageBreak/>
         <w:t>Escalado de base con pinzas superior</w:t>
       </w:r>
       <w:bookmarkEnd w:id="3"/>
@@ -7924,7 +8845,7 @@
           <w:noProof/>
         </w:rPr>
         <w:drawing>
-          <wp:inline distT="0" distB="0" distL="0" distR="0" wp14:anchorId="700B6464" wp14:editId="487A9631">
+          <wp:inline distT="0" distB="0" distL="0" distR="0" wp14:anchorId="700B6464" wp14:editId="780ECF07">
             <wp:extent cx="4680000" cy="2634515"/>
             <wp:effectExtent l="0" t="0" r="6350" b="0"/>
             <wp:docPr id="158515727" name="Imagen 1">
@@ -8027,7 +8948,6 @@
               <w:rPr>
                 <w:b/>
               </w:rPr>
-              <w:lastRenderedPageBreak/>
               <w:t xml:space="preserve">Síntesis del video. </w:t>
             </w:r>
             <w:r>
@@ -8118,6 +9038,7 @@
               <w:rPr>
                 <w:rStyle w:val="Extranjerismo"/>
               </w:rPr>
+              <w:lastRenderedPageBreak/>
               <w:t>crop top</w:t>
             </w:r>
             <w:r>
@@ -8148,8 +9069,11 @@
           </w:p>
           <w:p>
             <w:r>
+              <w:t xml:space="preserve">La línea de profundidad de sisa se utiliza como punto muerto o referencia principal. Desde esta línea se distribuyen todos los incrementos verticales y horizontales. En el delantero, el centro frente se modifica únicamente en longitud, mientras que el punto cuello-hombro recibe simultáneamente incrementos de talle y </w:t>
+            </w:r>
+            <w:r>
               <w:lastRenderedPageBreak/>
-              <w:t>La línea de profundidad de sisa se utiliza como punto muerto o referencia principal. Desde esta línea se distribuyen todos los incrementos verticales y horizontales. En el delantero, el centro frente se modifica únicamente en longitud, mientras que el punto cuello-hombro recibe simultáneamente incrementos de talle y de contorno de cuello. El hombro aumenta</w:t>
+              <w:t>de contorno de cuello. El hombro aumenta</w:t>
             </w:r>
             <w:r>
               <w:t>,</w:t>
@@ -8170,11 +9094,11 @@
           </w:p>
           <w:p>
             <w:r>
-              <w:t xml:space="preserve">La construcción gráfica del escalado se realiza mediante planos cartesianos ubicados en cada punto focal. Sobre el eje horizontal se aplican los aumentos de </w:t>
+              <w:t xml:space="preserve">La construcción gráfica del escalado se realiza mediante planos cartesianos ubicados en cada punto focal. Sobre el eje horizontal se aplican los aumentos de ancho y sobre el eje vertical los aumentos de largo. A partir de la talla base se generan las tallas superiores e inferiores ubicando cuidadosamente cada punto de escalado. Cuando el análisis es correcto, los puntos equivalentes de cada talla forman </w:t>
             </w:r>
             <w:r>
               <w:lastRenderedPageBreak/>
-              <w:t>ancho y sobre el eje vertical los aumentos de largo. A partir de la talla base se generan las tallas superiores e inferiores ubicando cuidadosamente cada punto de escalado. Cuando el análisis es correcto, los puntos equivalentes de cada talla forman trayectorias diagonales continuas, lo que confirma que el crecimiento es proporcional y mantiene la armonía de la prenda.</w:t>
+              <w:t>trayectorias diagonales continuas, lo que confirma que el crecimiento es proporcional y mantiene la armonía de la prenda.</w:t>
             </w:r>
           </w:p>
           <w:p>
@@ -8203,7 +9127,7 @@
       <w:pPr>
         <w:pStyle w:val="Ttulo2"/>
       </w:pPr>
-      <w:bookmarkStart w:id="4" w:name="_Toc234267226"/>
+      <w:bookmarkStart w:id="4" w:name="_Toc234417230"/>
       <w:r>
         <w:t>Escalado básico de pantalón</w:t>
       </w:r>
@@ -8280,6 +9204,270 @@
           <w:lang w:val="es-419" w:eastAsia="es-CO"/>
         </w:rPr>
         <w:t>tro lado de especial atención es el tiro, para que no afecte la horma de la prenda.</w:t>
+      </w:r>
+      <w:r>
+        <w:rPr>
+          <w:lang w:val="es-419" w:eastAsia="es-CO"/>
+        </w:rPr>
+        <w:tab/>
+      </w:r>
+      <w:r>
+        <w:rPr>
+          <w:lang w:val="es-419" w:eastAsia="es-CO"/>
+        </w:rPr>
+        <w:tab/>
+      </w:r>
+      <w:r>
+        <w:rPr>
+          <w:lang w:val="es-419" w:eastAsia="es-CO"/>
+        </w:rPr>
+        <w:tab/>
+      </w:r>
+      <w:r>
+        <w:rPr>
+          <w:lang w:val="es-419" w:eastAsia="es-CO"/>
+        </w:rPr>
+        <w:tab/>
+      </w:r>
+      <w:r>
+        <w:rPr>
+          <w:lang w:val="es-419" w:eastAsia="es-CO"/>
+        </w:rPr>
+        <w:tab/>
+      </w:r>
+      <w:r>
+        <w:rPr>
+          <w:lang w:val="es-419" w:eastAsia="es-CO"/>
+        </w:rPr>
+        <w:tab/>
+      </w:r>
+      <w:r>
+        <w:rPr>
+          <w:lang w:val="es-419" w:eastAsia="es-CO"/>
+        </w:rPr>
+        <w:tab/>
+      </w:r>
+      <w:r>
+        <w:rPr>
+          <w:lang w:val="es-419" w:eastAsia="es-CO"/>
+        </w:rPr>
+        <w:tab/>
+      </w:r>
+      <w:r>
+        <w:rPr>
+          <w:lang w:val="es-419" w:eastAsia="es-CO"/>
+        </w:rPr>
+        <w:tab/>
+      </w:r>
+      <w:r>
+        <w:rPr>
+          <w:lang w:val="es-419" w:eastAsia="es-CO"/>
+        </w:rPr>
+        <w:tab/>
+      </w:r>
+      <w:r>
+        <w:rPr>
+          <w:lang w:val="es-419" w:eastAsia="es-CO"/>
+        </w:rPr>
+        <w:tab/>
+      </w:r>
+      <w:r>
+        <w:rPr>
+          <w:lang w:val="es-419" w:eastAsia="es-CO"/>
+        </w:rPr>
+        <w:tab/>
+      </w:r>
+      <w:r>
+        <w:rPr>
+          <w:lang w:val="es-419" w:eastAsia="es-CO"/>
+        </w:rPr>
+        <w:tab/>
+      </w:r>
+      <w:r>
+        <w:rPr>
+          <w:lang w:val="es-419" w:eastAsia="es-CO"/>
+        </w:rPr>
+        <w:tab/>
+      </w:r>
+      <w:r>
+        <w:rPr>
+          <w:lang w:val="es-419" w:eastAsia="es-CO"/>
+        </w:rPr>
+        <w:tab/>
+      </w:r>
+      <w:r>
+        <w:rPr>
+          <w:lang w:val="es-419" w:eastAsia="es-CO"/>
+        </w:rPr>
+        <w:tab/>
+      </w:r>
+      <w:r>
+        <w:rPr>
+          <w:lang w:val="es-419" w:eastAsia="es-CO"/>
+        </w:rPr>
+        <w:tab/>
+      </w:r>
+      <w:r>
+        <w:rPr>
+          <w:lang w:val="es-419" w:eastAsia="es-CO"/>
+        </w:rPr>
+        <w:tab/>
+      </w:r>
+      <w:r>
+        <w:rPr>
+          <w:lang w:val="es-419" w:eastAsia="es-CO"/>
+        </w:rPr>
+        <w:tab/>
+      </w:r>
+      <w:r>
+        <w:rPr>
+          <w:lang w:val="es-419" w:eastAsia="es-CO"/>
+        </w:rPr>
+        <w:tab/>
+      </w:r>
+      <w:r>
+        <w:rPr>
+          <w:lang w:val="es-419" w:eastAsia="es-CO"/>
+        </w:rPr>
+        <w:tab/>
+      </w:r>
+      <w:r>
+        <w:rPr>
+          <w:lang w:val="es-419" w:eastAsia="es-CO"/>
+        </w:rPr>
+        <w:tab/>
+      </w:r>
+      <w:r>
+        <w:rPr>
+          <w:lang w:val="es-419" w:eastAsia="es-CO"/>
+        </w:rPr>
+        <w:tab/>
+      </w:r>
+      <w:r>
+        <w:rPr>
+          <w:lang w:val="es-419" w:eastAsia="es-CO"/>
+        </w:rPr>
+        <w:tab/>
+      </w:r>
+      <w:r>
+        <w:rPr>
+          <w:lang w:val="es-419" w:eastAsia="es-CO"/>
+        </w:rPr>
+        <w:tab/>
+      </w:r>
+      <w:r>
+        <w:rPr>
+          <w:lang w:val="es-419" w:eastAsia="es-CO"/>
+        </w:rPr>
+        <w:tab/>
+      </w:r>
+      <w:r>
+        <w:rPr>
+          <w:lang w:val="es-419" w:eastAsia="es-CO"/>
+        </w:rPr>
+        <w:tab/>
+      </w:r>
+      <w:r>
+        <w:rPr>
+          <w:lang w:val="es-419" w:eastAsia="es-CO"/>
+        </w:rPr>
+        <w:tab/>
+      </w:r>
+      <w:r>
+        <w:rPr>
+          <w:lang w:val="es-419" w:eastAsia="es-CO"/>
+        </w:rPr>
+        <w:tab/>
+      </w:r>
+      <w:r>
+        <w:rPr>
+          <w:lang w:val="es-419" w:eastAsia="es-CO"/>
+        </w:rPr>
+        <w:tab/>
+      </w:r>
+      <w:r>
+        <w:rPr>
+          <w:lang w:val="es-419" w:eastAsia="es-CO"/>
+        </w:rPr>
+        <w:tab/>
+      </w:r>
+      <w:r>
+        <w:rPr>
+          <w:lang w:val="es-419" w:eastAsia="es-CO"/>
+        </w:rPr>
+        <w:tab/>
+      </w:r>
+      <w:r>
+        <w:rPr>
+          <w:lang w:val="es-419" w:eastAsia="es-CO"/>
+        </w:rPr>
+        <w:tab/>
+      </w:r>
+      <w:r>
+        <w:rPr>
+          <w:lang w:val="es-419" w:eastAsia="es-CO"/>
+        </w:rPr>
+        <w:tab/>
+      </w:r>
+      <w:r>
+        <w:rPr>
+          <w:lang w:val="es-419" w:eastAsia="es-CO"/>
+        </w:rPr>
+        <w:tab/>
+      </w:r>
+      <w:r>
+        <w:rPr>
+          <w:lang w:val="es-419" w:eastAsia="es-CO"/>
+        </w:rPr>
+        <w:tab/>
+      </w:r>
+      <w:r>
+        <w:rPr>
+          <w:lang w:val="es-419" w:eastAsia="es-CO"/>
+        </w:rPr>
+        <w:tab/>
+      </w:r>
+      <w:r>
+        <w:rPr>
+          <w:lang w:val="es-419" w:eastAsia="es-CO"/>
+        </w:rPr>
+        <w:tab/>
+      </w:r>
+      <w:r>
+        <w:rPr>
+          <w:lang w:val="es-419" w:eastAsia="es-CO"/>
+        </w:rPr>
+        <w:tab/>
+      </w:r>
+      <w:r>
+        <w:rPr>
+          <w:lang w:val="es-419" w:eastAsia="es-CO"/>
+        </w:rPr>
+        <w:tab/>
+      </w:r>
+      <w:r>
+        <w:rPr>
+          <w:lang w:val="es-419" w:eastAsia="es-CO"/>
+        </w:rPr>
+        <w:tab/>
+      </w:r>
+      <w:r>
+        <w:rPr>
+          <w:lang w:val="es-419" w:eastAsia="es-CO"/>
+        </w:rPr>
+        <w:tab/>
+      </w:r>
+      <w:r>
+        <w:rPr>
+          <w:lang w:val="es-419" w:eastAsia="es-CO"/>
+        </w:rPr>
+        <w:tab/>
+      </w:r>
+      <w:r>
+        <w:rPr>
+          <w:lang w:val="es-419" w:eastAsia="es-CO"/>
+        </w:rPr>
+        <w:tab/>
       </w:r>
     </w:p>
     <w:p>
@@ -8320,7 +9508,7 @@
           <w:rFonts w:eastAsia="Calibri" w:cs="Times New Roman"/>
           <w:color w:val="000000"/>
         </w:rPr>
-        <w:t>scalado de básico de pantalón</w:t>
+        <w:t>scalado básico de pantalón</w:t>
       </w:r>
     </w:p>
     <w:p>
@@ -8437,7 +9625,7 @@
               <w:rPr>
                 <w:b/>
               </w:rPr>
-              <w:t>scalado de básico de pantalón</w:t>
+              <w:t>scalado básico de pantalón</w:t>
             </w:r>
           </w:p>
         </w:tc>
@@ -8449,7 +9637,7 @@
           </w:tcPr>
           <w:p>
             <w:r>
-              <w:t>El escalado del básico de pantalón parte de un principio fundamental: antes de mover cualquier punto del molde</w:t>
+              <w:t>El escalado básico de pantalón parte de un principio fundamental: antes de mover cualquier punto del molde</w:t>
             </w:r>
             <w:r>
               <w:t>,</w:t>
@@ -8543,10 +9731,16 @@
       <w:pPr>
         <w:pStyle w:val="Ttulo2"/>
       </w:pPr>
-      <w:bookmarkStart w:id="5" w:name="_Toc234267227"/>
+      <w:bookmarkStart w:id="5" w:name="_Toc234417231"/>
       <w:r>
         <w:lastRenderedPageBreak/>
-        <w:t>Escalado aplicado a cortes y piezas complementarias (manga y cuello)</w:t>
+        <w:t>Escalado aplicado a cortes y piezas complementarias</w:t>
+      </w:r>
+      <w:r>
+        <w:t xml:space="preserve"> </w:t>
+      </w:r>
+      <w:r>
+        <w:t>(manga y cuello)</w:t>
       </w:r>
       <w:bookmarkEnd w:id="5"/>
     </w:p>
@@ -8633,37 +9827,22 @@
         <w:t xml:space="preserve">. </w:t>
       </w:r>
       <w:r>
-        <w:t xml:space="preserve">Cortes </w:t>
-      </w:r>
-      <w:r>
-        <w:t xml:space="preserve">de </w:t>
-      </w:r>
-      <w:r>
-        <w:t xml:space="preserve">manga </w:t>
-      </w:r>
-      <w:r>
-        <w:t xml:space="preserve">con </w:t>
-      </w:r>
-      <w:r>
-        <w:t>cuello escalado</w:t>
+        <w:t>Escalado aplicado a cortes y piezas complementarias (manga y cuello)</w:t>
       </w:r>
     </w:p>
     <w:p>
       <w:pPr>
         <w:jc w:val="center"/>
-        <w:rPr>
-          <w:lang w:val="es-419" w:eastAsia="es-CO"/>
-        </w:rPr>
       </w:pPr>
       <w:r>
         <w:rPr>
           <w:noProof/>
         </w:rPr>
         <w:drawing>
-          <wp:inline distT="0" distB="0" distL="0" distR="0" wp14:anchorId="52B3E9E4" wp14:editId="761616EE">
-            <wp:extent cx="4680000" cy="2634515"/>
+          <wp:inline distT="0" distB="0" distL="0" distR="0" wp14:anchorId="1C1CDF74" wp14:editId="003122C0">
+            <wp:extent cx="4680000" cy="2636670"/>
             <wp:effectExtent l="0" t="0" r="6350" b="0"/>
-            <wp:docPr id="3" name="Imagen 2">
+            <wp:docPr id="168655042" name="Imagen 168655042">
               <a:extLst xmlns:a="http://schemas.openxmlformats.org/drawingml/2006/main">
                 <a:ext uri="{C183D7F6-B498-43B3-948B-1728B52AA6E4}">
                   <adec:decorative xmlns:adec="http://schemas.microsoft.com/office/drawing/2017/decorative" val="1"/>
@@ -8677,7 +9856,7 @@
               <a:graphicData uri="http://schemas.openxmlformats.org/drawingml/2006/picture">
                 <pic:pic xmlns:pic="http://schemas.openxmlformats.org/drawingml/2006/picture">
                   <pic:nvPicPr>
-                    <pic:cNvPr id="3" name="Imagen 2">
+                    <pic:cNvPr id="168655042" name="Imagen 168655042">
                       <a:extLst>
                         <a:ext uri="{C183D7F6-B498-43B3-948B-1728B52AA6E4}">
                           <adec:decorative xmlns:adec="http://schemas.microsoft.com/office/drawing/2017/decorative" val="1"/>
@@ -8688,7 +9867,7 @@
                       <a:picLocks noChangeAspect="1" noChangeArrowheads="1"/>
                     </pic:cNvPicPr>
                   </pic:nvPicPr>
-                  <pic:blipFill>
+                  <pic:blipFill rotWithShape="1">
                     <a:blip r:embed="rId28" cstate="print">
                       <a:extLst>
                         <a:ext uri="{28A0092B-C50C-407E-A947-70E740481C1C}">
@@ -8696,7 +9875,7 @@
                         </a:ext>
                       </a:extLst>
                     </a:blip>
-                    <a:srcRect/>
+                    <a:srcRect l="1404" t="1248"/>
                     <a:stretch>
                       <a:fillRect/>
                     </a:stretch>
@@ -8704,7 +9883,7 @@
                   <pic:spPr bwMode="auto">
                     <a:xfrm>
                       <a:off x="0" y="0"/>
-                      <a:ext cx="4680000" cy="2634515"/>
+                      <a:ext cx="4680000" cy="2636670"/>
                     </a:xfrm>
                     <a:prstGeom prst="rect">
                       <a:avLst/>
@@ -8713,6 +9892,11 @@
                     <a:ln>
                       <a:noFill/>
                     </a:ln>
+                    <a:extLst>
+                      <a:ext uri="{53640926-AAD7-44D8-BBD7-CCE9431645EC}">
+                        <a14:shadowObscured xmlns:a14="http://schemas.microsoft.com/office/drawing/2010/main"/>
+                      </a:ext>
+                    </a:extLst>
                   </pic:spPr>
                 </pic:pic>
               </a:graphicData>
@@ -8769,31 +9953,7 @@
               <w:rPr>
                 <w:b/>
               </w:rPr>
-              <w:t>Cortes</w:t>
-            </w:r>
-            <w:r>
-              <w:rPr>
-                <w:b/>
-              </w:rPr>
-              <w:t xml:space="preserve"> de</w:t>
-            </w:r>
-            <w:r>
-              <w:rPr>
-                <w:b/>
-              </w:rPr>
-              <w:t xml:space="preserve"> manga</w:t>
-            </w:r>
-            <w:r>
-              <w:rPr>
-                <w:b/>
-              </w:rPr>
-              <w:t xml:space="preserve"> con</w:t>
-            </w:r>
-            <w:r>
-              <w:rPr>
-                <w:b/>
-              </w:rPr>
-              <w:t xml:space="preserve"> cuello escalado</w:t>
+              <w:t>Escalado aplicado a cortes y piezas complementarias (manga y cuello)</w:t>
             </w:r>
           </w:p>
         </w:tc>
@@ -8805,11 +9965,11 @@
           </w:tcPr>
           <w:p>
             <w:r>
-              <w:t xml:space="preserve">El escalado de patrones interpretados requiere trasladar los incrementos de talla desde el patrón base hacia modelos con cortes, pinzas, despieces, mangas y cuellos, manteniendo la proporción, el ajuste y la coherencia dimensional de cada </w:t>
+              <w:t xml:space="preserve">El escalado de patrones interpretados requiere trasladar los incrementos de talla desde el patrón base hacia modelos con cortes, pinzas, despieces, mangas y </w:t>
             </w:r>
             <w:r>
               <w:lastRenderedPageBreak/>
-              <w:t>pieza. Para ello, es indispensable partir de un patrón previamente validado y de un cuadro de tallas que defina con precisión los incrementos correspondientes a cada medida.</w:t>
+              <w:t>cuellos, manteniendo la proporción, el ajuste y la coherencia dimensional de cada pieza. Para ello, es indispensable partir de un patrón previamente validado y de un cuadro de tallas que defina con precisión los incrementos correspondientes a cada medida.</w:t>
             </w:r>
           </w:p>
           <w:p>
@@ -8824,11 +9984,8 @@
           </w:p>
           <w:p>
             <w:r>
-              <w:t xml:space="preserve">Para el cuello, normalmente se conserva el ancho definido por el diseño y únicamente se modifica el recorrido del escote, de acuerdo con los incrementos </w:t>
-            </w:r>
-            <w:r>
               <w:lastRenderedPageBreak/>
-              <w:t>aplicados en el delantero y el posterior. Esto asegura que el cuello continúe ajustando correctamente después del escalado.</w:t>
+              <w:t>Para el cuello, normalmente se conserva el ancho definido por el diseño y únicamente se modifica el recorrido del escote, de acuerdo con los incrementos aplicados en el delantero y el posterior. Esto asegura que el cuello continúe ajustando correctamente después del escalado.</w:t>
             </w:r>
           </w:p>
           <w:p>
@@ -8854,8 +10011,9 @@
       <w:pPr>
         <w:pStyle w:val="Ttulo2"/>
       </w:pPr>
-      <w:bookmarkStart w:id="6" w:name="_Toc234267228"/>
-      <w:r>
+      <w:bookmarkStart w:id="6" w:name="_Toc234417232"/>
+      <w:r>
+        <w:lastRenderedPageBreak/>
         <w:t>Análisis de escalado bibásico en la base superior masculina</w:t>
       </w:r>
       <w:bookmarkEnd w:id="6"/>
@@ -8930,14 +10088,7 @@
         <w:rPr>
           <w:lang w:val="es-419" w:eastAsia="es-CO"/>
         </w:rPr>
-        <w:t xml:space="preserve">medidas </w:t>
-      </w:r>
-      <w:r>
-        <w:rPr>
-          <w:lang w:val="es-419" w:eastAsia="es-CO"/>
-        </w:rPr>
-        <w:lastRenderedPageBreak/>
-        <w:t>deducidas, partiendo en la mayoría de las ocasiones con solo dos medidas del cuerpo y dejando de lado el cuadro de tallas.</w:t>
+        <w:t>medidas deducidas, partiendo en la mayoría de las ocasiones con solo dos medidas del cuerpo y dejando de lado el cuadro de tallas.</w:t>
       </w:r>
     </w:p>
     <w:p>
@@ -9098,7 +10249,7 @@
           <w:noProof/>
         </w:rPr>
         <w:drawing>
-          <wp:inline distT="0" distB="0" distL="0" distR="0" wp14:anchorId="313F8FA4" wp14:editId="1B005052">
+          <wp:inline distT="0" distB="0" distL="0" distR="0" wp14:anchorId="313F8FA4" wp14:editId="6BED0DA3">
             <wp:extent cx="4680000" cy="2634515"/>
             <wp:effectExtent l="0" t="0" r="6350" b="0"/>
             <wp:docPr id="523292023" name="Imagen 3">
@@ -9201,7 +10352,6 @@
               <w:rPr>
                 <w:b/>
               </w:rPr>
-              <w:lastRenderedPageBreak/>
               <w:t xml:space="preserve">Síntesis del video. </w:t>
             </w:r>
             <w:r>
@@ -9331,11 +10481,11 @@
               <w:t>ejemplo,</w:t>
             </w:r>
             <w:r>
-              <w:t xml:space="preserve"> la talla 34 y la talla 38, con el fin de identificar las variaciones existentes entre ambas. Una vez determinadas estas </w:t>
+              <w:t xml:space="preserve"> la talla 34 y la talla 38, con el fin de </w:t>
             </w:r>
             <w:r>
               <w:lastRenderedPageBreak/>
-              <w:t>diferencias, es posible establecer la talla intermedia, correspondiente a la talla 36, ubicando los puntos medios entre los focos de escalado de cada patrón.</w:t>
+              <w:t>identificar las variaciones existentes entre ambas. Una vez determinadas estas diferencias, es posible establecer la talla intermedia, correspondiente a la talla 36, ubicando los puntos medios entre los focos de escalado de cada patrón.</w:t>
             </w:r>
           </w:p>
           <w:p>
@@ -9360,14 +10510,20 @@
       <w:pPr>
         <w:pStyle w:val="Ttulo2"/>
       </w:pPr>
-      <w:bookmarkStart w:id="7" w:name="_Toc234267229"/>
+      <w:bookmarkStart w:id="7" w:name="_Toc234417233"/>
       <w:r>
         <w:lastRenderedPageBreak/>
         <w:t xml:space="preserve">Estructura de tallaje masculino y matrices de escalado </w:t>
       </w:r>
       <w:proofErr w:type="spellStart"/>
       <w:r>
-        <w:t>DxT</w:t>
+        <w:t>d</w:t>
+      </w:r>
+      <w:r>
+        <w:t>x</w:t>
+      </w:r>
+      <w:r>
+        <w:t>t</w:t>
       </w:r>
       <w:bookmarkEnd w:id="7"/>
       <w:proofErr w:type="spellEnd"/>
@@ -9382,14 +10538,14 @@
         <w:rPr>
           <w:lang w:val="es-419" w:eastAsia="es-CO"/>
         </w:rPr>
-        <w:t xml:space="preserve">En la metodología del manual de patronaje SENA la línea de masculino e infantil se debe identificar bajo la fórmula o el tipo de construcción de los planos o moldes para poder tener las medidas e incrementos por talla que se van a trabajar en el escalado, si </w:t>
+        <w:t xml:space="preserve">En la metodología del manual de patronaje SENA la línea de masculino e infantil se debe identificar bajo la fórmula o el tipo de construcción de los planos o moldes para </w:t>
       </w:r>
       <w:r>
         <w:rPr>
           <w:lang w:val="es-419" w:eastAsia="es-CO"/>
         </w:rPr>
         <w:lastRenderedPageBreak/>
-        <w:t>bien se identifica en el manual un cuadro de tallas para cada una de estas líneas, se debe tener en cuenta que desde la construcción, por lo menos en las bases superiores, no se trabaja con el cuadro de tallas, es decir, que se debe hacer la construcción y el análisis del cuadro de tallas basándose en las fórmulas que indica cada una de las construcciones de las bases que se están trabajando, con el fin de poder identificar las diferencias por tallas que se van a aplicar en el escalado.</w:t>
+        <w:t>poder tener las medidas e incrementos por talla que se van a trabajar en el escalado, si bien se identifica en el manual un cuadro de tallas para cada una de estas líneas, se debe tener en cuenta que desde la construcción, por lo menos en las bases superiores, no se trabaja con el cuadro de tallas, es decir, que se debe hacer la construcción y el análisis del cuadro de tallas basándose en las fórmulas que indica cada una de las construcciones de las bases que se están trabajando, con el fin de poder identificar las diferencias por tallas que se van a aplicar en el escalado.</w:t>
       </w:r>
     </w:p>
     <w:p>
@@ -9512,7 +10668,7 @@
           <w:noProof/>
         </w:rPr>
         <w:drawing>
-          <wp:inline distT="0" distB="0" distL="0" distR="0" wp14:anchorId="5B0811B2" wp14:editId="017FB2F0">
+          <wp:inline distT="0" distB="0" distL="0" distR="0" wp14:anchorId="5B0811B2" wp14:editId="2F4B0434">
             <wp:extent cx="4679048" cy="2578321"/>
             <wp:effectExtent l="0" t="0" r="7620" b="0"/>
             <wp:docPr id="5" name="Imagen 4">
@@ -9670,15 +10826,7 @@
           </w:p>
           <w:p>
             <w:r>
-              <w:t xml:space="preserve">Una característica fundamental es que las tallas superiores e inferiores se interpretan de manera diferente. Las prendas superiores se clasifican </w:t>
-            </w:r>
-            <w:proofErr w:type="gramStart"/>
-            <w:r>
-              <w:t>a</w:t>
-            </w:r>
-            <w:proofErr w:type="gramEnd"/>
-            <w:r>
-              <w:t xml:space="preserve"> partir del contorno de cuello, mientras que las prendas inferiores se determinan por el contorno de cintura. Por esta razón, la numeración que aparece como encabezado en el cuadro de tallas no siempre coincide con la talla utilizada para cada tipo de prenda.</w:t>
+              <w:t>Una característica fundamental es que las tallas superiores e inferiores se interpretan de manera diferente. Las prendas superiores se clasifican a partir del contorno de cuello, mientras que las prendas inferiores se determinan por el contorno de cintura. Por esta razón, la numeración que aparece como encabezado en el cuadro de tallas no siempre coincide con la talla utilizada para cada tipo de prenda.</w:t>
             </w:r>
           </w:p>
           <w:p>
@@ -9875,7 +11023,7 @@
       <w:pPr>
         <w:pStyle w:val="Ttulo2"/>
       </w:pPr>
-      <w:bookmarkStart w:id="8" w:name="_Toc234267230"/>
+      <w:bookmarkStart w:id="8" w:name="_Toc234417234"/>
       <w:r>
         <w:t xml:space="preserve">Modificación de moldes </w:t>
       </w:r>
@@ -10535,7 +11683,7 @@
           <w:noProof/>
         </w:rPr>
         <w:drawing>
-          <wp:inline distT="0" distB="0" distL="0" distR="0" wp14:anchorId="3E2EC816" wp14:editId="48C67B94">
+          <wp:inline distT="0" distB="0" distL="0" distR="0" wp14:anchorId="3E2EC816" wp14:editId="116A1F9A">
             <wp:extent cx="4680000" cy="2634518"/>
             <wp:effectExtent l="0" t="0" r="6350" b="0"/>
             <wp:docPr id="464532797" name="Imagen 5">
@@ -10831,7 +11979,7 @@
       <w:pPr>
         <w:pStyle w:val="Ttulo1"/>
       </w:pPr>
-      <w:bookmarkStart w:id="9" w:name="_Toc234267231"/>
+      <w:bookmarkStart w:id="9" w:name="_Toc234417235"/>
       <w:r>
         <w:lastRenderedPageBreak/>
         <w:t xml:space="preserve">Escalado en </w:t>
@@ -10939,9 +12087,14 @@
       <w:r>
         <w:t xml:space="preserve">scalado en </w:t>
       </w:r>
-      <w:r>
-        <w:t>OPTITEX</w:t>
-      </w:r>
+      <w:proofErr w:type="spellStart"/>
+      <w:r>
+        <w:t>O</w:t>
+      </w:r>
+      <w:r>
+        <w:t>ptitex</w:t>
+      </w:r>
+      <w:proofErr w:type="spellEnd"/>
     </w:p>
     <w:p>
       <w:pPr>
@@ -10952,7 +12105,7 @@
           <w:noProof/>
         </w:rPr>
         <w:drawing>
-          <wp:inline distT="0" distB="0" distL="0" distR="0" wp14:anchorId="4898F6A9" wp14:editId="2F396AE4">
+          <wp:inline distT="0" distB="0" distL="0" distR="0" wp14:anchorId="4898F6A9" wp14:editId="1440B4F0">
             <wp:extent cx="4680000" cy="2671428"/>
             <wp:effectExtent l="0" t="0" r="6350" b="0"/>
             <wp:docPr id="2114244409" name="Imagen 7">
@@ -11066,8 +12219,22 @@
               <w:rPr>
                 <w:b/>
               </w:rPr>
-              <w:t>Escalado en OPTITEX</w:t>
-            </w:r>
+              <w:t xml:space="preserve">Escalado en </w:t>
+            </w:r>
+            <w:proofErr w:type="spellStart"/>
+            <w:r>
+              <w:rPr>
+                <w:b/>
+              </w:rPr>
+              <w:t>O</w:t>
+            </w:r>
+            <w:r>
+              <w:rPr>
+                <w:b/>
+              </w:rPr>
+              <w:t>ptitex</w:t>
+            </w:r>
+            <w:proofErr w:type="spellEnd"/>
           </w:p>
         </w:tc>
       </w:tr>
@@ -11226,7 +12393,7 @@
           <w:u w:val="single"/>
         </w:rPr>
       </w:pPr>
-      <w:bookmarkStart w:id="10" w:name="_Toc234267232"/>
+      <w:bookmarkStart w:id="10" w:name="_Toc234417236"/>
       <w:r>
         <w:lastRenderedPageBreak/>
         <w:t>Síntesis</w:t>
@@ -11367,7 +12534,7 @@
       <w:pPr>
         <w:pStyle w:val="Titulosgenerales"/>
       </w:pPr>
-      <w:bookmarkStart w:id="11" w:name="_Toc234267233"/>
+      <w:bookmarkStart w:id="11" w:name="_Toc234417237"/>
       <w:r>
         <w:lastRenderedPageBreak/>
         <w:t>Glosario</w:t>
@@ -11562,7 +12729,7 @@
       <w:pPr>
         <w:pStyle w:val="Titulosgenerales"/>
       </w:pPr>
-      <w:bookmarkStart w:id="12" w:name="_Toc234267234"/>
+      <w:bookmarkStart w:id="12" w:name="_Toc234417238"/>
       <w:r>
         <w:lastRenderedPageBreak/>
         <w:t>Referencias bibliográficas</w:t>
@@ -11574,53 +12741,61 @@
     </w:p>
     <w:p>
       <w:r>
-        <w:t>Gutiérrez, L., Moncayo, A., Tanaka, K., Kimura, F., Moreno, D. (2011). Manual de patronaje básico e interpretación de diseños. Servicio Nacional de Aprendizaje SENA.</w:t>
-      </w:r>
-    </w:p>
-    <w:p>
-      <w:r>
-        <w:t xml:space="preserve">Harpersbazaar. (2019). La ropa que eliges afecta a tu estado de ánimo y cerebro, según expertos. </w:t>
-      </w:r>
-    </w:p>
-    <w:p>
-      <w:r>
-        <w:t>Lafuente M., Navarro J., y Navarro J. (2005). Ilustración de moda: dibujo plano.</w:t>
-      </w:r>
-    </w:p>
-    <w:p>
-      <w:r>
-        <w:t>Laver, J., Albizua, H., y Fortea, B. (1990). Breve historia del traje y la moda. Sistema de Bibliotecas SENA.</w:t>
-      </w:r>
-    </w:p>
-    <w:p>
-      <w:r>
-        <w:t>Sociedad Americana de Ensayos y Materiales (ASTM). (2003). Textiles. Editorial Staff. [Book].</w:t>
+        <w:t>Ecosistema de Recursos Educativos Digitales SENA. (s. f.). Canal de YouTube.</w:t>
+      </w:r>
+    </w:p>
+    <w:p>
+      <w:r>
+        <w:t>Gutiérrez, L., Moncayo, A., Tanaka, K., Kimura, F., &amp; Moreno, D. (2011). Manual de patronaje básico e interpretación de diseños. Servicio Nacional de Aprendizaje (SENA).</w:t>
       </w:r>
     </w:p>
     <w:p>
       <w:proofErr w:type="spellStart"/>
       <w:r>
+        <w:t>Harper's</w:t>
+      </w:r>
+      <w:proofErr w:type="spellEnd"/>
+      <w:r>
+        <w:t xml:space="preserve"> </w:t>
+      </w:r>
+      <w:proofErr w:type="spellStart"/>
+      <w:r>
+        <w:t>Bazaar</w:t>
+      </w:r>
+      <w:proofErr w:type="spellEnd"/>
+      <w:r>
+        <w:t>. (2019). La ropa que eliges afecta a tu estado de ánimo y cerebro, según expertos.</w:t>
+      </w:r>
+    </w:p>
+    <w:p>
+      <w:r>
+        <w:t>Lafuente, M., Navarro, J., &amp; Navarro, J. (2005). Ilustración de moda: Dibujo plano.</w:t>
+      </w:r>
+    </w:p>
+    <w:p>
+      <w:r>
+        <w:t>Laver, J., Albizua, H., &amp; Fortea, B. (1990). Breve historia del traje y la moda. Sistema de Bibliotecas SENA.</w:t>
+      </w:r>
+    </w:p>
+    <w:p>
+      <w:r>
+        <w:t>Sociedad Americana de Ensayos y Materiales (ASTM). (2003). Textiles. Editorial Staff.</w:t>
+      </w:r>
+    </w:p>
+    <w:p>
+      <w:proofErr w:type="spellStart"/>
+      <w:r>
         <w:t>Szkutnicka</w:t>
       </w:r>
       <w:proofErr w:type="spellEnd"/>
       <w:r>
-        <w:t>, B., Cuenca, C., Koyama, A. (2010). El dibujo técnico de moda paso a paso.</w:t>
-      </w:r>
-    </w:p>
-    <w:p>
-      <w:r>
-        <w:t xml:space="preserve">Vélez, M., García M., Hincapié L. (1996). Patronaje y escalado línea interior y deportiva. Servicio Nacional de Aprendizaje SENA. </w:t>
-      </w:r>
-    </w:p>
-    <w:p>
-      <w:r>
-        <w:t>Ecosistema de Recursos Educativos Digitales SENA. (s. f.). Canal de YouTube.</w:t>
-      </w:r>
-    </w:p>
-    <w:p>
-      <w:pPr>
-        <w:ind w:firstLine="0"/>
-      </w:pPr>
+        <w:t>, B., Cuenca, C., &amp; Koyama, A. (2010). El dibujo técnico de moda paso a paso.</w:t>
+      </w:r>
+    </w:p>
+    <w:p>
+      <w:r>
+        <w:t>Vélez, M., García, M., &amp; Hincapié, L. (1996). Patronaje y escalado: Línea interior y deportiva. Servicio Nacional de Aprendizaje (SENA).</w:t>
+      </w:r>
       <w:r>
         <w:tab/>
       </w:r>
@@ -11629,7 +12804,7 @@
       <w:pPr>
         <w:pStyle w:val="Titulosgenerales"/>
       </w:pPr>
-      <w:bookmarkStart w:id="13" w:name="_Toc234267235"/>
+      <w:bookmarkStart w:id="13" w:name="_Toc234417239"/>
       <w:r>
         <w:lastRenderedPageBreak/>
         <w:t>Créditos</w:t>
@@ -12229,11 +13404,9 @@
             <w:r>
               <w:t xml:space="preserve">Yineth Ibette </w:t>
             </w:r>
-            <w:proofErr w:type="spellStart"/>
-            <w:r>
-              <w:t>Gonzalez</w:t>
-            </w:r>
-            <w:proofErr w:type="spellEnd"/>
+            <w:r>
+              <w:t>González</w:t>
+            </w:r>
             <w:r>
               <w:t xml:space="preserve"> Quintero</w:t>
             </w:r>
@@ -12480,7 +13653,7 @@
           <wp:extent cx="560705" cy="546100"/>
           <wp:effectExtent l="0" t="0" r="0" b="6350"/>
           <wp:wrapNone/>
-          <wp:docPr id="14" name="Gráfico 14">
+          <wp:docPr id="588674494" name="Gráfico 588674494">
             <a:extLst xmlns:a="http://schemas.openxmlformats.org/drawingml/2006/main">
               <a:ext uri="{C183D7F6-B498-43B3-948B-1728B52AA6E4}">
                 <adec:decorative xmlns:adec="http://schemas.microsoft.com/office/drawing/2017/decorative" val="1"/>
@@ -17667,14 +18840,7 @@
 </file>
 
 <file path=customXml/item2.xml><?xml version="1.0" encoding="utf-8"?>
-<p:properties xmlns:p="http://schemas.microsoft.com/office/2006/metadata/properties" xmlns:xsi="http://www.w3.org/2001/XMLSchema-instance" xmlns:pc="http://schemas.microsoft.com/office/infopath/2007/PartnerControls">
-  <documentManagement>
-    <TaxCatchAll xmlns="13c90a0b-73bc-4dc0-be5f-28d77b615beb" xsi:nil="true"/>
-    <lcf76f155ced4ddcb4097134ff3c332f xmlns="13c93bba-48ce-428c-bfe5-88b42c19b028">
-      <Terms xmlns="http://schemas.microsoft.com/office/infopath/2007/PartnerControls"/>
-    </lcf76f155ced4ddcb4097134ff3c332f>
-  </documentManagement>
-</p:properties>
+<b:Sources xmlns:b="http://schemas.openxmlformats.org/officeDocument/2006/bibliography" xmlns="http://schemas.openxmlformats.org/officeDocument/2006/bibliography" SelectedStyle="\APASixthEditionOfficeOnline.xsl" StyleName="APA" Version="6"/>
 </file>
 
 <file path=customXml/item3.xml><?xml version="1.0" encoding="utf-8"?>
@@ -17913,7 +19079,14 @@
 </file>
 
 <file path=customXml/item4.xml><?xml version="1.0" encoding="utf-8"?>
-<b:Sources xmlns:b="http://schemas.openxmlformats.org/officeDocument/2006/bibliography" xmlns="http://schemas.openxmlformats.org/officeDocument/2006/bibliography" SelectedStyle="\APASixthEditionOfficeOnline.xsl" StyleName="APA" Version="6"/>
+<p:properties xmlns:p="http://schemas.microsoft.com/office/2006/metadata/properties" xmlns:xsi="http://www.w3.org/2001/XMLSchema-instance" xmlns:pc="http://schemas.microsoft.com/office/infopath/2007/PartnerControls">
+  <documentManagement>
+    <TaxCatchAll xmlns="13c90a0b-73bc-4dc0-be5f-28d77b615beb" xsi:nil="true"/>
+    <lcf76f155ced4ddcb4097134ff3c332f xmlns="13c93bba-48ce-428c-bfe5-88b42c19b028">
+      <Terms xmlns="http://schemas.microsoft.com/office/infopath/2007/PartnerControls"/>
+    </lcf76f155ced4ddcb4097134ff3c332f>
+  </documentManagement>
+</p:properties>
 </file>
 
 <file path=customXml/itemProps1.xml><?xml version="1.0" encoding="utf-8"?>
@@ -17925,12 +19098,9 @@
 </file>
 
 <file path=customXml/itemProps2.xml><?xml version="1.0" encoding="utf-8"?>
-<ds:datastoreItem xmlns:ds="http://schemas.openxmlformats.org/officeDocument/2006/customXml" ds:itemID="{1279454D-02BE-4A9C-A117-DCD1573E2608}">
+<ds:datastoreItem xmlns:ds="http://schemas.openxmlformats.org/officeDocument/2006/customXml" ds:itemID="{7DE76CD2-20FC-4CD9-AC5C-99B7E19AF327}">
   <ds:schemaRefs>
-    <ds:schemaRef ds:uri="http://schemas.microsoft.com/office/2006/metadata/properties"/>
-    <ds:schemaRef ds:uri="http://schemas.microsoft.com/office/infopath/2007/PartnerControls"/>
-    <ds:schemaRef ds:uri="13c90a0b-73bc-4dc0-be5f-28d77b615beb"/>
-    <ds:schemaRef ds:uri="13c93bba-48ce-428c-bfe5-88b42c19b028"/>
+    <ds:schemaRef ds:uri="http://schemas.openxmlformats.org/officeDocument/2006/bibliography"/>
   </ds:schemaRefs>
 </ds:datastoreItem>
 </file>
@@ -17955,9 +19125,12 @@
 </file>
 
 <file path=customXml/itemProps4.xml><?xml version="1.0" encoding="utf-8"?>
-<ds:datastoreItem xmlns:ds="http://schemas.openxmlformats.org/officeDocument/2006/customXml" ds:itemID="{7DE76CD2-20FC-4CD9-AC5C-99B7E19AF327}">
+<ds:datastoreItem xmlns:ds="http://schemas.openxmlformats.org/officeDocument/2006/customXml" ds:itemID="{1279454D-02BE-4A9C-A117-DCD1573E2608}">
   <ds:schemaRefs>
-    <ds:schemaRef ds:uri="http://schemas.openxmlformats.org/officeDocument/2006/bibliography"/>
+    <ds:schemaRef ds:uri="http://schemas.microsoft.com/office/2006/metadata/properties"/>
+    <ds:schemaRef ds:uri="http://schemas.microsoft.com/office/infopath/2007/PartnerControls"/>
+    <ds:schemaRef ds:uri="13c90a0b-73bc-4dc0-be5f-28d77b615beb"/>
+    <ds:schemaRef ds:uri="13c93bba-48ce-428c-bfe5-88b42c19b028"/>
   </ds:schemaRefs>
 </ds:datastoreItem>
 </file>